--- a/docs/開發日誌_DevLog.docx
+++ b/docs/開發日誌_DevLog.docx
@@ -2,7 +2,7 @@
 <file path=word/document.xml><?xml version="1.0" encoding="utf-8"?>
 <w:document xmlns:w="http://schemas.openxmlformats.org/wordprocessingml/2006/main" xmlns:m="http://schemas.openxmlformats.org/officeDocument/2006/math" xmlns:r="http://schemas.openxmlformats.org/officeDocument/2006/relationships" xmlns:o="urn:schemas-microsoft-com:office:office" xmlns:v="urn:schemas-microsoft-com:vml" xmlns:w10="urn:schemas-microsoft-com:office:word" xmlns:a="http://schemas.openxmlformats.org/drawingml/2006/main" xmlns:pic="http://schemas.openxmlformats.org/drawingml/2006/picture" xmlns:wp="http://schemas.openxmlformats.org/drawingml/2006/wordprocessingDrawing">
   <w:body>
-    <w:bookmarkStart w:id="59" w:name="X8b4ddd03623843e3745ff62ee27f035c94830ac"/>
+    <w:bookmarkStart w:id="63" w:name="X8b4ddd03623843e3745ff62ee27f035c94830ac"/>
     <w:p>
       <w:pPr>
         <w:pStyle w:val="Heading1"/>
@@ -173,6 +173,74 @@
       </w:r>
       <w:r>
         <w:t xml:space="preserve">。</w:t>
+      </w:r>
+      <w:r>
+        <w:t xml:space="preserve"> </w:t>
+      </w:r>
+      <w:r>
+        <w:rPr>
+          <w:bCs/>
+          <w:b/>
+        </w:rPr>
+        <w:t xml:space="preserve">v4.1 新增</w:t>
+      </w:r>
+      <w:r>
+        <w:t xml:space="preserve">：</w:t>
+      </w:r>
+      <w:r>
+        <w:rPr>
+          <w:bCs/>
+          <w:b/>
+        </w:rPr>
+        <w:t xml:space="preserve">上手文件與使用說明大幅強化</w:t>
+      </w:r>
+      <w:r>
+        <w:t xml:space="preserve">（FinMind token 取得步驟、每檔 API 用量與建議搜尋檔數、</w:t>
+      </w:r>
+      <w:r>
+        <w:t xml:space="preserve"> </w:t>
+      </w:r>
+      <w:r>
+        <w:t xml:space="preserve">綜合分選股與自選名單</w:t>
+      </w:r>
+      <w:r>
+        <w:t xml:space="preserve"> </w:t>
+      </w:r>
+      <w:r>
+        <w:rPr>
+          <w:rStyle w:val="VerbatimChar"/>
+        </w:rPr>
+        <w:t xml:space="preserve">watchlist.txt</w:t>
+      </w:r>
+      <w:r>
+        <w:t xml:space="preserve"> </w:t>
+      </w:r>
+      <w:r>
+        <w:t xml:space="preserve">說明）、</w:t>
+      </w:r>
+      <w:r>
+        <w:rPr>
+          <w:rStyle w:val="VerbatimChar"/>
+        </w:rPr>
+        <w:t xml:space="preserve">push_app.bat</w:t>
+      </w:r>
+      <w:r>
+        <w:t xml:space="preserve"> </w:t>
+      </w:r>
+      <w:r>
+        <w:t xml:space="preserve">一鍵推程式碼、</w:t>
+      </w:r>
+      <w:r>
+        <w:rPr>
+          <w:rStyle w:val="VerbatimChar"/>
+        </w:rPr>
+        <w:t xml:space="preserve">USER_GUIDE</w:t>
+      </w:r>
+      <w:r>
+        <w:t xml:space="preserve"> </w:t>
+      </w:r>
+      <w:r>
+        <w:t xml:space="preserve">改版並輸出 Word 版。</w:t>
       </w:r>
     </w:p>
     <w:p>
@@ -352,7 +420,24 @@
         </w:numPr>
         <w:pStyle w:val="Compact"/>
       </w:pPr>
-      <w:hyperlink w:anchor="X17e2b4171b5480454f1859d86f9d48f9c3bbcd5">
+      <w:hyperlink w:anchor="Xbb6526aad10d5fac43a5fc70bededbf54070df6">
+        <w:r>
+          <w:rPr>
+            <w:rStyle w:val="Hyperlink"/>
+          </w:rPr>
+          <w:t xml:space="preserve">v4.1 — 上手文件與使用說明強化</w:t>
+        </w:r>
+      </w:hyperlink>
+    </w:p>
+    <w:p>
+      <w:pPr>
+        <w:numPr>
+          <w:ilvl w:val="0"/>
+          <w:numId w:val="1001"/>
+        </w:numPr>
+        <w:pStyle w:val="Compact"/>
+      </w:pPr>
+      <w:hyperlink w:anchor="X18d5a40128576ee9820ff8c3579b771c95d9c7b">
         <w:r>
           <w:rPr>
             <w:rStyle w:val="Hyperlink"/>
@@ -369,7 +454,7 @@
         </w:numPr>
         <w:pStyle w:val="Compact"/>
       </w:pPr>
-      <w:hyperlink w:anchor="Xd32ff49cbee2cf28b41dd7519abdc35e48b8c1a">
+      <w:hyperlink w:anchor="Xab4794422d134a2f38c85077f9534c871ee3377">
         <w:r>
           <w:rPr>
             <w:rStyle w:val="Hyperlink"/>
@@ -386,7 +471,7 @@
         </w:numPr>
         <w:pStyle w:val="Compact"/>
       </w:pPr>
-      <w:hyperlink w:anchor="X26866916ce29e77f52c19cbea02ecf7c8ee51fb">
+      <w:hyperlink w:anchor="X9785cd63c1be2ad500c0f8d5dc148f70f0dfead">
         <w:r>
           <w:rPr>
             <w:rStyle w:val="Hyperlink"/>
@@ -1675,6 +1760,82 @@
                 <w:b/>
               </w:rPr>
               <w:t xml:space="preserve">可跨股選股、且能公開部署的網站</w:t>
+            </w:r>
+          </w:p>
+        </w:tc>
+      </w:tr>
+      <w:tr>
+        <w:tc>
+          <w:tcPr/>
+          <w:p>
+            <w:pPr>
+              <w:pStyle w:val="Compact"/>
+              <w:jc w:val="left"/>
+            </w:pPr>
+            <w:r>
+              <w:rPr>
+                <w:bCs/>
+                <w:b/>
+              </w:rPr>
+              <w:t xml:space="preserve">v4.1</w:t>
+            </w:r>
+          </w:p>
+        </w:tc>
+        <w:tc>
+          <w:tcPr/>
+          <w:p>
+            <w:pPr>
+              <w:pStyle w:val="Compact"/>
+              <w:jc w:val="left"/>
+            </w:pPr>
+            <w:r>
+              <w:t xml:space="preserve">上手文件強化</w:t>
+            </w:r>
+          </w:p>
+        </w:tc>
+        <w:tc>
+          <w:tcPr/>
+          <w:p>
+            <w:pPr>
+              <w:pStyle w:val="Compact"/>
+              <w:jc w:val="left"/>
+            </w:pPr>
+            <w:r>
+              <w:t xml:space="preserve">使用說明補 FinMind token 取得、每檔 API 用量/建議檔數、綜合分選股與名單說明；</w:t>
+            </w:r>
+            <w:r>
+              <w:rPr>
+                <w:rStyle w:val="VerbatimChar"/>
+              </w:rPr>
+              <w:t xml:space="preserve">push_app.bat</w:t>
+            </w:r>
+            <w:r>
+              <w:t xml:space="preserve"> </w:t>
+            </w:r>
+            <w:r>
+              <w:t xml:space="preserve">一鍵推程式碼；USER_GUIDE 改版 + Word 版</w:t>
+            </w:r>
+          </w:p>
+        </w:tc>
+        <w:tc>
+          <w:tcPr/>
+          <w:p>
+            <w:pPr>
+              <w:pStyle w:val="Compact"/>
+              <w:jc w:val="left"/>
+            </w:pPr>
+            <w:r>
+              <w:t xml:space="preserve">由「能用的網站」→</w:t>
+            </w:r>
+            <w:r>
+              <w:t xml:space="preserve"> </w:t>
+            </w:r>
+            <w:r>
+              <w:rPr>
+                <w:bCs/>
+                <w:b/>
+              </w:rPr>
+              <w:t xml:space="preserve">新手看說明就能自行上手</w:t>
             </w:r>
           </w:p>
         </w:tc>
@@ -6892,13 +7053,501 @@
     </w:p>
     <w:bookmarkEnd w:id="50"/>
     <w:bookmarkEnd w:id="51"/>
-    <w:bookmarkStart w:id="52" w:name="X17e2b4171b5480454f1859d86f9d48f9c3bbcd5"/>
+    <w:bookmarkStart w:id="55" w:name="Xbb6526aad10d5fac43a5fc70bededbf54070df6"/>
     <w:p>
       <w:pPr>
         <w:pStyle w:val="Heading2"/>
       </w:pPr>
       <w:r>
-        <w:t xml:space="preserve">10. 📈 關鍵指標演進總表</w:t>
+        <w:t xml:space="preserve">10. 🧭 v4.1 — 上手文件與使用說明強化</w:t>
+      </w:r>
+    </w:p>
+    <w:p>
+      <w:pPr>
+        <w:pStyle w:val="FirstParagraph"/>
+      </w:pPr>
+      <w:r>
+        <w:t xml:space="preserve">v4.0 讓「別人打開瀏覽器就能用」；v4.1 補上最後一哩：</w:t>
+      </w:r>
+      <w:r>
+        <w:rPr>
+          <w:bCs/>
+          <w:b/>
+        </w:rPr>
+        <w:t xml:space="preserve">讓沒接觸過的人光看說明就能自己上手</w:t>
+      </w:r>
+      <w:r>
+        <w:t xml:space="preserve">，</w:t>
+      </w:r>
+      <w:r>
+        <w:t xml:space="preserve"> </w:t>
+      </w:r>
+      <w:r>
+        <w:t xml:space="preserve">不必問作者怎麼拿 token、一次能查幾檔、選股分頁到底在做什麼。此版</w:t>
+      </w:r>
+      <w:r>
+        <w:rPr>
+          <w:bCs/>
+          <w:b/>
+        </w:rPr>
+        <w:t xml:space="preserve">不動策略與引擎邏輯</w:t>
+      </w:r>
+      <w:r>
+        <w:t xml:space="preserve">，純粹強化「怎麼用」。</w:t>
+      </w:r>
+    </w:p>
+    <w:bookmarkStart w:id="52" w:name="a-網頁-使用說明分頁大幅擴充apppy"/>
+    <w:p>
+      <w:pPr>
+        <w:pStyle w:val="Heading3"/>
+      </w:pPr>
+      <w:r>
+        <w:t xml:space="preserve">A. 網頁「📖 使用說明」分頁大幅擴充（</w:t>
+      </w:r>
+      <w:r>
+        <w:rPr>
+          <w:rStyle w:val="VerbatimChar"/>
+        </w:rPr>
+        <w:t xml:space="preserve">app.py</w:t>
+      </w:r>
+      <w:r>
+        <w:t xml:space="preserve">）</w:t>
+      </w:r>
+    </w:p>
+    <w:p>
+      <w:pPr>
+        <w:numPr>
+          <w:ilvl w:val="0"/>
+          <w:numId w:val="1020"/>
+        </w:numPr>
+        <w:pStyle w:val="Compact"/>
+      </w:pPr>
+      <w:r>
+        <w:rPr>
+          <w:bCs/>
+          <w:b/>
+        </w:rPr>
+        <w:t xml:space="preserve">FinMind API token 取得教學</w:t>
+      </w:r>
+      <w:r>
+        <w:t xml:space="preserve">：官網網址、Email 註冊 → 收信驗證 → 會員中心複製</w:t>
+      </w:r>
+      <w:r>
+        <w:t xml:space="preserve"> </w:t>
+      </w:r>
+      <w:r>
+        <w:rPr>
+          <w:rStyle w:val="VerbatimChar"/>
+        </w:rPr>
+        <w:t xml:space="preserve">api_token</w:t>
+      </w:r>
+      <w:r>
+        <w:t xml:space="preserve"> </w:t>
+      </w:r>
+      <w:r>
+        <w:t xml:space="preserve">→ 貼到側欄的完整五步驟；</w:t>
+      </w:r>
+      <w:r>
+        <w:t xml:space="preserve"> </w:t>
+      </w:r>
+      <w:r>
+        <w:t xml:space="preserve">附額度說明（匿名極低 / 免費註冊會員每小時約 600 次 / 贊助方案更高）與常見問題（貼了抓不到、代號怎麼填、不想註冊改用選股分頁）。</w:t>
+      </w:r>
+    </w:p>
+    <w:p>
+      <w:pPr>
+        <w:numPr>
+          <w:ilvl w:val="0"/>
+          <w:numId w:val="1020"/>
+        </w:numPr>
+        <w:pStyle w:val="Compact"/>
+      </w:pPr>
+      <w:r>
+        <w:rPr>
+          <w:bCs/>
+          <w:b/>
+        </w:rPr>
+        <w:t xml:space="preserve">每檔 API 用量與建議搜尋檔數</w:t>
+      </w:r>
+      <w:r>
+        <w:t xml:space="preserve">：點明每分析一檔</w:t>
+      </w:r>
+      <w:r>
+        <w:rPr>
+          <w:bCs/>
+          <w:b/>
+        </w:rPr>
+        <w:t xml:space="preserve">全新股票</w:t>
+      </w:r>
+      <w:r>
+        <w:t xml:space="preserve">約打</w:t>
+      </w:r>
+      <w:r>
+        <w:t xml:space="preserve"> </w:t>
+      </w:r>
+      <w:r>
+        <w:rPr>
+          <w:bCs/>
+          <w:b/>
+        </w:rPr>
+        <w:t xml:space="preserve">9 支 FinMind 請求</w:t>
+      </w:r>
+      <w:r>
+        <w:t xml:space="preserve">（股價 / 法人買賣超 / 流通股 / 融資融券 /</w:t>
+      </w:r>
+      <w:r>
+        <w:t xml:space="preserve"> </w:t>
+      </w:r>
+      <w:r>
+        <w:t xml:space="preserve">月營收 / PER 河流圖 / 損益表 / 資產負債表 / 現金流量表），快取命中後幾乎 0；以每小時 600 次估算，建議</w:t>
+      </w:r>
+      <w:r>
+        <w:t xml:space="preserve"> </w:t>
+      </w:r>
+      <w:r>
+        <w:rPr>
+          <w:bCs/>
+          <w:b/>
+        </w:rPr>
+        <w:t xml:space="preserve">個股分析 1~5 檔、多檔排行 ≤ 20~30 檔、大量掃描改用綜合分選股（0 API）</w:t>
+      </w:r>
+      <w:r>
+        <w:t xml:space="preserve">。</w:t>
+      </w:r>
+    </w:p>
+    <w:p>
+      <w:pPr>
+        <w:numPr>
+          <w:ilvl w:val="0"/>
+          <w:numId w:val="1020"/>
+        </w:numPr>
+        <w:pStyle w:val="Compact"/>
+      </w:pPr>
+      <w:r>
+        <w:rPr>
+          <w:bCs/>
+          <w:b/>
+        </w:rPr>
+        <w:t xml:space="preserve">綜合分選股使用說明</w:t>
+      </w:r>
+      <w:r>
+        <w:t xml:space="preserve">：操作三步驟、綜合分 / 百分位等欄位意義、「</w:t>
+      </w:r>
+      <w:r>
+        <w:rPr>
+          <w:bCs/>
+          <w:b/>
+        </w:rPr>
+        <w:t xml:space="preserve">快照非即時</w:t>
+      </w:r>
+      <w:r>
+        <w:t xml:space="preserve">」提醒，</w:t>
+      </w:r>
+      <w:r>
+        <w:t xml:space="preserve"> </w:t>
+      </w:r>
+      <w:r>
+        <w:t xml:space="preserve">以及自選名單</w:t>
+      </w:r>
+      <w:r>
+        <w:t xml:space="preserve"> </w:t>
+      </w:r>
+      <w:r>
+        <w:rPr>
+          <w:rStyle w:val="VerbatimChar"/>
+        </w:rPr>
+        <w:t xml:space="preserve">watchlist.txt</w:t>
+      </w:r>
+      <w:r>
+        <w:t xml:space="preserve"> </w:t>
+      </w:r>
+      <w:r>
+        <w:t xml:space="preserve">由使用者控制、</w:t>
+      </w:r>
+      <w:r>
+        <w:rPr>
+          <w:bCs/>
+          <w:b/>
+        </w:rPr>
+        <w:t xml:space="preserve">線上版需「重算 + 上傳」才更新</w:t>
+      </w:r>
+      <w:r>
+        <w:t xml:space="preserve">的說明。</w:t>
+      </w:r>
+    </w:p>
+    <w:bookmarkEnd w:id="52"/>
+    <w:bookmarkStart w:id="53" w:name="b-一鍵推程式碼-push_appbat新增"/>
+    <w:p>
+      <w:pPr>
+        <w:pStyle w:val="Heading3"/>
+      </w:pPr>
+      <w:r>
+        <w:t xml:space="preserve">B. 一鍵推程式碼</w:t>
+      </w:r>
+      <w:r>
+        <w:t xml:space="preserve"> </w:t>
+      </w:r>
+      <w:r>
+        <w:rPr>
+          <w:rStyle w:val="VerbatimChar"/>
+        </w:rPr>
+        <w:t xml:space="preserve">push_app.bat</w:t>
+      </w:r>
+      <w:r>
+        <w:t xml:space="preserve">（新增）</w:t>
+      </w:r>
+    </w:p>
+    <w:p>
+      <w:pPr>
+        <w:numPr>
+          <w:ilvl w:val="0"/>
+          <w:numId w:val="1021"/>
+        </w:numPr>
+        <w:pStyle w:val="Compact"/>
+      </w:pPr>
+      <w:r>
+        <w:t xml:space="preserve">既有</w:t>
+      </w:r>
+      <w:r>
+        <w:t xml:space="preserve"> </w:t>
+      </w:r>
+      <w:r>
+        <w:rPr>
+          <w:rStyle w:val="VerbatimChar"/>
+        </w:rPr>
+        <w:t xml:space="preserve">update_and_push.bat</w:t>
+      </w:r>
+      <w:r>
+        <w:t xml:space="preserve">（→</w:t>
+      </w:r>
+      <w:r>
+        <w:t xml:space="preserve"> </w:t>
+      </w:r>
+      <w:r>
+        <w:rPr>
+          <w:rStyle w:val="VerbatimChar"/>
+        </w:rPr>
+        <w:t xml:space="preserve">deploy_scores.py</w:t>
+      </w:r>
+      <w:r>
+        <w:t xml:space="preserve">）只提交</w:t>
+      </w:r>
+      <w:r>
+        <w:t xml:space="preserve"> </w:t>
+      </w:r>
+      <w:r>
+        <w:rPr>
+          <w:rStyle w:val="VerbatimChar"/>
+        </w:rPr>
+        <w:t xml:space="preserve">cloud_cache/Scores</w:t>
+      </w:r>
+      <w:r>
+        <w:t xml:space="preserve"> </w:t>
+      </w:r>
+      <w:r>
+        <w:t xml:space="preserve">快照，</w:t>
+      </w:r>
+      <w:r>
+        <w:rPr>
+          <w:bCs/>
+          <w:b/>
+        </w:rPr>
+        <w:t xml:space="preserve">不含程式碼變更</w:t>
+      </w:r>
+      <w:r>
+        <w:t xml:space="preserve">（腳本自身亦有警告）。</w:t>
+      </w:r>
+    </w:p>
+    <w:p>
+      <w:pPr>
+        <w:numPr>
+          <w:ilvl w:val="0"/>
+          <w:numId w:val="1021"/>
+        </w:numPr>
+        <w:pStyle w:val="Compact"/>
+      </w:pPr>
+      <w:r>
+        <w:t xml:space="preserve">新增</w:t>
+      </w:r>
+      <w:r>
+        <w:t xml:space="preserve"> </w:t>
+      </w:r>
+      <w:r>
+        <w:rPr>
+          <w:rStyle w:val="VerbatimChar"/>
+        </w:rPr>
+        <w:t xml:space="preserve">push_app.bat</w:t>
+      </w:r>
+      <w:r>
+        <w:t xml:space="preserve"> </w:t>
+      </w:r>
+      <w:r>
+        <w:t xml:space="preserve">專門處理程式碼：</w:t>
+      </w:r>
+      <w:r>
+        <w:rPr>
+          <w:rStyle w:val="VerbatimChar"/>
+        </w:rPr>
+        <w:t xml:space="preserve">git add app.py docs → commit → push</w:t>
+      </w:r>
+      <w:r>
+        <w:t xml:space="preserve">（自動判斷分支、無變更就跳過、push 失敗自動補</w:t>
+      </w:r>
+      <w:r>
+        <w:t xml:space="preserve"> </w:t>
+      </w:r>
+      <w:r>
+        <w:rPr>
+          <w:rStyle w:val="VerbatimChar"/>
+        </w:rPr>
+        <w:t xml:space="preserve">-u origin</w:t>
+      </w:r>
+      <w:r>
+        <w:t xml:space="preserve">），</w:t>
+      </w:r>
+      <w:r>
+        <w:t xml:space="preserve"> </w:t>
+      </w:r>
+      <w:r>
+        <w:t xml:space="preserve">讓使用說明 / 文件的改動能雙擊一鍵上線、觸發 Streamlit 自動重部署。</w:t>
+      </w:r>
+    </w:p>
+    <w:bookmarkEnd w:id="53"/>
+    <w:bookmarkStart w:id="54" w:name="X7d896dfa38bc12ba57f129a4cfde86cf0e0bc96"/>
+    <w:p>
+      <w:pPr>
+        <w:pStyle w:val="Heading3"/>
+      </w:pPr>
+      <w:r>
+        <w:t xml:space="preserve">C. 使用指南改版並輸出 Word（</w:t>
+      </w:r>
+      <w:r>
+        <w:rPr>
+          <w:rStyle w:val="VerbatimChar"/>
+        </w:rPr>
+        <w:t xml:space="preserve">docs/使用指南_USER_GUIDE.md</w:t>
+      </w:r>
+      <w:r>
+        <w:t xml:space="preserve"> </w:t>
+      </w:r>
+      <w:r>
+        <w:t xml:space="preserve">+</w:t>
+      </w:r>
+      <w:r>
+        <w:t xml:space="preserve"> </w:t>
+      </w:r>
+      <w:r>
+        <w:rPr>
+          <w:rStyle w:val="VerbatimChar"/>
+        </w:rPr>
+        <w:t xml:space="preserve">.docx</w:t>
+      </w:r>
+      <w:r>
+        <w:t xml:space="preserve">）</w:t>
+      </w:r>
+    </w:p>
+    <w:p>
+      <w:pPr>
+        <w:numPr>
+          <w:ilvl w:val="0"/>
+          <w:numId w:val="1022"/>
+        </w:numPr>
+        <w:pStyle w:val="Compact"/>
+      </w:pPr>
+      <w:r>
+        <w:t xml:space="preserve">指南同步補上第 3 節（FinMind token 取得）、第 4 節（API 用量與建議檔數）、第 8 節（綜合分選股 + 8-1 自選名單</w:t>
+      </w:r>
+      <w:r>
+        <w:t xml:space="preserve"> </w:t>
+      </w:r>
+      <w:r>
+        <w:rPr>
+          <w:rStyle w:val="VerbatimChar"/>
+        </w:rPr>
+        <w:t xml:space="preserve">watchlist.txt</w:t>
+      </w:r>
+      <w:r>
+        <w:t xml:space="preserve"> </w:t>
+      </w:r>
+      <w:r>
+        <w:t xml:space="preserve">控制），</w:t>
+      </w:r>
+      <w:r>
+        <w:t xml:space="preserve"> </w:t>
+      </w:r>
+      <w:r>
+        <w:t xml:space="preserve">章節重新編號，常見問題與指令速查一併更新；並以</w:t>
+      </w:r>
+      <w:r>
+        <w:t xml:space="preserve"> </w:t>
+      </w:r>
+      <w:r>
+        <w:rPr>
+          <w:bCs/>
+          <w:b/>
+        </w:rPr>
+        <w:t xml:space="preserve">pandoc</w:t>
+      </w:r>
+      <w:r>
+        <w:t xml:space="preserve"> </w:t>
+      </w:r>
+      <w:r>
+        <w:t xml:space="preserve">產出對應</w:t>
+      </w:r>
+      <w:r>
+        <w:t xml:space="preserve"> </w:t>
+      </w:r>
+      <w:r>
+        <w:rPr>
+          <w:bCs/>
+          <w:b/>
+        </w:rPr>
+        <w:t xml:space="preserve">Word（.docx）</w:t>
+      </w:r>
+      <w:r>
+        <w:t xml:space="preserve"> </w:t>
+      </w:r>
+      <w:r>
+        <w:t xml:space="preserve">版供列印 / 分享。</w:t>
+      </w:r>
+    </w:p>
+    <w:p>
+      <w:pPr>
+        <w:pStyle w:val="BlockText"/>
+      </w:pPr>
+      <w:r>
+        <w:rPr>
+          <w:bCs/>
+          <w:b/>
+        </w:rPr>
+        <w:t xml:space="preserve">此節點的意義</w:t>
+      </w:r>
+      <w:r>
+        <w:t xml:space="preserve">：v4.0 打通「能公開用」，v4.1 打通「能自己上手」——把作者腦中的隱性知識</w:t>
+      </w:r>
+      <w:r>
+        <w:t xml:space="preserve"> </w:t>
+      </w:r>
+      <w:r>
+        <w:t xml:space="preserve">（怎麼拿 token、額度怎麼算、名單誰控制、改完怎麼上線）全部寫進產品內建說明與指南，降低新使用者的上手門檻。</w:t>
+      </w:r>
+    </w:p>
+    <w:p>
+      <w:r>
+        <w:pict>
+          <v:rect style="width:0;height:1.5pt" o:hralign="center" o:hrstd="t" o:hr="t"/>
+        </w:pict>
+      </w:r>
+    </w:p>
+    <w:bookmarkEnd w:id="54"/>
+    <w:bookmarkEnd w:id="55"/>
+    <w:bookmarkStart w:id="56" w:name="X18d5a40128576ee9820ff8c3579b771c95d9c7b"/>
+    <w:p>
+      <w:pPr>
+        <w:pStyle w:val="Heading2"/>
+      </w:pPr>
+      <w:r>
+        <w:t xml:space="preserve">11. 📈 關鍵指標演進總表</w:t>
       </w:r>
     </w:p>
     <w:tbl>
@@ -7481,21 +8130,21 @@
         </w:pict>
       </w:r>
     </w:p>
-    <w:bookmarkEnd w:id="52"/>
-    <w:bookmarkStart w:id="53" w:name="Xd32ff49cbee2cf28b41dd7519abdc35e48b8c1a"/>
+    <w:bookmarkEnd w:id="56"/>
+    <w:bookmarkStart w:id="57" w:name="Xab4794422d134a2f38c85077f9534c871ee3377"/>
     <w:p>
       <w:pPr>
         <w:pStyle w:val="Heading2"/>
       </w:pPr>
       <w:r>
-        <w:t xml:space="preserve">11. 🔮 未來優化藍圖 (Next Steps)</w:t>
+        <w:t xml:space="preserve">12. 🔮 未來優化藍圖 (Next Steps)</w:t>
       </w:r>
     </w:p>
     <w:p>
       <w:pPr>
         <w:numPr>
           <w:ilvl w:val="0"/>
-          <w:numId w:val="1020"/>
+          <w:numId w:val="1023"/>
         </w:numPr>
         <w:pStyle w:val="Compact"/>
       </w:pPr>
@@ -7566,7 +8215,7 @@
       <w:pPr>
         <w:numPr>
           <w:ilvl w:val="0"/>
-          <w:numId w:val="1020"/>
+          <w:numId w:val="1023"/>
         </w:numPr>
         <w:pStyle w:val="Compact"/>
       </w:pPr>
@@ -7621,7 +8270,7 @@
       <w:pPr>
         <w:numPr>
           <w:ilvl w:val="0"/>
-          <w:numId w:val="1020"/>
+          <w:numId w:val="1023"/>
         </w:numPr>
         <w:pStyle w:val="Compact"/>
       </w:pPr>
@@ -7683,7 +8332,7 @@
       <w:pPr>
         <w:numPr>
           <w:ilvl w:val="0"/>
-          <w:numId w:val="1020"/>
+          <w:numId w:val="1023"/>
         </w:numPr>
         <w:pStyle w:val="Compact"/>
       </w:pPr>
@@ -7712,7 +8361,7 @@
       <w:pPr>
         <w:numPr>
           <w:ilvl w:val="0"/>
-          <w:numId w:val="1020"/>
+          <w:numId w:val="1023"/>
         </w:numPr>
         <w:pStyle w:val="Compact"/>
       </w:pPr>
@@ -7746,7 +8395,7 @@
       <w:pPr>
         <w:numPr>
           <w:ilvl w:val="0"/>
-          <w:numId w:val="1020"/>
+          <w:numId w:val="1023"/>
         </w:numPr>
         <w:pStyle w:val="Compact"/>
       </w:pPr>
@@ -7795,7 +8444,7 @@
       <w:pPr>
         <w:numPr>
           <w:ilvl w:val="0"/>
-          <w:numId w:val="1020"/>
+          <w:numId w:val="1023"/>
         </w:numPr>
         <w:pStyle w:val="Compact"/>
       </w:pPr>
@@ -7817,17 +8466,17 @@
         </w:pict>
       </w:r>
     </w:p>
-    <w:bookmarkEnd w:id="53"/>
-    <w:bookmarkStart w:id="58" w:name="X26866916ce29e77f52c19cbea02ecf7c8ee51fb"/>
+    <w:bookmarkEnd w:id="57"/>
+    <w:bookmarkStart w:id="62" w:name="X9785cd63c1be2ad500c0f8d5dc148f70f0dfead"/>
     <w:p>
       <w:pPr>
         <w:pStyle w:val="Heading2"/>
       </w:pPr>
       <w:r>
-        <w:t xml:space="preserve">12. 🧰 附錄：使用指南、調參入口與檔案地圖</w:t>
-      </w:r>
-    </w:p>
-    <w:bookmarkStart w:id="54" w:name="X68a71c6cb4ce842ac3189a608d74eba100cc155"/>
+        <w:t xml:space="preserve">13. 🧰 附錄：使用指南、調參入口與檔案地圖</w:t>
+      </w:r>
+    </w:p>
+    <w:bookmarkStart w:id="58" w:name="X68a71c6cb4ce842ac3189a608d74eba100cc155"/>
     <w:p>
       <w:pPr>
         <w:pStyle w:val="Heading3"/>
@@ -8075,8 +8724,8 @@
         <w:t xml:space="preserve">#    之後更新雲端：雙擊 update_and_push.bat（同步 scores 快照 → commit → push）</w:t>
       </w:r>
     </w:p>
-    <w:bookmarkEnd w:id="54"/>
-    <w:bookmarkStart w:id="55" w:name="主要調參入口"/>
+    <w:bookmarkEnd w:id="58"/>
+    <w:bookmarkStart w:id="59" w:name="主要調參入口"/>
     <w:p>
       <w:pPr>
         <w:pStyle w:val="Heading3"/>
@@ -8404,8 +9053,8 @@
         </w:tc>
       </w:tr>
     </w:tbl>
-    <w:bookmarkEnd w:id="55"/>
-    <w:bookmarkStart w:id="56" w:name="回測與選股指令速查"/>
+    <w:bookmarkEnd w:id="59"/>
+    <w:bookmarkStart w:id="60" w:name="回測與選股指令速查"/>
     <w:p>
       <w:pPr>
         <w:pStyle w:val="Heading3"/>
@@ -8787,8 +9436,8 @@
         </w:tc>
       </w:tr>
     </w:tbl>
-    <w:bookmarkEnd w:id="56"/>
-    <w:bookmarkStart w:id="57" w:name="核心檔案"/>
+    <w:bookmarkEnd w:id="60"/>
+    <w:bookmarkStart w:id="61" w:name="核心檔案"/>
     <w:p>
       <w:pPr>
         <w:pStyle w:val="Heading3"/>
@@ -8801,7 +9450,7 @@
       <w:pPr>
         <w:numPr>
           <w:ilvl w:val="0"/>
-          <w:numId w:val="1021"/>
+          <w:numId w:val="1024"/>
         </w:numPr>
         <w:pStyle w:val="Compact"/>
       </w:pPr>
@@ -8853,7 +9502,7 @@
       <w:pPr>
         <w:numPr>
           <w:ilvl w:val="0"/>
-          <w:numId w:val="1021"/>
+          <w:numId w:val="1024"/>
         </w:numPr>
         <w:pStyle w:val="Compact"/>
       </w:pPr>
@@ -8899,7 +9548,7 @@
       <w:pPr>
         <w:numPr>
           <w:ilvl w:val="0"/>
-          <w:numId w:val="1021"/>
+          <w:numId w:val="1024"/>
         </w:numPr>
         <w:pStyle w:val="Compact"/>
       </w:pPr>
@@ -8945,7 +9594,7 @@
       <w:pPr>
         <w:numPr>
           <w:ilvl w:val="0"/>
-          <w:numId w:val="1021"/>
+          <w:numId w:val="1024"/>
         </w:numPr>
         <w:pStyle w:val="Compact"/>
       </w:pPr>
@@ -9039,6 +9688,67 @@
       </w:r>
       <w:r>
         <w:t xml:space="preserve">（雲端快照）</w:t>
+      </w:r>
+    </w:p>
+    <w:p>
+      <w:pPr>
+        <w:numPr>
+          <w:ilvl w:val="0"/>
+          <w:numId w:val="1024"/>
+        </w:numPr>
+        <w:pStyle w:val="Compact"/>
+      </w:pPr>
+      <w:r>
+        <w:rPr>
+          <w:bCs/>
+          <w:b/>
+        </w:rPr>
+        <w:t xml:space="preserve">文件 / 上手（v4.1）</w:t>
+      </w:r>
+      <w:r>
+        <w:t xml:space="preserve">：</w:t>
+      </w:r>
+      <w:r>
+        <w:rPr>
+          <w:rStyle w:val="VerbatimChar"/>
+        </w:rPr>
+        <w:t xml:space="preserve">docs/使用指南_USER_GUIDE.md</w:t>
+      </w:r>
+      <w:r>
+        <w:t xml:space="preserve">（+</w:t>
+      </w:r>
+      <w:r>
+        <w:t xml:space="preserve"> </w:t>
+      </w:r>
+      <w:r>
+        <w:rPr>
+          <w:rStyle w:val="VerbatimChar"/>
+        </w:rPr>
+        <w:t xml:space="preserve">.docx</w:t>
+      </w:r>
+      <w:r>
+        <w:t xml:space="preserve">）、</w:t>
+      </w:r>
+      <w:r>
+        <w:rPr>
+          <w:rStyle w:val="VerbatimChar"/>
+        </w:rPr>
+        <w:t xml:space="preserve">app.py</w:t>
+      </w:r>
+      <w:r>
+        <w:t xml:space="preserve"> </w:t>
+      </w:r>
+      <w:r>
+        <w:t xml:space="preserve">內建「📖 使用說明」分頁、</w:t>
+      </w:r>
+      <w:r>
+        <w:rPr>
+          <w:rStyle w:val="VerbatimChar"/>
+        </w:rPr>
+        <w:t xml:space="preserve">push_app.bat</w:t>
+      </w:r>
+      <w:r>
+        <w:t xml:space="preserve">（一鍵推程式碼與文件）</w:t>
       </w:r>
     </w:p>
     <w:p>
@@ -9057,7 +9767,7 @@
           <w:iCs/>
           <w:i/>
         </w:rPr>
-        <w:t xml:space="preserve">本日誌記錄從「防守型 3 級反向指標」到「四級雙軌 + 市場中性驗證通過」，再到 v4.0「快取層 + 跨股綜合分選股 + 網頁化公開上線」的完整歷程。</w:t>
+        <w:t xml:space="preserve">本日誌記錄從「防守型 3 級反向指標」到「四級雙軌 + 市場中性驗證通過」，再到 v4.0「快取層 + 跨股綜合分選股 + 網頁化公開上線」、v4.1「上手文件與使用說明強化」的完整歷程。</w:t>
       </w:r>
       <w:r>
         <w:t xml:space="preserve"> </w:t>
@@ -9070,9 +9780,9 @@
         <w:t xml:space="preserve">核心成果：三大痛點（恐高／逆勢／死抱）已解，選股排序力經樣本外驗證，定案風險調整後勝過大盤的配置；並將排序力物化為可跨股查詢、可網頁選股、可公開部署的系統。</w:t>
       </w:r>
     </w:p>
-    <w:bookmarkEnd w:id="57"/>
-    <w:bookmarkEnd w:id="58"/>
-    <w:bookmarkEnd w:id="59"/>
+    <w:bookmarkEnd w:id="61"/>
+    <w:bookmarkEnd w:id="62"/>
+    <w:bookmarkEnd w:id="63"/>
     <w:sectPr/>
   </w:body>
 </w:document>
@@ -9482,6 +10192,15 @@
     <w:abstractNumId w:val="991"/>
   </w:num>
   <w:num w:numId="1020">
+    <w:abstractNumId w:val="991"/>
+  </w:num>
+  <w:num w:numId="1021">
+    <w:abstractNumId w:val="991"/>
+  </w:num>
+  <w:num w:numId="1022">
+    <w:abstractNumId w:val="991"/>
+  </w:num>
+  <w:num w:numId="1023">
     <w:abstractNumId w:val="99411"/>
     <w:lvlOverride w:ilvl="0">
       <w:startOverride w:val="1"/>
@@ -9511,7 +10230,7 @@
       <w:startOverride w:val="1"/>
     </w:lvlOverride>
   </w:num>
-  <w:num w:numId="1021">
+  <w:num w:numId="1024">
     <w:abstractNumId w:val="991"/>
   </w:num>
 </w:numbering>

--- a/docs/開發日誌_DevLog.docx
+++ b/docs/開發日誌_DevLog.docx
@@ -1113,6 +1113,32 @@
           <w:color w:val="1F4E79"/>
         </w:rPr>
         <w:t>2026-07-13 研究筆記 — 樣本代表性量化與全市場擴池可行性探勘</w:t>
+      </w:r>
+    </w:p>
+    <w:p>
+      <w:pPr>
+        <w:pStyle w:val="ListNumber"/>
+      </w:pPr>
+      <w:r>
+        <w:rPr>
+          <w:rFonts w:ascii="Microsoft JhengHei" w:hAnsi="Microsoft JhengHei" w:eastAsia="Microsoft JhengHei"/>
+          <w:b w:val="0"/>
+          <w:color w:val="1F4E79"/>
+        </w:rPr>
+        <w:t>2026-07-14/15 研究筆記 — 擴池 Phase 2 執行：TEJ 全市場驗證、價值陷阱結案與初篩定案</w:t>
+      </w:r>
+    </w:p>
+    <w:p>
+      <w:pPr>
+        <w:pStyle w:val="ListNumber"/>
+      </w:pPr>
+      <w:r>
+        <w:rPr>
+          <w:rFonts w:ascii="Microsoft JhengHei" w:hAnsi="Microsoft JhengHei" w:eastAsia="Microsoft JhengHei"/>
+          <w:b w:val="0"/>
+          <w:color w:val="1F4E79"/>
+        </w:rPr>
+        <w:t>v4.5 — 估值面產業中性化（過雙閘門）＋ 全市場每日快照收集器上線</w:t>
       </w:r>
     </w:p>
     <w:p>
@@ -19596,7 +19622,4856 @@
           <w:rFonts w:ascii="Microsoft JhengHei" w:hAnsi="Microsoft JhengHei" w:eastAsia="Microsoft JhengHei"/>
           <w:b w:val="0"/>
         </w:rPr>
-        <w:t>15. 📈 關鍵指標演進總表</w:t>
+        <w:t>15. 🔎 2026-07-14/15 研究筆記 — 擴池 Phase 2 執行：TEJ 全市場驗證、價值陷阱結案與初篩定案</w:t>
+      </w:r>
+    </w:p>
+    <w:p>
+      <w:pPr>
+        <w:ind w:left="432"/>
+      </w:pPr>
+      <w:r>
+        <w:rPr>
+          <w:rFonts w:ascii="Microsoft JhengHei" w:hAnsi="Microsoft JhengHei" w:eastAsia="Microsoft JhengHei"/>
+          <w:b/>
+          <w:color w:val="404040"/>
+          <w:sz w:val="19"/>
+        </w:rPr>
+        <w:t>性質說明</w:t>
+      </w:r>
+      <w:r>
+        <w:rPr>
+          <w:rFonts w:ascii="Microsoft JhengHei" w:hAnsi="Microsoft JhengHei" w:eastAsia="Microsoft JhengHei"/>
+          <w:b w:val="0"/>
+          <w:color w:val="404040"/>
+          <w:sz w:val="19"/>
+        </w:rPr>
+        <w:t xml:space="preserve">：延續 §14 規劃書的 </w:t>
+      </w:r>
+      <w:r>
+        <w:rPr>
+          <w:rFonts w:ascii="Microsoft JhengHei" w:hAnsi="Microsoft JhengHei" w:eastAsia="Microsoft JhengHei"/>
+          <w:b/>
+          <w:color w:val="404040"/>
+          <w:sz w:val="19"/>
+        </w:rPr>
+        <w:t>Phase 2 停損點驗證</w:t>
+      </w:r>
+      <w:r>
+        <w:rPr>
+          <w:rFonts w:ascii="Microsoft JhengHei" w:hAnsi="Microsoft JhengHei" w:eastAsia="Microsoft JhengHei"/>
+          <w:b w:val="0"/>
+          <w:color w:val="404040"/>
+          <w:sz w:val="19"/>
+        </w:rPr>
+        <w:t>（實際採用 TEJ Pro 批次匯出取代原規劃的</w:t>
+      </w:r>
+      <w:r>
+        <w:br/>
+      </w:r>
+      <w:r>
+        <w:rPr>
+          <w:rFonts w:ascii="Microsoft JhengHei" w:hAnsi="Microsoft JhengHei" w:eastAsia="Microsoft JhengHei"/>
+          <w:b w:val="0"/>
+          <w:color w:val="404040"/>
+          <w:sz w:val="19"/>
+        </w:rPr>
+        <w:t>FinMind 抽樣，樣本從 100–200 檔直接升級為全市場 1,952 檔）。屬研究性質——新增/修改的都是</w:t>
+      </w:r>
+      <w:r>
+        <w:br/>
+      </w:r>
+      <w:r>
+        <w:rPr>
+          <w:rFonts w:ascii="Microsoft JhengHei" w:hAnsi="Microsoft JhengHei" w:eastAsia="Microsoft JhengHei"/>
+          <w:b w:val="0"/>
+          <w:color w:val="404040"/>
+          <w:sz w:val="19"/>
+        </w:rPr>
+        <w:t>研究工具（</w:t>
+      </w:r>
+      <w:r>
+        <w:rPr>
+          <w:rFonts w:ascii="Consolas" w:hAnsi="Consolas" w:eastAsia="Consolas"/>
+          <w:b w:val="0"/>
+          <w:color w:val="8B0000"/>
+          <w:sz w:val="19"/>
+        </w:rPr>
+        <w:t>tej_importer.py</w:t>
+      </w:r>
+      <w:r>
+        <w:rPr>
+          <w:rFonts w:ascii="Microsoft JhengHei" w:hAnsi="Microsoft JhengHei" w:eastAsia="Microsoft JhengHei"/>
+          <w:b w:val="0"/>
+          <w:color w:val="404040"/>
+          <w:sz w:val="19"/>
+        </w:rPr>
+        <w:t>、</w:t>
+      </w:r>
+      <w:r>
+        <w:rPr>
+          <w:rFonts w:ascii="Consolas" w:hAnsi="Consolas" w:eastAsia="Consolas"/>
+          <w:b w:val="0"/>
+          <w:color w:val="8B0000"/>
+          <w:sz w:val="19"/>
+        </w:rPr>
+        <w:t>scripts/tej_*</w:t>
+      </w:r>
+      <w:r>
+        <w:rPr>
+          <w:rFonts w:ascii="Microsoft JhengHei" w:hAnsi="Microsoft JhengHei" w:eastAsia="Microsoft JhengHei"/>
+          <w:b w:val="0"/>
+          <w:color w:val="404040"/>
+          <w:sz w:val="19"/>
+        </w:rPr>
+        <w:t>），</w:t>
+      </w:r>
+      <w:r>
+        <w:rPr>
+          <w:rFonts w:ascii="Microsoft JhengHei" w:hAnsi="Microsoft JhengHei" w:eastAsia="Microsoft JhengHei"/>
+          <w:b/>
+          <w:color w:val="404040"/>
+          <w:sz w:val="19"/>
+        </w:rPr>
+        <w:t>生產評分管線零改動</w:t>
+      </w:r>
+      <w:r>
+        <w:rPr>
+          <w:rFonts w:ascii="Microsoft JhengHei" w:hAnsi="Microsoft JhengHei" w:eastAsia="Microsoft JhengHei"/>
+          <w:b w:val="0"/>
+          <w:color w:val="404040"/>
+          <w:sz w:val="19"/>
+        </w:rPr>
+        <w:t>。TEJ 資料為人工批次匯入、</w:t>
+      </w:r>
+      <w:r>
+        <w:br/>
+      </w:r>
+      <w:r>
+        <w:rPr>
+          <w:rFonts w:ascii="Microsoft JhengHei" w:hAnsi="Microsoft JhengHei" w:eastAsia="Microsoft JhengHei"/>
+          <w:b w:val="0"/>
+          <w:color w:val="404040"/>
+          <w:sz w:val="19"/>
+        </w:rPr>
+        <w:t>無 PIT 保證，結論僅供規則方向判斷；任何規則要進生產，仍須過 v4.4 閘門</w:t>
+      </w:r>
+      <w:r>
+        <w:br/>
+      </w:r>
+      <w:r>
+        <w:rPr>
+          <w:rFonts w:ascii="Microsoft JhengHei" w:hAnsi="Microsoft JhengHei" w:eastAsia="Microsoft JhengHei"/>
+          <w:b w:val="0"/>
+          <w:color w:val="404040"/>
+          <w:sz w:val="19"/>
+        </w:rPr>
+        <w:t>（</w:t>
+      </w:r>
+      <w:r>
+        <w:rPr>
+          <w:rFonts w:ascii="Consolas" w:hAnsi="Consolas" w:eastAsia="Consolas"/>
+          <w:b w:val="0"/>
+          <w:color w:val="8B0000"/>
+          <w:sz w:val="19"/>
+        </w:rPr>
+        <w:t>factor_experiments.py</w:t>
+      </w:r>
+      <w:r>
+        <w:rPr>
+          <w:rFonts w:ascii="Microsoft JhengHei" w:hAnsi="Microsoft JhengHei" w:eastAsia="Microsoft JhengHei"/>
+          <w:b w:val="0"/>
+          <w:color w:val="404040"/>
+          <w:sz w:val="19"/>
+        </w:rPr>
+        <w:t xml:space="preserve"> A/B + </w:t>
+      </w:r>
+      <w:r>
+        <w:rPr>
+          <w:rFonts w:ascii="Consolas" w:hAnsi="Consolas" w:eastAsia="Consolas"/>
+          <w:b w:val="0"/>
+          <w:color w:val="8B0000"/>
+          <w:sz w:val="19"/>
+        </w:rPr>
+        <w:t>run_backtest.py --cycle</w:t>
+      </w:r>
+      <w:r>
+        <w:rPr>
+          <w:rFonts w:ascii="Microsoft JhengHei" w:hAnsi="Microsoft JhengHei" w:eastAsia="Microsoft JhengHei"/>
+          <w:b w:val="0"/>
+          <w:color w:val="404040"/>
+          <w:sz w:val="19"/>
+        </w:rPr>
+        <w:t>）。</w:t>
+      </w:r>
+    </w:p>
+    <w:p>
+      <w:pPr>
+        <w:pStyle w:val="Heading3"/>
+      </w:pPr>
+      <w:r>
+        <w:rPr>
+          <w:rFonts w:ascii="Microsoft JhengHei" w:hAnsi="Microsoft JhengHei" w:eastAsia="Microsoft JhengHei"/>
+          <w:b w:val="0"/>
+        </w:rPr>
+        <w:t>A. 資料層：TEJ Pro 手動批次匯入（繞過 FinMind 免費層限制）</w:t>
+      </w:r>
+    </w:p>
+    <w:p>
+      <w:pPr>
+        <w:pStyle w:val="ListBullet"/>
+      </w:pPr>
+      <w:r>
+        <w:rPr>
+          <w:rFonts w:ascii="Microsoft JhengHei" w:hAnsi="Microsoft JhengHei" w:eastAsia="Microsoft JhengHei"/>
+          <w:b w:val="0"/>
+        </w:rPr>
+        <w:t xml:space="preserve">TEJ Pro 查詢精靈手動匯出 xlsx → </w:t>
+      </w:r>
+      <w:r>
+        <w:rPr>
+          <w:rFonts w:ascii="Consolas" w:hAnsi="Consolas" w:eastAsia="Consolas"/>
+          <w:b w:val="0"/>
+          <w:color w:val="8B0000"/>
+          <w:sz w:val="19"/>
+        </w:rPr>
+        <w:t>tej_importer.py</w:t>
+      </w:r>
+      <w:r>
+        <w:rPr>
+          <w:rFonts w:ascii="Microsoft JhengHei" w:hAnsi="Microsoft JhengHei" w:eastAsia="Microsoft JhengHei"/>
+          <w:b w:val="0"/>
+        </w:rPr>
+        <w:t xml:space="preserve"> 依欄位位置正規化、對齊 FinMind 慣例，</w:t>
+      </w:r>
+    </w:p>
+    <w:p>
+      <w:r>
+        <w:rPr>
+          <w:rFonts w:ascii="Microsoft JhengHei" w:hAnsi="Microsoft JhengHei" w:eastAsia="Microsoft JhengHei"/>
+          <w:b w:val="0"/>
+        </w:rPr>
+        <w:t>存成獨立 Parquet 庫（</w:t>
+      </w:r>
+      <w:r>
+        <w:rPr>
+          <w:rFonts w:ascii="Consolas" w:hAnsi="Consolas" w:eastAsia="Consolas"/>
+          <w:b w:val="0"/>
+          <w:color w:val="8B0000"/>
+          <w:sz w:val="19"/>
+        </w:rPr>
+        <w:t>~/tej_cache</w:t>
+      </w:r>
+      <w:r>
+        <w:rPr>
+          <w:rFonts w:ascii="Microsoft JhengHei" w:hAnsi="Microsoft JhengHei" w:eastAsia="Microsoft JhengHei"/>
+          <w:b w:val="0"/>
+        </w:rPr>
+        <w:t>，與 finmind_cache 刻意分開：信任等級不同）</w:t>
+      </w:r>
+    </w:p>
+    <w:p>
+      <w:pPr>
+        <w:pStyle w:val="ListBullet"/>
+      </w:pPr>
+      <w:r>
+        <w:rPr>
+          <w:rFonts w:ascii="Microsoft JhengHei" w:hAnsi="Microsoft JhengHei" w:eastAsia="Microsoft JhengHei"/>
+          <w:b w:val="0"/>
+        </w:rPr>
+        <w:t>覆蓋：</w:t>
+      </w:r>
+      <w:r>
+        <w:rPr>
+          <w:rFonts w:ascii="Microsoft JhengHei" w:hAnsi="Microsoft JhengHei" w:eastAsia="Microsoft JhengHei"/>
+          <w:b/>
+        </w:rPr>
+        <w:t>1,952 檔</w:t>
+      </w:r>
+      <w:r>
+        <w:rPr>
+          <w:rFonts w:ascii="Microsoft JhengHei" w:hAnsi="Microsoft JhengHei" w:eastAsia="Microsoft JhengHei"/>
+          <w:b w:val="0"/>
+        </w:rPr>
+        <w:t>（上市+上櫃、不含 ETF）、</w:t>
+      </w:r>
+      <w:r>
+        <w:rPr>
+          <w:rFonts w:ascii="Microsoft JhengHei" w:hAnsi="Microsoft JhengHei" w:eastAsia="Microsoft JhengHei"/>
+          <w:b/>
+        </w:rPr>
+        <w:t>2019-01 ~ 2026-03</w:t>
+      </w:r>
+      <w:r>
+        <w:rPr>
+          <w:rFonts w:ascii="Microsoft JhengHei" w:hAnsi="Microsoft JhengHei" w:eastAsia="Microsoft JhengHei"/>
+          <w:b w:val="0"/>
+        </w:rPr>
+        <w:t>，四資料集：</w:t>
+      </w:r>
+    </w:p>
+    <w:p>
+      <w:r>
+        <w:rPr>
+          <w:rFonts w:ascii="Microsoft JhengHei" w:hAnsi="Microsoft JhengHei" w:eastAsia="Microsoft JhengHei"/>
+          <w:b w:val="0"/>
+        </w:rPr>
+        <w:t>未調整股價+PE/PBR（日）、三大法人買賣超（日）、單季財報（淨利/EPS/ROE/</w:t>
+      </w:r>
+      <w:r>
+        <w:rPr>
+          <w:rFonts w:ascii="Microsoft JhengHei" w:hAnsi="Microsoft JhengHei" w:eastAsia="Microsoft JhengHei"/>
+          <w:b/>
+        </w:rPr>
+        <w:t>營業利益</w:t>
+      </w:r>
+      <w:r>
+        <w:rPr>
+          <w:rFonts w:ascii="Microsoft JhengHei" w:hAnsi="Microsoft JhengHei" w:eastAsia="Microsoft JhengHei"/>
+          <w:b w:val="0"/>
+        </w:rPr>
+        <w:t>）、單月營收 YoY</w:t>
+      </w:r>
+      <w:r>
+        <w:t xml:space="preserve"> </w:t>
+      </w:r>
+      <w:r>
+        <w:rPr>
+          <w:rFonts w:ascii="Microsoft JhengHei" w:hAnsi="Microsoft JhengHei" w:eastAsia="Microsoft JhengHei"/>
+          <w:b w:val="0"/>
+        </w:rPr>
+        <w:t>（營業利益為陷阱調查中補匯；金融股 23 檔無此科目為空屬正常，過濾邏輯一律放行）</w:t>
+      </w:r>
+    </w:p>
+    <w:p>
+      <w:pPr>
+        <w:pStyle w:val="ListBullet"/>
+      </w:pPr>
+      <w:r>
+        <w:rPr>
+          <w:rFonts w:ascii="Microsoft JhengHei" w:hAnsi="Microsoft JhengHei" w:eastAsia="Microsoft JhengHei"/>
+          <w:b w:val="0"/>
+        </w:rPr>
+        <w:t xml:space="preserve">驗證主腳本 </w:t>
+      </w:r>
+      <w:r>
+        <w:rPr>
+          <w:rFonts w:ascii="Consolas" w:hAnsi="Consolas" w:eastAsia="Consolas"/>
+          <w:b w:val="0"/>
+          <w:color w:val="8B0000"/>
+          <w:sz w:val="19"/>
+        </w:rPr>
+        <w:t>scripts/tej_universe_screen_validation.py</w:t>
+      </w:r>
+      <w:r>
+        <w:rPr>
+          <w:rFonts w:ascii="Microsoft JhengHei" w:hAnsi="Microsoft JhengHei" w:eastAsia="Microsoft JhengHei"/>
+          <w:b w:val="0"/>
+        </w:rPr>
+        <w:t>（0 API、DuckDB）：三期驗證窗</w:t>
+      </w:r>
+    </w:p>
+    <w:p>
+      <w:r>
+        <w:rPr>
+          <w:rFonts w:ascii="Microsoft JhengHei" w:hAnsi="Microsoft JhengHei" w:eastAsia="Microsoft JhengHei"/>
+          <w:b w:val="0"/>
+        </w:rPr>
+        <w:t>（2023–25 全期 / 2022 空頭 / 2019–21 樣本外），粗篩三因子 = PE 歷史分位（expanding）+</w:t>
+      </w:r>
+      <w:r>
+        <w:t xml:space="preserve"> </w:t>
+      </w:r>
+      <w:r>
+        <w:rPr>
+          <w:rFonts w:ascii="Microsoft JhengHei" w:hAnsi="Microsoft JhengHei" w:eastAsia="Microsoft JhengHei"/>
+          <w:b w:val="0"/>
+        </w:rPr>
+        <w:t>20 日動能 + 法人淨買超（成交量中性化），月頻再平衡、20 日前瞻報酬、市場中性超額</w:t>
+      </w:r>
+    </w:p>
+    <w:p>
+      <w:pPr>
+        <w:pStyle w:val="Heading3"/>
+      </w:pPr>
+      <w:r>
+        <w:rPr>
+          <w:rFonts w:ascii="Microsoft JhengHei" w:hAnsi="Microsoft JhengHei" w:eastAsia="Microsoft JhengHei"/>
+          <w:b w:val="0"/>
+        </w:rPr>
+        <w:t>B. 價值陷阱調查結案 — 真兇不是品質，是「極端便宜」這個排名位置本身</w:t>
+      </w:r>
+    </w:p>
+    <w:p>
+      <w:r>
+        <w:rPr>
+          <w:rFonts w:ascii="Microsoft JhengHei" w:hAnsi="Microsoft JhengHei" w:eastAsia="Microsoft JhengHei"/>
+          <w:b w:val="0"/>
+        </w:rPr>
+        <w:t xml:space="preserve">現象：value 因子 Rank IC 三期皆正（+0.010~+0.017），但 </w:t>
+      </w:r>
+      <w:r>
+        <w:rPr>
+          <w:rFonts w:ascii="Microsoft JhengHei" w:hAnsi="Microsoft JhengHei" w:eastAsia="Microsoft JhengHei"/>
+          <w:b/>
+        </w:rPr>
+        <w:t>decile 10（最便宜 10%）三期皆負</w:t>
+      </w:r>
+      <w:r>
+        <w:t xml:space="preserve"> </w:t>
+      </w:r>
+      <w:r>
+        <w:rPr>
+          <w:rFonts w:ascii="Microsoft JhengHei" w:hAnsi="Microsoft JhengHei" w:eastAsia="Microsoft JhengHei"/>
+          <w:b w:val="0"/>
+        </w:rPr>
+        <w:t>（-0.452 / -0.163 / -0.464 %/月），拖累傳統前⅓ vs 後⅓ 多空價差三期轉負。</w:t>
+      </w:r>
+    </w:p>
+    <w:tbl>
+      <w:tblPr>
+        <w:tblStyle w:val="TableGrid"/>
+        <w:tblW w:type="auto" w:w="0"/>
+        <w:tblLook w:firstColumn="1" w:firstRow="1" w:lastColumn="0" w:lastRow="0" w:noHBand="0" w:noVBand="1" w:val="04A0"/>
+      </w:tblPr>
+      <w:tblGrid>
+        <w:gridCol w:w="2880"/>
+        <w:gridCol w:w="2880"/>
+        <w:gridCol w:w="2880"/>
+      </w:tblGrid>
+      <w:tr>
+        <w:tc>
+          <w:tcPr>
+            <w:tcW w:type="dxa" w:w="2880"/>
+          </w:tcPr>
+          <w:p>
+            <w:r>
+              <w:rPr>
+                <w:b/>
+              </w:rPr>
+            </w:r>
+            <w:r>
+              <w:rPr>
+                <w:rFonts w:ascii="Microsoft JhengHei" w:hAnsi="Microsoft JhengHei" w:eastAsia="Microsoft JhengHei"/>
+                <w:b/>
+                <w:sz w:val="19"/>
+              </w:rPr>
+              <w:t>品質過濾假設</w:t>
+            </w:r>
+          </w:p>
+        </w:tc>
+        <w:tc>
+          <w:tcPr>
+            <w:tcW w:type="dxa" w:w="2880"/>
+          </w:tcPr>
+          <w:p>
+            <w:r>
+              <w:rPr>
+                <w:b/>
+              </w:rPr>
+            </w:r>
+            <w:r>
+              <w:rPr>
+                <w:rFonts w:ascii="Microsoft JhengHei" w:hAnsi="Microsoft JhengHei" w:eastAsia="Microsoft JhengHei"/>
+                <w:b/>
+                <w:sz w:val="19"/>
+              </w:rPr>
+              <w:t>decile 10 三期結果</w:t>
+            </w:r>
+          </w:p>
+        </w:tc>
+        <w:tc>
+          <w:tcPr>
+            <w:tcW w:type="dxa" w:w="2880"/>
+          </w:tcPr>
+          <w:p>
+            <w:r>
+              <w:rPr>
+                <w:b/>
+              </w:rPr>
+            </w:r>
+            <w:r>
+              <w:rPr>
+                <w:rFonts w:ascii="Microsoft JhengHei" w:hAnsi="Microsoft JhengHei" w:eastAsia="Microsoft JhengHei"/>
+                <w:b/>
+                <w:sz w:val="19"/>
+              </w:rPr>
+              <w:t>判定</w:t>
+            </w:r>
+          </w:p>
+        </w:tc>
+      </w:tr>
+      <w:tr>
+        <w:tc>
+          <w:tcPr>
+            <w:tcW w:type="dxa" w:w="2880"/>
+          </w:tcPr>
+          <w:p>
+            <w:r/>
+            <w:r>
+              <w:rPr>
+                <w:rFonts w:ascii="Microsoft JhengHei" w:hAnsi="Microsoft JhengHei" w:eastAsia="Microsoft JhengHei"/>
+                <w:b w:val="0"/>
+                <w:sz w:val="19"/>
+              </w:rPr>
+              <w:t>排除最新單季 EPS≤0</w:t>
+            </w:r>
+          </w:p>
+        </w:tc>
+        <w:tc>
+          <w:tcPr>
+            <w:tcW w:type="dxa" w:w="2880"/>
+          </w:tcPr>
+          <w:p>
+            <w:r/>
+            <w:r>
+              <w:rPr>
+                <w:rFonts w:ascii="Microsoft JhengHei" w:hAnsi="Microsoft JhengHei" w:eastAsia="Microsoft JhengHei"/>
+                <w:b w:val="0"/>
+                <w:sz w:val="19"/>
+              </w:rPr>
+              <w:t>-0.498 / -0.233 / -0.521</w:t>
+            </w:r>
+          </w:p>
+        </w:tc>
+        <w:tc>
+          <w:tcPr>
+            <w:tcW w:type="dxa" w:w="2880"/>
+          </w:tcPr>
+          <w:p>
+            <w:r/>
+            <w:r>
+              <w:rPr>
+                <w:rFonts w:ascii="Microsoft JhengHei" w:hAnsi="Microsoft JhengHei" w:eastAsia="Microsoft JhengHei"/>
+                <w:b w:val="0"/>
+                <w:sz w:val="19"/>
+              </w:rPr>
+              <w:t>✗ 略惡化</w:t>
+            </w:r>
+          </w:p>
+        </w:tc>
+      </w:tr>
+      <w:tr>
+        <w:tc>
+          <w:tcPr>
+            <w:tcW w:type="dxa" w:w="2880"/>
+          </w:tcPr>
+          <w:p>
+            <w:r/>
+            <w:r>
+              <w:rPr>
+                <w:rFonts w:ascii="Microsoft JhengHei" w:hAnsi="Microsoft JhengHei" w:eastAsia="Microsoft JhengHei"/>
+                <w:b w:val="0"/>
+                <w:sz w:val="19"/>
+              </w:rPr>
+              <w:t>排除假性獲利（EPS&gt;0 但營業利益≤0）</w:t>
+            </w:r>
+          </w:p>
+        </w:tc>
+        <w:tc>
+          <w:tcPr>
+            <w:tcW w:type="dxa" w:w="2880"/>
+          </w:tcPr>
+          <w:p>
+            <w:r/>
+            <w:r>
+              <w:rPr>
+                <w:rFonts w:ascii="Microsoft JhengHei" w:hAnsi="Microsoft JhengHei" w:eastAsia="Microsoft JhengHei"/>
+                <w:b w:val="0"/>
+                <w:sz w:val="19"/>
+              </w:rPr>
+              <w:t>-0.479 / -0.134 / -0.539</w:t>
+            </w:r>
+          </w:p>
+        </w:tc>
+        <w:tc>
+          <w:tcPr>
+            <w:tcW w:type="dxa" w:w="2880"/>
+          </w:tcPr>
+          <w:p>
+            <w:r/>
+            <w:r>
+              <w:rPr>
+                <w:rFonts w:ascii="Microsoft JhengHei" w:hAnsi="Microsoft JhengHei" w:eastAsia="Microsoft JhengHei"/>
+                <w:b w:val="0"/>
+                <w:sz w:val="19"/>
+              </w:rPr>
+              <w:t>✗ 無效</w:t>
+            </w:r>
+          </w:p>
+        </w:tc>
+      </w:tr>
+      <w:tr>
+        <w:tc>
+          <w:tcPr>
+            <w:tcW w:type="dxa" w:w="2880"/>
+          </w:tcPr>
+          <w:p>
+            <w:r/>
+            <w:r>
+              <w:rPr>
+                <w:rFonts w:ascii="Microsoft JhengHei" w:hAnsi="Microsoft JhengHei" w:eastAsia="Microsoft JhengHei"/>
+                <w:b w:val="0"/>
+                <w:sz w:val="19"/>
+              </w:rPr>
+              <w:t>排除獲利過半靠業外（op/net&lt;0.5）</w:t>
+            </w:r>
+          </w:p>
+        </w:tc>
+        <w:tc>
+          <w:tcPr>
+            <w:tcW w:type="dxa" w:w="2880"/>
+          </w:tcPr>
+          <w:p>
+            <w:r/>
+            <w:r>
+              <w:rPr>
+                <w:rFonts w:ascii="Microsoft JhengHei" w:hAnsi="Microsoft JhengHei" w:eastAsia="Microsoft JhengHei"/>
+                <w:b w:val="0"/>
+                <w:sz w:val="19"/>
+              </w:rPr>
+              <w:t>-0.509 / -0.049 / -0.556</w:t>
+            </w:r>
+          </w:p>
+        </w:tc>
+        <w:tc>
+          <w:tcPr>
+            <w:tcW w:type="dxa" w:w="2880"/>
+          </w:tcPr>
+          <w:p>
+            <w:r/>
+            <w:r>
+              <w:rPr>
+                <w:rFonts w:ascii="Microsoft JhengHei" w:hAnsi="Microsoft JhengHei" w:eastAsia="Microsoft JhengHei"/>
+                <w:b w:val="0"/>
+                <w:sz w:val="19"/>
+              </w:rPr>
+              <w:t>✗ 兩期惡化</w:t>
+            </w:r>
+          </w:p>
+        </w:tc>
+      </w:tr>
+      <w:tr>
+        <w:tc>
+          <w:tcPr>
+            <w:tcW w:type="dxa" w:w="2880"/>
+          </w:tcPr>
+          <w:p>
+            <w:r/>
+            <w:r>
+              <w:rPr>
+                <w:rFonts w:ascii="Microsoft JhengHei" w:hAnsi="Microsoft JhengHei" w:eastAsia="Microsoft JhengHei"/>
+                <w:b w:val="0"/>
+                <w:sz w:val="19"/>
+              </w:rPr>
+              <w:t>ROE gate / 營收 YoY 前置過濾 / 組合</w:t>
+            </w:r>
+          </w:p>
+        </w:tc>
+        <w:tc>
+          <w:tcPr>
+            <w:tcW w:type="dxa" w:w="2880"/>
+          </w:tcPr>
+          <w:p>
+            <w:r/>
+            <w:r>
+              <w:rPr>
+                <w:rFonts w:ascii="Microsoft JhengHei" w:hAnsi="Microsoft JhengHei" w:eastAsia="Microsoft JhengHei"/>
+                <w:b w:val="0"/>
+                <w:sz w:val="19"/>
+              </w:rPr>
+              <w:t>—</w:t>
+            </w:r>
+          </w:p>
+        </w:tc>
+        <w:tc>
+          <w:tcPr>
+            <w:tcW w:type="dxa" w:w="2880"/>
+          </w:tcPr>
+          <w:p>
+            <w:r/>
+            <w:r>
+              <w:rPr>
+                <w:rFonts w:ascii="Microsoft JhengHei" w:hAnsi="Microsoft JhengHei" w:eastAsia="Microsoft JhengHei"/>
+                <w:b w:val="0"/>
+                <w:sz w:val="19"/>
+              </w:rPr>
+              <w:t>✗ 全數無法三期同步改善</w:t>
+            </w:r>
+          </w:p>
+        </w:tc>
+      </w:tr>
+    </w:tbl>
+    <w:p/>
+    <w:p>
+      <w:pPr>
+        <w:pStyle w:val="ListBullet"/>
+      </w:pPr>
+      <w:r>
+        <w:rPr>
+          <w:rFonts w:ascii="Microsoft JhengHei" w:hAnsi="Microsoft JhengHei" w:eastAsia="Microsoft JhengHei"/>
+          <w:b/>
+        </w:rPr>
+        <w:t>特徵側寫（決定性證據）</w:t>
+      </w:r>
+      <w:r>
+        <w:rPr>
+          <w:rFonts w:ascii="Microsoft JhengHei" w:hAnsi="Microsoft JhengHei" w:eastAsia="Microsoft JhengHei"/>
+          <w:b w:val="0"/>
+        </w:rPr>
+        <w:t>：decile 10 的 ROE 中位數</w:t>
+      </w:r>
+      <w:r>
+        <w:rPr>
+          <w:rFonts w:ascii="Microsoft JhengHei" w:hAnsi="Microsoft JhengHei" w:eastAsia="Microsoft JhengHei"/>
+          <w:b/>
+        </w:rPr>
+        <w:t>高於</w:t>
+      </w:r>
+      <w:r>
+        <w:rPr>
+          <w:rFonts w:ascii="Microsoft JhengHei" w:hAnsi="Microsoft JhengHei" w:eastAsia="Microsoft JhengHei"/>
+          <w:b w:val="0"/>
+        </w:rPr>
+        <w:t>全市場、假性獲利比例</w:t>
+      </w:r>
+      <w:r>
+        <w:rPr>
+          <w:rFonts w:ascii="Microsoft JhengHei" w:hAnsi="Microsoft JhengHei" w:eastAsia="Microsoft JhengHei"/>
+          <w:b/>
+        </w:rPr>
+        <w:t>低於</w:t>
+      </w:r>
+      <w:r>
+        <w:rPr>
+          <w:rFonts w:ascii="Microsoft JhengHei" w:hAnsi="Microsoft JhengHei" w:eastAsia="Microsoft JhengHei"/>
+          <w:b w:val="0"/>
+        </w:rPr>
+        <w:t>全市場；</w:t>
+      </w:r>
+    </w:p>
+    <w:p>
+      <w:r>
+        <w:rPr>
+          <w:rFonts w:ascii="Microsoft JhengHei" w:hAnsi="Microsoft JhengHei" w:eastAsia="Microsoft JhengHei"/>
+          <w:b w:val="0"/>
+        </w:rPr>
+        <w:t>唯二異常 = 營收 YoY 為負（-2~-4% vs 市場 +1.5~+6%）+ 動能大幅落後（-2.4~-6% vs 市場 ~0%）。</w:t>
+      </w:r>
+      <w:r>
+        <w:t xml:space="preserve"> </w:t>
+      </w:r>
+      <w:r>
+        <w:rPr>
+          <w:rFonts w:ascii="Microsoft JhengHei" w:hAnsi="Microsoft JhengHei" w:eastAsia="Microsoft JhengHei"/>
+          <w:b w:val="0"/>
+        </w:rPr>
+        <w:t xml:space="preserve">陷阱本質 = </w:t>
+      </w:r>
+      <w:r>
+        <w:rPr>
+          <w:rFonts w:ascii="Microsoft JhengHei" w:hAnsi="Microsoft JhengHei" w:eastAsia="Microsoft JhengHei"/>
+          <w:b/>
+        </w:rPr>
+        <w:t>「基本面尚可但正在下跌的刀」</w:t>
+      </w:r>
+      <w:r>
+        <w:rPr>
+          <w:rFonts w:ascii="Microsoft JhengHei" w:hAnsi="Microsoft JhengHei" w:eastAsia="Microsoft JhengHei"/>
+          <w:b w:val="0"/>
+        </w:rPr>
+        <w:t>：E 落後、市場已在定價衰退，非財報品質問題</w:t>
+      </w:r>
+    </w:p>
+    <w:p>
+      <w:pPr>
+        <w:pStyle w:val="ListBullet"/>
+      </w:pPr>
+      <w:r>
+        <w:rPr>
+          <w:rFonts w:ascii="Microsoft JhengHei" w:hAnsi="Microsoft JhengHei" w:eastAsia="Microsoft JhengHei"/>
+          <w:b/>
+        </w:rPr>
+        <w:t>結構性證據</w:t>
+      </w:r>
+      <w:r>
+        <w:rPr>
+          <w:rFonts w:ascii="Microsoft JhengHei" w:hAnsi="Microsoft JhengHei" w:eastAsia="Microsoft JhengHei"/>
+          <w:b w:val="0"/>
+        </w:rPr>
+        <w:t>：任何前置過濾後重洗的新 decile 10 依然為負 → 負報酬附著在「極端便宜的排名位置」</w:t>
+      </w:r>
+    </w:p>
+    <w:p>
+      <w:r>
+        <w:rPr>
+          <w:rFonts w:ascii="Microsoft JhengHei" w:hAnsi="Microsoft JhengHei" w:eastAsia="Microsoft JhengHei"/>
+          <w:b w:val="0"/>
+        </w:rPr>
+        <w:t xml:space="preserve">本身，不是可辨識的個股屬性。這反向驗證 </w:t>
+      </w:r>
+      <w:r>
+        <w:rPr>
+          <w:rFonts w:ascii="Consolas" w:hAnsi="Consolas" w:eastAsia="Consolas"/>
+          <w:b w:val="0"/>
+          <w:color w:val="8B0000"/>
+          <w:sz w:val="19"/>
+        </w:rPr>
+        <w:t>--value-cap-pct</w:t>
+      </w:r>
+      <w:r>
+        <w:rPr>
+          <w:rFonts w:ascii="Microsoft JhengHei" w:hAnsi="Microsoft JhengHei" w:eastAsia="Microsoft JhengHei"/>
+          <w:b w:val="0"/>
+        </w:rPr>
+        <w:t xml:space="preserve"> 摺返（懲罰極端排名本身）才是正解</w:t>
+      </w:r>
+    </w:p>
+    <w:p>
+      <w:pPr>
+        <w:pStyle w:val="ListBullet"/>
+      </w:pPr>
+      <w:r>
+        <w:rPr>
+          <w:rFonts w:ascii="Microsoft JhengHei" w:hAnsi="Microsoft JhengHei" w:eastAsia="Microsoft JhengHei"/>
+          <w:b w:val="0"/>
+        </w:rPr>
+        <w:t>唯一三期方向一致的桶內分離訊號：營收 YoY&gt;0 子集較好（差 +0.3~+1.2pp），但自身仍兩期為負</w:t>
+      </w:r>
+    </w:p>
+    <w:p>
+      <w:r>
+        <w:rPr>
+          <w:rFonts w:ascii="Microsoft JhengHei" w:hAnsi="Microsoft JhengHei" w:eastAsia="Microsoft JhengHei"/>
+          <w:b w:val="0"/>
+        </w:rPr>
+        <w:t>——只能當條件性減損，不是解藥</w:t>
+      </w:r>
+    </w:p>
+    <w:p>
+      <w:pPr>
+        <w:pStyle w:val="Heading3"/>
+      </w:pPr>
+      <w:r>
+        <w:rPr>
+          <w:rFonts w:ascii="Microsoft JhengHei" w:hAnsi="Microsoft JhengHei" w:eastAsia="Microsoft JhengHei"/>
+          <w:b w:val="0"/>
+        </w:rPr>
+        <w:t>C. 初篩哲學轉向：排除式漏斗，KPI = 贏家召回率</w:t>
+      </w:r>
+    </w:p>
+    <w:p>
+      <w:pPr>
+        <w:pStyle w:val="ListBullet"/>
+      </w:pPr>
+      <w:r>
+        <w:rPr>
+          <w:rFonts w:ascii="Microsoft JhengHei" w:hAnsi="Microsoft JhengHei" w:eastAsia="Microsoft JhengHei"/>
+          <w:b w:val="0"/>
+        </w:rPr>
+        <w:t>三因子月度「選贏家」能力 ≈ 0：composite 前 20% 池對未來月報酬前 10% 贏家的召回率僅</w:t>
+      </w:r>
+    </w:p>
+    <w:p>
+      <w:r>
+        <w:rPr>
+          <w:rFonts w:ascii="Microsoft JhengHei" w:hAnsi="Microsoft JhengHei" w:eastAsia="Microsoft JhengHei"/>
+          <w:b/>
+        </w:rPr>
+        <w:t>17.8–23.3% ≈ 隨機</w:t>
+      </w:r>
+      <w:r>
+        <w:rPr>
+          <w:rFonts w:ascii="Microsoft JhengHei" w:hAnsi="Microsoft JhengHei" w:eastAsia="Microsoft JhengHei"/>
+          <w:b w:val="0"/>
+        </w:rPr>
+        <w:t>（2022 甚至低於隨機）——月度飆股主要是事件驅動，價格因子抓不到</w:t>
+      </w:r>
+    </w:p>
+    <w:p>
+      <w:pPr>
+        <w:pStyle w:val="ListBullet"/>
+      </w:pPr>
+      <w:r>
+        <w:rPr>
+          <w:rFonts w:ascii="Microsoft JhengHei" w:hAnsi="Microsoft JhengHei" w:eastAsia="Microsoft JhengHei"/>
+          <w:b/>
+        </w:rPr>
+        <w:t>2022 空頭是所有多方傾斜的死穴</w:t>
+      </w:r>
+      <w:r>
+        <w:rPr>
+          <w:rFonts w:ascii="Microsoft JhengHei" w:hAnsi="Microsoft JhengHei" w:eastAsia="Microsoft JhengHei"/>
+          <w:b w:val="0"/>
+        </w:rPr>
+        <w:t xml:space="preserve">：任何緊縮池超額 -0.2~-1.3 %/月；composite </w:t>
+      </w:r>
+      <w:r>
+        <w:rPr>
+          <w:rFonts w:ascii="Microsoft JhengHei" w:hAnsi="Microsoft JhengHei" w:eastAsia="Microsoft JhengHei"/>
+          <w:b/>
+        </w:rPr>
+        <w:t>後</w:t>
+      </w:r>
+      <w:r>
+        <w:rPr>
+          <w:rFonts w:ascii="Microsoft JhengHei" w:hAnsi="Microsoft JhengHei" w:eastAsia="Microsoft JhengHei"/>
+          <w:b w:val="0"/>
+        </w:rPr>
+        <w:t xml:space="preserve"> 20%</w:t>
+      </w:r>
+    </w:p>
+    <w:p>
+      <w:r>
+        <w:rPr>
+          <w:rFonts w:ascii="Microsoft JhengHei" w:hAnsi="Microsoft JhengHei" w:eastAsia="Microsoft JhengHei"/>
+          <w:b w:val="0"/>
+        </w:rPr>
+        <w:t>反而 +1.1（超跌反彈年）→ 池子切越緊、2022 傷越重，此為結構性風險非配方問題</w:t>
+      </w:r>
+    </w:p>
+    <w:p>
+      <w:pPr>
+        <w:pStyle w:val="ListBullet"/>
+      </w:pPr>
+      <w:r>
+        <w:rPr>
+          <w:rFonts w:ascii="Microsoft JhengHei" w:hAnsi="Microsoft JhengHei" w:eastAsia="Microsoft JhengHei"/>
+          <w:b w:val="0"/>
+        </w:rPr>
+        <w:t>同池大小下「三因子聯集」全面優於 composite top-N（多元贏家來源）</w:t>
+      </w:r>
+    </w:p>
+    <w:p>
+      <w:pPr>
+        <w:pStyle w:val="Heading3"/>
+      </w:pPr>
+      <w:r>
+        <w:rPr>
+          <w:rFonts w:ascii="Microsoft JhengHei" w:hAnsi="Microsoft JhengHei" w:eastAsia="Microsoft JhengHei"/>
+          <w:b w:val="0"/>
+        </w:rPr>
+        <w:t>D. 四層漏斗實測與初篩定案</w:t>
+      </w:r>
+    </w:p>
+    <w:tbl>
+      <w:tblPr>
+        <w:tblStyle w:val="TableGrid"/>
+        <w:tblW w:type="auto" w:w="0"/>
+        <w:tblLook w:firstColumn="1" w:firstRow="1" w:lastColumn="0" w:lastRow="0" w:noHBand="0" w:noVBand="1" w:val="04A0"/>
+      </w:tblPr>
+      <w:tblGrid>
+        <w:gridCol w:w="1728"/>
+        <w:gridCol w:w="1728"/>
+        <w:gridCol w:w="1728"/>
+        <w:gridCol w:w="1728"/>
+        <w:gridCol w:w="1728"/>
+      </w:tblGrid>
+      <w:tr>
+        <w:tc>
+          <w:tcPr>
+            <w:tcW w:type="dxa" w:w="1728"/>
+          </w:tcPr>
+          <w:p>
+            <w:r>
+              <w:rPr>
+                <w:b/>
+              </w:rPr>
+            </w:r>
+            <w:r>
+              <w:rPr>
+                <w:rFonts w:ascii="Microsoft JhengHei" w:hAnsi="Microsoft JhengHei" w:eastAsia="Microsoft JhengHei"/>
+                <w:b/>
+                <w:sz w:val="19"/>
+              </w:rPr>
+              <w:t>層</w:t>
+            </w:r>
+          </w:p>
+        </w:tc>
+        <w:tc>
+          <w:tcPr>
+            <w:tcW w:type="dxa" w:w="1728"/>
+          </w:tcPr>
+          <w:p>
+            <w:r>
+              <w:rPr>
+                <w:b/>
+              </w:rPr>
+            </w:r>
+            <w:r>
+              <w:rPr>
+                <w:rFonts w:ascii="Microsoft JhengHei" w:hAnsi="Microsoft JhengHei" w:eastAsia="Microsoft JhengHei"/>
+                <w:b/>
+                <w:sz w:val="19"/>
+              </w:rPr>
+              <w:t>池（檔/月）</w:t>
+            </w:r>
+          </w:p>
+        </w:tc>
+        <w:tc>
+          <w:tcPr>
+            <w:tcW w:type="dxa" w:w="1728"/>
+          </w:tcPr>
+          <w:p>
+            <w:r>
+              <w:rPr>
+                <w:b/>
+              </w:rPr>
+            </w:r>
+            <w:r>
+              <w:rPr>
+                <w:rFonts w:ascii="Microsoft JhengHei" w:hAnsi="Microsoft JhengHei" w:eastAsia="Microsoft JhengHei"/>
+                <w:b/>
+                <w:sz w:val="19"/>
+              </w:rPr>
+              <w:t>召回率（三期）</w:t>
+            </w:r>
+          </w:p>
+        </w:tc>
+        <w:tc>
+          <w:tcPr>
+            <w:tcW w:type="dxa" w:w="1728"/>
+          </w:tcPr>
+          <w:p>
+            <w:r>
+              <w:rPr>
+                <w:b/>
+              </w:rPr>
+            </w:r>
+            <w:r>
+              <w:rPr>
+                <w:rFonts w:ascii="Microsoft JhengHei" w:hAnsi="Microsoft JhengHei" w:eastAsia="Microsoft JhengHei"/>
+                <w:b/>
+                <w:sz w:val="19"/>
+              </w:rPr>
+              <w:t>超額 %/月（三期）</w:t>
+            </w:r>
+          </w:p>
+        </w:tc>
+        <w:tc>
+          <w:tcPr>
+            <w:tcW w:type="dxa" w:w="1728"/>
+          </w:tcPr>
+          <w:p>
+            <w:r>
+              <w:rPr>
+                <w:b/>
+              </w:rPr>
+            </w:r>
+            <w:r>
+              <w:rPr>
+                <w:rFonts w:ascii="Microsoft JhengHei" w:hAnsi="Microsoft JhengHei" w:eastAsia="Microsoft JhengHei"/>
+                <w:b/>
+                <w:sz w:val="19"/>
+              </w:rPr>
+              <w:t>判定</w:t>
+            </w:r>
+          </w:p>
+        </w:tc>
+      </w:tr>
+      <w:tr>
+        <w:tc>
+          <w:tcPr>
+            <w:tcW w:type="dxa" w:w="1728"/>
+          </w:tcPr>
+          <w:p>
+            <w:r/>
+            <w:r>
+              <w:rPr>
+                <w:rFonts w:ascii="Microsoft JhengHei" w:hAnsi="Microsoft JhengHei" w:eastAsia="Microsoft JhengHei"/>
+                <w:b w:val="0"/>
+                <w:sz w:val="19"/>
+              </w:rPr>
+              <w:t>全市場</w:t>
+            </w:r>
+          </w:p>
+        </w:tc>
+        <w:tc>
+          <w:tcPr>
+            <w:tcW w:type="dxa" w:w="1728"/>
+          </w:tcPr>
+          <w:p>
+            <w:r/>
+            <w:r>
+              <w:rPr>
+                <w:rFonts w:ascii="Microsoft JhengHei" w:hAnsi="Microsoft JhengHei" w:eastAsia="Microsoft JhengHei"/>
+                <w:b w:val="0"/>
+                <w:sz w:val="19"/>
+              </w:rPr>
+              <w:t>1,296~1,452</w:t>
+            </w:r>
+          </w:p>
+        </w:tc>
+        <w:tc>
+          <w:tcPr>
+            <w:tcW w:type="dxa" w:w="1728"/>
+          </w:tcPr>
+          <w:p>
+            <w:r/>
+            <w:r>
+              <w:rPr>
+                <w:rFonts w:ascii="Microsoft JhengHei" w:hAnsi="Microsoft JhengHei" w:eastAsia="Microsoft JhengHei"/>
+                <w:b w:val="0"/>
+                <w:sz w:val="19"/>
+              </w:rPr>
+              <w:t>100%</w:t>
+            </w:r>
+          </w:p>
+        </w:tc>
+        <w:tc>
+          <w:tcPr>
+            <w:tcW w:type="dxa" w:w="1728"/>
+          </w:tcPr>
+          <w:p>
+            <w:r/>
+            <w:r>
+              <w:rPr>
+                <w:rFonts w:ascii="Microsoft JhengHei" w:hAnsi="Microsoft JhengHei" w:eastAsia="Microsoft JhengHei"/>
+                <w:b w:val="0"/>
+                <w:sz w:val="19"/>
+              </w:rPr>
+              <w:t>基準</w:t>
+            </w:r>
+          </w:p>
+        </w:tc>
+        <w:tc>
+          <w:tcPr>
+            <w:tcW w:type="dxa" w:w="1728"/>
+          </w:tcPr>
+          <w:p>
+            <w:r/>
+            <w:r>
+              <w:rPr>
+                <w:rFonts w:ascii="Microsoft JhengHei" w:hAnsi="Microsoft JhengHei" w:eastAsia="Microsoft JhengHei"/>
+                <w:b w:val="0"/>
+                <w:sz w:val="19"/>
+              </w:rPr>
+              <w:t>—</w:t>
+            </w:r>
+          </w:p>
+        </w:tc>
+      </w:tr>
+      <w:tr>
+        <w:tc>
+          <w:tcPr>
+            <w:tcW w:type="dxa" w:w="1728"/>
+          </w:tcPr>
+          <w:p>
+            <w:r/>
+            <w:r>
+              <w:rPr>
+                <w:rFonts w:ascii="Microsoft JhengHei" w:hAnsi="Microsoft JhengHei" w:eastAsia="Microsoft JhengHei"/>
+                <w:b/>
+                <w:sz w:val="19"/>
+              </w:rPr>
+              <w:t>L1 可投資性</w:t>
+            </w:r>
+            <w:r>
+              <w:rPr>
+                <w:rFonts w:ascii="Microsoft JhengHei" w:hAnsi="Microsoft JhengHei" w:eastAsia="Microsoft JhengHei"/>
+                <w:b w:val="0"/>
+                <w:sz w:val="19"/>
+              </w:rPr>
+              <w:t>（20日均成交額≥10M＋上市滿年）</w:t>
+            </w:r>
+          </w:p>
+        </w:tc>
+        <w:tc>
+          <w:tcPr>
+            <w:tcW w:type="dxa" w:w="1728"/>
+          </w:tcPr>
+          <w:p>
+            <w:r/>
+            <w:r>
+              <w:rPr>
+                <w:rFonts w:ascii="Microsoft JhengHei" w:hAnsi="Microsoft JhengHei" w:eastAsia="Microsoft JhengHei"/>
+                <w:b w:val="0"/>
+                <w:sz w:val="19"/>
+              </w:rPr>
+              <w:t>711~858</w:t>
+            </w:r>
+          </w:p>
+        </w:tc>
+        <w:tc>
+          <w:tcPr>
+            <w:tcW w:type="dxa" w:w="1728"/>
+          </w:tcPr>
+          <w:p>
+            <w:r/>
+            <w:r>
+              <w:rPr>
+                <w:rFonts w:ascii="Microsoft JhengHei" w:hAnsi="Microsoft JhengHei" w:eastAsia="Microsoft JhengHei"/>
+                <w:b w:val="0"/>
+                <w:sz w:val="19"/>
+              </w:rPr>
+              <w:t>71.0/59.9/64.2</w:t>
+            </w:r>
+          </w:p>
+        </w:tc>
+        <w:tc>
+          <w:tcPr>
+            <w:tcW w:type="dxa" w:w="1728"/>
+          </w:tcPr>
+          <w:p>
+            <w:r/>
+            <w:r>
+              <w:rPr>
+                <w:rFonts w:ascii="Microsoft JhengHei" w:hAnsi="Microsoft JhengHei" w:eastAsia="Microsoft JhengHei"/>
+                <w:b w:val="0"/>
+                <w:sz w:val="19"/>
+              </w:rPr>
+              <w:t>+0.13/-0.48/-0.03</w:t>
+            </w:r>
+          </w:p>
+        </w:tc>
+        <w:tc>
+          <w:tcPr>
+            <w:tcW w:type="dxa" w:w="1728"/>
+          </w:tcPr>
+          <w:p>
+            <w:r/>
+            <w:r>
+              <w:rPr>
+                <w:rFonts w:ascii="Microsoft JhengHei" w:hAnsi="Microsoft JhengHei" w:eastAsia="Microsoft JhengHei"/>
+                <w:b w:val="0"/>
+                <w:sz w:val="19"/>
+              </w:rPr>
+              <w:t>✅ 必要（可交易性，非選股）</w:t>
+            </w:r>
+          </w:p>
+        </w:tc>
+      </w:tr>
+      <w:tr>
+        <w:tc>
+          <w:tcPr>
+            <w:tcW w:type="dxa" w:w="1728"/>
+          </w:tcPr>
+          <w:p>
+            <w:r/>
+            <w:r>
+              <w:rPr>
+                <w:rFonts w:ascii="Microsoft JhengHei" w:hAnsi="Microsoft JhengHei" w:eastAsia="Microsoft JhengHei"/>
+                <w:b/>
+                <w:sz w:val="19"/>
+              </w:rPr>
+              <w:t>L2 陷阱排除</w:t>
+            </w:r>
+            <w:r>
+              <w:rPr>
+                <w:rFonts w:ascii="Microsoft JhengHei" w:hAnsi="Microsoft JhengHei" w:eastAsia="Microsoft JhengHei"/>
+                <w:b w:val="0"/>
+                <w:sz w:val="19"/>
+              </w:rPr>
+              <w:t>（value_pct&gt;90 且 營收YoY≤0）</w:t>
+            </w:r>
+          </w:p>
+        </w:tc>
+        <w:tc>
+          <w:tcPr>
+            <w:tcW w:type="dxa" w:w="1728"/>
+          </w:tcPr>
+          <w:p>
+            <w:r/>
+            <w:r>
+              <w:rPr>
+                <w:rFonts w:ascii="Microsoft JhengHei" w:hAnsi="Microsoft JhengHei" w:eastAsia="Microsoft JhengHei"/>
+                <w:b w:val="0"/>
+                <w:sz w:val="19"/>
+              </w:rPr>
+              <w:t>678~810</w:t>
+            </w:r>
+          </w:p>
+        </w:tc>
+        <w:tc>
+          <w:tcPr>
+            <w:tcW w:type="dxa" w:w="1728"/>
+          </w:tcPr>
+          <w:p>
+            <w:r/>
+            <w:r>
+              <w:rPr>
+                <w:rFonts w:ascii="Microsoft JhengHei" w:hAnsi="Microsoft JhengHei" w:eastAsia="Microsoft JhengHei"/>
+                <w:b w:val="0"/>
+                <w:sz w:val="19"/>
+              </w:rPr>
+              <w:t>68.4/57.5/62.5</w:t>
+            </w:r>
+          </w:p>
+        </w:tc>
+        <w:tc>
+          <w:tcPr>
+            <w:tcW w:type="dxa" w:w="1728"/>
+          </w:tcPr>
+          <w:p>
+            <w:r/>
+            <w:r>
+              <w:rPr>
+                <w:rFonts w:ascii="Microsoft JhengHei" w:hAnsi="Microsoft JhengHei" w:eastAsia="Microsoft JhengHei"/>
+                <w:b w:val="0"/>
+                <w:sz w:val="19"/>
+              </w:rPr>
+              <w:t>+0.19/-0.44/+0.03</w:t>
+            </w:r>
+          </w:p>
+        </w:tc>
+        <w:tc>
+          <w:tcPr>
+            <w:tcW w:type="dxa" w:w="1728"/>
+          </w:tcPr>
+          <w:p>
+            <w:r/>
+            <w:r>
+              <w:rPr>
+                <w:rFonts w:ascii="Microsoft JhengHei" w:hAnsi="Microsoft JhengHei" w:eastAsia="Microsoft JhengHei"/>
+                <w:b w:val="0"/>
+                <w:sz w:val="19"/>
+              </w:rPr>
+              <w:t>✅ 唯一三期同步改善、只花 2.5pp 召回</w:t>
+            </w:r>
+          </w:p>
+        </w:tc>
+      </w:tr>
+      <w:tr>
+        <w:tc>
+          <w:tcPr>
+            <w:tcW w:type="dxa" w:w="1728"/>
+          </w:tcPr>
+          <w:p>
+            <w:r/>
+            <w:r>
+              <w:rPr>
+                <w:rFonts w:ascii="Microsoft JhengHei" w:hAnsi="Microsoft JhengHei" w:eastAsia="Microsoft JhengHei"/>
+                <w:b w:val="0"/>
+                <w:sz w:val="19"/>
+              </w:rPr>
+              <w:t>L3 砍 composite 後 40%</w:t>
+            </w:r>
+          </w:p>
+        </w:tc>
+        <w:tc>
+          <w:tcPr>
+            <w:tcW w:type="dxa" w:w="1728"/>
+          </w:tcPr>
+          <w:p>
+            <w:r/>
+            <w:r>
+              <w:rPr>
+                <w:rFonts w:ascii="Microsoft JhengHei" w:hAnsi="Microsoft JhengHei" w:eastAsia="Microsoft JhengHei"/>
+                <w:b w:val="0"/>
+                <w:sz w:val="19"/>
+              </w:rPr>
+              <w:t>407~486</w:t>
+            </w:r>
+          </w:p>
+        </w:tc>
+        <w:tc>
+          <w:tcPr>
+            <w:tcW w:type="dxa" w:w="1728"/>
+          </w:tcPr>
+          <w:p>
+            <w:r/>
+            <w:r>
+              <w:rPr>
+                <w:rFonts w:ascii="Microsoft JhengHei" w:hAnsi="Microsoft JhengHei" w:eastAsia="Microsoft JhengHei"/>
+                <w:b w:val="0"/>
+                <w:sz w:val="19"/>
+              </w:rPr>
+              <w:t>43.8/32.8/39.6</w:t>
+            </w:r>
+          </w:p>
+        </w:tc>
+        <w:tc>
+          <w:tcPr>
+            <w:tcW w:type="dxa" w:w="1728"/>
+          </w:tcPr>
+          <w:p>
+            <w:r/>
+            <w:r>
+              <w:rPr>
+                <w:rFonts w:ascii="Microsoft JhengHei" w:hAnsi="Microsoft JhengHei" w:eastAsia="Microsoft JhengHei"/>
+                <w:b w:val="0"/>
+                <w:sz w:val="19"/>
+              </w:rPr>
+              <w:t>+0.31/-0.89/-0.05</w:t>
+            </w:r>
+          </w:p>
+        </w:tc>
+        <w:tc>
+          <w:tcPr>
+            <w:tcW w:type="dxa" w:w="1728"/>
+          </w:tcPr>
+          <w:p>
+            <w:r/>
+            <w:r>
+              <w:rPr>
+                <w:rFonts w:ascii="Microsoft JhengHei" w:hAnsi="Microsoft JhengHei" w:eastAsia="Microsoft JhengHei"/>
+                <w:b w:val="0"/>
+                <w:sz w:val="19"/>
+              </w:rPr>
+              <w:t>❌ 召回重傷、2022 惡化</w:t>
+            </w:r>
+          </w:p>
+        </w:tc>
+      </w:tr>
+      <w:tr>
+        <w:tc>
+          <w:tcPr>
+            <w:tcW w:type="dxa" w:w="1728"/>
+          </w:tcPr>
+          <w:p>
+            <w:r/>
+            <w:r>
+              <w:rPr>
+                <w:rFonts w:ascii="Microsoft JhengHei" w:hAnsi="Microsoft JhengHei" w:eastAsia="Microsoft JhengHei"/>
+                <w:b w:val="0"/>
+                <w:sz w:val="19"/>
+              </w:rPr>
+              <w:t>L4 池內 cap-composite 粗排序</w:t>
+            </w:r>
+          </w:p>
+        </w:tc>
+        <w:tc>
+          <w:tcPr>
+            <w:tcW w:type="dxa" w:w="1728"/>
+          </w:tcPr>
+          <w:p>
+            <w:r/>
+            <w:r>
+              <w:rPr>
+                <w:rFonts w:ascii="Microsoft JhengHei" w:hAnsi="Microsoft JhengHei" w:eastAsia="Microsoft JhengHei"/>
+                <w:b w:val="0"/>
+                <w:sz w:val="19"/>
+              </w:rPr>
+              <w:t>—</w:t>
+            </w:r>
+          </w:p>
+        </w:tc>
+        <w:tc>
+          <w:tcPr>
+            <w:tcW w:type="dxa" w:w="1728"/>
+          </w:tcPr>
+          <w:p>
+            <w:r/>
+            <w:r>
+              <w:rPr>
+                <w:rFonts w:ascii="Microsoft JhengHei" w:hAnsi="Microsoft JhengHei" w:eastAsia="Microsoft JhengHei"/>
+                <w:b w:val="0"/>
+                <w:sz w:val="19"/>
+              </w:rPr>
+              <w:t>—</w:t>
+            </w:r>
+          </w:p>
+        </w:tc>
+        <w:tc>
+          <w:tcPr>
+            <w:tcW w:type="dxa" w:w="1728"/>
+          </w:tcPr>
+          <w:p>
+            <w:r/>
+            <w:r>
+              <w:rPr>
+                <w:rFonts w:ascii="Microsoft JhengHei" w:hAnsi="Microsoft JhengHei" w:eastAsia="Microsoft JhengHei"/>
+                <w:b w:val="0"/>
+                <w:sz w:val="19"/>
+              </w:rPr>
+              <w:t>+0.12/</w:t>
+            </w:r>
+            <w:r>
+              <w:rPr>
+                <w:rFonts w:ascii="Microsoft JhengHei" w:hAnsi="Microsoft JhengHei" w:eastAsia="Microsoft JhengHei"/>
+                <w:b/>
+                <w:sz w:val="19"/>
+              </w:rPr>
+              <w:t>-1.22</w:t>
+            </w:r>
+            <w:r>
+              <w:rPr>
+                <w:rFonts w:ascii="Microsoft JhengHei" w:hAnsi="Microsoft JhengHei" w:eastAsia="Microsoft JhengHei"/>
+                <w:b w:val="0"/>
+                <w:sz w:val="19"/>
+              </w:rPr>
+              <w:t>/-0.24</w:t>
+            </w:r>
+          </w:p>
+        </w:tc>
+        <w:tc>
+          <w:tcPr>
+            <w:tcW w:type="dxa" w:w="1728"/>
+          </w:tcPr>
+          <w:p>
+            <w:r/>
+            <w:r>
+              <w:rPr>
+                <w:rFonts w:ascii="Microsoft JhengHei" w:hAnsi="Microsoft JhengHei" w:eastAsia="Microsoft JhengHei"/>
+                <w:b w:val="0"/>
+                <w:sz w:val="19"/>
+              </w:rPr>
+              <w:t>❌ 跨期不可靠</w:t>
+            </w:r>
+          </w:p>
+        </w:tc>
+      </w:tr>
+    </w:tbl>
+    <w:p/>
+    <w:p>
+      <w:pPr>
+        <w:pStyle w:val="ListBullet"/>
+      </w:pPr>
+      <w:r>
+        <w:rPr>
+          <w:rFonts w:ascii="Microsoft JhengHei" w:hAnsi="Microsoft JhengHei" w:eastAsia="Microsoft JhengHei"/>
+          <w:b/>
+        </w:rPr>
+        <w:t>定案：`L1 + L2` → ~700–810 檔 → v4.4 精算評分 → 總分 top-K（50–200 檔在這層切）</w:t>
+      </w:r>
+    </w:p>
+    <w:p>
+      <w:pPr>
+        <w:pStyle w:val="ListBullet"/>
+      </w:pPr>
+      <w:r>
+        <w:rPr>
+          <w:rFonts w:ascii="Microsoft JhengHei" w:hAnsi="Microsoft JhengHei" w:eastAsia="Microsoft JhengHei"/>
+          <w:b w:val="0"/>
+        </w:rPr>
+        <w:t>50–200 檔的 TEJ 端緊縮配方測了 10 種（cap 綜合 top-N / 動能單因子 / 聯集 / 共識交集）：</w:t>
+      </w:r>
+    </w:p>
+    <w:p>
+      <w:r>
+        <w:rPr>
+          <w:rFonts w:ascii="Microsoft JhengHei" w:hAnsi="Microsoft JhengHei" w:eastAsia="Microsoft JhengHei"/>
+          <w:b/>
+        </w:rPr>
+        <w:t>無一過得了 2022</w:t>
+      </w:r>
+      <w:r>
+        <w:rPr>
+          <w:rFonts w:ascii="Microsoft JhengHei" w:hAnsi="Microsoft JhengHei" w:eastAsia="Microsoft JhengHei"/>
+          <w:b w:val="0"/>
+        </w:rPr>
+        <w:t>（全數 -0.9~-1.6）且月留存率僅 13–34%（池子每月換掉 2/3）→ 最終裁切</w:t>
+      </w:r>
+      <w:r>
+        <w:t xml:space="preserve"> </w:t>
+      </w:r>
+      <w:r>
+        <w:rPr>
+          <w:rFonts w:ascii="Microsoft JhengHei" w:hAnsi="Microsoft JhengHei" w:eastAsia="Microsoft JhengHei"/>
+          <w:b w:val="0"/>
+        </w:rPr>
+        <w:t>必須交給精算層（基本面/估值天然低換手、且過閘門驗證）</w:t>
+      </w:r>
+    </w:p>
+    <w:p>
+      <w:pPr>
+        <w:pStyle w:val="ListBullet"/>
+      </w:pPr>
+      <w:r>
+        <w:rPr>
+          <w:rFonts w:ascii="Microsoft JhengHei" w:hAnsi="Microsoft JhengHei" w:eastAsia="Microsoft JhengHei"/>
+          <w:b w:val="0"/>
+        </w:rPr>
+        <w:t>L2 存廢測試：排序層已有 value cap 時 L2 邊際 ≈ 0（陷阱股只混進 top200 約 5–8 檔）；</w:t>
+      </w:r>
+    </w:p>
+    <w:p>
+      <w:r>
+        <w:rPr>
+          <w:rFonts w:ascii="Microsoft JhengHei" w:hAnsi="Microsoft JhengHei" w:eastAsia="Microsoft JhengHei"/>
+          <w:b w:val="0"/>
+        </w:rPr>
+        <w:t xml:space="preserve">排序層無 cap（=目前生產估值狀態）時 L2 貢獻 +0.06~0.10 → </w:t>
+      </w:r>
+      <w:r>
+        <w:rPr>
+          <w:rFonts w:ascii="Microsoft JhengHei" w:hAnsi="Microsoft JhengHei" w:eastAsia="Microsoft JhengHei"/>
+          <w:b/>
+        </w:rPr>
+        <w:t>L2 與排序層 cap 二擇一</w:t>
+      </w:r>
+      <w:r>
+        <w:rPr>
+          <w:rFonts w:ascii="Microsoft JhengHei" w:hAnsi="Microsoft JhengHei" w:eastAsia="Microsoft JhengHei"/>
+          <w:b w:val="0"/>
+        </w:rPr>
+        <w:t>，</w:t>
+      </w:r>
+      <w:r>
+        <w:t xml:space="preserve"> </w:t>
+      </w:r>
+      <w:r>
+        <w:rPr>
+          <w:rFonts w:ascii="Microsoft JhengHei" w:hAnsi="Microsoft JhengHei" w:eastAsia="Microsoft JhengHei"/>
+          <w:b w:val="0"/>
+        </w:rPr>
+        <w:t>先採 L2 一行保險，日後估值因子重修收編 cap 時再退役</w:t>
+      </w:r>
+    </w:p>
+    <w:p>
+      <w:pPr>
+        <w:pStyle w:val="ListBullet"/>
+      </w:pPr>
+      <w:r>
+        <w:rPr>
+          <w:rFonts w:ascii="Microsoft JhengHei" w:hAnsi="Microsoft JhengHei" w:eastAsia="Microsoft JhengHei"/>
+          <w:b w:val="0"/>
+        </w:rPr>
+        <w:t>流動性門檻敏感度：5M → 池 ~1,000+ 檔；20M → ~350 檔但 2022 -1.15。10M 為召回與可投資性平衡點</w:t>
+      </w:r>
+    </w:p>
+    <w:p>
+      <w:pPr>
+        <w:pStyle w:val="Heading3"/>
+      </w:pPr>
+      <w:r>
+        <w:rPr>
+          <w:rFonts w:ascii="Microsoft JhengHei" w:hAnsi="Microsoft JhengHei" w:eastAsia="Microsoft JhengHei"/>
+          <w:b w:val="0"/>
+        </w:rPr>
+        <w:t>E. 粗篩層升級嘗試（結果 = 維持現狀，L1+L2 已是資訊上限）</w:t>
+      </w:r>
+    </w:p>
+    <w:p>
+      <w:pPr>
+        <w:pStyle w:val="ListBullet"/>
+      </w:pPr>
+      <w:r>
+        <w:rPr>
+          <w:rFonts w:ascii="Microsoft JhengHei" w:hAnsi="Microsoft JhengHei" w:eastAsia="Microsoft JhengHei"/>
+          <w:b w:val="0"/>
+        </w:rPr>
+        <w:t>新接線 5 個長視野候選欄位進觀測管線：60/120 日動能、52 週高點接近度、連續四季 EPS&gt;0、</w:t>
+      </w:r>
+    </w:p>
+    <w:p>
+      <w:r>
+        <w:rPr>
+          <w:rFonts w:ascii="Microsoft JhengHei" w:hAnsi="Microsoft JhengHei" w:eastAsia="Microsoft JhengHei"/>
+          <w:b w:val="0"/>
+        </w:rPr>
+        <w:t>3 月平滑營收 YoY（</w:t>
+      </w:r>
+      <w:r>
+        <w:rPr>
+          <w:rFonts w:ascii="Consolas" w:hAnsi="Consolas" w:eastAsia="Consolas"/>
+          <w:b w:val="0"/>
+          <w:color w:val="8B0000"/>
+          <w:sz w:val="19"/>
+        </w:rPr>
+        <w:t>build_observations</w:t>
+      </w:r>
+      <w:r>
+        <w:rPr>
+          <w:rFonts w:ascii="Microsoft JhengHei" w:hAnsi="Microsoft JhengHei" w:eastAsia="Microsoft JhengHei"/>
+          <w:b w:val="0"/>
+        </w:rPr>
+        <w:t xml:space="preserve"> 永久保留，dump 即帶出）</w:t>
+      </w:r>
+    </w:p>
+    <w:p>
+      <w:pPr>
+        <w:pStyle w:val="ListBullet"/>
+      </w:pPr>
+      <w:r>
+        <w:rPr>
+          <w:rFonts w:ascii="Microsoft JhengHei" w:hAnsi="Microsoft JhengHei" w:eastAsia="Microsoft JhengHei"/>
+          <w:b w:val="0"/>
+        </w:rPr>
+        <w:t xml:space="preserve">6 種升級排除規則全敗：破位/長動能崩壞類 </w:t>
+      </w:r>
+      <w:r>
+        <w:rPr>
+          <w:rFonts w:ascii="Microsoft JhengHei" w:hAnsi="Microsoft JhengHei" w:eastAsia="Microsoft JhengHei"/>
+          <w:b/>
+        </w:rPr>
+        <w:t>2022 全數反傷</w:t>
+      </w:r>
+      <w:r>
+        <w:rPr>
+          <w:rFonts w:ascii="Microsoft JhengHei" w:hAnsi="Microsoft JhengHei" w:eastAsia="Microsoft JhengHei"/>
+          <w:b w:val="0"/>
+        </w:rPr>
+        <w:t>（空頭反彈恰在深跌股，召回 -8~-9pp</w:t>
+      </w:r>
+    </w:p>
+    <w:p>
+      <w:r>
+        <w:rPr>
+          <w:rFonts w:ascii="Microsoft JhengHei" w:hAnsi="Microsoft JhengHei" w:eastAsia="Microsoft JhengHei"/>
+          <w:b w:val="0"/>
+        </w:rPr>
+        <w:t>換不到超額）；連四季虧損在流動性地板後</w:t>
+      </w:r>
+      <w:r>
+        <w:rPr>
+          <w:rFonts w:ascii="Microsoft JhengHei" w:hAnsi="Microsoft JhengHei" w:eastAsia="Microsoft JhengHei"/>
+          <w:b/>
+        </w:rPr>
+        <w:t>無股可排</w:t>
+      </w:r>
+      <w:r>
+        <w:rPr>
+          <w:rFonts w:ascii="Microsoft JhengHei" w:hAnsi="Microsoft JhengHei" w:eastAsia="Microsoft JhengHei"/>
+          <w:b w:val="0"/>
+        </w:rPr>
+        <w:t>；組合拳只配適多頭（+0.22 vs +0.13）2022 不過閘門</w:t>
+      </w:r>
+    </w:p>
+    <w:p>
+      <w:pPr>
+        <w:pStyle w:val="ListBullet"/>
+      </w:pPr>
+      <w:r>
+        <w:rPr>
+          <w:rFonts w:ascii="Microsoft JhengHei" w:hAnsi="Microsoft JhengHei" w:eastAsia="Microsoft JhengHei"/>
+          <w:b/>
+        </w:rPr>
+        <w:t>結論：現行 L2 就是 TEJ 價格+基本面資料的資訊上限</w:t>
+      </w:r>
+      <w:r>
+        <w:rPr>
+          <w:rFonts w:ascii="Microsoft JhengHei" w:hAnsi="Microsoft JhengHei" w:eastAsia="Microsoft JhengHei"/>
+          <w:b w:val="0"/>
+        </w:rPr>
+        <w:t>。要再聰明需要正交的新資料維度</w:t>
+      </w:r>
+    </w:p>
+    <w:p>
+      <w:r>
+        <w:rPr>
+          <w:rFonts w:ascii="Microsoft JhengHei" w:hAnsi="Microsoft JhengHei" w:eastAsia="Microsoft JhengHei"/>
+          <w:b w:val="0"/>
+        </w:rPr>
+        <w:t>（TDCC 股權分散、董監質押比、產業別中性化——皆需回 TEJ 補匯出欄位），不是規則微調</w:t>
+      </w:r>
+    </w:p>
+    <w:p>
+      <w:pPr>
+        <w:pStyle w:val="Heading3"/>
+      </w:pPr>
+      <w:r>
+        <w:rPr>
+          <w:rFonts w:ascii="Microsoft JhengHei" w:hAnsi="Microsoft JhengHei" w:eastAsia="Microsoft JhengHei"/>
+          <w:b w:val="0"/>
+        </w:rPr>
+        <w:t>F. 工具沉澱（本輪新增，全部 0 API）</w:t>
+      </w:r>
+    </w:p>
+    <w:tbl>
+      <w:tblPr>
+        <w:tblStyle w:val="TableGrid"/>
+        <w:tblW w:type="auto" w:w="0"/>
+        <w:tblLook w:firstColumn="1" w:firstRow="1" w:lastColumn="0" w:lastRow="0" w:noHBand="0" w:noVBand="1" w:val="04A0"/>
+      </w:tblPr>
+      <w:tblGrid>
+        <w:gridCol w:w="4320"/>
+        <w:gridCol w:w="4320"/>
+      </w:tblGrid>
+      <w:tr>
+        <w:tc>
+          <w:tcPr>
+            <w:tcW w:type="dxa" w:w="4320"/>
+          </w:tcPr>
+          <w:p>
+            <w:r>
+              <w:rPr>
+                <w:b/>
+              </w:rPr>
+            </w:r>
+            <w:r>
+              <w:rPr>
+                <w:rFonts w:ascii="Microsoft JhengHei" w:hAnsi="Microsoft JhengHei" w:eastAsia="Microsoft JhengHei"/>
+                <w:b/>
+                <w:sz w:val="19"/>
+              </w:rPr>
+              <w:t>工具</w:t>
+            </w:r>
+          </w:p>
+        </w:tc>
+        <w:tc>
+          <w:tcPr>
+            <w:tcW w:type="dxa" w:w="4320"/>
+          </w:tcPr>
+          <w:p>
+            <w:r>
+              <w:rPr>
+                <w:b/>
+              </w:rPr>
+            </w:r>
+            <w:r>
+              <w:rPr>
+                <w:rFonts w:ascii="Microsoft JhengHei" w:hAnsi="Microsoft JhengHei" w:eastAsia="Microsoft JhengHei"/>
+                <w:b/>
+                <w:sz w:val="19"/>
+              </w:rPr>
+              <w:t>用途</w:t>
+            </w:r>
+          </w:p>
+        </w:tc>
+      </w:tr>
+      <w:tr>
+        <w:tc>
+          <w:tcPr>
+            <w:tcW w:type="dxa" w:w="4320"/>
+          </w:tcPr>
+          <w:p>
+            <w:r/>
+            <w:r>
+              <w:rPr>
+                <w:rFonts w:ascii="Consolas" w:hAnsi="Consolas" w:eastAsia="Consolas"/>
+                <w:b w:val="0"/>
+                <w:color w:val="8B0000"/>
+                <w:sz w:val="19"/>
+              </w:rPr>
+              <w:t>tej_importer.py</w:t>
+            </w:r>
+            <w:r>
+              <w:rPr>
+                <w:rFonts w:ascii="Microsoft JhengHei" w:hAnsi="Microsoft JhengHei" w:eastAsia="Microsoft JhengHei"/>
+                <w:b w:val="0"/>
+                <w:sz w:val="19"/>
+              </w:rPr>
+              <w:t>（擴充）</w:t>
+            </w:r>
+          </w:p>
+        </w:tc>
+        <w:tc>
+          <w:tcPr>
+            <w:tcW w:type="dxa" w:w="4320"/>
+          </w:tcPr>
+          <w:p>
+            <w:r/>
+            <w:r>
+              <w:rPr>
+                <w:rFonts w:ascii="Microsoft JhengHei" w:hAnsi="Microsoft JhengHei" w:eastAsia="Microsoft JhengHei"/>
+                <w:b w:val="0"/>
+                <w:sz w:val="19"/>
+              </w:rPr>
+              <w:t>fundamentals 新增營業利益欄位（位置 6）</w:t>
+            </w:r>
+          </w:p>
+        </w:tc>
+      </w:tr>
+      <w:tr>
+        <w:tc>
+          <w:tcPr>
+            <w:tcW w:type="dxa" w:w="4320"/>
+          </w:tcPr>
+          <w:p>
+            <w:r/>
+            <w:r>
+              <w:rPr>
+                <w:rFonts w:ascii="Consolas" w:hAnsi="Consolas" w:eastAsia="Consolas"/>
+                <w:b w:val="0"/>
+                <w:color w:val="8B0000"/>
+                <w:sz w:val="19"/>
+              </w:rPr>
+              <w:t>scripts/tej_universe_screen_validation.py</w:t>
+            </w:r>
+            <w:r>
+              <w:rPr>
+                <w:rFonts w:ascii="Microsoft JhengHei" w:hAnsi="Microsoft JhengHei" w:eastAsia="Microsoft JhengHei"/>
+                <w:b w:val="0"/>
+                <w:sz w:val="19"/>
+              </w:rPr>
+              <w:t>（擴充）</w:t>
+            </w:r>
+          </w:p>
+        </w:tc>
+        <w:tc>
+          <w:tcPr>
+            <w:tcW w:type="dxa" w:w="4320"/>
+          </w:tcPr>
+          <w:p>
+            <w:r/>
+            <w:r>
+              <w:rPr>
+                <w:rFonts w:ascii="Microsoft JhengHei" w:hAnsi="Microsoft JhengHei" w:eastAsia="Microsoft JhengHei"/>
+                <w:b w:val="0"/>
+                <w:sz w:val="19"/>
+              </w:rPr>
+              <w:t xml:space="preserve">新增 </w:t>
+            </w:r>
+            <w:r>
+              <w:rPr>
+                <w:rFonts w:ascii="Consolas" w:hAnsi="Consolas" w:eastAsia="Consolas"/>
+                <w:b w:val="0"/>
+                <w:color w:val="8B0000"/>
+                <w:sz w:val="19"/>
+              </w:rPr>
+              <w:t>--quality-filter no_fake_earnings</w:t>
+            </w:r>
+            <w:r>
+              <w:rPr>
+                <w:rFonts w:ascii="Microsoft JhengHei" w:hAnsi="Microsoft JhengHei" w:eastAsia="Microsoft JhengHei"/>
+                <w:b w:val="0"/>
+                <w:sz w:val="19"/>
+              </w:rPr>
+              <w:t>、</w:t>
+            </w:r>
+            <w:r>
+              <w:rPr>
+                <w:rFonts w:ascii="Consolas" w:hAnsi="Consolas" w:eastAsia="Consolas"/>
+                <w:b w:val="0"/>
+                <w:color w:val="8B0000"/>
+                <w:sz w:val="19"/>
+              </w:rPr>
+              <w:t>--dump-obs PATH</w:t>
+            </w:r>
+            <w:r>
+              <w:rPr>
+                <w:rFonts w:ascii="Microsoft JhengHei" w:hAnsi="Microsoft JhengHei" w:eastAsia="Microsoft JhengHei"/>
+                <w:b w:val="0"/>
+                <w:sz w:val="19"/>
+              </w:rPr>
+              <w:t>（三期原始觀測一次落地 Parquet）、5 個長視野候選欄位</w:t>
+            </w:r>
+          </w:p>
+        </w:tc>
+      </w:tr>
+      <w:tr>
+        <w:tc>
+          <w:tcPr>
+            <w:tcW w:type="dxa" w:w="4320"/>
+          </w:tcPr>
+          <w:p>
+            <w:r/>
+            <w:r>
+              <w:rPr>
+                <w:rFonts w:ascii="Consolas" w:hAnsi="Consolas" w:eastAsia="Consolas"/>
+                <w:b w:val="0"/>
+                <w:color w:val="8B0000"/>
+                <w:sz w:val="19"/>
+              </w:rPr>
+              <w:t>scripts/tej_trap_filter_lab.py</w:t>
+            </w:r>
+          </w:p>
+        </w:tc>
+        <w:tc>
+          <w:tcPr>
+            <w:tcW w:type="dxa" w:w="4320"/>
+          </w:tcPr>
+          <w:p>
+            <w:r/>
+            <w:r>
+              <w:rPr>
+                <w:rFonts w:ascii="Microsoft JhengHei" w:hAnsi="Microsoft JhengHei" w:eastAsia="Microsoft JhengHei"/>
+                <w:b w:val="0"/>
+                <w:sz w:val="19"/>
+              </w:rPr>
+              <w:t>讀 dump 檔做秒級離線過濾實驗（已驗證精確重現主腳本 decile 結果）</w:t>
+            </w:r>
+          </w:p>
+        </w:tc>
+      </w:tr>
+      <w:tr>
+        <w:tc>
+          <w:tcPr>
+            <w:tcW w:type="dxa" w:w="4320"/>
+          </w:tcPr>
+          <w:p>
+            <w:r/>
+            <w:r>
+              <w:rPr>
+                <w:rFonts w:ascii="Consolas" w:hAnsi="Consolas" w:eastAsia="Consolas"/>
+                <w:b w:val="0"/>
+                <w:color w:val="8B0000"/>
+                <w:sz w:val="19"/>
+              </w:rPr>
+              <w:t>scripts/tej_screen_recipe_lab.py</w:t>
+            </w:r>
+          </w:p>
+        </w:tc>
+        <w:tc>
+          <w:tcPr>
+            <w:tcW w:type="dxa" w:w="4320"/>
+          </w:tcPr>
+          <w:p>
+            <w:r/>
+            <w:r>
+              <w:rPr>
+                <w:rFonts w:ascii="Microsoft JhengHei" w:hAnsi="Microsoft JhengHei" w:eastAsia="Microsoft JhengHei"/>
+                <w:b w:val="0"/>
+                <w:sz w:val="19"/>
+              </w:rPr>
+              <w:t>初篩配方 × 池大小三期對照（含召回率）</w:t>
+            </w:r>
+          </w:p>
+        </w:tc>
+      </w:tr>
+      <w:tr>
+        <w:tc>
+          <w:tcPr>
+            <w:tcW w:type="dxa" w:w="4320"/>
+          </w:tcPr>
+          <w:p>
+            <w:r/>
+            <w:r>
+              <w:rPr>
+                <w:rFonts w:ascii="Consolas" w:hAnsi="Consolas" w:eastAsia="Consolas"/>
+                <w:b w:val="0"/>
+                <w:color w:val="8B0000"/>
+                <w:sz w:val="19"/>
+              </w:rPr>
+              <w:t>scripts/tej_funnel_test.py</w:t>
+            </w:r>
+          </w:p>
+        </w:tc>
+        <w:tc>
+          <w:tcPr>
+            <w:tcW w:type="dxa" w:w="4320"/>
+          </w:tcPr>
+          <w:p>
+            <w:r/>
+            <w:r>
+              <w:rPr>
+                <w:rFonts w:ascii="Microsoft JhengHei" w:hAnsi="Microsoft JhengHei" w:eastAsia="Microsoft JhengHei"/>
+                <w:b w:val="0"/>
+                <w:sz w:val="19"/>
+              </w:rPr>
+              <w:t>四層漏斗完整實測（DuckDB 合併流動性資料，改門檻直接重跑）</w:t>
+            </w:r>
+          </w:p>
+        </w:tc>
+      </w:tr>
+      <w:tr>
+        <w:tc>
+          <w:tcPr>
+            <w:tcW w:type="dxa" w:w="4320"/>
+          </w:tcPr>
+          <w:p>
+            <w:r/>
+            <w:r>
+              <w:rPr>
+                <w:rFonts w:ascii="Consolas" w:hAnsi="Consolas" w:eastAsia="Consolas"/>
+                <w:b w:val="0"/>
+                <w:color w:val="8B0000"/>
+                <w:sz w:val="19"/>
+              </w:rPr>
+              <w:t>scripts/tej_smart_screen_lab.py</w:t>
+            </w:r>
+          </w:p>
+        </w:tc>
+        <w:tc>
+          <w:tcPr>
+            <w:tcW w:type="dxa" w:w="4320"/>
+          </w:tcPr>
+          <w:p>
+            <w:r/>
+            <w:r>
+              <w:rPr>
+                <w:rFonts w:ascii="Microsoft JhengHei" w:hAnsi="Microsoft JhengHei" w:eastAsia="Microsoft JhengHei"/>
+                <w:b w:val="0"/>
+                <w:sz w:val="19"/>
+              </w:rPr>
+              <w:t>升級版排除規則對決（新因子 vs 現行 L2）</w:t>
+            </w:r>
+          </w:p>
+        </w:tc>
+      </w:tr>
+    </w:tbl>
+    <w:p/>
+    <w:p>
+      <w:r>
+        <w:rPr>
+          <w:rFonts w:ascii="Microsoft JhengHei" w:hAnsi="Microsoft JhengHei" w:eastAsia="Microsoft JhengHei"/>
+          <w:b w:val="0"/>
+        </w:rPr>
+        <w:t xml:space="preserve">工作流：改規則想法 → </w:t>
+      </w:r>
+      <w:r>
+        <w:rPr>
+          <w:rFonts w:ascii="Consolas" w:hAnsi="Consolas" w:eastAsia="Consolas"/>
+          <w:b w:val="0"/>
+          <w:color w:val="8B0000"/>
+          <w:sz w:val="19"/>
+        </w:rPr>
+        <w:t>--dump-obs</w:t>
+      </w:r>
+      <w:r>
+        <w:rPr>
+          <w:rFonts w:ascii="Microsoft JhengHei" w:hAnsi="Microsoft JhengHei" w:eastAsia="Microsoft JhengHei"/>
+          <w:b w:val="0"/>
+        </w:rPr>
+        <w:t xml:space="preserve"> 落地一次（~5 分鐘）→ lab 腳本秒級迭代，不用每次重跑逐股迴圈。</w:t>
+      </w:r>
+    </w:p>
+    <w:p>
+      <w:pPr>
+        <w:pStyle w:val="Heading3"/>
+      </w:pPr>
+      <w:r>
+        <w:rPr>
+          <w:rFonts w:ascii="Microsoft JhengHei" w:hAnsi="Microsoft JhengHei" w:eastAsia="Microsoft JhengHei"/>
+          <w:b w:val="0"/>
+        </w:rPr>
+        <w:t>G. 正交三軌驗證 — 產業中性化勝出，價值陷阱成因最終定調（2026-07-15 續）</w:t>
+      </w:r>
+    </w:p>
+    <w:p>
+      <w:r>
+        <w:rPr>
+          <w:rFonts w:ascii="Microsoft JhengHei" w:hAnsi="Microsoft JhengHei" w:eastAsia="Microsoft JhengHei"/>
+          <w:b w:val="0"/>
+        </w:rPr>
+        <w:t>E 節斷言「要更聰明需要新資料維度」，同日補匯 TEJ 三份正交資料實測（產業對照表靜態 1,952 檔、</w:t>
+      </w:r>
+      <w:r>
+        <w:t xml:space="preserve"> </w:t>
+      </w:r>
+      <w:r>
+        <w:rPr>
+          <w:rFonts w:ascii="Microsoft JhengHei" w:hAnsi="Microsoft JhengHei" w:eastAsia="Microsoft JhengHei"/>
+          <w:b w:val="0"/>
+        </w:rPr>
+        <w:t>集保股權分散週頻 66.4 萬列、董監質押月頻 16.6 萬列；</w:t>
+      </w:r>
+      <w:r>
+        <w:rPr>
+          <w:rFonts w:ascii="Consolas" w:hAnsi="Consolas" w:eastAsia="Consolas"/>
+          <w:b w:val="0"/>
+          <w:color w:val="8B0000"/>
+          <w:sz w:val="19"/>
+        </w:rPr>
+        <w:t>tej_importer.py</w:t>
+      </w:r>
+      <w:r>
+        <w:rPr>
+          <w:rFonts w:ascii="Microsoft JhengHei" w:hAnsi="Microsoft JhengHei" w:eastAsia="Microsoft JhengHei"/>
+          <w:b w:val="0"/>
+        </w:rPr>
+        <w:t xml:space="preserve"> 新增</w:t>
+      </w:r>
+      <w:r>
+        <w:t xml:space="preserve"> </w:t>
+      </w:r>
+      <w:r>
+        <w:rPr>
+          <w:rFonts w:ascii="Consolas" w:hAnsi="Consolas" w:eastAsia="Consolas"/>
+          <w:b w:val="0"/>
+          <w:color w:val="8B0000"/>
+          <w:sz w:val="19"/>
+        </w:rPr>
+        <w:t>industry_map</w:t>
+      </w:r>
+      <w:r>
+        <w:rPr>
+          <w:rFonts w:ascii="Microsoft JhengHei" w:hAnsi="Microsoft JhengHei" w:eastAsia="Microsoft JhengHei"/>
+          <w:b w:val="0"/>
+        </w:rPr>
+        <w:t xml:space="preserve">（static 模式）/ </w:t>
+      </w:r>
+      <w:r>
+        <w:rPr>
+          <w:rFonts w:ascii="Consolas" w:hAnsi="Consolas" w:eastAsia="Consolas"/>
+          <w:b w:val="0"/>
+          <w:color w:val="8B0000"/>
+          <w:sz w:val="19"/>
+        </w:rPr>
+        <w:t>tdcc_weekly</w:t>
+      </w:r>
+      <w:r>
+        <w:rPr>
+          <w:rFonts w:ascii="Microsoft JhengHei" w:hAnsi="Microsoft JhengHei" w:eastAsia="Microsoft JhengHei"/>
+          <w:b w:val="0"/>
+        </w:rPr>
+        <w:t xml:space="preserve"> / </w:t>
+      </w:r>
+      <w:r>
+        <w:rPr>
+          <w:rFonts w:ascii="Consolas" w:hAnsi="Consolas" w:eastAsia="Consolas"/>
+          <w:b w:val="0"/>
+          <w:color w:val="8B0000"/>
+          <w:sz w:val="19"/>
+        </w:rPr>
+        <w:t>director_pledge</w:t>
+      </w:r>
+      <w:r>
+        <w:rPr>
+          <w:rFonts w:ascii="Microsoft JhengHei" w:hAnsi="Microsoft JhengHei" w:eastAsia="Microsoft JhengHei"/>
+          <w:b w:val="0"/>
+        </w:rPr>
+        <w:t xml:space="preserve"> 三資料集）：</w:t>
+      </w:r>
+    </w:p>
+    <w:p>
+      <w:pPr>
+        <w:pStyle w:val="ListBullet"/>
+      </w:pPr>
+      <w:r>
+        <w:rPr>
+          <w:rFonts w:ascii="Microsoft JhengHei" w:hAnsi="Microsoft JhengHei" w:eastAsia="Microsoft JhengHei"/>
+          <w:b/>
+        </w:rPr>
+        <w:t>🏆 產業中性化（勝出，成因最終定調）</w:t>
+      </w:r>
+      <w:r>
+        <w:rPr>
+          <w:rFonts w:ascii="Microsoft JhengHei" w:hAnsi="Microsoft JhengHei" w:eastAsia="Microsoft JhengHei"/>
+          <w:b w:val="0"/>
+        </w:rPr>
+        <w:t>：value 排名從全市場改為</w:t>
+      </w:r>
+      <w:r>
+        <w:rPr>
+          <w:rFonts w:ascii="Microsoft JhengHei" w:hAnsi="Microsoft JhengHei" w:eastAsia="Microsoft JhengHei"/>
+          <w:b/>
+        </w:rPr>
+        <w:t>產業內</w:t>
+      </w:r>
+    </w:p>
+    <w:p>
+      <w:r>
+        <w:rPr>
+          <w:rFonts w:ascii="Microsoft JhengHei" w:hAnsi="Microsoft JhengHei" w:eastAsia="Microsoft JhengHei"/>
+          <w:b w:val="0"/>
+        </w:rPr>
+        <w:t>（TEJ 產業層，分組 ≥5 檔、小產業退回全市場排名，覆蓋率 93.9%）後，decile 10 三期</w:t>
+      </w:r>
+      <w:r>
+        <w:t xml:space="preserve"> </w:t>
+      </w:r>
+      <w:r>
+        <w:rPr>
+          <w:rFonts w:ascii="Microsoft JhengHei" w:hAnsi="Microsoft JhengHei" w:eastAsia="Microsoft JhengHei"/>
+          <w:b w:val="0"/>
+        </w:rPr>
+        <w:t xml:space="preserve">-0.450/-0.172/-0.420 → </w:t>
+      </w:r>
+      <w:r>
+        <w:rPr>
+          <w:rFonts w:ascii="Microsoft JhengHei" w:hAnsi="Microsoft JhengHei" w:eastAsia="Microsoft JhengHei"/>
+          <w:b/>
+        </w:rPr>
+        <w:t>-0.067/-0.040/-0.418</w:t>
+      </w:r>
+      <w:r>
+        <w:rPr>
+          <w:rFonts w:ascii="Microsoft JhengHei" w:hAnsi="Microsoft JhengHei" w:eastAsia="Microsoft JhengHei"/>
+          <w:b w:val="0"/>
+        </w:rPr>
+        <w:t>（子產業層更達 -0.059/</w:t>
+      </w:r>
+      <w:r>
+        <w:rPr>
+          <w:rFonts w:ascii="Microsoft JhengHei" w:hAnsi="Microsoft JhengHei" w:eastAsia="Microsoft JhengHei"/>
+          <w:b/>
+        </w:rPr>
+        <w:t>+0.311</w:t>
+      </w:r>
+      <w:r>
+        <w:rPr>
+          <w:rFonts w:ascii="Microsoft JhengHei" w:hAnsi="Microsoft JhengHei" w:eastAsia="Microsoft JhengHei"/>
+          <w:b w:val="0"/>
+        </w:rPr>
+        <w:t>/</w:t>
+      </w:r>
+      <w:r>
+        <w:rPr>
+          <w:rFonts w:ascii="Microsoft JhengHei" w:hAnsi="Microsoft JhengHei" w:eastAsia="Microsoft JhengHei"/>
+          <w:b/>
+        </w:rPr>
+        <w:t>+0.017</w:t>
+      </w:r>
+      <w:r>
+        <w:rPr>
+          <w:rFonts w:ascii="Microsoft JhengHei" w:hAnsi="Microsoft JhengHei" w:eastAsia="Microsoft JhengHei"/>
+          <w:b w:val="0"/>
+        </w:rPr>
+        <w:t>），</w:t>
+      </w:r>
+      <w:r>
+        <w:t xml:space="preserve"> </w:t>
+      </w:r>
+      <w:r>
+        <w:rPr>
+          <w:rFonts w:ascii="Microsoft JhengHei" w:hAnsi="Microsoft JhengHei" w:eastAsia="Microsoft JhengHei"/>
+          <w:b w:val="0"/>
+        </w:rPr>
+        <w:t xml:space="preserve">且 </w:t>
+      </w:r>
+      <w:r>
+        <w:rPr>
+          <w:rFonts w:ascii="Microsoft JhengHei" w:hAnsi="Microsoft JhengHei" w:eastAsia="Microsoft JhengHei"/>
+          <w:b/>
+        </w:rPr>
+        <w:t>value IC 三期全升</w:t>
+      </w:r>
+      <w:r>
+        <w:rPr>
+          <w:rFonts w:ascii="Microsoft JhengHei" w:hAnsi="Microsoft JhengHei" w:eastAsia="Microsoft JhengHei"/>
+          <w:b w:val="0"/>
+        </w:rPr>
+        <w:t>（+0.0166/+0.0100/+0.0095 → +0.0198/+0.0192/+0.0146，2022 翻倍）。</w:t>
+      </w:r>
+      <w:r>
+        <w:t xml:space="preserve"> </w:t>
+      </w:r>
+      <w:r>
+        <w:rPr>
+          <w:rFonts w:ascii="Microsoft JhengHei" w:hAnsi="Microsoft JhengHei" w:eastAsia="Microsoft JhengHei"/>
+          <w:b w:val="0"/>
+        </w:rPr>
+        <w:t>產業組成實錘：藥（decile 10 占比 7.7% vs 全市場 3.0%）、建設、汽車組件、醫療耗材、數位雲端</w:t>
+      </w:r>
+      <w:r>
+        <w:t xml:space="preserve"> </w:t>
+      </w:r>
+      <w:r>
+        <w:rPr>
+          <w:rFonts w:ascii="Microsoft JhengHei" w:hAnsi="Microsoft JhengHei" w:eastAsia="Microsoft JhengHei"/>
+          <w:b w:val="0"/>
+        </w:rPr>
+        <w:t>長期霸佔極端便宜桶——</w:t>
+      </w:r>
+      <w:r>
+        <w:rPr>
+          <w:rFonts w:ascii="Microsoft JhengHei" w:hAnsi="Microsoft JhengHei" w:eastAsia="Microsoft JhengHei"/>
+          <w:b/>
+        </w:rPr>
+        <w:t>「便宜」很大程度上只是「身處低 PE 產業」，跟同業比才是真便宜</w:t>
+      </w:r>
+      <w:r>
+        <w:rPr>
+          <w:rFonts w:ascii="Microsoft JhengHei" w:hAnsi="Microsoft JhengHei" w:eastAsia="Microsoft JhengHei"/>
+          <w:b w:val="0"/>
+        </w:rPr>
+        <w:t>。</w:t>
+      </w:r>
+      <w:r>
+        <w:t xml:space="preserve"> </w:t>
+      </w:r>
+      <w:r>
+        <w:rPr>
+          <w:rFonts w:ascii="Microsoft JhengHei" w:hAnsi="Microsoft JhengHei" w:eastAsia="Microsoft JhengHei"/>
+          <w:b w:val="0"/>
+        </w:rPr>
+        <w:t>§B 的「跌刀」與本節的「慘業佔桶」為價值陷阱的兩大成因，後者可由產業中性化直接解除。</w:t>
+      </w:r>
+    </w:p>
+    <w:p>
+      <w:pPr>
+        <w:pStyle w:val="ListBullet"/>
+      </w:pPr>
+      <w:r>
+        <w:rPr>
+          <w:rFonts w:ascii="Microsoft JhengHei" w:hAnsi="Microsoft JhengHei" w:eastAsia="Microsoft JhengHei"/>
+          <w:b/>
+        </w:rPr>
+        <w:t>✗ TDCC 集保大戶</w:t>
+      </w:r>
+      <w:r>
+        <w:rPr>
+          <w:rFonts w:ascii="Microsoft JhengHei" w:hAnsi="Microsoft JhengHei" w:eastAsia="Microsoft JhengHei"/>
+          <w:b w:val="0"/>
+        </w:rPr>
+        <w:t>：千張大戶比率水位/4·12 週變化/股東人數渙散，做排除規則三期閘門全數不過</w:t>
+      </w:r>
+    </w:p>
+    <w:p>
+      <w:r>
+        <w:rPr>
+          <w:rFonts w:ascii="Microsoft JhengHei" w:hAnsi="Microsoft JhengHei" w:eastAsia="Microsoft JhengHei"/>
+          <w:b w:val="0"/>
+        </w:rPr>
+        <w:t>——大戶撤退類規則 2022 反傷（空頭反彈藏在大戶撤退股，與 §E 破位規則同一死法）。</w:t>
+      </w:r>
+    </w:p>
+    <w:p>
+      <w:pPr>
+        <w:pStyle w:val="ListBullet"/>
+      </w:pPr>
+      <w:r>
+        <w:rPr>
+          <w:rFonts w:ascii="Microsoft JhengHei" w:hAnsi="Microsoft JhengHei" w:eastAsia="Microsoft JhengHei"/>
+          <w:b/>
+        </w:rPr>
+        <w:t>✗ 董監質押</w:t>
+      </w:r>
+      <w:r>
+        <w:rPr>
+          <w:rFonts w:ascii="Microsoft JhengHei" w:hAnsi="Microsoft JhengHei" w:eastAsia="Microsoft JhengHei"/>
+          <w:b w:val="0"/>
+        </w:rPr>
+        <w:t>：高質押（&gt;80%）/高質押低持股/質押×極端便宜，在 10M 流動性地板之上幾乎無股可排</w:t>
+      </w:r>
+    </w:p>
+    <w:p>
+      <w:r>
+        <w:rPr>
+          <w:rFonts w:ascii="Microsoft JhengHei" w:hAnsi="Microsoft JhengHei" w:eastAsia="Microsoft JhengHei"/>
+          <w:b w:val="0"/>
+        </w:rPr>
+        <w:t>（858 檔僅排 2–6 檔），無效。集團名稱欄位已入庫備用（集團連鎖質押/曝險研究，未動工）。</w:t>
+      </w:r>
+    </w:p>
+    <w:p>
+      <w:pPr>
+        <w:pStyle w:val="ListBullet"/>
+      </w:pPr>
+      <w:r>
+        <w:rPr>
+          <w:rFonts w:ascii="Microsoft JhengHei" w:hAnsi="Microsoft JhengHei" w:eastAsia="Microsoft JhengHei"/>
+          <w:b/>
+        </w:rPr>
+        <w:t>定位釐清</w:t>
+      </w:r>
+      <w:r>
+        <w:rPr>
+          <w:rFonts w:ascii="Microsoft JhengHei" w:hAnsi="Microsoft JhengHei" w:eastAsia="Microsoft JhengHei"/>
+          <w:b w:val="0"/>
+        </w:rPr>
+        <w:t xml:space="preserve">：產業中性化是 </w:t>
+      </w:r>
+      <w:r>
+        <w:rPr>
+          <w:rFonts w:ascii="Microsoft JhengHei" w:hAnsi="Microsoft JhengHei" w:eastAsia="Microsoft JhengHei"/>
+          <w:b/>
+        </w:rPr>
+        <w:t>value 因子定義的升級</w:t>
+      </w:r>
+      <w:r>
+        <w:rPr>
+          <w:rFonts w:ascii="Microsoft JhengHei" w:hAnsi="Microsoft JhengHei" w:eastAsia="Microsoft JhengHei"/>
+          <w:b w:val="0"/>
+        </w:rPr>
+        <w:t>、不是排除規則——L2 換成產業內排名版</w:t>
+      </w:r>
+    </w:p>
+    <w:p>
+      <w:r>
+        <w:rPr>
+          <w:rFonts w:ascii="Microsoft JhengHei" w:hAnsi="Microsoft JhengHei" w:eastAsia="Microsoft JhengHei"/>
+          <w:b w:val="0"/>
+        </w:rPr>
+        <w:t>反而略差，故</w:t>
+      </w:r>
+      <w:r>
+        <w:rPr>
+          <w:rFonts w:ascii="Microsoft JhengHei" w:hAnsi="Microsoft JhengHei" w:eastAsia="Microsoft JhengHei"/>
+          <w:b/>
+        </w:rPr>
+        <w:t>粗篩定案不變（L1 + L2 全市場排名版）</w:t>
+      </w:r>
+      <w:r>
+        <w:rPr>
+          <w:rFonts w:ascii="Microsoft JhengHei" w:hAnsi="Microsoft JhengHei" w:eastAsia="Microsoft JhengHei"/>
+          <w:b w:val="0"/>
+        </w:rPr>
+        <w:t>；產業相對估值轉列為</w:t>
+      </w:r>
+      <w:r>
+        <w:t xml:space="preserve"> </w:t>
+      </w:r>
+      <w:r>
+        <w:rPr>
+          <w:rFonts w:ascii="Microsoft JhengHei" w:hAnsi="Microsoft JhengHei" w:eastAsia="Microsoft JhengHei"/>
+          <w:b/>
+        </w:rPr>
+        <w:t>生產端估值因子重修的頭號候選</w:t>
+      </w:r>
+      <w:r>
+        <w:rPr>
+          <w:rFonts w:ascii="Microsoft JhengHei" w:hAnsi="Microsoft JhengHei" w:eastAsia="Microsoft JhengHei"/>
+          <w:b w:val="0"/>
+        </w:rPr>
+        <w:t xml:space="preserve">（FinMind </w:t>
+      </w:r>
+      <w:r>
+        <w:rPr>
+          <w:rFonts w:ascii="Consolas" w:hAnsi="Consolas" w:eastAsia="Consolas"/>
+          <w:b w:val="0"/>
+          <w:color w:val="8B0000"/>
+          <w:sz w:val="19"/>
+        </w:rPr>
+        <w:t>TaiwanStockInfo</w:t>
+      </w:r>
+      <w:r>
+        <w:rPr>
+          <w:rFonts w:ascii="Microsoft JhengHei" w:hAnsi="Microsoft JhengHei" w:eastAsia="Microsoft JhengHei"/>
+          <w:b w:val="0"/>
+        </w:rPr>
+        <w:t xml:space="preserve"> 有 </w:t>
+      </w:r>
+      <w:r>
+        <w:rPr>
+          <w:rFonts w:ascii="Consolas" w:hAnsi="Consolas" w:eastAsia="Consolas"/>
+          <w:b w:val="0"/>
+          <w:color w:val="8B0000"/>
+          <w:sz w:val="19"/>
+        </w:rPr>
+        <w:t>industry_category</w:t>
+      </w:r>
+      <w:r>
+        <w:rPr>
+          <w:rFonts w:ascii="Microsoft JhengHei" w:hAnsi="Microsoft JhengHei" w:eastAsia="Microsoft JhengHei"/>
+          <w:b w:val="0"/>
+        </w:rPr>
+        <w:t xml:space="preserve"> 可接線，</w:t>
+      </w:r>
+      <w:r>
+        <w:t xml:space="preserve"> </w:t>
+      </w:r>
+      <w:r>
+        <w:rPr>
+          <w:rFonts w:ascii="Microsoft JhengHei" w:hAnsi="Microsoft JhengHei" w:eastAsia="Microsoft JhengHei"/>
+          <w:b w:val="0"/>
+        </w:rPr>
+        <w:t>改動須過 v4.4 閘門）。實驗室：</w:t>
+      </w:r>
+      <w:r>
+        <w:rPr>
+          <w:rFonts w:ascii="Consolas" w:hAnsi="Consolas" w:eastAsia="Consolas"/>
+          <w:b w:val="0"/>
+          <w:color w:val="8B0000"/>
+          <w:sz w:val="19"/>
+        </w:rPr>
+        <w:t>scripts/tej_orthogonal_lab.py</w:t>
+      </w:r>
+      <w:r>
+        <w:rPr>
+          <w:rFonts w:ascii="Microsoft JhengHei" w:hAnsi="Microsoft JhengHei" w:eastAsia="Microsoft JhengHei"/>
+          <w:b w:val="0"/>
+        </w:rPr>
+        <w:t>。</w:t>
+      </w:r>
+    </w:p>
+    <w:p>
+      <w:pPr>
+        <w:spacing w:after="120"/>
+        <w:pBdr>
+          <w:bottom w:val="single" w:sz="6" w:space="1" w:color="999999"/>
+        </w:pBdr>
+      </w:pPr>
+    </w:p>
+    <w:p>
+      <w:pPr>
+        <w:pStyle w:val="Heading2"/>
+      </w:pPr>
+      <w:r>
+        <w:rPr>
+          <w:rFonts w:ascii="Microsoft JhengHei" w:hAnsi="Microsoft JhengHei" w:eastAsia="Microsoft JhengHei"/>
+          <w:b w:val="0"/>
+        </w:rPr>
+        <w:t>16. 🏭 v4.5 — 估值面產業中性化（過雙閘門）＋ 全市場每日快照收集器上線</w:t>
+      </w:r>
+    </w:p>
+    <w:p>
+      <w:r>
+        <w:rPr>
+          <w:rFonts w:ascii="Microsoft JhengHei" w:hAnsi="Microsoft JhengHei" w:eastAsia="Microsoft JhengHei"/>
+          <w:b w:val="0"/>
+        </w:rPr>
+        <w:t xml:space="preserve">2026-07-15 下午,§15 的研究成果落地為兩條生產線 (全程 </w:t>
+      </w:r>
+      <w:r>
+        <w:rPr>
+          <w:rFonts w:ascii="Microsoft JhengHei" w:hAnsi="Microsoft JhengHei" w:eastAsia="Microsoft JhengHei"/>
+          <w:b/>
+        </w:rPr>
+        <w:t>0 FinMind API</w:t>
+      </w:r>
+      <w:r>
+        <w:rPr>
+          <w:rFonts w:ascii="Microsoft JhengHei" w:hAnsi="Microsoft JhengHei" w:eastAsia="Microsoft JhengHei"/>
+          <w:b w:val="0"/>
+        </w:rPr>
+        <w:t>,使用者明確要求整條線不依賴 FinMind 額度):</w:t>
+      </w:r>
+    </w:p>
+    <w:p>
+      <w:pPr>
+        <w:pStyle w:val="Heading3"/>
+      </w:pPr>
+      <w:r>
+        <w:rPr>
+          <w:rFonts w:ascii="Microsoft JhengHei" w:hAnsi="Microsoft JhengHei" w:eastAsia="Microsoft JhengHei"/>
+          <w:b w:val="0"/>
+        </w:rPr>
+        <w:t>A. 全市場每日快照收集器 + 每日粗篩 (擴池規劃書 Phase 1,免冷啟動)</w:t>
+      </w:r>
+    </w:p>
+    <w:p>
+      <w:pPr>
+        <w:pStyle w:val="ListBullet"/>
+      </w:pPr>
+      <w:r>
+        <w:rPr>
+          <w:rFonts w:ascii="Microsoft JhengHei" w:hAnsi="Microsoft JhengHei" w:eastAsia="Microsoft JhengHei"/>
+          <w:b/>
+        </w:rPr>
+        <w:t>接縫實測</w:t>
+      </w:r>
+      <w:r>
+        <w:rPr>
+          <w:rFonts w:ascii="Microsoft JhengHei" w:hAnsi="Microsoft JhengHei" w:eastAsia="Microsoft JhengHei"/>
+          <w:b w:val="0"/>
+        </w:rPr>
+        <w:t>:TEJ 種子最後一天 (2026-07-14) vs TWSE/TPEx 官方端點同日比對 1,932 檔——</w:t>
+      </w:r>
+    </w:p>
+    <w:p>
+      <w:r>
+        <w:rPr>
+          <w:rFonts w:ascii="Microsoft JhengHei" w:hAnsi="Microsoft JhengHei" w:eastAsia="Microsoft JhengHei"/>
+          <w:b/>
+        </w:rPr>
+        <w:t>PE 零誤差</w:t>
+      </w:r>
+      <w:r>
+        <w:rPr>
+          <w:rFonts w:ascii="Microsoft JhengHei" w:hAnsi="Microsoft JhengHei" w:eastAsia="Microsoft JhengHei"/>
+          <w:b w:val="0"/>
+        </w:rPr>
+        <w:t xml:space="preserve"> (1,444 檔重疊值 100% 一致、488 檔缺值兩邊完全同缺,證明 PER_TSE ≡ 官方 PEratio)、</w:t>
+      </w:r>
+      <w:r>
+        <w:t xml:space="preserve"> </w:t>
+      </w:r>
+      <w:r>
+        <w:rPr>
+          <w:rFonts w:ascii="Microsoft JhengHei" w:hAnsi="Microsoft JhengHei" w:eastAsia="Microsoft JhengHei"/>
+          <w:b w:val="0"/>
+        </w:rPr>
+        <w:t>收盤 99.95% 一致、成交量中位差 0.065% (TEJ 千股進位);對不到的 20 檔全是當日無成交的殭屍股。</w:t>
+      </w:r>
+      <w:r>
+        <w:t xml:space="preserve"> </w:t>
+      </w:r>
+      <w:r>
+        <w:rPr>
+          <w:rFonts w:ascii="Microsoft JhengHei" w:hAnsi="Microsoft JhengHei" w:eastAsia="Microsoft JhengHei"/>
+          <w:b w:val="0"/>
+        </w:rPr>
+        <w:t xml:space="preserve">→ </w:t>
+      </w:r>
+      <w:r>
+        <w:rPr>
+          <w:rFonts w:ascii="Microsoft JhengHei" w:hAnsi="Microsoft JhengHei" w:eastAsia="Microsoft JhengHei"/>
+          <w:b/>
+        </w:rPr>
+        <w:t>TEJ 歷史 (2019-01~2026-07-14) 直接當種子,PE 歷史分位的 60 天冷啟動歸零,上線首日全功能</w:t>
+      </w:r>
+      <w:r>
+        <w:rPr>
+          <w:rFonts w:ascii="Microsoft JhengHei" w:hAnsi="Microsoft JhengHei" w:eastAsia="Microsoft JhengHei"/>
+          <w:b w:val="0"/>
+        </w:rPr>
+        <w:t>。</w:t>
+      </w:r>
+    </w:p>
+    <w:p>
+      <w:pPr>
+        <w:pStyle w:val="ListBullet"/>
+      </w:pPr>
+      <w:r>
+        <w:rPr>
+          <w:rFonts w:ascii="Consolas" w:hAnsi="Consolas" w:eastAsia="Consolas"/>
+          <w:b w:val="0"/>
+          <w:color w:val="8B0000"/>
+          <w:sz w:val="19"/>
+        </w:rPr>
+        <w:t>scripts/market_snapshot_collector.py</w:t>
+      </w:r>
+      <w:r>
+        <w:rPr>
+          <w:rFonts w:ascii="Microsoft JhengHei" w:hAnsi="Microsoft JhengHei" w:eastAsia="Microsoft JhengHei"/>
+          <w:b w:val="0"/>
+        </w:rPr>
+        <w:t>:每日抓 4 端點 (TWSE STOCK_DAY_ALL/BWIBBU_ALL +</w:t>
+      </w:r>
+    </w:p>
+    <w:p>
+      <w:r>
+        <w:rPr>
+          <w:rFonts w:ascii="Microsoft JhengHei" w:hAnsi="Microsoft JhengHei" w:eastAsia="Microsoft JhengHei"/>
+          <w:b w:val="0"/>
+        </w:rPr>
+        <w:t>TPEx 收盤行情/本益比),重試 5 次、四端點資料日一致才落地、列數 sanity、</w:t>
+      </w:r>
+      <w:r>
+        <w:rPr>
+          <w:rFonts w:ascii="Microsoft JhengHei" w:hAnsi="Microsoft JhengHei" w:eastAsia="Microsoft JhengHei"/>
+          <w:b/>
+        </w:rPr>
+        <w:t>冪等</w:t>
+      </w:r>
+      <w:r>
+        <w:rPr>
+          <w:rFonts w:ascii="Microsoft JhengHei" w:hAnsi="Microsoft JhengHei" w:eastAsia="Microsoft JhengHei"/>
+          <w:b w:val="0"/>
+        </w:rPr>
+        <w:t xml:space="preserve"> (假日/重跑 no-op)</w:t>
+      </w:r>
+      <w:r>
+        <w:t xml:space="preserve"> </w:t>
+      </w:r>
+      <w:r>
+        <w:rPr>
+          <w:rFonts w:ascii="Microsoft JhengHei" w:hAnsi="Microsoft JhengHei" w:eastAsia="Microsoft JhengHei"/>
+          <w:b w:val="0"/>
+        </w:rPr>
+        <w:t xml:space="preserve">→ </w:t>
+      </w:r>
+      <w:r>
+        <w:rPr>
+          <w:rFonts w:ascii="Consolas" w:hAnsi="Consolas" w:eastAsia="Consolas"/>
+          <w:b w:val="0"/>
+          <w:color w:val="8B0000"/>
+          <w:sz w:val="19"/>
+        </w:rPr>
+        <w:t>~/market_cache/price_valuation_daily/{date}.parquet</w:t>
+      </w:r>
+      <w:r>
+        <w:rPr>
+          <w:rFonts w:ascii="Microsoft JhengHei" w:hAnsi="Microsoft JhengHei" w:eastAsia="Microsoft JhengHei"/>
+          <w:b w:val="0"/>
+        </w:rPr>
+        <w:t xml:space="preserve"> 逐日累積;漏收用 TEJ 匯出回補。</w:t>
+      </w:r>
+    </w:p>
+    <w:p>
+      <w:pPr>
+        <w:pStyle w:val="ListBullet"/>
+      </w:pPr>
+      <w:r>
+        <w:rPr>
+          <w:rFonts w:ascii="Consolas" w:hAnsi="Consolas" w:eastAsia="Consolas"/>
+          <w:b w:val="0"/>
+          <w:color w:val="8B0000"/>
+          <w:sz w:val="19"/>
+        </w:rPr>
+        <w:t>scripts/universe_screen_daily.py</w:t>
+      </w:r>
+      <w:r>
+        <w:rPr>
+          <w:rFonts w:ascii="Microsoft JhengHei" w:hAnsi="Microsoft JhengHei" w:eastAsia="Microsoft JhengHei"/>
+          <w:b w:val="0"/>
+        </w:rPr>
+        <w:t>:TEJ 種子 ∪ 快照 (DuckDB union),跑</w:t>
+      </w:r>
+    </w:p>
+    <w:p>
+      <w:r>
+        <w:rPr>
+          <w:rFonts w:ascii="Microsoft JhengHei" w:hAnsi="Microsoft JhengHei" w:eastAsia="Microsoft JhengHei"/>
+          <w:b/>
+        </w:rPr>
+        <w:t>L0 因子可評估</w:t>
+      </w:r>
+      <w:r>
+        <w:rPr>
+          <w:rFonts w:ascii="Microsoft JhengHei" w:hAnsi="Microsoft JhengHei" w:eastAsia="Microsoft JhengHei"/>
+          <w:b w:val="0"/>
+        </w:rPr>
+        <w:t xml:space="preserve"> (當日 PE 有效+樣本≥60,=驗證母體的隱含條件,實測 1,435 檔≡驗證的 ~1,422)</w:t>
+      </w:r>
+      <w:r>
+        <w:t xml:space="preserve"> </w:t>
+      </w:r>
+      <w:r>
+        <w:rPr>
+          <w:rFonts w:ascii="Microsoft JhengHei" w:hAnsi="Microsoft JhengHei" w:eastAsia="Microsoft JhengHei"/>
+          <w:b w:val="0"/>
+        </w:rPr>
+        <w:t>→ L1 可投資性 → L2 陷阱排除 → 候選池 CSV (</w:t>
+      </w:r>
+      <w:r>
+        <w:rPr>
+          <w:rFonts w:ascii="Consolas" w:hAnsi="Consolas" w:eastAsia="Consolas"/>
+          <w:b w:val="0"/>
+          <w:color w:val="8B0000"/>
+          <w:sz w:val="19"/>
+        </w:rPr>
+        <w:t>outputs/universe_pool/</w:t>
+      </w:r>
+      <w:r>
+        <w:rPr>
+          <w:rFonts w:ascii="Microsoft JhengHei" w:hAnsi="Microsoft JhengHei" w:eastAsia="Microsoft JhengHei"/>
+          <w:b w:val="0"/>
+        </w:rPr>
+        <w:t>)。</w:t>
+      </w:r>
+      <w:r>
+        <w:t xml:space="preserve"> </w:t>
+      </w:r>
+      <w:r>
+        <w:rPr>
+          <w:rFonts w:ascii="Microsoft JhengHei" w:hAnsi="Microsoft JhengHei" w:eastAsia="Microsoft JhengHei"/>
+          <w:b w:val="0"/>
+        </w:rPr>
+        <w:t>首日實跑:</w:t>
+      </w:r>
+      <w:r>
+        <w:rPr>
+          <w:rFonts w:ascii="Consolas" w:hAnsi="Consolas" w:eastAsia="Consolas"/>
+          <w:b w:val="0"/>
+          <w:color w:val="8B0000"/>
+          <w:sz w:val="19"/>
+        </w:rPr>
+        <w:t>1952 → L0 1435 → L1 952 → L2 −28 → 候選池 924 檔</w:t>
+      </w:r>
+      <w:r>
+        <w:rPr>
+          <w:rFonts w:ascii="Microsoft JhengHei" w:hAnsi="Microsoft JhengHei" w:eastAsia="Microsoft JhengHei"/>
+          <w:b w:val="0"/>
+        </w:rPr>
+        <w:t>。</w:t>
+      </w:r>
+    </w:p>
+    <w:p>
+      <w:pPr>
+        <w:pStyle w:val="ListBullet"/>
+      </w:pPr>
+      <w:r>
+        <w:rPr>
+          <w:rFonts w:ascii="Microsoft JhengHei" w:hAnsi="Microsoft JhengHei" w:eastAsia="Microsoft JhengHei"/>
+          <w:b w:val="0"/>
+        </w:rPr>
+        <w:t>排程:</w:t>
+      </w:r>
+      <w:r>
+        <w:rPr>
+          <w:rFonts w:ascii="Consolas" w:hAnsi="Consolas" w:eastAsia="Consolas"/>
+          <w:b w:val="0"/>
+          <w:color w:val="8B0000"/>
+          <w:sz w:val="19"/>
+        </w:rPr>
+        <w:t>scripts/market_snapshot_collect.bat</w:t>
+      </w:r>
+      <w:r>
+        <w:rPr>
+          <w:rFonts w:ascii="Microsoft JhengHei" w:hAnsi="Microsoft JhengHei" w:eastAsia="Microsoft JhengHei"/>
+          <w:b w:val="0"/>
+        </w:rPr>
+        <w:t xml:space="preserve"> (收集→重建產業位階參考表→粗篩,log 到 outputs/logs);</w:t>
+      </w:r>
+    </w:p>
+    <w:p>
+      <w:r>
+        <w:rPr>
+          <w:rFonts w:ascii="Consolas" w:hAnsi="Consolas" w:eastAsia="Consolas"/>
+          <w:b w:val="0"/>
+          <w:color w:val="8B0000"/>
+          <w:sz w:val="19"/>
+        </w:rPr>
+        <w:t>register_market_snapshot_task.bat</w:t>
+      </w:r>
+      <w:r>
+        <w:rPr>
+          <w:rFonts w:ascii="Microsoft JhengHei" w:hAnsi="Microsoft JhengHei" w:eastAsia="Microsoft JhengHei"/>
+          <w:b w:val="0"/>
+        </w:rPr>
+        <w:t xml:space="preserve"> 雙擊註冊 </w:t>
+      </w:r>
+      <w:r>
+        <w:rPr>
+          <w:rFonts w:ascii="Consolas" w:hAnsi="Consolas" w:eastAsia="Consolas"/>
+          <w:b w:val="0"/>
+          <w:color w:val="8B0000"/>
+          <w:sz w:val="19"/>
+        </w:rPr>
+        <w:t>Market_SnapshotCollector</w:t>
+      </w:r>
+      <w:r>
+        <w:rPr>
+          <w:rFonts w:ascii="Microsoft JhengHei" w:hAnsi="Microsoft JhengHei" w:eastAsia="Microsoft JhengHei"/>
+          <w:b w:val="0"/>
+        </w:rPr>
+        <w:t xml:space="preserve"> (平日 17:30,</w:t>
+      </w:r>
+      <w:r>
+        <w:t xml:space="preserve"> </w:t>
+      </w:r>
+      <w:r>
+        <w:rPr>
+          <w:rFonts w:ascii="Microsoft JhengHei" w:hAnsi="Microsoft JhengHei" w:eastAsia="Microsoft JhengHei"/>
+          <w:b w:val="0"/>
+        </w:rPr>
+        <w:t>StartWhenAvailable 開機補跑——隔日早上補跑仍能撿回昨日資料,因端點掛最新交易日)。</w:t>
+      </w:r>
+    </w:p>
+    <w:p>
+      <w:pPr>
+        <w:pStyle w:val="Heading3"/>
+      </w:pPr>
+      <w:r>
+        <w:rPr>
+          <w:rFonts w:ascii="Microsoft JhengHei" w:hAnsi="Microsoft JhengHei" w:eastAsia="Microsoft JhengHei"/>
+          <w:b w:val="0"/>
+        </w:rPr>
+        <w:t>B. 估值面 v4.5:全市場產業內位階 (藍圖項 9 二次重修,過完整雙閘門)</w:t>
+      </w:r>
+    </w:p>
+    <w:p>
+      <w:r>
+        <w:rPr>
+          <w:rFonts w:ascii="Microsoft JhengHei" w:hAnsi="Microsoft JhengHei" w:eastAsia="Microsoft JhengHei"/>
+          <w:b w:val="0"/>
+        </w:rPr>
+        <w:t>§15-G 的產業中性化從 TEJ 研究走進生產。生產池只有 45-76 檔、產業分組太小 →</w:t>
+      </w:r>
+      <w:r>
+        <w:t xml:space="preserve"> </w:t>
+      </w:r>
+      <w:r>
+        <w:rPr>
+          <w:rFonts w:ascii="Microsoft JhengHei" w:hAnsi="Microsoft JhengHei" w:eastAsia="Microsoft JhengHei"/>
+          <w:b w:val="0"/>
+        </w:rPr>
+        <w:t>以</w:t>
+      </w:r>
+      <w:r>
+        <w:rPr>
+          <w:rFonts w:ascii="Microsoft JhengHei" w:hAnsi="Microsoft JhengHei" w:eastAsia="Microsoft JhengHei"/>
+          <w:b/>
+        </w:rPr>
+        <w:t>全市場 1,952 檔為排名母體</w:t>
+      </w:r>
+      <w:r>
+        <w:rPr>
+          <w:rFonts w:ascii="Microsoft JhengHei" w:hAnsi="Microsoft JhengHei" w:eastAsia="Microsoft JhengHei"/>
+          <w:b w:val="0"/>
+        </w:rPr>
+        <w:t>,預算參考表供查:</w:t>
+      </w:r>
+    </w:p>
+    <w:p>
+      <w:pPr>
+        <w:pStyle w:val="ListBullet"/>
+      </w:pPr>
+      <w:r>
+        <w:rPr>
+          <w:rFonts w:ascii="Consolas" w:hAnsi="Consolas" w:eastAsia="Consolas"/>
+          <w:b w:val="0"/>
+          <w:color w:val="8B0000"/>
+          <w:sz w:val="19"/>
+        </w:rPr>
+        <w:t>scripts/build_industry_value_ref.py</w:t>
+      </w:r>
+      <w:r>
+        <w:rPr>
+          <w:rFonts w:ascii="Microsoft JhengHei" w:hAnsi="Microsoft JhengHei" w:eastAsia="Microsoft JhengHei"/>
+          <w:b w:val="0"/>
+        </w:rPr>
+        <w:t>:對每檔每日算「自身歷史 PE expanding 分位」(向量化</w:t>
+      </w:r>
+    </w:p>
+    <w:p>
+      <w:r>
+        <w:rPr>
+          <w:rFonts w:ascii="Microsoft JhengHei" w:hAnsi="Microsoft JhengHei" w:eastAsia="Microsoft JhengHei"/>
+          <w:b w:val="0"/>
+        </w:rPr>
+        <w:t>broadcast+cumsum,全市場 236 萬列 ~40 秒),再做當日 TEJ 產業內橫斷面百分位 (分組 &lt;5 檔退回</w:t>
+      </w:r>
+      <w:r>
+        <w:t xml:space="preserve"> </w:t>
+      </w:r>
+      <w:r>
+        <w:rPr>
+          <w:rFonts w:ascii="Microsoft JhengHei" w:hAnsi="Microsoft JhengHei" w:eastAsia="Microsoft JhengHei"/>
+          <w:b w:val="0"/>
+        </w:rPr>
+        <w:t xml:space="preserve">全市場) → </w:t>
+      </w:r>
+      <w:r>
+        <w:rPr>
+          <w:rFonts w:ascii="Consolas" w:hAnsi="Consolas" w:eastAsia="Consolas"/>
+          <w:b w:val="0"/>
+          <w:color w:val="8B0000"/>
+          <w:sz w:val="19"/>
+        </w:rPr>
+        <w:t>market_cache/industry_value_ref.parquet</w:t>
+      </w:r>
+      <w:r>
+        <w:rPr>
+          <w:rFonts w:ascii="Microsoft JhengHei" w:hAnsi="Microsoft JhengHei" w:eastAsia="Microsoft JhengHei"/>
+          <w:b w:val="0"/>
+        </w:rPr>
+        <w:t>;已掛進每日 bat 重建。</w:t>
+      </w:r>
+    </w:p>
+    <w:p>
+      <w:pPr>
+        <w:pStyle w:val="ListBullet"/>
+      </w:pPr>
+      <w:r>
+        <w:rPr>
+          <w:rFonts w:ascii="Microsoft JhengHei" w:hAnsi="Microsoft JhengHei" w:eastAsia="Microsoft JhengHei"/>
+          <w:b/>
+        </w:rPr>
+        <w:t>閘門 1 (factor_experiments A/B,45 檔池)</w:t>
+      </w:r>
+      <w:r>
+        <w:rPr>
+          <w:rFonts w:ascii="Microsoft JhengHei" w:hAnsi="Microsoft JhengHei" w:eastAsia="Microsoft JhengHei"/>
+          <w:b w:val="0"/>
+        </w:rPr>
+        <w:t>:「產業內位階」是六變體中</w:t>
+      </w:r>
+      <w:r>
+        <w:rPr>
+          <w:rFonts w:ascii="Microsoft JhengHei" w:hAnsi="Microsoft JhengHei" w:eastAsia="Microsoft JhengHei"/>
+          <w:b/>
+        </w:rPr>
+        <w:t>唯一雙期 IC 皆正</w:t>
+      </w:r>
+    </w:p>
+    <w:p>
+      <w:r>
+        <w:rPr>
+          <w:rFonts w:ascii="Microsoft JhengHei" w:hAnsi="Microsoft JhengHei" w:eastAsia="Microsoft JhengHei"/>
+          <w:b w:val="0"/>
+        </w:rPr>
+        <w:t>(+0.044/+0.023;現行混合 +0.039/−0.029),綜合替換 全期 +3.15→+3.24、2022 −1.02→−0.76,</w:t>
+      </w:r>
+      <w:r>
+        <w:t xml:space="preserve"> </w:t>
+      </w:r>
+      <w:r>
+        <w:rPr>
+          <w:rFonts w:ascii="Microsoft JhengHei" w:hAnsi="Microsoft JhengHei" w:eastAsia="Microsoft JhengHei"/>
+          <w:b w:val="0"/>
+        </w:rPr>
+        <w:t>唯一雙期同步改善;</w:t>
+      </w:r>
+      <w:r>
+        <w:rPr>
+          <w:rFonts w:ascii="Microsoft JhengHei" w:hAnsi="Microsoft JhengHei" w:eastAsia="Microsoft JhengHei"/>
+          <w:b/>
+        </w:rPr>
+        <w:t>混比掃描 (PEG×產業位階 7 個配比點) 顯示摻任何 PEG 都劣於純位階</w:t>
+      </w:r>
+      <w:r>
+        <w:t xml:space="preserve"> </w:t>
+      </w:r>
+      <w:r>
+        <w:rPr>
+          <w:rFonts w:ascii="Microsoft JhengHei" w:hAnsi="Microsoft JhengHei" w:eastAsia="Microsoft JhengHei"/>
+          <w:b w:val="0"/>
+        </w:rPr>
+        <w:t>→ 定案 100% 產業位階。(對照:估值砍零 = +3.17/−0.77,舊配方在 0.08 權重下是淨拖累,</w:t>
+      </w:r>
+      <w:r>
+        <w:t xml:space="preserve"> </w:t>
+      </w:r>
+      <w:r>
+        <w:rPr>
+          <w:rFonts w:ascii="Microsoft JhengHei" w:hAnsi="Microsoft JhengHei" w:eastAsia="Microsoft JhengHei"/>
+          <w:b w:val="0"/>
+        </w:rPr>
+        <w:t>新配方轉為微正貢獻。)</w:t>
+      </w:r>
+    </w:p>
+    <w:p>
+      <w:pPr>
+        <w:pStyle w:val="ListBullet"/>
+      </w:pPr>
+      <w:r>
+        <w:rPr>
+          <w:rFonts w:ascii="Microsoft JhengHei" w:hAnsi="Microsoft JhengHei" w:eastAsia="Microsoft JhengHei"/>
+          <w:b/>
+        </w:rPr>
+        <w:t>閘門 2 (--cycle 三市場週期)</w:t>
+      </w:r>
+      <w:r>
+        <w:rPr>
+          <w:rFonts w:ascii="Microsoft JhengHei" w:hAnsi="Microsoft JhengHei" w:eastAsia="Microsoft JhengHei"/>
+          <w:b w:val="0"/>
+        </w:rPr>
+        <w:t>:</w:t>
+      </w:r>
+      <w:r>
+        <w:rPr>
+          <w:rFonts w:ascii="Microsoft JhengHei" w:hAnsi="Microsoft JhengHei" w:eastAsia="Microsoft JhengHei"/>
+          <w:b/>
+        </w:rPr>
+        <w:t>三段全部改善</w:t>
+      </w:r>
+      <w:r>
+        <w:rPr>
+          <w:rFonts w:ascii="Microsoft JhengHei" w:hAnsi="Microsoft JhengHei" w:eastAsia="Microsoft JhengHei"/>
+          <w:b w:val="0"/>
+        </w:rPr>
+        <w:t>——2021 +3.05→+3.10、2022 +0.16→</w:t>
+      </w:r>
+      <w:r>
+        <w:rPr>
+          <w:rFonts w:ascii="Microsoft JhengHei" w:hAnsi="Microsoft JhengHei" w:eastAsia="Microsoft JhengHei"/>
+          <w:b/>
+        </w:rPr>
+        <w:t>+0.37</w:t>
+      </w:r>
+      <w:r>
+        <w:rPr>
+          <w:rFonts w:ascii="Microsoft JhengHei" w:hAnsi="Microsoft JhengHei" w:eastAsia="Microsoft JhengHei"/>
+          <w:b w:val="0"/>
+        </w:rPr>
+        <w:t>、</w:t>
+      </w:r>
+    </w:p>
+    <w:p>
+      <w:r>
+        <w:rPr>
+          <w:rFonts w:ascii="Microsoft JhengHei" w:hAnsi="Microsoft JhengHei" w:eastAsia="Microsoft JhengHei"/>
+          <w:b w:val="0"/>
+        </w:rPr>
+        <w:t>2023-25 +3.27→</w:t>
+      </w:r>
+      <w:r>
+        <w:rPr>
+          <w:rFonts w:ascii="Microsoft JhengHei" w:hAnsi="Microsoft JhengHei" w:eastAsia="Microsoft JhengHei"/>
+          <w:b/>
+        </w:rPr>
+        <w:t>+3.67</w:t>
+      </w:r>
+      <w:r>
+        <w:rPr>
+          <w:rFonts w:ascii="Microsoft JhengHei" w:hAnsi="Microsoft JhengHei" w:eastAsia="Microsoft JhengHei"/>
+          <w:b w:val="0"/>
+        </w:rPr>
+        <w:t>,排序力全正且空頭段翻倍。</w:t>
+      </w:r>
+    </w:p>
+    <w:p>
+      <w:pPr>
+        <w:pStyle w:val="ListBullet"/>
+      </w:pPr>
+      <w:r>
+        <w:rPr>
+          <w:rFonts w:ascii="Microsoft JhengHei" w:hAnsi="Microsoft JhengHei" w:eastAsia="Microsoft JhengHei"/>
+          <w:b w:val="0"/>
+        </w:rPr>
+        <w:t>接線 (查無位階自動退回 v4.4 PEG+位階配方,不硬中性化):</w:t>
+      </w:r>
+      <w:r>
+        <w:rPr>
+          <w:rFonts w:ascii="Consolas" w:hAnsi="Consolas" w:eastAsia="Consolas"/>
+          <w:b w:val="0"/>
+          <w:color w:val="8B0000"/>
+          <w:sz w:val="19"/>
+        </w:rPr>
+        <w:t>core/industry_value.py</w:t>
+      </w:r>
+      <w:r>
+        <w:rPr>
+          <w:rFonts w:ascii="Microsoft JhengHei" w:hAnsi="Microsoft JhengHei" w:eastAsia="Microsoft JhengHei"/>
+          <w:b w:val="0"/>
+        </w:rPr>
+        <w:t xml:space="preserve"> (查表模組,</w:t>
+      </w:r>
+    </w:p>
+    <w:p>
+      <w:r>
+        <w:rPr>
+          <w:rFonts w:ascii="Microsoft JhengHei" w:hAnsi="Microsoft JhengHei" w:eastAsia="Microsoft JhengHei"/>
+          <w:b w:val="0"/>
+        </w:rPr>
+        <w:t>PIT/live 雙模式、過舊 &gt;10 天防護)、</w:t>
+      </w:r>
+      <w:r>
+        <w:rPr>
+          <w:rFonts w:ascii="Consolas" w:hAnsi="Consolas" w:eastAsia="Consolas"/>
+          <w:b w:val="0"/>
+          <w:color w:val="8B0000"/>
+          <w:sz w:val="19"/>
+        </w:rPr>
+        <w:t>core/models.py</w:t>
+      </w:r>
+      <w:r>
+        <w:rPr>
+          <w:rFonts w:ascii="Microsoft JhengHei" w:hAnsi="Microsoft JhengHei" w:eastAsia="Microsoft JhengHei"/>
+          <w:b w:val="0"/>
+        </w:rPr>
+        <w:t xml:space="preserve"> (+</w:t>
+      </w:r>
+      <w:r>
+        <w:rPr>
+          <w:rFonts w:ascii="Consolas" w:hAnsi="Consolas" w:eastAsia="Consolas"/>
+          <w:b w:val="0"/>
+          <w:color w:val="8B0000"/>
+          <w:sz w:val="19"/>
+        </w:rPr>
+        <w:t>industry_value_percentile</w:t>
+      </w:r>
+      <w:r>
+        <w:rPr>
+          <w:rFonts w:ascii="Microsoft JhengHei" w:hAnsi="Microsoft JhengHei" w:eastAsia="Microsoft JhengHei"/>
+          <w:b w:val="0"/>
+        </w:rPr>
+        <w:t>)、</w:t>
+      </w:r>
+      <w:r>
+        <w:t xml:space="preserve"> </w:t>
+      </w:r>
+      <w:r>
+        <w:rPr>
+          <w:rFonts w:ascii="Consolas" w:hAnsi="Consolas" w:eastAsia="Consolas"/>
+          <w:b w:val="0"/>
+          <w:color w:val="8B0000"/>
+          <w:sz w:val="19"/>
+        </w:rPr>
+        <w:t>core/valuation.py</w:t>
+      </w:r>
+      <w:r>
+        <w:rPr>
+          <w:rFonts w:ascii="Microsoft JhengHei" w:hAnsi="Microsoft JhengHei" w:eastAsia="Microsoft JhengHei"/>
+          <w:b w:val="0"/>
+        </w:rPr>
+        <w:t xml:space="preserve"> (</w:t>
+      </w:r>
+      <w:r>
+        <w:rPr>
+          <w:rFonts w:ascii="Consolas" w:hAnsi="Consolas" w:eastAsia="Consolas"/>
+          <w:b w:val="0"/>
+          <w:color w:val="8B0000"/>
+          <w:sz w:val="19"/>
+        </w:rPr>
+        <w:t>USE_INDUSTRY_RELATIVE=True</w:t>
+      </w:r>
+      <w:r>
+        <w:rPr>
+          <w:rFonts w:ascii="Microsoft JhengHei" w:hAnsi="Microsoft JhengHei" w:eastAsia="Microsoft JhengHei"/>
+          <w:b w:val="0"/>
+        </w:rPr>
+        <w:t xml:space="preserve"> + 短路分支)、</w:t>
+      </w:r>
+      <w:r>
+        <w:rPr>
+          <w:rFonts w:ascii="Consolas" w:hAnsi="Consolas" w:eastAsia="Consolas"/>
+          <w:b w:val="0"/>
+          <w:color w:val="8B0000"/>
+          <w:sz w:val="19"/>
+        </w:rPr>
+        <w:t>core/backtest.py</w:t>
+      </w:r>
+      <w:r>
+        <w:t xml:space="preserve"> </w:t>
+      </w:r>
+      <w:r>
+        <w:rPr>
+          <w:rFonts w:ascii="Microsoft JhengHei" w:hAnsi="Microsoft JhengHei" w:eastAsia="Microsoft JhengHei"/>
+          <w:b w:val="0"/>
+        </w:rPr>
+        <w:t>(PIT 查詢)、</w:t>
+      </w:r>
+      <w:r>
+        <w:rPr>
+          <w:rFonts w:ascii="Consolas" w:hAnsi="Consolas" w:eastAsia="Consolas"/>
+          <w:b w:val="0"/>
+          <w:color w:val="8B0000"/>
+          <w:sz w:val="19"/>
+        </w:rPr>
+        <w:t>core/data_provider.py</w:t>
+      </w:r>
+      <w:r>
+        <w:rPr>
+          <w:rFonts w:ascii="Microsoft JhengHei" w:hAnsi="Microsoft JhengHei" w:eastAsia="Microsoft JhengHei"/>
+          <w:b w:val="0"/>
+        </w:rPr>
+        <w:t xml:space="preserve"> (live 查詢)、</w:t>
+      </w:r>
+      <w:r>
+        <w:rPr>
+          <w:rFonts w:ascii="Consolas" w:hAnsi="Consolas" w:eastAsia="Consolas"/>
+          <w:b w:val="0"/>
+          <w:color w:val="8B0000"/>
+          <w:sz w:val="19"/>
+        </w:rPr>
+        <w:t>core/score_store.py</w:t>
+      </w:r>
+      <w:r>
+        <w:rPr>
+          <w:rFonts w:ascii="Microsoft JhengHei" w:hAnsi="Microsoft JhengHei" w:eastAsia="Microsoft JhengHei"/>
+          <w:b w:val="0"/>
+        </w:rPr>
+        <w:t xml:space="preserve"> (</w:t>
+      </w:r>
+      <w:r>
+        <w:rPr>
+          <w:rFonts w:ascii="Consolas" w:hAnsi="Consolas" w:eastAsia="Consolas"/>
+          <w:b w:val="0"/>
+          <w:color w:val="8B0000"/>
+          <w:sz w:val="19"/>
+        </w:rPr>
+        <w:t>val_blend=ind_pct_v45</w:t>
+      </w:r>
+      <w:r>
+        <w:t xml:space="preserve"> </w:t>
+      </w:r>
+      <w:r>
+        <w:rPr>
+          <w:rFonts w:ascii="Microsoft JhengHei" w:hAnsi="Microsoft JhengHei" w:eastAsia="Microsoft JhengHei"/>
+          <w:b w:val="0"/>
+        </w:rPr>
+        <w:t>納入 weights_version 雜湊);scores 已重建。</w:t>
+      </w:r>
+    </w:p>
+    <w:p>
+      <w:pPr>
+        <w:pStyle w:val="Heading3"/>
+      </w:pPr>
+      <w:r>
+        <w:rPr>
+          <w:rFonts w:ascii="Microsoft JhengHei" w:hAnsi="Microsoft JhengHei" w:eastAsia="Microsoft JhengHei"/>
+          <w:b w:val="0"/>
+        </w:rPr>
+        <w:t>C. 軌 C 定案:第二段池內 shortlist (0 FinMind)</w:t>
+      </w:r>
+    </w:p>
+    <w:p>
+      <w:r>
+        <w:rPr>
+          <w:rFonts w:ascii="Microsoft JhengHei" w:hAnsi="Microsoft JhengHei" w:eastAsia="Microsoft JhengHei"/>
+          <w:b w:val="0"/>
+        </w:rPr>
+        <w:t>使用者決策:候選池的再篩選</w:t>
+      </w:r>
+      <w:r>
+        <w:rPr>
+          <w:rFonts w:ascii="Microsoft JhengHei" w:hAnsi="Microsoft JhengHei" w:eastAsia="Microsoft JhengHei"/>
+          <w:b/>
+        </w:rPr>
+        <w:t>不用 FinMind</w:t>
+      </w:r>
+      <w:r>
+        <w:rPr>
+          <w:rFonts w:ascii="Microsoft JhengHei" w:hAnsi="Microsoft JhengHei" w:eastAsia="Microsoft JhengHei"/>
+          <w:b w:val="0"/>
+        </w:rPr>
+        <w:t>(額度顧慮),改在 924 檔池內用 0-API 資料做第二段分流:</w:t>
+      </w:r>
+    </w:p>
+    <w:p>
+      <w:pPr>
+        <w:pStyle w:val="ListBullet"/>
+      </w:pPr>
+      <w:r>
+        <w:rPr>
+          <w:rFonts w:ascii="Microsoft JhengHei" w:hAnsi="Microsoft JhengHei" w:eastAsia="Microsoft JhengHei"/>
+          <w:b/>
+        </w:rPr>
+        <w:t>法人資料斷點補齊</w:t>
+      </w:r>
+      <w:r>
+        <w:rPr>
+          <w:rFonts w:ascii="Microsoft JhengHei" w:hAnsi="Microsoft JhengHei" w:eastAsia="Microsoft JhengHei"/>
+          <w:b w:val="0"/>
+        </w:rPr>
+        <w:t>:TWSE openapi 的 T86 不穩,改用傳統 rwd 介面 (</w:t>
+      </w:r>
+      <w:r>
+        <w:rPr>
+          <w:rFonts w:ascii="Consolas" w:hAnsi="Consolas" w:eastAsia="Consolas"/>
+          <w:b w:val="0"/>
+          <w:color w:val="8B0000"/>
+          <w:sz w:val="19"/>
+        </w:rPr>
+        <w:t>/rwd/zh/fund/T86</w:t>
+      </w:r>
+      <w:r>
+        <w:rPr>
+          <w:rFonts w:ascii="Microsoft JhengHei" w:hAnsi="Microsoft JhengHei" w:eastAsia="Microsoft JhengHei"/>
+          <w:b w:val="0"/>
+        </w:rPr>
+        <w:t>,</w:t>
+      </w:r>
+    </w:p>
+    <w:p>
+      <w:r>
+        <w:rPr>
+          <w:rFonts w:ascii="Microsoft JhengHei" w:hAnsi="Microsoft JhengHei" w:eastAsia="Microsoft JhengHei"/>
+          <w:b w:val="0"/>
+        </w:rPr>
+        <w:t xml:space="preserve">支援指定日期);TPEx 用 </w:t>
+      </w:r>
+      <w:r>
+        <w:rPr>
+          <w:rFonts w:ascii="Consolas" w:hAnsi="Consolas" w:eastAsia="Consolas"/>
+          <w:b w:val="0"/>
+          <w:color w:val="8B0000"/>
+          <w:sz w:val="19"/>
+        </w:rPr>
+        <w:t>tpex_3insti_daily_trading</w:t>
+      </w:r>
+      <w:r>
+        <w:rPr>
+          <w:rFonts w:ascii="Microsoft JhengHei" w:hAnsi="Microsoft JhengHei" w:eastAsia="Microsoft JhengHei"/>
+          <w:b w:val="0"/>
+        </w:rPr>
+        <w:t>。接縫實測 (7/14 vs TEJ):</w:t>
+      </w:r>
+      <w:r>
+        <w:t xml:space="preserve"> </w:t>
+      </w:r>
+      <w:r>
+        <w:rPr>
+          <w:rFonts w:ascii="Microsoft JhengHei" w:hAnsi="Microsoft JhengHei" w:eastAsia="Microsoft JhengHei"/>
+          <w:b w:val="0"/>
+        </w:rPr>
+        <w:t>foreign/dealer 100%、trust 96.7% 在千股容差內 → 收集器新增法人快照</w:t>
+      </w:r>
+      <w:r>
+        <w:t xml:space="preserve"> </w:t>
+      </w:r>
+      <w:r>
+        <w:rPr>
+          <w:rFonts w:ascii="Microsoft JhengHei" w:hAnsi="Microsoft JhengHei" w:eastAsia="Microsoft JhengHei"/>
+          <w:b w:val="0"/>
+        </w:rPr>
+        <w:t>(</w:t>
+      </w:r>
+      <w:r>
+        <w:rPr>
+          <w:rFonts w:ascii="Consolas" w:hAnsi="Consolas" w:eastAsia="Consolas"/>
+          <w:b w:val="0"/>
+          <w:color w:val="8B0000"/>
+          <w:sz w:val="19"/>
+        </w:rPr>
+        <w:t>market_cache/institutional_flow_daily/</w:t>
+      </w:r>
+      <w:r>
+        <w:rPr>
+          <w:rFonts w:ascii="Microsoft JhengHei" w:hAnsi="Microsoft JhengHei" w:eastAsia="Microsoft JhengHei"/>
+          <w:b w:val="0"/>
+        </w:rPr>
+        <w:t>,失敗只警告不擋價格快照,20 日窗容忍缺日)。</w:t>
+      </w:r>
+    </w:p>
+    <w:p>
+      <w:pPr>
+        <w:pStyle w:val="ListBullet"/>
+      </w:pPr>
+      <w:r>
+        <w:rPr>
+          <w:rFonts w:ascii="Microsoft JhengHei" w:hAnsi="Microsoft JhengHei" w:eastAsia="Microsoft JhengHei"/>
+          <w:b/>
+        </w:rPr>
+        <w:t>第二段配方</w:t>
+      </w:r>
+      <w:r>
+        <w:rPr>
+          <w:rFonts w:ascii="Microsoft JhengHei" w:hAnsi="Microsoft JhengHei" w:eastAsia="Microsoft JhengHei"/>
+          <w:b w:val="0"/>
+        </w:rPr>
+        <w:t>:池內三因子聯集 (各前 15%)——產業內估值位階 + 20 日動能 + 20 日法人</w:t>
+      </w:r>
+    </w:p>
+    <w:p>
+      <w:r>
+        <w:rPr>
+          <w:rFonts w:ascii="Microsoft JhengHei" w:hAnsi="Microsoft JhengHei" w:eastAsia="Microsoft JhengHei"/>
+          <w:b w:val="0"/>
+        </w:rPr>
+        <w:t>買賣超/成交量。三期驗證:value 用產業內版超額 +0.437/-0.729/+0.012,全面優於全市場版</w:t>
+      </w:r>
+      <w:r>
+        <w:t xml:space="preserve"> </w:t>
+      </w:r>
+      <w:r>
+        <w:rPr>
+          <w:rFonts w:ascii="Microsoft JhengHei" w:hAnsi="Microsoft JhengHei" w:eastAsia="Microsoft JhengHei"/>
+          <w:b w:val="0"/>
+        </w:rPr>
+        <w:t>(+0.379/-0.842/-0.017);同池大小聯集優於 composite top-N (§15-D)。</w:t>
+      </w:r>
+      <w:r>
+        <w:t xml:space="preserve"> </w:t>
+      </w:r>
+      <w:r>
+        <w:rPr>
+          <w:rFonts w:ascii="Microsoft JhengHei" w:hAnsi="Microsoft JhengHei" w:eastAsia="Microsoft JhengHei"/>
+          <w:b w:val="0"/>
+        </w:rPr>
+        <w:t xml:space="preserve">輸出 </w:t>
+      </w:r>
+      <w:r>
+        <w:rPr>
+          <w:rFonts w:ascii="Consolas" w:hAnsi="Consolas" w:eastAsia="Consolas"/>
+          <w:b w:val="0"/>
+          <w:color w:val="8B0000"/>
+          <w:sz w:val="19"/>
+        </w:rPr>
+        <w:t>outputs/universe_pool/shortlist_{date}.csv</w:t>
+      </w:r>
+      <w:r>
+        <w:rPr>
+          <w:rFonts w:ascii="Microsoft JhengHei" w:hAnsi="Microsoft JhengHei" w:eastAsia="Microsoft JhengHei"/>
+          <w:b w:val="0"/>
+        </w:rPr>
+        <w:t xml:space="preserve"> (~300-370 檔,composite 排序,</w:t>
+      </w:r>
+      <w:r>
+        <w:t xml:space="preserve"> </w:t>
+      </w:r>
+      <w:r>
+        <w:rPr>
+          <w:rFonts w:ascii="Consolas" w:hAnsi="Consolas" w:eastAsia="Consolas"/>
+          <w:b w:val="0"/>
+          <w:color w:val="8B0000"/>
+          <w:sz w:val="19"/>
+        </w:rPr>
+        <w:t>--shortlist-union-pct</w:t>
+      </w:r>
+      <w:r>
+        <w:rPr>
+          <w:rFonts w:ascii="Microsoft JhengHei" w:hAnsi="Microsoft JhengHei" w:eastAsia="Microsoft JhengHei"/>
+          <w:b w:val="0"/>
+        </w:rPr>
+        <w:t xml:space="preserve"> 可調)。</w:t>
+      </w:r>
+      <w:r>
+        <w:rPr>
+          <w:rFonts w:ascii="Microsoft JhengHei" w:hAnsi="Microsoft JhengHei" w:eastAsia="Microsoft JhengHei"/>
+          <w:b/>
+        </w:rPr>
+        <w:t>定位是分流參考不是投組</w:t>
+      </w:r>
+      <w:r>
+        <w:rPr>
+          <w:rFonts w:ascii="Microsoft JhengHei" w:hAnsi="Microsoft JhengHei" w:eastAsia="Microsoft JhengHei"/>
+          <w:b w:val="0"/>
+        </w:rPr>
+        <w:t>——任何緊縮池 2022 超額皆負,</w:t>
+      </w:r>
+      <w:r>
+        <w:t xml:space="preserve"> </w:t>
+      </w:r>
+      <w:r>
+        <w:rPr>
+          <w:rFonts w:ascii="Microsoft JhengHei" w:hAnsi="Microsoft JhengHei" w:eastAsia="Microsoft JhengHei"/>
+          <w:b w:val="0"/>
+        </w:rPr>
+        <w:t>最終判斷仍在人工深度分析。</w:t>
+      </w:r>
+    </w:p>
+    <w:p>
+      <w:pPr>
+        <w:pStyle w:val="ListBullet"/>
+      </w:pPr>
+      <w:r>
+        <w:rPr>
+          <w:rFonts w:ascii="Microsoft JhengHei" w:hAnsi="Microsoft JhengHei" w:eastAsia="Microsoft JhengHei"/>
+          <w:b w:val="0"/>
+        </w:rPr>
+        <w:t>收集器強化:各端點發布時間不同 (14:00-17:30 陸續翻日),資料日不一致改為等 10 分鐘</w:t>
+      </w:r>
+    </w:p>
+    <w:p>
+      <w:r>
+        <w:rPr>
+          <w:rFonts w:ascii="Microsoft JhengHei" w:hAnsi="Microsoft JhengHei" w:eastAsia="Microsoft JhengHei"/>
+          <w:b w:val="0"/>
+        </w:rPr>
+        <w:t>重抓 (最多 4 次),不再直接失敗。</w:t>
+      </w:r>
+    </w:p>
+    <w:p>
+      <w:pPr>
+        <w:pStyle w:val="ListBullet"/>
+      </w:pPr>
+      <w:r>
+        <w:rPr>
+          <w:rFonts w:ascii="Microsoft JhengHei" w:hAnsi="Microsoft JhengHei" w:eastAsia="Microsoft JhengHei"/>
+          <w:b/>
+        </w:rPr>
+        <w:t>但書2 三連測 → shortlist 升級為五因子聯集</w:t>
+      </w:r>
+      <w:r>
+        <w:rPr>
+          <w:rFonts w:ascii="Microsoft JhengHei" w:hAnsi="Microsoft JhengHei" w:eastAsia="Microsoft JhengHei"/>
+          <w:b w:val="0"/>
+        </w:rPr>
+        <w:t xml:space="preserve"> (</w:t>
+      </w:r>
+      <w:r>
+        <w:rPr>
+          <w:rFonts w:ascii="Consolas" w:hAnsi="Consolas" w:eastAsia="Consolas"/>
+          <w:b w:val="0"/>
+          <w:color w:val="8B0000"/>
+          <w:sz w:val="19"/>
+        </w:rPr>
+        <w:t>scripts/tej_horizon_breakout_lab.py</w:t>
+      </w:r>
+      <w:r>
+        <w:rPr>
+          <w:rFonts w:ascii="Microsoft JhengHei" w:hAnsi="Microsoft JhengHei" w:eastAsia="Microsoft JhengHei"/>
+          <w:b w:val="0"/>
+        </w:rPr>
+        <w:t>,</w:t>
+      </w:r>
+    </w:p>
+    <w:p>
+      <w:r>
+        <w:rPr>
+          <w:rFonts w:ascii="Microsoft JhengHei" w:hAnsi="Microsoft JhengHei" w:eastAsia="Microsoft JhengHei"/>
+          <w:b w:val="0"/>
+        </w:rPr>
+        <w:t>雙視野 20/60 日皆驗):①視野拉長不改善召回,但月率化空頭傷害約減半 → shortlist 以季度</w:t>
+      </w:r>
+      <w:r>
+        <w:t xml:space="preserve"> </w:t>
+      </w:r>
+      <w:r>
+        <w:rPr>
+          <w:rFonts w:ascii="Microsoft JhengHei" w:hAnsi="Microsoft JhengHei" w:eastAsia="Microsoft JhengHei"/>
+          <w:b w:val="0"/>
+        </w:rPr>
+        <w:t>視野解讀;②</w:t>
+      </w:r>
+      <w:r>
+        <w:rPr>
+          <w:rFonts w:ascii="Microsoft JhengHei" w:hAnsi="Microsoft JhengHei" w:eastAsia="Microsoft JhengHei"/>
+          <w:b/>
+        </w:rPr>
+        <w:t>52週高點接近度 (突破)</w:t>
+      </w:r>
+      <w:r>
+        <w:rPr>
+          <w:rFonts w:ascii="Microsoft JhengHei" w:hAnsi="Microsoft JhengHei" w:eastAsia="Microsoft JhengHei"/>
+          <w:b w:val="0"/>
+        </w:rPr>
+        <w:t>:60日單挑 2023-25 +3.11 (最強單因子)、2022 +0.06</w:t>
+      </w:r>
+      <w:r>
+        <w:t xml:space="preserve"> </w:t>
+      </w:r>
+      <w:r>
+        <w:rPr>
+          <w:rFonts w:ascii="Microsoft JhengHei" w:hAnsi="Microsoft JhengHei" w:eastAsia="Microsoft JhengHei"/>
+          <w:b w:val="0"/>
+        </w:rPr>
+        <w:t>轉正、留存率是動能兩倍;③</w:t>
+      </w:r>
+      <w:r>
+        <w:rPr>
+          <w:rFonts w:ascii="Microsoft JhengHei" w:hAnsi="Microsoft JhengHei" w:eastAsia="Microsoft JhengHei"/>
+          <w:b/>
+        </w:rPr>
+        <w:t>營收加速度 (最新YoY−近3月均)</w:t>
+      </w:r>
+      <w:r>
+        <w:rPr>
+          <w:rFonts w:ascii="Microsoft JhengHei" w:hAnsi="Microsoft JhengHei" w:eastAsia="Microsoft JhengHei"/>
+          <w:b w:val="0"/>
+        </w:rPr>
+        <w:t>:唯一雙視野 2022 皆正的</w:t>
+      </w:r>
+      <w:r>
+        <w:t xml:space="preserve"> </w:t>
+      </w:r>
+      <w:r>
+        <w:rPr>
+          <w:rFonts w:ascii="Microsoft JhengHei" w:hAnsi="Microsoft JhengHei" w:eastAsia="Microsoft JhengHei"/>
+          <w:b w:val="0"/>
+        </w:rPr>
+        <w:t>選股因子 (+0.03/+0.37)。5F vs 3F:召回 +8~9pp (29.5→38.0%)、2022 超額改善 25-30%、</w:t>
+      </w:r>
+      <w:r>
+        <w:t xml:space="preserve"> </w:t>
+      </w:r>
+      <w:r>
+        <w:rPr>
+          <w:rFonts w:ascii="Microsoft JhengHei" w:hAnsi="Microsoft JhengHei" w:eastAsia="Microsoft JhengHei"/>
+          <w:b w:val="0"/>
+        </w:rPr>
+        <w:t>月留存 +8pp,三期無一變差 → 過閘門,</w:t>
+      </w:r>
+      <w:r>
+        <w:rPr>
+          <w:rFonts w:ascii="Consolas" w:hAnsi="Consolas" w:eastAsia="Consolas"/>
+          <w:b w:val="0"/>
+          <w:color w:val="8B0000"/>
+          <w:sz w:val="19"/>
+        </w:rPr>
+        <w:t>universe_screen_daily.py</w:t>
+      </w:r>
+      <w:r>
+        <w:rPr>
+          <w:rFonts w:ascii="Microsoft JhengHei" w:hAnsi="Microsoft JhengHei" w:eastAsia="Microsoft JhengHei"/>
+          <w:b w:val="0"/>
+        </w:rPr>
+        <w:t xml:space="preserve"> 已升級 (聯集 ~480 檔,</w:t>
+      </w:r>
+      <w:r>
+        <w:t xml:space="preserve"> </w:t>
+      </w:r>
+      <w:r>
+        <w:rPr>
+          <w:rFonts w:ascii="Consolas" w:hAnsi="Consolas" w:eastAsia="Consolas"/>
+          <w:b w:val="0"/>
+          <w:color w:val="8B0000"/>
+          <w:sz w:val="19"/>
+        </w:rPr>
+        <w:t>--shortlist-union-pct</w:t>
+      </w:r>
+      <w:r>
+        <w:rPr>
+          <w:rFonts w:ascii="Microsoft JhengHei" w:hAnsi="Microsoft JhengHei" w:eastAsia="Microsoft JhengHei"/>
+          <w:b w:val="0"/>
+        </w:rPr>
+        <w:t xml:space="preserve"> 可調緊)。品質類/排除類死巷不變;但書1 (regime 條件式切換) 未做,</w:t>
+      </w:r>
+      <w:r>
+        <w:t xml:space="preserve"> </w:t>
+      </w:r>
+      <w:r>
+        <w:rPr>
+          <w:rFonts w:ascii="Microsoft JhengHei" w:hAnsi="Microsoft JhengHei" w:eastAsia="Microsoft JhengHei"/>
+          <w:b w:val="0"/>
+        </w:rPr>
+        <w:t>風險=空頭樣本只有 2022+2020/03,過擬合風險高,列為候選未來項。</w:t>
+      </w:r>
+    </w:p>
+    <w:p>
+      <w:pPr>
+        <w:pStyle w:val="Heading3"/>
+      </w:pPr>
+      <w:r>
+        <w:rPr>
+          <w:rFonts w:ascii="Microsoft JhengHei" w:hAnsi="Microsoft JhengHei" w:eastAsia="Microsoft JhengHei"/>
+          <w:b w:val="0"/>
+        </w:rPr>
+        <w:t>D. TEJ 補匯 2004-2018 與 regime 切換的預註冊測試(結果=否決,高價值負結果)</w:t>
+      </w:r>
+    </w:p>
+    <w:p>
+      <w:r>
+        <w:rPr>
+          <w:rFonts w:ascii="Microsoft JhengHei" w:hAnsi="Microsoft JhengHei" w:eastAsia="Microsoft JhengHei"/>
+          <w:b w:val="0"/>
+        </w:rPr>
+        <w:t>為解決「空頭樣本只有 2022+2020/03」的驗證瓶頸,補匯 TEJ 2004-2018 歷史</w:t>
+      </w:r>
+      <w:r>
+        <w:t xml:space="preserve"> </w:t>
+      </w:r>
+      <w:r>
+        <w:rPr>
+          <w:rFonts w:ascii="Microsoft JhengHei" w:hAnsi="Microsoft JhengHei" w:eastAsia="Microsoft JhengHei"/>
+          <w:b w:val="0"/>
+        </w:rPr>
+        <w:t>(</w:t>
+      </w:r>
+      <w:r>
+        <w:rPr>
+          <w:rFonts w:ascii="Microsoft JhengHei" w:hAnsi="Microsoft JhengHei" w:eastAsia="Microsoft JhengHei"/>
+          <w:b/>
+        </w:rPr>
+        <w:t>含下市股</w:t>
+      </w:r>
+      <w:r>
+        <w:rPr>
+          <w:rFonts w:ascii="Microsoft JhengHei" w:hAnsi="Microsoft JhengHei" w:eastAsia="Microsoft JhengHei"/>
+          <w:b w:val="0"/>
+        </w:rPr>
+        <w:t>,存活者偏差關鍵:價格 2,300 檔/900萬列、產業對照 2,436 檔含下市、</w:t>
+      </w:r>
+      <w:r>
+        <w:t xml:space="preserve"> </w:t>
+      </w:r>
+      <w:r>
+        <w:rPr>
+          <w:rFonts w:ascii="Microsoft JhengHei" w:hAnsi="Microsoft JhengHei" w:eastAsia="Microsoft JhengHei"/>
+          <w:b w:val="0"/>
+        </w:rPr>
+        <w:t>月營收+三大法人 2004 起全補齊;2018→2019 接縫 1,706 檔連續):</w:t>
+      </w:r>
+    </w:p>
+    <w:p>
+      <w:pPr>
+        <w:pStyle w:val="ListBullet"/>
+      </w:pPr>
+      <w:r>
+        <w:rPr>
+          <w:rFonts w:ascii="Microsoft JhengHei" w:hAnsi="Microsoft JhengHei" w:eastAsia="Microsoft JhengHei"/>
+          <w:b/>
+        </w:rPr>
+        <w:t>預註冊假設</w:t>
+      </w:r>
+      <w:r>
+        <w:rPr>
+          <w:rFonts w:ascii="Microsoft JhengHei" w:hAnsi="Microsoft JhengHei" w:eastAsia="Microsoft JhengHei"/>
+          <w:b w:val="0"/>
+        </w:rPr>
+        <w:t>:「空頭月,五因子聯集移除動能臂」(依據=動能崩潰文獻;2022 為設計樣本,</w:t>
+      </w:r>
+    </w:p>
+    <w:p>
+      <w:r>
+        <w:rPr>
+          <w:rFonts w:ascii="Microsoft JhengHei" w:hAnsi="Microsoft JhengHei" w:eastAsia="Microsoft JhengHei"/>
+          <w:b w:val="0"/>
+        </w:rPr>
+        <w:t>其餘 episode 一次性樣本外)。regime 固定規則:全市場等權指數 &lt; 其 MA200,</w:t>
+      </w:r>
+      <w:r>
+        <w:t xml:space="preserve"> </w:t>
+      </w:r>
+      <w:r>
+        <w:rPr>
+          <w:rFonts w:ascii="Microsoft JhengHei" w:hAnsi="Microsoft JhengHei" w:eastAsia="Microsoft JhengHei"/>
+          <w:b w:val="0"/>
+        </w:rPr>
+        <w:t xml:space="preserve">21 年標出 </w:t>
+      </w:r>
+      <w:r>
+        <w:rPr>
+          <w:rFonts w:ascii="Microsoft JhengHei" w:hAnsi="Microsoft JhengHei" w:eastAsia="Microsoft JhengHei"/>
+          <w:b/>
+        </w:rPr>
+        <w:t>12 個空頭 episode / 78 個空頭月</w:t>
+      </w:r>
+      <w:r>
+        <w:rPr>
+          <w:rFonts w:ascii="Microsoft JhengHei" w:hAnsi="Microsoft JhengHei" w:eastAsia="Microsoft JhengHei"/>
+          <w:b w:val="0"/>
+        </w:rPr>
+        <w:t xml:space="preserve"> (含 2008 海嘯、2011、2015-16、2018Q4、</w:t>
+      </w:r>
+      <w:r>
+        <w:t xml:space="preserve"> </w:t>
+      </w:r>
+      <w:r>
+        <w:rPr>
+          <w:rFonts w:ascii="Microsoft JhengHei" w:hAnsi="Microsoft JhengHei" w:eastAsia="Microsoft JhengHei"/>
+          <w:b w:val="0"/>
+        </w:rPr>
+        <w:t>2024-12~2025-07)。</w:t>
+      </w:r>
+    </w:p>
+    <w:p>
+      <w:pPr>
+        <w:pStyle w:val="ListBullet"/>
+      </w:pPr>
+      <w:r>
+        <w:rPr>
+          <w:rFonts w:ascii="Microsoft JhengHei" w:hAnsi="Microsoft JhengHei" w:eastAsia="Microsoft JhengHei"/>
+          <w:b/>
+        </w:rPr>
+        <w:t>結果:否決</w:t>
+      </w:r>
+      <w:r>
+        <w:rPr>
+          <w:rFonts w:ascii="Microsoft JhengHei" w:hAnsi="Microsoft JhengHei" w:eastAsia="Microsoft JhengHei"/>
+          <w:b w:val="0"/>
+        </w:rPr>
+        <w:t>。設計樣本內漂亮 (2022 +0.160✓、2020 +0.164✓),但樣本外把它殺了:</w:t>
+      </w:r>
+    </w:p>
+    <w:p>
+      <w:r>
+        <w:rPr>
+          <w:rFonts w:ascii="Microsoft JhengHei" w:hAnsi="Microsoft JhengHei" w:eastAsia="Microsoft JhengHei"/>
+          <w:b w:val="0"/>
+        </w:rPr>
+        <w:t>方向一致性 7/12,合併差 +0.030、95% CI [-0.059,+0.125] 跨零;且多頭月移除動能臂</w:t>
+      </w:r>
+      <w:r>
+        <w:t xml:space="preserve"> </w:t>
+      </w:r>
+      <w:r>
+        <w:rPr>
+          <w:rFonts w:ascii="Microsoft JhengHei" w:hAnsi="Microsoft JhengHei" w:eastAsia="Microsoft JhengHei"/>
+          <w:b w:val="0"/>
+        </w:rPr>
+        <w:t>也「改善」+0.056 → 非 regime 效應,是噪音。</w:t>
+      </w:r>
+      <w:r>
+        <w:rPr>
+          <w:rFonts w:ascii="Microsoft JhengHei" w:hAnsi="Microsoft JhengHei" w:eastAsia="Microsoft JhengHei"/>
+          <w:b/>
+        </w:rPr>
+        <w:t>不部署配方切換</w:t>
+      </w:r>
+      <w:r>
+        <w:rPr>
+          <w:rFonts w:ascii="Microsoft JhengHei" w:hAnsi="Microsoft JhengHei" w:eastAsia="Microsoft JhengHei"/>
+          <w:b w:val="0"/>
+        </w:rPr>
+        <w:t>。</w:t>
+      </w:r>
+      <w:r>
+        <w:t xml:space="preserve"> </w:t>
+      </w:r>
+      <w:r>
+        <w:rPr>
+          <w:rFonts w:ascii="Microsoft JhengHei" w:hAnsi="Microsoft JhengHei" w:eastAsia="Microsoft JhengHei"/>
+          <w:b w:val="0"/>
+        </w:rPr>
+        <w:t>沒有補匯,這個假訊號就會憑兩個樣本的支持上線——負結果即是補匯的投資報酬。</w:t>
+      </w:r>
+    </w:p>
+    <w:p>
+      <w:pPr>
+        <w:pStyle w:val="ListBullet"/>
+      </w:pPr>
+      <w:r>
+        <w:rPr>
+          <w:rFonts w:ascii="Microsoft JhengHei" w:hAnsi="Microsoft JhengHei" w:eastAsia="Microsoft JhengHei"/>
+          <w:b/>
+        </w:rPr>
+        <w:t>Level 0 已部署</w:t>
+      </w:r>
+      <w:r>
+        <w:rPr>
+          <w:rFonts w:ascii="Microsoft JhengHei" w:hAnsi="Microsoft JhengHei" w:eastAsia="Microsoft JhengHei"/>
+          <w:b w:val="0"/>
+        </w:rPr>
+        <w:t>:每日粗篩掛 regime 警示旗 (空頭月 shortlist 超額 -0.139 vs</w:t>
+      </w:r>
+    </w:p>
+    <w:p>
+      <w:r>
+        <w:rPr>
+          <w:rFonts w:ascii="Microsoft JhengHei" w:hAnsi="Microsoft JhengHei" w:eastAsia="Microsoft JhengHei"/>
+          <w:b w:val="0"/>
+        </w:rPr>
+        <w:t>多頭月 +0.254,實證強化);只警示不切換,零過擬合風險。</w:t>
+      </w:r>
+    </w:p>
+    <w:p>
+      <w:pPr>
+        <w:pStyle w:val="ListBullet"/>
+      </w:pPr>
+      <w:r>
+        <w:rPr>
+          <w:rFonts w:ascii="Microsoft JhengHei" w:hAnsi="Microsoft JhengHei" w:eastAsia="Microsoft JhengHei"/>
+          <w:b/>
+        </w:rPr>
+        <w:t>生產防護</w:t>
+      </w:r>
+      <w:r>
+        <w:rPr>
+          <w:rFonts w:ascii="Microsoft JhengHei" w:hAnsi="Microsoft JhengHei" w:eastAsia="Microsoft JhengHei"/>
+          <w:b w:val="0"/>
+        </w:rPr>
+        <w:t>:</w:t>
+      </w:r>
+      <w:r>
+        <w:rPr>
+          <w:rFonts w:ascii="Consolas" w:hAnsi="Consolas" w:eastAsia="Consolas"/>
+          <w:b w:val="0"/>
+          <w:color w:val="8B0000"/>
+          <w:sz w:val="19"/>
+        </w:rPr>
+        <w:t>build_industry_value_ref.py</w:t>
+      </w:r>
+      <w:r>
+        <w:rPr>
+          <w:rFonts w:ascii="Microsoft JhengHei" w:hAnsi="Microsoft JhengHei" w:eastAsia="Microsoft JhengHei"/>
+          <w:b w:val="0"/>
+        </w:rPr>
+        <w:t>/</w:t>
+      </w:r>
+      <w:r>
+        <w:rPr>
+          <w:rFonts w:ascii="Consolas" w:hAnsi="Consolas" w:eastAsia="Consolas"/>
+          <w:b w:val="0"/>
+          <w:color w:val="8B0000"/>
+          <w:sz w:val="19"/>
+        </w:rPr>
+        <w:t>universe_screen_daily.py</w:t>
+      </w:r>
+      <w:r>
+        <w:rPr>
+          <w:rFonts w:ascii="Microsoft JhengHei" w:hAnsi="Microsoft JhengHei" w:eastAsia="Microsoft JhengHei"/>
+          <w:b w:val="0"/>
+        </w:rPr>
+        <w:t xml:space="preserve"> 加</w:t>
+      </w:r>
+    </w:p>
+    <w:p>
+      <w:r>
+        <w:rPr>
+          <w:rFonts w:ascii="Consolas" w:hAnsi="Consolas" w:eastAsia="Consolas"/>
+          <w:b w:val="0"/>
+          <w:color w:val="8B0000"/>
+          <w:sz w:val="19"/>
+        </w:rPr>
+        <w:t>PE_HISTORY_START=2019-01-01</w:t>
+      </w:r>
+      <w:r>
+        <w:rPr>
+          <w:rFonts w:ascii="Microsoft JhengHei" w:hAnsi="Microsoft JhengHei" w:eastAsia="Microsoft JhengHei"/>
+          <w:b w:val="0"/>
+        </w:rPr>
+        <w:t xml:space="preserve"> 錨點——補匯後 v4.5 生產估值與粗篩輸出實測</w:t>
+      </w:r>
+      <w:r>
+        <w:t xml:space="preserve"> </w:t>
+      </w:r>
+      <w:r>
+        <w:rPr>
+          <w:rFonts w:ascii="Microsoft JhengHei" w:hAnsi="Microsoft JhengHei" w:eastAsia="Microsoft JhengHei"/>
+          <w:b w:val="0"/>
+        </w:rPr>
+        <w:t>與補匯前</w:t>
+      </w:r>
+      <w:r>
+        <w:rPr>
+          <w:rFonts w:ascii="Microsoft JhengHei" w:hAnsi="Microsoft JhengHei" w:eastAsia="Microsoft JhengHei"/>
+          <w:b/>
+        </w:rPr>
+        <w:t>完全一致</w:t>
+      </w:r>
+      <w:r>
+        <w:rPr>
+          <w:rFonts w:ascii="Microsoft JhengHei" w:hAnsi="Microsoft JhengHei" w:eastAsia="Microsoft JhengHei"/>
+          <w:b w:val="0"/>
+        </w:rPr>
+        <w:t xml:space="preserve"> (2330 位階 19.44、漏斗 1435/952/924/481 不變)。</w:t>
+      </w:r>
+      <w:r>
+        <w:t xml:space="preserve"> </w:t>
+      </w:r>
+      <w:r>
+        <w:rPr>
+          <w:rFonts w:ascii="Microsoft JhengHei" w:hAnsi="Microsoft JhengHei" w:eastAsia="Microsoft JhengHei"/>
+          <w:b w:val="0"/>
+        </w:rPr>
+        <w:t>研究實驗室 (</w:t>
+      </w:r>
+      <w:r>
+        <w:rPr>
+          <w:rFonts w:ascii="Consolas" w:hAnsi="Consolas" w:eastAsia="Consolas"/>
+          <w:b w:val="0"/>
+          <w:color w:val="8B0000"/>
+          <w:sz w:val="19"/>
+        </w:rPr>
+        <w:t>scripts/tej_regime_lab.py</w:t>
+      </w:r>
+      <w:r>
+        <w:rPr>
+          <w:rFonts w:ascii="Microsoft JhengHei" w:hAnsi="Microsoft JhengHei" w:eastAsia="Microsoft JhengHei"/>
+          <w:b w:val="0"/>
+        </w:rPr>
+        <w:t>) 才用全歷史。</w:t>
+      </w:r>
+    </w:p>
+    <w:p>
+      <w:pPr>
+        <w:pStyle w:val="ListBullet"/>
+      </w:pPr>
+      <w:r>
+        <w:rPr>
+          <w:rFonts w:ascii="Microsoft JhengHei" w:hAnsi="Microsoft JhengHei" w:eastAsia="Microsoft JhengHei"/>
+          <w:b w:val="0"/>
+        </w:rPr>
+        <w:t>修復:下市股在最新交易日無報價列造成的索引錯位 (補匯前不會觸發的潛在 bug)。</w:t>
+      </w:r>
+    </w:p>
+    <w:p>
+      <w:pPr>
+        <w:pStyle w:val="Heading3"/>
+      </w:pPr>
+      <w:r>
+        <w:rPr>
+          <w:rFonts w:ascii="Microsoft JhengHei" w:hAnsi="Microsoft JhengHei" w:eastAsia="Microsoft JhengHei"/>
+          <w:b w:val="0"/>
+        </w:rPr>
+        <w:t>E. 2005-2018 全系統樣本外總驗收(2026-07-16,通過)</w:t>
+      </w:r>
+    </w:p>
+    <w:p>
+      <w:r>
+        <w:rPr>
+          <w:rFonts w:ascii="Microsoft JhengHei" w:hAnsi="Microsoft JhengHei" w:eastAsia="Microsoft JhengHei"/>
+          <w:b w:val="0"/>
+        </w:rPr>
+        <w:t>整套 L0-L2＋五因子 shortlist 設計於 2019-2026;用補匯資料 (含下市股) 在 2005-2018</w:t>
+      </w:r>
+      <w:r>
+        <w:t xml:space="preserve"> </w:t>
+      </w:r>
+      <w:r>
+        <w:rPr>
+          <w:rFonts w:ascii="Microsoft JhengHei" w:hAnsi="Microsoft JhengHei" w:eastAsia="Microsoft JhengHei"/>
+          <w:b w:val="0"/>
+        </w:rPr>
+        <w:t>純樣本外總驗收 (</w:t>
+      </w:r>
+      <w:r>
+        <w:rPr>
+          <w:rFonts w:ascii="Consolas" w:hAnsi="Consolas" w:eastAsia="Consolas"/>
+          <w:b w:val="0"/>
+          <w:color w:val="8B0000"/>
+          <w:sz w:val="19"/>
+        </w:rPr>
+        <w:t>scripts/tej_acceptance_2005_2018.py</w:t>
+      </w:r>
+      <w:r>
+        <w:rPr>
+          <w:rFonts w:ascii="Microsoft JhengHei" w:hAnsi="Microsoft JhengHei" w:eastAsia="Microsoft JhengHei"/>
+          <w:b w:val="0"/>
+        </w:rPr>
+        <w:t>),三題全過:</w:t>
+      </w:r>
+    </w:p>
+    <w:p>
+      <w:pPr>
+        <w:pStyle w:val="ListBullet"/>
+      </w:pPr>
+      <w:r>
+        <w:rPr>
+          <w:rFonts w:ascii="Microsoft JhengHei" w:hAnsi="Microsoft JhengHei" w:eastAsia="Microsoft JhengHei"/>
+          <w:b/>
+        </w:rPr>
+        <w:t>Q1 產業中性化四時代全正</w:t>
+      </w:r>
+      <w:r>
+        <w:rPr>
+          <w:rFonts w:ascii="Microsoft JhengHei" w:hAnsi="Microsoft JhengHei" w:eastAsia="Microsoft JhengHei"/>
+          <w:b w:val="0"/>
+        </w:rPr>
+        <w:t>:decile10 改善 +0.047(05-09 海嘯)/+0.223(10-14)/</w:t>
+      </w:r>
+    </w:p>
+    <w:p>
+      <w:r>
+        <w:rPr>
+          <w:rFonts w:ascii="Microsoft JhengHei" w:hAnsi="Microsoft JhengHei" w:eastAsia="Microsoft JhengHei"/>
+          <w:b w:val="0"/>
+        </w:rPr>
+        <w:t>+0.180(15-18)/+0.224(設計期)——v4.5 依據升級為 21 年級,無一時代反轉。</w:t>
+      </w:r>
+    </w:p>
+    <w:p>
+      <w:pPr>
+        <w:pStyle w:val="ListBullet"/>
+      </w:pPr>
+      <w:r>
+        <w:rPr>
+          <w:rFonts w:ascii="Microsoft JhengHei" w:hAnsi="Microsoft JhengHei" w:eastAsia="Microsoft JhengHei"/>
+          <w:b/>
+        </w:rPr>
+        <w:t>Q2 L2 陷阱排除四時代「只賺不賠」</w:t>
+      </w:r>
+      <w:r>
+        <w:rPr>
+          <w:rFonts w:ascii="Microsoft JhengHei" w:hAnsi="Microsoft JhengHei" w:eastAsia="Microsoft JhengHei"/>
+          <w:b w:val="0"/>
+        </w:rPr>
+        <w:t>:超額 +0.013~+0.054、召回花 2.4~3.3pp,含 2008。</w:t>
+      </w:r>
+    </w:p>
+    <w:p>
+      <w:pPr>
+        <w:pStyle w:val="ListBullet"/>
+      </w:pPr>
+      <w:r>
+        <w:rPr>
+          <w:rFonts w:ascii="Microsoft JhengHei" w:hAnsi="Microsoft JhengHei" w:eastAsia="Microsoft JhengHei"/>
+          <w:b/>
+        </w:rPr>
+        <w:t>Q3 5F shortlist 相對可投資母體四時代全增值</w:t>
+      </w:r>
+      <w:r>
+        <w:rPr>
+          <w:rFonts w:ascii="Microsoft JhengHei" w:hAnsi="Microsoft JhengHei" w:eastAsia="Microsoft JhengHei"/>
+          <w:b w:val="0"/>
+        </w:rPr>
+        <w:t xml:space="preserve"> (+0.017/+0.121/+0.240/+0.167),</w:t>
+      </w:r>
+    </w:p>
+    <w:p>
+      <w:r>
+        <w:rPr>
+          <w:rFonts w:ascii="Microsoft JhengHei" w:hAnsi="Microsoft JhengHei" w:eastAsia="Microsoft JhengHei"/>
+          <w:b w:val="0"/>
+        </w:rPr>
+        <w:t>召回 36→30-34% 溫和衰減、留存 54-55% 穩定。注意基準拆解:早期時代 vs「全市場等權」</w:t>
+      </w:r>
+      <w:r>
+        <w:t xml:space="preserve"> </w:t>
+      </w:r>
+      <w:r>
+        <w:rPr>
+          <w:rFonts w:ascii="Microsoft JhengHei" w:hAnsi="Microsoft JhengHei" w:eastAsia="Microsoft JhengHei"/>
+          <w:b w:val="0"/>
+        </w:rPr>
+        <w:t>為負,是因為當年超額集中在 10M 流動性地板以下的不可投資小型股 (連 L1 池本身都輸</w:t>
+      </w:r>
+      <w:r>
+        <w:t xml:space="preserve"> </w:t>
+      </w:r>
+      <w:r>
+        <w:rPr>
+          <w:rFonts w:ascii="Microsoft JhengHei" w:hAnsi="Microsoft JhengHei" w:eastAsia="Microsoft JhengHei"/>
+          <w:b w:val="0"/>
+        </w:rPr>
+        <w:t>全市場),非配方失效。</w:t>
+      </w:r>
+    </w:p>
+    <w:p>
+      <w:pPr>
+        <w:pStyle w:val="ListBullet"/>
+      </w:pPr>
+      <w:r>
+        <w:rPr>
+          <w:rFonts w:ascii="Microsoft JhengHei" w:hAnsi="Microsoft JhengHei" w:eastAsia="Microsoft JhengHei"/>
+          <w:b w:val="0"/>
+        </w:rPr>
+        <w:t>已知限制:2005-2007 的 PE 分位僅 1-3 年暖機;早年 TEJ 法人資料品質未獨立驗證。</w:t>
+      </w:r>
+    </w:p>
+    <w:p>
+      <w:pPr>
+        <w:pStyle w:val="Heading3"/>
+      </w:pPr>
+      <w:r>
+        <w:rPr>
+          <w:rFonts w:ascii="Microsoft JhengHei" w:hAnsi="Microsoft JhengHei" w:eastAsia="Microsoft JhengHei"/>
+          <w:b w:val="0"/>
+        </w:rPr>
+        <w:t>F. shortlist 可用性層 + 收集器 rwd 定版(2026-07-16)</w:t>
+      </w:r>
+    </w:p>
+    <w:p>
+      <w:r>
+        <w:rPr>
+          <w:rFonts w:ascii="Microsoft JhengHei" w:hAnsi="Microsoft JhengHei" w:eastAsia="Microsoft JhengHei"/>
+          <w:b w:val="0"/>
+        </w:rPr>
+        <w:t>把每天 ~480 檔的 CSV 變成「早上 30 秒能讀完的決策入口」,三件套一次交付:</w:t>
+      </w:r>
+    </w:p>
+    <w:p>
+      <w:pPr>
+        <w:pStyle w:val="ListBullet"/>
+      </w:pPr>
+      <w:r>
+        <w:rPr>
+          <w:rFonts w:ascii="Microsoft JhengHei" w:hAnsi="Microsoft JhengHei" w:eastAsia="Microsoft JhengHei"/>
+          <w:b/>
+        </w:rPr>
+        <w:t>歷史重放器</w:t>
+      </w:r>
+      <w:r>
+        <w:rPr>
+          <w:rFonts w:ascii="Microsoft JhengHei" w:hAnsi="Microsoft JhengHei" w:eastAsia="Microsoft JhengHei"/>
+          <w:b w:val="0"/>
+        </w:rPr>
+        <w:t xml:space="preserve"> </w:t>
+      </w:r>
+      <w:r>
+        <w:rPr>
+          <w:rFonts w:ascii="Consolas" w:hAnsi="Consolas" w:eastAsia="Consolas"/>
+          <w:b w:val="0"/>
+          <w:color w:val="8B0000"/>
+          <w:sz w:val="19"/>
+        </w:rPr>
+        <w:t>scripts/universe_screen_backfill.py</w:t>
+      </w:r>
+      <w:r>
+        <w:rPr>
+          <w:rFonts w:ascii="Microsoft JhengHei" w:hAnsi="Microsoft JhengHei" w:eastAsia="Microsoft JhengHei"/>
+          <w:b w:val="0"/>
+        </w:rPr>
+        <w:t>:向量化重放 L0-L2+5F(PE 分位直讀</w:t>
+      </w:r>
+    </w:p>
+    <w:p>
+      <w:r>
+        <w:rPr>
+          <w:rFonts w:ascii="Microsoft JhengHei" w:hAnsi="Microsoft JhengHei" w:eastAsia="Microsoft JhengHei"/>
+          <w:b w:val="0"/>
+        </w:rPr>
+        <w:t xml:space="preserve">industry_value_ref,免逐股迴圈),一次補生 </w:t>
+      </w:r>
+      <w:r>
+        <w:rPr>
+          <w:rFonts w:ascii="Microsoft JhengHei" w:hAnsi="Microsoft JhengHei" w:eastAsia="Microsoft JhengHei"/>
+          <w:b/>
+        </w:rPr>
+        <w:t>125 個交易日</w:t>
+      </w:r>
+      <w:r>
+        <w:rPr>
+          <w:rFonts w:ascii="Microsoft JhengHei" w:hAnsi="Microsoft JhengHei" w:eastAsia="Microsoft JhengHei"/>
+          <w:b w:val="0"/>
+        </w:rPr>
+        <w:t xml:space="preserve"> (2026-01-02 起) 的</w:t>
+      </w:r>
+      <w:r>
+        <w:t xml:space="preserve"> </w:t>
+      </w:r>
+      <w:r>
+        <w:rPr>
+          <w:rFonts w:ascii="Microsoft JhengHei" w:hAnsi="Microsoft JhengHei" w:eastAsia="Microsoft JhengHei"/>
+          <w:b w:val="0"/>
+        </w:rPr>
+        <w:t xml:space="preserve">pool/shortlist 歷史,與 live 版 </w:t>
+      </w:r>
+      <w:r>
+        <w:rPr>
+          <w:rFonts w:ascii="Microsoft JhengHei" w:hAnsi="Microsoft JhengHei" w:eastAsia="Microsoft JhengHei"/>
+          <w:b/>
+        </w:rPr>
+        <w:t>parity 99.8%</w:t>
+      </w:r>
+      <w:r>
+        <w:rPr>
+          <w:rFonts w:ascii="Microsoft JhengHei" w:hAnsi="Microsoft JhengHei" w:eastAsia="Microsoft JhengHei"/>
+          <w:b w:val="0"/>
+        </w:rPr>
+        <w:t>——「連續在榜」從第一天就是真數字。</w:t>
+      </w:r>
+    </w:p>
+    <w:p>
+      <w:pPr>
+        <w:pStyle w:val="ListBullet"/>
+      </w:pPr>
+      <w:r>
+        <w:rPr>
+          <w:rFonts w:ascii="Microsoft JhengHei" w:hAnsi="Microsoft JhengHei" w:eastAsia="Microsoft JhengHei"/>
+          <w:b/>
+        </w:rPr>
+        <w:t>每日摘要</w:t>
+      </w:r>
+      <w:r>
+        <w:rPr>
+          <w:rFonts w:ascii="Microsoft JhengHei" w:hAnsi="Microsoft JhengHei" w:eastAsia="Microsoft JhengHei"/>
+          <w:b w:val="0"/>
+        </w:rPr>
+        <w:t xml:space="preserve"> </w:t>
+      </w:r>
+      <w:r>
+        <w:rPr>
+          <w:rFonts w:ascii="Consolas" w:hAnsi="Consolas" w:eastAsia="Consolas"/>
+          <w:b w:val="0"/>
+          <w:color w:val="8B0000"/>
+          <w:sz w:val="19"/>
+        </w:rPr>
+        <w:t>scripts/universe_digest.py</w:t>
+      </w:r>
+      <w:r>
+        <w:rPr>
+          <w:rFonts w:ascii="Microsoft JhengHei" w:hAnsi="Microsoft JhengHei" w:eastAsia="Microsoft JhengHei"/>
+          <w:b w:val="0"/>
+        </w:rPr>
+        <w:t>(已掛 bat):</w:t>
+      </w:r>
+      <w:r>
+        <w:rPr>
+          <w:rFonts w:ascii="Consolas" w:hAnsi="Consolas" w:eastAsia="Consolas"/>
+          <w:b w:val="0"/>
+          <w:color w:val="8B0000"/>
+          <w:sz w:val="19"/>
+        </w:rPr>
+        <w:t>digest_{date}.md</w:t>
+      </w:r>
+      <w:r>
+        <w:rPr>
+          <w:rFonts w:ascii="Microsoft JhengHei" w:hAnsi="Microsoft JhengHei" w:eastAsia="Microsoft JhengHei"/>
+          <w:b w:val="0"/>
+        </w:rPr>
+        <w:t>——新進 composite</w:t>
+      </w:r>
+    </w:p>
+    <w:p>
+      <w:r>
+        <w:rPr>
+          <w:rFonts w:ascii="Microsoft JhengHei" w:hAnsi="Microsoft JhengHei" w:eastAsia="Microsoft JhengHei"/>
+          <w:b w:val="0"/>
+        </w:rPr>
+        <w:t>前 50、掉出、連續在榜 ≥N 天(撞回看窗上限標 ≥N)、</w:t>
+      </w:r>
+      <w:r>
+        <w:rPr>
+          <w:rFonts w:ascii="Microsoft JhengHei" w:hAnsi="Microsoft JhengHei" w:eastAsia="Microsoft JhengHei"/>
+          <w:b/>
+        </w:rPr>
+        <w:t>來源臂</w:t>
+      </w:r>
+      <w:r>
+        <w:rPr>
+          <w:rFonts w:ascii="Microsoft JhengHei" w:hAnsi="Microsoft JhengHei" w:eastAsia="Microsoft JhengHei"/>
+          <w:b w:val="0"/>
+        </w:rPr>
+        <w:t>(每檔憑哪些因子進榜,</w:t>
+      </w:r>
+      <w:r>
+        <w:t xml:space="preserve"> </w:t>
+      </w:r>
+      <w:r>
+        <w:rPr>
+          <w:rFonts w:ascii="Microsoft JhengHei" w:hAnsi="Microsoft JhengHei" w:eastAsia="Microsoft JhengHei"/>
+          <w:b w:val="0"/>
+        </w:rPr>
+        <w:t>多臂交集股=composite 頂部常客)、regime 旗。</w:t>
+      </w:r>
+    </w:p>
+    <w:p>
+      <w:pPr>
+        <w:pStyle w:val="ListBullet"/>
+      </w:pPr>
+      <w:r>
+        <w:rPr>
+          <w:rFonts w:ascii="Microsoft JhengHei" w:hAnsi="Microsoft JhengHei" w:eastAsia="Microsoft JhengHei"/>
+          <w:b/>
+        </w:rPr>
+        <w:t>Streamlit「🌐 全市場掃描」分頁</w:t>
+      </w:r>
+      <w:r>
+        <w:rPr>
+          <w:rFonts w:ascii="Microsoft JhengHei" w:hAnsi="Microsoft JhengHei" w:eastAsia="Microsoft JhengHei"/>
+          <w:b w:val="0"/>
+        </w:rPr>
+        <w:t>(app.py):regime 警示橫幅+指標卡(檔數/新進/連榜/</w:t>
+      </w:r>
+    </w:p>
+    <w:p>
+      <w:r>
+        <w:rPr>
+          <w:rFonts w:ascii="Microsoft JhengHei" w:hAnsi="Microsoft JhengHei" w:eastAsia="Microsoft JhengHei"/>
+          <w:b w:val="0"/>
+        </w:rPr>
+        <w:t xml:space="preserve">歷史天數)+來源臂/連榜/產業三篩選器+歷史日期切換+內嵌 digest。本機讀 </w:t>
+      </w:r>
+      <w:r>
+        <w:rPr>
+          <w:rFonts w:ascii="Consolas" w:hAnsi="Consolas" w:eastAsia="Consolas"/>
+          <w:b w:val="0"/>
+          <w:color w:val="8B0000"/>
+          <w:sz w:val="19"/>
+        </w:rPr>
+        <w:t>outputs/</w:t>
+      </w:r>
+      <w:r>
+        <w:rPr>
+          <w:rFonts w:ascii="Microsoft JhengHei" w:hAnsi="Microsoft JhengHei" w:eastAsia="Microsoft JhengHei"/>
+          <w:b w:val="0"/>
+        </w:rPr>
+        <w:t>,</w:t>
+      </w:r>
+      <w:r>
+        <w:t xml:space="preserve"> </w:t>
+      </w:r>
+      <w:r>
+        <w:rPr>
+          <w:rFonts w:ascii="Microsoft JhengHei" w:hAnsi="Microsoft JhengHei" w:eastAsia="Microsoft JhengHei"/>
+          <w:b w:val="0"/>
+        </w:rPr>
+        <w:t xml:space="preserve">雲端 fallback 讀 </w:t>
+      </w:r>
+      <w:r>
+        <w:rPr>
+          <w:rFonts w:ascii="Consolas" w:hAnsi="Consolas" w:eastAsia="Consolas"/>
+          <w:b w:val="0"/>
+          <w:color w:val="8B0000"/>
+          <w:sz w:val="19"/>
+        </w:rPr>
+        <w:t>cloud_cache/UniversePool/</w:t>
+      </w:r>
+      <w:r>
+        <w:rPr>
+          <w:rFonts w:ascii="Microsoft JhengHei" w:hAnsi="Microsoft JhengHei" w:eastAsia="Microsoft JhengHei"/>
+          <w:b w:val="0"/>
+        </w:rPr>
+        <w:t>(40 天快照,</w:t>
+      </w:r>
+      <w:r>
+        <w:rPr>
+          <w:rFonts w:ascii="Consolas" w:hAnsi="Consolas" w:eastAsia="Consolas"/>
+          <w:b w:val="0"/>
+          <w:color w:val="8B0000"/>
+          <w:sz w:val="19"/>
+        </w:rPr>
+        <w:t>deploy_scores.py</w:t>
+      </w:r>
+      <w:r>
+        <w:rPr>
+          <w:rFonts w:ascii="Microsoft JhengHei" w:hAnsi="Microsoft JhengHei" w:eastAsia="Microsoft JhengHei"/>
+          <w:b w:val="0"/>
+        </w:rPr>
+        <w:t xml:space="preserve"> 每晚自動同步)。</w:t>
+      </w:r>
+    </w:p>
+    <w:p>
+      <w:pPr>
+        <w:pStyle w:val="ListBullet"/>
+      </w:pPr>
+      <w:r>
+        <w:rPr>
+          <w:rFonts w:ascii="Microsoft JhengHei" w:hAnsi="Microsoft JhengHei" w:eastAsia="Microsoft JhengHei"/>
+          <w:b/>
+        </w:rPr>
+        <w:t>綜合分選股名稱回填升級</w:t>
+      </w:r>
+      <w:r>
+        <w:rPr>
+          <w:rFonts w:ascii="Microsoft JhengHei" w:hAnsi="Microsoft JhengHei" w:eastAsia="Microsoft JhengHei"/>
+          <w:b w:val="0"/>
+        </w:rPr>
+        <w:t>:TEJ 產業對照表生成全市場 2,436 檔代號↔股名</w:t>
+      </w:r>
+    </w:p>
+    <w:p>
+      <w:r>
+        <w:rPr>
+          <w:rFonts w:ascii="Microsoft JhengHei" w:hAnsi="Microsoft JhengHei" w:eastAsia="Microsoft JhengHei"/>
+          <w:b w:val="0"/>
+        </w:rPr>
+        <w:t>(</w:t>
+      </w:r>
+      <w:r>
+        <w:rPr>
+          <w:rFonts w:ascii="Consolas" w:hAnsi="Consolas" w:eastAsia="Consolas"/>
+          <w:b w:val="0"/>
+          <w:color w:val="8B0000"/>
+          <w:sz w:val="19"/>
+        </w:rPr>
+        <w:t>cloud_cache/stock_names.csv</w:t>
+      </w:r>
+      <w:r>
+        <w:rPr>
+          <w:rFonts w:ascii="Microsoft JhengHei" w:hAnsi="Microsoft JhengHei" w:eastAsia="Microsoft JhengHei"/>
+          <w:b w:val="0"/>
+        </w:rPr>
+        <w:t>,含下市股),回填順序=TEJ 全集打底→watchlist 自訂覆蓋,</w:t>
+      </w:r>
+      <w:r>
+        <w:t xml:space="preserve"> </w:t>
+      </w:r>
+      <w:r>
+        <w:rPr>
+          <w:rFonts w:ascii="Microsoft JhengHei" w:hAnsi="Microsoft JhengHei" w:eastAsia="Microsoft JhengHei"/>
+          <w:b w:val="0"/>
+        </w:rPr>
+        <w:t>池外個股不再顯示代號。</w:t>
+      </w:r>
+    </w:p>
+    <w:p>
+      <w:pPr>
+        <w:pStyle w:val="ListBullet"/>
+      </w:pPr>
+      <w:r>
+        <w:rPr>
+          <w:rFonts w:ascii="Microsoft JhengHei" w:hAnsi="Microsoft JhengHei" w:eastAsia="Microsoft JhengHei"/>
+          <w:b/>
+        </w:rPr>
+        <w:t>收集器 rwd 定版(使用者指正)</w:t>
+      </w:r>
+      <w:r>
+        <w:rPr>
+          <w:rFonts w:ascii="Microsoft JhengHei" w:hAnsi="Microsoft JhengHei" w:eastAsia="Microsoft JhengHei"/>
+          <w:b w:val="0"/>
+        </w:rPr>
+        <w:t>:§D 曾記「TWSE 隔日清晨才翻日」——實為 **openapi</w:t>
+      </w:r>
+    </w:p>
+    <w:p>
+      <w:r>
+        <w:rPr>
+          <w:rFonts w:ascii="Microsoft JhengHei" w:hAnsi="Microsoft JhengHei" w:eastAsia="Microsoft JhengHei"/>
+          <w:b w:val="0"/>
+        </w:rPr>
+        <w:t>快照版</w:t>
+      </w:r>
+      <w:r>
+        <w:rPr>
+          <w:rFonts w:ascii="Microsoft JhengHei" w:hAnsi="Microsoft JhengHei" w:eastAsia="Microsoft JhengHei"/>
+          <w:b/>
+        </w:rPr>
+        <w:t xml:space="preserve">的限制;官網報表背後的 </w:t>
+      </w:r>
+      <w:r>
+        <w:rPr>
+          <w:rFonts w:ascii="Microsoft JhengHei" w:hAnsi="Microsoft JhengHei" w:eastAsia="Microsoft JhengHei"/>
+          <w:b w:val="0"/>
+        </w:rPr>
+        <w:t>rwd 介面** (</w:t>
+      </w:r>
+      <w:r>
+        <w:rPr>
+          <w:rFonts w:ascii="Consolas" w:hAnsi="Consolas" w:eastAsia="Consolas"/>
+          <w:b w:val="0"/>
+          <w:color w:val="8B0000"/>
+          <w:sz w:val="19"/>
+        </w:rPr>
+        <w:t>afterTrading/MI_INDEX</w:t>
+      </w:r>
+      <w:r>
+        <w:rPr>
+          <w:rFonts w:ascii="Microsoft JhengHei" w:hAnsi="Microsoft JhengHei" w:eastAsia="Microsoft JhengHei"/>
+          <w:b w:val="0"/>
+        </w:rPr>
+        <w:t>+</w:t>
+      </w:r>
+      <w:r>
+        <w:rPr>
+          <w:rFonts w:ascii="Consolas" w:hAnsi="Consolas" w:eastAsia="Consolas"/>
+          <w:b w:val="0"/>
+          <w:color w:val="8B0000"/>
+          <w:sz w:val="19"/>
+        </w:rPr>
+        <w:t>BWIBBU_d</w:t>
+      </w:r>
+      <w:r>
+        <w:rPr>
+          <w:rFonts w:ascii="Microsoft JhengHei" w:hAnsi="Microsoft JhengHei" w:eastAsia="Microsoft JhengHei"/>
+          <w:b w:val="0"/>
+        </w:rPr>
+        <w:t>,</w:t>
+      </w:r>
+      <w:r>
+        <w:t xml:space="preserve"> </w:t>
+      </w:r>
+      <w:r>
+        <w:rPr>
+          <w:rFonts w:ascii="Microsoft JhengHei" w:hAnsi="Microsoft JhengHei" w:eastAsia="Microsoft JhengHei"/>
+          <w:b w:val="0"/>
+        </w:rPr>
+        <w:t xml:space="preserve">可指定日期) </w:t>
+      </w:r>
+      <w:r>
+        <w:rPr>
+          <w:rFonts w:ascii="Microsoft JhengHei" w:hAnsi="Microsoft JhengHei" w:eastAsia="Microsoft JhengHei"/>
+          <w:b/>
+        </w:rPr>
+        <w:t>當天下午即發布</w:t>
+      </w:r>
+      <w:r>
+        <w:rPr>
+          <w:rFonts w:ascii="Microsoft JhengHei" w:hAnsi="Microsoft JhengHei" w:eastAsia="Microsoft JhengHei"/>
+          <w:b w:val="0"/>
+        </w:rPr>
+        <w:t>。TWSE 側改走 rwd、目標日由 TPEx openapi 決定 →</w:t>
+      </w:r>
+      <w:r>
+        <w:t xml:space="preserve"> </w:t>
+      </w:r>
+      <w:r>
+        <w:rPr>
+          <w:rFonts w:ascii="Microsoft JhengHei" w:hAnsi="Microsoft JhengHei" w:eastAsia="Microsoft JhengHei"/>
+          <w:b/>
+        </w:rPr>
+        <w:t>平日 17:30 收當天資料</w:t>
+      </w:r>
+      <w:r>
+        <w:rPr>
+          <w:rFonts w:ascii="Microsoft JhengHei" w:hAnsi="Microsoft JhengHei" w:eastAsia="Microsoft JhengHei"/>
+          <w:b w:val="0"/>
+        </w:rPr>
+        <w:t>恢復成立(凌晨 2:23 實收 7/15 全鏈:池 918/shortlist 474),</w:t>
+      </w:r>
+      <w:r>
+        <w:t xml:space="preserve"> </w:t>
+      </w:r>
+      <w:r>
+        <w:rPr>
+          <w:rFonts w:ascii="Microsoft JhengHei" w:hAnsi="Microsoft JhengHei" w:eastAsia="Microsoft JhengHei"/>
+          <w:b w:val="0"/>
+        </w:rPr>
+        <w:t>排程已註冊定版。</w:t>
+      </w:r>
+    </w:p>
+    <w:p>
+      <w:pPr>
+        <w:pStyle w:val="Heading3"/>
+      </w:pPr>
+      <w:r>
+        <w:rPr>
+          <w:rFonts w:ascii="Microsoft JhengHei" w:hAnsi="Microsoft JhengHei" w:eastAsia="Microsoft JhengHei"/>
+          <w:b w:val="0"/>
+        </w:rPr>
+        <w:t>G. 維運備忘</w:t>
+      </w:r>
+    </w:p>
+    <w:p>
+      <w:pPr>
+        <w:pStyle w:val="ListBullet"/>
+      </w:pPr>
+      <w:r>
+        <w:rPr>
+          <w:rFonts w:ascii="Microsoft JhengHei" w:hAnsi="Microsoft JhengHei" w:eastAsia="Microsoft JhengHei"/>
+          <w:b/>
+        </w:rPr>
+        <w:t>每月一次</w:t>
+      </w:r>
+      <w:r>
+        <w:rPr>
+          <w:rFonts w:ascii="Microsoft JhengHei" w:hAnsi="Microsoft JhengHei" w:eastAsia="Microsoft JhengHei"/>
+          <w:b w:val="0"/>
+        </w:rPr>
+        <w:t xml:space="preserve">:TEJ 匯最新單月營收 YoY → </w:t>
+      </w:r>
+      <w:r>
+        <w:rPr>
+          <w:rFonts w:ascii="Consolas" w:hAnsi="Consolas" w:eastAsia="Consolas"/>
+          <w:b w:val="0"/>
+          <w:color w:val="8B0000"/>
+          <w:sz w:val="19"/>
+        </w:rPr>
+        <w:t>tej_exports/inbox_revenue/</w:t>
+      </w:r>
+      <w:r>
+        <w:rPr>
+          <w:rFonts w:ascii="Microsoft JhengHei" w:hAnsi="Microsoft JhengHei" w:eastAsia="Microsoft JhengHei"/>
+          <w:b w:val="0"/>
+        </w:rPr>
+        <w:t xml:space="preserve"> → `python tej_importer.py</w:t>
+      </w:r>
+    </w:p>
+    <w:p>
+      <w:r>
+        <w:rPr>
+          <w:rFonts w:ascii="Microsoft JhengHei" w:hAnsi="Microsoft JhengHei" w:eastAsia="Microsoft JhengHei"/>
+          <w:b w:val="0"/>
+        </w:rPr>
+        <w:t>--dataset revenue_growth` (L2 陷阱排除的營收條件;現有庫存到 2026-06,可撐到 8 月中)。</w:t>
+      </w:r>
+    </w:p>
+    <w:p>
+      <w:pPr>
+        <w:pStyle w:val="ListBullet"/>
+      </w:pPr>
+      <w:r>
+        <w:rPr>
+          <w:rFonts w:ascii="Microsoft JhengHei" w:hAnsi="Microsoft JhengHei" w:eastAsia="Microsoft JhengHei"/>
+          <w:b/>
+        </w:rPr>
+        <w:t>漏收回補</w:t>
+      </w:r>
+      <w:r>
+        <w:rPr>
+          <w:rFonts w:ascii="Microsoft JhengHei" w:hAnsi="Microsoft JhengHei" w:eastAsia="Microsoft JhengHei"/>
+          <w:b w:val="0"/>
+        </w:rPr>
+        <w:t xml:space="preserve">:機器連續未開機時,TEJ 匯出缺漏區間價格檔 → </w:t>
+      </w:r>
+      <w:r>
+        <w:rPr>
+          <w:rFonts w:ascii="Consolas" w:hAnsi="Consolas" w:eastAsia="Consolas"/>
+          <w:b w:val="0"/>
+          <w:color w:val="8B0000"/>
+          <w:sz w:val="19"/>
+        </w:rPr>
+        <w:t>inbox/</w:t>
+      </w:r>
+      <w:r>
+        <w:rPr>
+          <w:rFonts w:ascii="Microsoft JhengHei" w:hAnsi="Microsoft JhengHei" w:eastAsia="Microsoft JhengHei"/>
+          <w:b w:val="0"/>
+        </w:rPr>
+        <w:t xml:space="preserve"> → importer 重跑;</w:t>
+      </w:r>
+    </w:p>
+    <w:p>
+      <w:r>
+        <w:rPr>
+          <w:rFonts w:ascii="Microsoft JhengHei" w:hAnsi="Microsoft JhengHei" w:eastAsia="Microsoft JhengHei"/>
+          <w:b w:val="0"/>
+        </w:rPr>
+        <w:t xml:space="preserve">或用 </w:t>
+      </w:r>
+      <w:r>
+        <w:rPr>
+          <w:rFonts w:ascii="Consolas" w:hAnsi="Consolas" w:eastAsia="Consolas"/>
+          <w:b w:val="0"/>
+          <w:color w:val="8B0000"/>
+          <w:sz w:val="19"/>
+        </w:rPr>
+        <w:t>scripts/universe_screen_backfill.py</w:t>
+      </w:r>
+      <w:r>
+        <w:rPr>
+          <w:rFonts w:ascii="Microsoft JhengHei" w:hAnsi="Microsoft JhengHei" w:eastAsia="Microsoft JhengHei"/>
+          <w:b w:val="0"/>
+        </w:rPr>
+        <w:t xml:space="preserve"> 重生名單歷史。</w:t>
+      </w:r>
+    </w:p>
+    <w:p>
+      <w:pPr>
+        <w:pStyle w:val="ListBullet"/>
+      </w:pPr>
+      <w:r>
+        <w:rPr>
+          <w:rFonts w:ascii="Microsoft JhengHei" w:hAnsi="Microsoft JhengHei" w:eastAsia="Microsoft JhengHei"/>
+          <w:b/>
+        </w:rPr>
+        <w:t>排程現況</w:t>
+      </w:r>
+      <w:r>
+        <w:rPr>
+          <w:rFonts w:ascii="Microsoft JhengHei" w:hAnsi="Microsoft JhengHei" w:eastAsia="Microsoft JhengHei"/>
+          <w:b w:val="0"/>
+        </w:rPr>
+        <w:t>:</w:t>
+      </w:r>
+      <w:r>
+        <w:rPr>
+          <w:rFonts w:ascii="Consolas" w:hAnsi="Consolas" w:eastAsia="Consolas"/>
+          <w:b w:val="0"/>
+          <w:color w:val="8B0000"/>
+          <w:sz w:val="19"/>
+        </w:rPr>
+        <w:t>Market_SnapshotCollector</w:t>
+      </w:r>
+      <w:r>
+        <w:rPr>
+          <w:rFonts w:ascii="Microsoft JhengHei" w:hAnsi="Microsoft JhengHei" w:eastAsia="Microsoft JhengHei"/>
+          <w:b w:val="0"/>
+        </w:rPr>
+        <w:t xml:space="preserve"> 已註冊 (平日 17:30 收當天,StartWhenAvailable</w:t>
+      </w:r>
+    </w:p>
+    <w:p>
+      <w:r>
+        <w:rPr>
+          <w:rFonts w:ascii="Microsoft JhengHei" w:hAnsi="Microsoft JhengHei" w:eastAsia="Microsoft JhengHei"/>
+          <w:b w:val="0"/>
+        </w:rPr>
+        <w:t xml:space="preserve">補跑);與 FinMind 排程 (20:30) 錯開,後者的 </w:t>
+      </w:r>
+      <w:r>
+        <w:rPr>
+          <w:rFonts w:ascii="Consolas" w:hAnsi="Consolas" w:eastAsia="Consolas"/>
+          <w:b w:val="0"/>
+          <w:color w:val="8B0000"/>
+          <w:sz w:val="19"/>
+        </w:rPr>
+        <w:t>deploy_scores.py</w:t>
+      </w:r>
+      <w:r>
+        <w:rPr>
+          <w:rFonts w:ascii="Microsoft JhengHei" w:hAnsi="Microsoft JhengHei" w:eastAsia="Microsoft JhengHei"/>
+          <w:b w:val="0"/>
+        </w:rPr>
+        <w:t xml:space="preserve"> 會順帶把最新名單</w:t>
+      </w:r>
+      <w:r>
+        <w:t xml:space="preserve"> </w:t>
+      </w:r>
+      <w:r>
+        <w:rPr>
+          <w:rFonts w:ascii="Microsoft JhengHei" w:hAnsi="Microsoft JhengHei" w:eastAsia="Microsoft JhengHei"/>
+          <w:b w:val="0"/>
+        </w:rPr>
+        <w:t>同步上雲。</w:t>
+      </w:r>
+    </w:p>
+    <w:p>
+      <w:pPr>
+        <w:spacing w:after="120"/>
+        <w:pBdr>
+          <w:bottom w:val="single" w:sz="6" w:space="1" w:color="999999"/>
+        </w:pBdr>
+      </w:pPr>
+    </w:p>
+    <w:p>
+      <w:pPr>
+        <w:pStyle w:val="Heading2"/>
+      </w:pPr>
+      <w:r>
+        <w:rPr>
+          <w:rFonts w:ascii="Microsoft JhengHei" w:hAnsi="Microsoft JhengHei" w:eastAsia="Microsoft JhengHei"/>
+          <w:b w:val="0"/>
+        </w:rPr>
+        <w:t>17. 📈 關鍵指標演進總表</w:t>
       </w:r>
     </w:p>
     <w:tbl>
@@ -20696,7 +25571,7 @@
           <w:rFonts w:ascii="Microsoft JhengHei" w:hAnsi="Microsoft JhengHei" w:eastAsia="Microsoft JhengHei"/>
           <w:b w:val="0"/>
         </w:rPr>
-        <w:t>16. 🔮 未來優化藍圖 (Next Steps)</w:t>
+        <w:t>18. 🔮 未來優化藍圖 (Next Steps)</w:t>
       </w:r>
     </w:p>
     <w:p>
@@ -21298,6 +26173,67 @@
           <w:b w:val="0"/>
         </w:rPr>
         <w:t>（見第4項），相關係數篩選規則無效，逐檔訊噪比篩選列為獨立未來研究項，暫不併入近期交付。</w:t>
+      </w:r>
+      <w:r>
+        <w:t xml:space="preserve"> </w:t>
+      </w:r>
+      <w:r>
+        <w:rPr>
+          <w:rFonts w:ascii="Microsoft JhengHei" w:hAnsi="Microsoft JhengHei" w:eastAsia="Microsoft JhengHei"/>
+          <w:b/>
+        </w:rPr>
+        <w:t>→ 2026-07-15 更新：Phase 2 停損點已通過</w:t>
+      </w:r>
+      <w:r>
+        <w:rPr>
+          <w:rFonts w:ascii="Microsoft JhengHei" w:hAnsi="Microsoft JhengHei" w:eastAsia="Microsoft JhengHei"/>
+          <w:b w:val="0"/>
+        </w:rPr>
+        <w:t>（改用 TEJ Pro 批次匯出直接升級為全市場 1,952 檔</w:t>
+      </w:r>
+      <w:r>
+        <w:t xml:space="preserve"> </w:t>
+      </w:r>
+      <w:r>
+        <w:rPr>
+          <w:rFonts w:ascii="Microsoft JhengHei" w:hAnsi="Microsoft JhengHei" w:eastAsia="Microsoft JhengHei"/>
+          <w:b w:val="0"/>
+        </w:rPr>
+        <w:t>驗證，見 §15）——粗篩定案 L1（20日均成交額≥10M＋上市滿年）+ L2（value_pct&gt;90 且 營收YoY≤0），</w:t>
+      </w:r>
+      <w:r>
+        <w:t xml:space="preserve"> </w:t>
+      </w:r>
+      <w:r>
+        <w:rPr>
+          <w:rFonts w:ascii="Microsoft JhengHei" w:hAnsi="Microsoft JhengHei" w:eastAsia="Microsoft JhengHei"/>
+          <w:b w:val="0"/>
+        </w:rPr>
+        <w:t>預期產出 ~700–810 檔候選池；價值陷阱結案（跌刀＋慘業佔桶雙成因），產業中性化列為生產估值</w:t>
+      </w:r>
+      <w:r>
+        <w:t xml:space="preserve"> </w:t>
+      </w:r>
+      <w:r>
+        <w:rPr>
+          <w:rFonts w:ascii="Microsoft JhengHei" w:hAnsi="Microsoft JhengHei" w:eastAsia="Microsoft JhengHei"/>
+          <w:b w:val="0"/>
+        </w:rPr>
+        <w:t>重修頭號候選。</w:t>
+      </w:r>
+      <w:r>
+        <w:rPr>
+          <w:rFonts w:ascii="Microsoft JhengHei" w:hAnsi="Microsoft JhengHei" w:eastAsia="Microsoft JhengHei"/>
+          <w:b/>
+        </w:rPr>
+        <w:t>下一步 = 規劃書 Phase 1（TWSE/TPEx 每日快照收集器，逐日累積）</w:t>
+      </w:r>
+      <w:r>
+        <w:rPr>
+          <w:rFonts w:ascii="Microsoft JhengHei" w:hAnsi="Microsoft JhengHei" w:eastAsia="Microsoft JhengHei"/>
+          <w:b w:val="0"/>
+        </w:rPr>
+        <w:t>。</w:t>
       </w:r>
     </w:p>
     <w:p>
@@ -21585,7 +26521,7 @@
           <w:rFonts w:ascii="Microsoft JhengHei" w:hAnsi="Microsoft JhengHei" w:eastAsia="Microsoft JhengHei"/>
           <w:b w:val="0"/>
         </w:rPr>
-        <w:t>17. 🧰 附錄：使用指南、調參入口與檔案地圖</w:t>
+        <w:t>19. 🧰 附錄：使用指南、調參入口與檔案地圖</w:t>
       </w:r>
     </w:p>
     <w:p>
@@ -23952,7 +28888,7 @@
           <w:rFonts w:ascii="Microsoft JhengHei" w:hAnsi="Microsoft JhengHei" w:eastAsia="Microsoft JhengHei"/>
           <w:b/>
         </w:rPr>
-        <w:t>樣本代表性 / 擴池研究（見 §14）</w:t>
+        <w:t>樣本代表性 / 擴池研究（見 §14–§15）</w:t>
       </w:r>
       <w:r>
         <w:rPr>
@@ -24009,7 +28945,141 @@
           <w:rFonts w:ascii="Microsoft JhengHei" w:hAnsi="Microsoft JhengHei" w:eastAsia="Microsoft JhengHei"/>
           <w:b w:val="0"/>
         </w:rPr>
-        <w:t>（TWSE/TPEx 可行性驗證 + 兩層架構規劃）</w:t>
+        <w:t>（TWSE/TPEx 可行性驗證 + 兩層架構規劃）、</w:t>
+      </w:r>
+      <w:r>
+        <w:t xml:space="preserve"> </w:t>
+      </w:r>
+      <w:r>
+        <w:rPr>
+          <w:rFonts w:ascii="Consolas" w:hAnsi="Consolas" w:eastAsia="Consolas"/>
+          <w:b w:val="0"/>
+          <w:color w:val="8B0000"/>
+          <w:sz w:val="19"/>
+        </w:rPr>
+        <w:t>tej_importer.py</w:t>
+      </w:r>
+      <w:r>
+        <w:rPr>
+          <w:rFonts w:ascii="Microsoft JhengHei" w:hAnsi="Microsoft JhengHei" w:eastAsia="Microsoft JhengHei"/>
+          <w:b w:val="0"/>
+        </w:rPr>
+        <w:t xml:space="preserve">（TEJ 批次匯入 → </w:t>
+      </w:r>
+      <w:r>
+        <w:rPr>
+          <w:rFonts w:ascii="Consolas" w:hAnsi="Consolas" w:eastAsia="Consolas"/>
+          <w:b w:val="0"/>
+          <w:color w:val="8B0000"/>
+          <w:sz w:val="19"/>
+        </w:rPr>
+        <w:t>~/tej_cache</w:t>
+      </w:r>
+      <w:r>
+        <w:rPr>
+          <w:rFonts w:ascii="Microsoft JhengHei" w:hAnsi="Microsoft JhengHei" w:eastAsia="Microsoft JhengHei"/>
+          <w:b w:val="0"/>
+        </w:rPr>
+        <w:t>）、</w:t>
+      </w:r>
+      <w:r>
+        <w:rPr>
+          <w:rFonts w:ascii="Consolas" w:hAnsi="Consolas" w:eastAsia="Consolas"/>
+          <w:b w:val="0"/>
+          <w:color w:val="8B0000"/>
+          <w:sz w:val="19"/>
+        </w:rPr>
+        <w:t>scripts/tej_universe_screen_validation.py</w:t>
+      </w:r>
+      <w:r>
+        <w:rPr>
+          <w:rFonts w:ascii="Microsoft JhengHei" w:hAnsi="Microsoft JhengHei" w:eastAsia="Microsoft JhengHei"/>
+          <w:b w:val="0"/>
+        </w:rPr>
+        <w:t xml:space="preserve">（三期驗證主腳本 + </w:t>
+      </w:r>
+      <w:r>
+        <w:rPr>
+          <w:rFonts w:ascii="Consolas" w:hAnsi="Consolas" w:eastAsia="Consolas"/>
+          <w:b w:val="0"/>
+          <w:color w:val="8B0000"/>
+          <w:sz w:val="19"/>
+        </w:rPr>
+        <w:t>--dump-obs</w:t>
+      </w:r>
+      <w:r>
+        <w:rPr>
+          <w:rFonts w:ascii="Microsoft JhengHei" w:hAnsi="Microsoft JhengHei" w:eastAsia="Microsoft JhengHei"/>
+          <w:b w:val="0"/>
+        </w:rPr>
+        <w:t>）、</w:t>
+      </w:r>
+      <w:r>
+        <w:t xml:space="preserve"> </w:t>
+      </w:r>
+      <w:r>
+        <w:rPr>
+          <w:rFonts w:ascii="Consolas" w:hAnsi="Consolas" w:eastAsia="Consolas"/>
+          <w:b w:val="0"/>
+          <w:color w:val="8B0000"/>
+          <w:sz w:val="19"/>
+        </w:rPr>
+        <w:t>scripts/tej_trap_filter_lab.py</w:t>
+      </w:r>
+      <w:r>
+        <w:rPr>
+          <w:rFonts w:ascii="Microsoft JhengHei" w:hAnsi="Microsoft JhengHei" w:eastAsia="Microsoft JhengHei"/>
+          <w:b w:val="0"/>
+        </w:rPr>
+        <w:t xml:space="preserve"> / </w:t>
+      </w:r>
+      <w:r>
+        <w:rPr>
+          <w:rFonts w:ascii="Consolas" w:hAnsi="Consolas" w:eastAsia="Consolas"/>
+          <w:b w:val="0"/>
+          <w:color w:val="8B0000"/>
+          <w:sz w:val="19"/>
+        </w:rPr>
+        <w:t>tej_screen_recipe_lab.py</w:t>
+      </w:r>
+      <w:r>
+        <w:rPr>
+          <w:rFonts w:ascii="Microsoft JhengHei" w:hAnsi="Microsoft JhengHei" w:eastAsia="Microsoft JhengHei"/>
+          <w:b w:val="0"/>
+        </w:rPr>
+        <w:t xml:space="preserve"> / </w:t>
+      </w:r>
+      <w:r>
+        <w:rPr>
+          <w:rFonts w:ascii="Consolas" w:hAnsi="Consolas" w:eastAsia="Consolas"/>
+          <w:b w:val="0"/>
+          <w:color w:val="8B0000"/>
+          <w:sz w:val="19"/>
+        </w:rPr>
+        <w:t>tej_funnel_test.py</w:t>
+      </w:r>
+      <w:r>
+        <w:rPr>
+          <w:rFonts w:ascii="Microsoft JhengHei" w:hAnsi="Microsoft JhengHei" w:eastAsia="Microsoft JhengHei"/>
+          <w:b w:val="0"/>
+        </w:rPr>
+        <w:t xml:space="preserve"> / </w:t>
+      </w:r>
+      <w:r>
+        <w:rPr>
+          <w:rFonts w:ascii="Consolas" w:hAnsi="Consolas" w:eastAsia="Consolas"/>
+          <w:b w:val="0"/>
+          <w:color w:val="8B0000"/>
+          <w:sz w:val="19"/>
+        </w:rPr>
+        <w:t>tej_smart_screen_lab.py</w:t>
+      </w:r>
+      <w:r>
+        <w:rPr>
+          <w:rFonts w:ascii="Microsoft JhengHei" w:hAnsi="Microsoft JhengHei" w:eastAsia="Microsoft JhengHei"/>
+          <w:b w:val="0"/>
+        </w:rPr>
+        <w:t>（離線實驗室）</w:t>
       </w:r>
     </w:p>
     <w:p>

--- a/docs/開發日誌_DevLog.docx
+++ b/docs/開發日誌_DevLog.docx
@@ -1139,6 +1139,19 @@
           <w:color w:val="1F4E79"/>
         </w:rPr>
         <w:t>v4.5 — 估值面產業中性化（過雙閘門）＋ 全市場每日快照收集器上線</w:t>
+      </w:r>
+    </w:p>
+    <w:p>
+      <w:pPr>
+        <w:pStyle w:val="ListNumber"/>
+      </w:pPr>
+      <w:r>
+        <w:rPr>
+          <w:rFonts w:ascii="Microsoft JhengHei" w:hAnsi="Microsoft JhengHei" w:eastAsia="Microsoft JhengHei"/>
+          <w:b w:val="0"/>
+          <w:color w:val="1F4E79"/>
+        </w:rPr>
+        <w:t>去FinMind化 — 單檔分析 API 10→0 與回測月營收真實公告日 PIT</w:t>
       </w:r>
     </w:p>
     <w:p>
@@ -24323,6 +24336,23 @@
         </w:rPr>
         <w:t>--dataset revenue_growth` (L2 陷阱排除的營收條件;現有庫存到 2026-06,可撐到 8 月中)。</w:t>
       </w:r>
+      <w:r>
+        <w:t xml:space="preserve"> </w:t>
+      </w:r>
+      <w:r>
+        <w:rPr>
+          <w:rFonts w:ascii="Microsoft JhengHei" w:hAnsi="Microsoft JhengHei" w:eastAsia="Microsoft JhengHei"/>
+          <w:b/>
+        </w:rPr>
+        <w:t>→ 2026-07-16 退役</w:t>
+      </w:r>
+      <w:r>
+        <w:rPr>
+          <w:rFonts w:ascii="Microsoft JhengHei" w:hAnsi="Microsoft JhengHei" w:eastAsia="Microsoft JhengHei"/>
+          <w:b w:val="0"/>
+        </w:rPr>
+        <w:t>:月營收改由收集器官方端點每日自動收 (見 §17-C),免手動月匯。</w:t>
+      </w:r>
     </w:p>
     <w:p>
       <w:pPr>
@@ -24471,7 +24501,1506 @@
           <w:rFonts w:ascii="Microsoft JhengHei" w:hAnsi="Microsoft JhengHei" w:eastAsia="Microsoft JhengHei"/>
           <w:b w:val="0"/>
         </w:rPr>
-        <w:t>17. 📈 關鍵指標演進總表</w:t>
+        <w:t>17. 🔌 去FinMind化 — 單檔分析 API 10→0 與回測月營收真實公告日 PIT（2026-07-16）</w:t>
+      </w:r>
+    </w:p>
+    <w:p>
+      <w:r>
+        <w:rPr>
+          <w:rFonts w:ascii="Microsoft JhengHei" w:hAnsi="Microsoft JhengHei" w:eastAsia="Microsoft JhengHei"/>
+          <w:b w:val="0"/>
+        </w:rPr>
+        <w:t>§16 的收集器與 TEJ 種子證明了「官方端點＋TEJ 批次匯出」足以支撐全市場粗篩後，</w:t>
+      </w:r>
+      <w:r>
+        <w:t xml:space="preserve"> </w:t>
+      </w:r>
+      <w:r>
+        <w:rPr>
+          <w:rFonts w:ascii="Microsoft JhengHei" w:hAnsi="Microsoft JhengHei" w:eastAsia="Microsoft JhengHei"/>
+          <w:b w:val="0"/>
+        </w:rPr>
+        <w:t>2026-07-16 一天內把同一套地基延伸到</w:t>
+      </w:r>
+      <w:r>
+        <w:rPr>
+          <w:rFonts w:ascii="Microsoft JhengHei" w:hAnsi="Microsoft JhengHei" w:eastAsia="Microsoft JhengHei"/>
+          <w:b/>
+        </w:rPr>
+        <w:t>單檔個股分析</w:t>
+      </w:r>
+      <w:r>
+        <w:rPr>
+          <w:rFonts w:ascii="Microsoft JhengHei" w:hAnsi="Microsoft JhengHei" w:eastAsia="Microsoft JhengHei"/>
+          <w:b w:val="0"/>
+        </w:rPr>
+        <w:t>：三個 commit（</w:t>
+      </w:r>
+      <w:r>
+        <w:rPr>
+          <w:rFonts w:ascii="Consolas" w:hAnsi="Consolas" w:eastAsia="Consolas"/>
+          <w:b w:val="0"/>
+          <w:color w:val="8B0000"/>
+          <w:sz w:val="19"/>
+        </w:rPr>
+        <w:t>2cefb2c</w:t>
+      </w:r>
+      <w:r>
+        <w:rPr>
+          <w:rFonts w:ascii="Microsoft JhengHei" w:hAnsi="Microsoft JhengHei" w:eastAsia="Microsoft JhengHei"/>
+          <w:b w:val="0"/>
+        </w:rPr>
+        <w:t xml:space="preserve"> → </w:t>
+      </w:r>
+      <w:r>
+        <w:rPr>
+          <w:rFonts w:ascii="Consolas" w:hAnsi="Consolas" w:eastAsia="Consolas"/>
+          <w:b w:val="0"/>
+          <w:color w:val="8B0000"/>
+          <w:sz w:val="19"/>
+        </w:rPr>
+        <w:t>fdf6407</w:t>
+      </w:r>
+      <w:r>
+        <w:rPr>
+          <w:rFonts w:ascii="Microsoft JhengHei" w:hAnsi="Microsoft JhengHei" w:eastAsia="Microsoft JhengHei"/>
+          <w:b w:val="0"/>
+        </w:rPr>
+        <w:t xml:space="preserve"> → </w:t>
+      </w:r>
+      <w:r>
+        <w:rPr>
+          <w:rFonts w:ascii="Consolas" w:hAnsi="Consolas" w:eastAsia="Consolas"/>
+          <w:b w:val="0"/>
+          <w:color w:val="8B0000"/>
+          <w:sz w:val="19"/>
+        </w:rPr>
+        <w:t>77e2402</w:t>
+      </w:r>
+      <w:r>
+        <w:rPr>
+          <w:rFonts w:ascii="Microsoft JhengHei" w:hAnsi="Microsoft JhengHei" w:eastAsia="Microsoft JhengHei"/>
+          <w:b w:val="0"/>
+        </w:rPr>
+        <w:t>）</w:t>
+      </w:r>
+      <w:r>
+        <w:t xml:space="preserve"> </w:t>
+      </w:r>
+      <w:r>
+        <w:rPr>
+          <w:rFonts w:ascii="Microsoft JhengHei" w:hAnsi="Microsoft JhengHei" w:eastAsia="Microsoft JhengHei"/>
+          <w:b w:val="0"/>
+        </w:rPr>
+        <w:t xml:space="preserve">把單檔深度分析的 FinMind API 用量從 </w:t>
+      </w:r>
+      <w:r>
+        <w:rPr>
+          <w:rFonts w:ascii="Microsoft JhengHei" w:hAnsi="Microsoft JhengHei" w:eastAsia="Microsoft JhengHei"/>
+          <w:b/>
+        </w:rPr>
+        <w:t>10 支/檔 → 0 支/檔</w:t>
+      </w:r>
+      <w:r>
+        <w:rPr>
+          <w:rFonts w:ascii="Microsoft JhengHei" w:hAnsi="Microsoft JhengHei" w:eastAsia="Microsoft JhengHei"/>
+          <w:b w:val="0"/>
+        </w:rPr>
+        <w:t>（全程序僅剩 TAIEX 每程序 1 支＋</w:t>
+      </w:r>
+      <w:r>
+        <w:t xml:space="preserve"> </w:t>
+      </w:r>
+      <w:r>
+        <w:rPr>
+          <w:rFonts w:ascii="Microsoft JhengHei" w:hAnsi="Microsoft JhengHei" w:eastAsia="Microsoft JhengHei"/>
+          <w:b w:val="0"/>
+        </w:rPr>
+        <w:t>產業別每 30 天 1 支），並順手修掉一個回測 PIT 前視漏洞。每條本機路由都掛</w:t>
+      </w:r>
+      <w:r>
+        <w:rPr>
+          <w:rFonts w:ascii="Microsoft JhengHei" w:hAnsi="Microsoft JhengHei" w:eastAsia="Microsoft JhengHei"/>
+          <w:b/>
+        </w:rPr>
+        <w:t>新鮮度閘門</w:t>
+      </w:r>
+      <w:r>
+        <w:rPr>
+          <w:rFonts w:ascii="Microsoft JhengHei" w:hAnsi="Microsoft JhengHei" w:eastAsia="Microsoft JhengHei"/>
+          <w:b w:val="0"/>
+        </w:rPr>
+        <w:t>，</w:t>
+      </w:r>
+      <w:r>
+        <w:t xml:space="preserve"> </w:t>
+      </w:r>
+      <w:r>
+        <w:rPr>
+          <w:rFonts w:ascii="Microsoft JhengHei" w:hAnsi="Microsoft JhengHei" w:eastAsia="Microsoft JhengHei"/>
+          <w:b w:val="0"/>
+        </w:rPr>
+        <w:t>資料過期自動退回 FinMind——去 FinMind 化是「本機優先」不是「拔掉退路」。</w:t>
+      </w:r>
+    </w:p>
+    <w:p>
+      <w:pPr>
+        <w:pStyle w:val="Heading3"/>
+      </w:pPr>
+      <w:r>
+        <w:rPr>
+          <w:rFonts w:ascii="Microsoft JhengHei" w:hAnsi="Microsoft JhengHei" w:eastAsia="Microsoft JhengHei"/>
+          <w:b w:val="0"/>
+        </w:rPr>
+        <w:t>A. 訊號封裝斷線修復 + volume profile 假壓力修復（</w:t>
+      </w:r>
+      <w:r>
+        <w:rPr>
+          <w:rFonts w:ascii="Microsoft JhengHei" w:hAnsi="Microsoft JhengHei" w:eastAsia="Microsoft JhengHei"/>
+          <w:b w:val="0"/>
+          <w:color w:val="8B0000"/>
+          <w:sz w:val="19"/>
+        </w:rPr>
+        <w:t>2cefb2c</w:t>
+      </w:r>
+      <w:r>
+        <w:rPr>
+          <w:rFonts w:ascii="Microsoft JhengHei" w:hAnsi="Microsoft JhengHei" w:eastAsia="Microsoft JhengHei"/>
+          <w:b w:val="0"/>
+        </w:rPr>
+        <w:t>）</w:t>
+      </w:r>
+    </w:p>
+    <w:p>
+      <w:r>
+        <w:rPr>
+          <w:rFonts w:ascii="Microsoft JhengHei" w:hAnsi="Microsoft JhengHei" w:eastAsia="Microsoft JhengHei"/>
+          <w:b w:val="0"/>
+        </w:rPr>
+        <w:t>動工前先修好兩個個股分析的正確性問題：</w:t>
+      </w:r>
+    </w:p>
+    <w:p>
+      <w:pPr>
+        <w:pStyle w:val="ListBullet"/>
+      </w:pPr>
+      <w:r>
+        <w:rPr>
+          <w:rFonts w:ascii="Microsoft JhengHei" w:hAnsi="Microsoft JhengHei" w:eastAsia="Microsoft JhengHei"/>
+          <w:b/>
+        </w:rPr>
+        <w:t>訊號封裝斷線</w:t>
+      </w:r>
+      <w:r>
+        <w:rPr>
+          <w:rFonts w:ascii="Microsoft JhengHei" w:hAnsi="Microsoft JhengHei" w:eastAsia="Microsoft JhengHei"/>
+          <w:b w:val="0"/>
+        </w:rPr>
+        <w:t>：</w:t>
+      </w:r>
+      <w:r>
+        <w:rPr>
+          <w:rFonts w:ascii="Consolas" w:hAnsi="Consolas" w:eastAsia="Consolas"/>
+          <w:b w:val="0"/>
+          <w:color w:val="8B0000"/>
+          <w:sz w:val="19"/>
+        </w:rPr>
+        <w:t>kd_k / kd_d / bb_percent_b / obv_above_ma20</w:t>
+      </w:r>
+      <w:r>
+        <w:rPr>
+          <w:rFonts w:ascii="Microsoft JhengHei" w:hAnsi="Microsoft JhengHei" w:eastAsia="Microsoft JhengHei"/>
+          <w:b w:val="0"/>
+        </w:rPr>
+        <w:t xml:space="preserve"> 引擎有算但</w:t>
+      </w:r>
+      <w:r>
+        <w:rPr>
+          <w:rFonts w:ascii="Microsoft JhengHei" w:hAnsi="Microsoft JhengHei" w:eastAsia="Microsoft JhengHei"/>
+          <w:b/>
+        </w:rPr>
+        <w:t>沒接進 `StockData`</w:t>
+      </w:r>
+    </w:p>
+    <w:p>
+      <w:r>
+        <w:rPr>
+          <w:rFonts w:ascii="Microsoft JhengHei" w:hAnsi="Microsoft JhengHei" w:eastAsia="Microsoft JhengHei"/>
+          <w:b w:val="0"/>
+        </w:rPr>
+        <w:t xml:space="preserve">（live 路徑永遠拿預設值），補接後與回測封裝一致。計分不受影響——三個 </w:t>
+      </w:r>
+      <w:r>
+        <w:rPr>
+          <w:rFonts w:ascii="Consolas" w:hAnsi="Consolas" w:eastAsia="Consolas"/>
+          <w:b w:val="0"/>
+          <w:color w:val="8B0000"/>
+          <w:sz w:val="19"/>
+        </w:rPr>
+        <w:t>USE_*</w:t>
+      </w:r>
+      <w:r>
+        <w:rPr>
+          <w:rFonts w:ascii="Microsoft JhengHei" w:hAnsi="Microsoft JhengHei" w:eastAsia="Microsoft JhengHei"/>
+          <w:b w:val="0"/>
+        </w:rPr>
+        <w:t xml:space="preserve"> 開關本就關閉</w:t>
+      </w:r>
+      <w:r>
+        <w:t xml:space="preserve"> </w:t>
+      </w:r>
+      <w:r>
+        <w:rPr>
+          <w:rFonts w:ascii="Microsoft JhengHei" w:hAnsi="Microsoft JhengHei" w:eastAsia="Microsoft JhengHei"/>
+          <w:b w:val="0"/>
+        </w:rPr>
+        <w:t>（v4.4 未過篩），但 live/backtest 封裝不一致是隱患。</w:t>
+      </w:r>
+    </w:p>
+    <w:p>
+      <w:pPr>
+        <w:pStyle w:val="ListBullet"/>
+      </w:pPr>
+      <w:r>
+        <w:rPr>
+          <w:rFonts w:ascii="Microsoft JhengHei" w:hAnsi="Microsoft JhengHei" w:eastAsia="Microsoft JhengHei"/>
+          <w:b/>
+        </w:rPr>
+        <w:t>volume profile 假壓力</w:t>
+      </w:r>
+      <w:r>
+        <w:rPr>
+          <w:rFonts w:ascii="Microsoft JhengHei" w:hAnsi="Microsoft JhengHei" w:eastAsia="Microsoft JhengHei"/>
+          <w:b w:val="0"/>
+        </w:rPr>
+        <w:t>：壓力選點納入了現價所在價位帶，產生「壓力約 XXXX（+0%）」的假壓力，</w:t>
+      </w:r>
+    </w:p>
+    <w:p>
+      <w:r>
+        <w:rPr>
+          <w:rFonts w:ascii="Microsoft JhengHei" w:hAnsi="Microsoft JhengHei" w:eastAsia="Microsoft JhengHei"/>
+          <w:b w:val="0"/>
+        </w:rPr>
+        <w:t>advisor 連帶誤報「接近壓力區」（2330 實例）。改為排除現價同價位帶（</w:t>
+      </w:r>
+      <w:r>
+        <w:rPr>
+          <w:rFonts w:ascii="Consolas" w:hAnsi="Consolas" w:eastAsia="Consolas"/>
+          <w:b w:val="0"/>
+          <w:color w:val="8B0000"/>
+          <w:sz w:val="19"/>
+        </w:rPr>
+        <w:t>res_floor</w:t>
+      </w:r>
+      <w:r>
+        <w:rPr>
+          <w:rFonts w:ascii="Microsoft JhengHei" w:hAnsi="Microsoft JhengHei" w:eastAsia="Microsoft JhengHei"/>
+          <w:b w:val="0"/>
+        </w:rPr>
+        <w:t>）；</w:t>
+      </w:r>
+      <w:r>
+        <w:t xml:space="preserve"> </w:t>
+      </w:r>
+      <w:r>
+        <w:rPr>
+          <w:rFonts w:ascii="Microsoft JhengHei" w:hAnsi="Microsoft JhengHei" w:eastAsia="Microsoft JhengHei"/>
+          <w:b w:val="0"/>
+        </w:rPr>
+        <w:t xml:space="preserve">支撐/status/追高門檻一字未動，回測出場邏輯零影響。新增 </w:t>
+      </w:r>
+      <w:r>
+        <w:rPr>
+          <w:rFonts w:ascii="Consolas" w:hAnsi="Consolas" w:eastAsia="Consolas"/>
+          <w:b w:val="0"/>
+          <w:color w:val="8B0000"/>
+          <w:sz w:val="19"/>
+        </w:rPr>
+        <w:t>TestResistanceNotOwnBin</w:t>
+      </w:r>
+      <w:r>
+        <w:rPr>
+          <w:rFonts w:ascii="Microsoft JhengHei" w:hAnsi="Microsoft JhengHei" w:eastAsia="Microsoft JhengHei"/>
+          <w:b w:val="0"/>
+        </w:rPr>
+        <w:t xml:space="preserve"> 回歸（16 tests 全過）。</w:t>
+      </w:r>
+    </w:p>
+    <w:p>
+      <w:pPr>
+        <w:pStyle w:val="ListBullet"/>
+      </w:pPr>
+      <w:r>
+        <w:rPr>
+          <w:rFonts w:ascii="Microsoft JhengHei" w:hAnsi="Microsoft JhengHei" w:eastAsia="Microsoft JhengHei"/>
+          <w:b w:val="0"/>
+        </w:rPr>
+        <w:t>補實作 v4.4 預留欄位（</w:t>
+      </w:r>
+      <w:r>
+        <w:rPr>
+          <w:rFonts w:ascii="Consolas" w:hAnsi="Consolas" w:eastAsia="Consolas"/>
+          <w:b w:val="0"/>
+          <w:color w:val="8B0000"/>
+          <w:sz w:val="19"/>
+        </w:rPr>
+        <w:t>cost_zone_confidence / hvn_levels / lvn_levels</w:t>
+      </w:r>
+      <w:r>
+        <w:rPr>
+          <w:rFonts w:ascii="Microsoft JhengHei" w:hAnsi="Microsoft JhengHei" w:eastAsia="Microsoft JhengHei"/>
+          <w:b w:val="0"/>
+        </w:rPr>
+        <w:t>）；advisor 帶內位置文字防矛盾。</w:t>
+      </w:r>
+    </w:p>
+    <w:p>
+      <w:pPr>
+        <w:pStyle w:val="Heading3"/>
+      </w:pPr>
+      <w:r>
+        <w:rPr>
+          <w:rFonts w:ascii="Microsoft JhengHei" w:hAnsi="Microsoft JhengHei" w:eastAsia="Microsoft JhengHei"/>
+          <w:b w:val="0"/>
+        </w:rPr>
+        <w:t>B. 月營收＋三大財報 TEJ 本機優先（</w:t>
+      </w:r>
+      <w:r>
+        <w:rPr>
+          <w:rFonts w:ascii="Microsoft JhengHei" w:hAnsi="Microsoft JhengHei" w:eastAsia="Microsoft JhengHei"/>
+          <w:b w:val="0"/>
+          <w:color w:val="8B0000"/>
+          <w:sz w:val="19"/>
+        </w:rPr>
+        <w:t>2cefb2c</w:t>
+      </w:r>
+      <w:r>
+        <w:rPr>
+          <w:rFonts w:ascii="Microsoft JhengHei" w:hAnsi="Microsoft JhengHei" w:eastAsia="Microsoft JhengHei"/>
+          <w:b w:val="0"/>
+        </w:rPr>
+        <w:t>，單檔 API 10→6）</w:t>
+      </w:r>
+    </w:p>
+    <w:p>
+      <w:pPr>
+        <w:pStyle w:val="ListBullet"/>
+      </w:pPr>
+      <w:r>
+        <w:rPr>
+          <w:rFonts w:ascii="Consolas" w:hAnsi="Consolas" w:eastAsia="Consolas"/>
+          <w:b w:val="0"/>
+          <w:color w:val="8B0000"/>
+          <w:sz w:val="19"/>
+        </w:rPr>
+        <w:t>tej_importer</w:t>
+      </w:r>
+      <w:r>
+        <w:rPr>
+          <w:rFonts w:ascii="Microsoft JhengHei" w:hAnsi="Microsoft JhengHei" w:eastAsia="Microsoft JhengHei"/>
+          <w:b w:val="0"/>
+        </w:rPr>
+        <w:t xml:space="preserve"> 新增 </w:t>
+      </w:r>
+      <w:r>
+        <w:rPr>
+          <w:rFonts w:ascii="Consolas" w:hAnsi="Consolas" w:eastAsia="Consolas"/>
+          <w:b w:val="0"/>
+          <w:color w:val="8B0000"/>
+          <w:sz w:val="19"/>
+        </w:rPr>
+        <w:t>monthly_revenue</w:t>
+      </w:r>
+      <w:r>
+        <w:rPr>
+          <w:rFonts w:ascii="Microsoft JhengHei" w:hAnsi="Microsoft JhengHei" w:eastAsia="Microsoft JhengHei"/>
+          <w:b w:val="0"/>
+        </w:rPr>
+        <w:t>（2019-01 起，</w:t>
+      </w:r>
+      <w:r>
+        <w:rPr>
+          <w:rFonts w:ascii="Microsoft JhengHei" w:hAnsi="Microsoft JhengHei" w:eastAsia="Microsoft JhengHei"/>
+          <w:b/>
+        </w:rPr>
+        <w:t>含營收發布日</w:t>
+      </w:r>
+      <w:r>
+        <w:rPr>
+          <w:rFonts w:ascii="Microsoft JhengHei" w:hAnsi="Microsoft JhengHei" w:eastAsia="Microsoft JhengHei"/>
+          <w:b w:val="0"/>
+        </w:rPr>
+        <w:t>——後來成為 §E 回測 PIT 修復的關鍵）</w:t>
+      </w:r>
+    </w:p>
+    <w:p>
+      <w:r>
+        <w:rPr>
+          <w:rFonts w:ascii="Microsoft JhengHei" w:hAnsi="Microsoft JhengHei" w:eastAsia="Microsoft JhengHei"/>
+          <w:b w:val="0"/>
+        </w:rPr>
+        <w:t xml:space="preserve">與 </w:t>
+      </w:r>
+      <w:r>
+        <w:rPr>
+          <w:rFonts w:ascii="Consolas" w:hAnsi="Consolas" w:eastAsia="Consolas"/>
+          <w:b w:val="0"/>
+          <w:color w:val="8B0000"/>
+          <w:sz w:val="19"/>
+        </w:rPr>
+        <w:t>financial_statements</w:t>
+      </w:r>
+      <w:r>
+        <w:rPr>
+          <w:rFonts w:ascii="Microsoft JhengHei" w:hAnsi="Microsoft JhengHei" w:eastAsia="Microsoft JhengHei"/>
+          <w:b w:val="0"/>
+        </w:rPr>
+        <w:t>（2019Q1 起，16 欄三大財報）兩個 dataset；</w:t>
+      </w:r>
+      <w:r>
+        <w:rPr>
+          <w:rFonts w:ascii="Consolas" w:hAnsi="Consolas" w:eastAsia="Consolas"/>
+          <w:b w:val="0"/>
+          <w:color w:val="8B0000"/>
+          <w:sz w:val="19"/>
+        </w:rPr>
+        <w:t>expect_cols</w:t>
+      </w:r>
+      <w:r>
+        <w:rPr>
+          <w:rFonts w:ascii="Microsoft JhengHei" w:hAnsi="Microsoft JhengHei" w:eastAsia="Microsoft JhengHei"/>
+          <w:b w:val="0"/>
+        </w:rPr>
+        <w:t xml:space="preserve"> 欄數守門讓新舊匯出檔</w:t>
+      </w:r>
+      <w:r>
+        <w:t xml:space="preserve"> </w:t>
+      </w:r>
+      <w:r>
+        <w:rPr>
+          <w:rFonts w:ascii="Microsoft JhengHei" w:hAnsi="Microsoft JhengHei" w:eastAsia="Microsoft JhengHei"/>
+          <w:b w:val="0"/>
+        </w:rPr>
+        <w:t>同 inbox 共存。</w:t>
+      </w:r>
+    </w:p>
+    <w:p>
+      <w:pPr>
+        <w:pStyle w:val="ListBullet"/>
+      </w:pPr>
+      <w:r>
+        <w:rPr>
+          <w:rFonts w:ascii="Consolas" w:hAnsi="Consolas" w:eastAsia="Consolas"/>
+          <w:b w:val="0"/>
+          <w:color w:val="8B0000"/>
+          <w:sz w:val="19"/>
+        </w:rPr>
+        <w:t>data_provider</w:t>
+      </w:r>
+      <w:r>
+        <w:rPr>
+          <w:rFonts w:ascii="Microsoft JhengHei" w:hAnsi="Microsoft JhengHei" w:eastAsia="Microsoft JhengHei"/>
+          <w:b w:val="0"/>
+        </w:rPr>
+        <w:t xml:space="preserve"> 本機優先＋新鮮度閘門（營收 &gt;70 天／財報 &gt;175 天過期退 FinMind）。</w:t>
+      </w:r>
+    </w:p>
+    <w:p>
+      <w:r>
+        <w:rPr>
+          <w:rFonts w:ascii="Microsoft JhengHei" w:hAnsi="Microsoft JhengHei" w:eastAsia="Microsoft JhengHei"/>
+          <w:b w:val="0"/>
+        </w:rPr>
+        <w:t>與 FinMind 逐欄實測一致；淨利口徑＝</w:t>
+      </w:r>
+      <w:r>
+        <w:rPr>
+          <w:rFonts w:ascii="Microsoft JhengHei" w:hAnsi="Microsoft JhengHei" w:eastAsia="Microsoft JhengHei"/>
+          <w:b/>
+        </w:rPr>
+        <w:t>歸屬母公司</w:t>
+      </w:r>
+      <w:r>
+        <w:rPr>
+          <w:rFonts w:ascii="Microsoft JhengHei" w:hAnsi="Microsoft JhengHei" w:eastAsia="Microsoft JhengHei"/>
+          <w:b w:val="0"/>
+        </w:rPr>
+        <w:t>，比 FinMind 的本期淨利更正確；金融股缺欄行為一致。</w:t>
+      </w:r>
+    </w:p>
+    <w:p>
+      <w:pPr>
+        <w:pStyle w:val="Heading3"/>
+      </w:pPr>
+      <w:r>
+        <w:rPr>
+          <w:rFonts w:ascii="Microsoft JhengHei" w:hAnsi="Microsoft JhengHei" w:eastAsia="Microsoft JhengHei"/>
+          <w:b w:val="0"/>
+        </w:rPr>
+        <w:t>C. 日K／PER 本機路由＋月營收官方端點＋排程隱藏執行（</w:t>
+      </w:r>
+      <w:r>
+        <w:rPr>
+          <w:rFonts w:ascii="Microsoft JhengHei" w:hAnsi="Microsoft JhengHei" w:eastAsia="Microsoft JhengHei"/>
+          <w:b w:val="0"/>
+          <w:color w:val="8B0000"/>
+          <w:sz w:val="19"/>
+        </w:rPr>
+        <w:t>fdf6407</w:t>
+      </w:r>
+      <w:r>
+        <w:rPr>
+          <w:rFonts w:ascii="Microsoft JhengHei" w:hAnsi="Microsoft JhengHei" w:eastAsia="Microsoft JhengHei"/>
+          <w:b w:val="0"/>
+        </w:rPr>
+        <w:t>，單檔 API 6→4）</w:t>
+      </w:r>
+    </w:p>
+    <w:p>
+      <w:pPr>
+        <w:pStyle w:val="ListBullet"/>
+      </w:pPr>
+      <w:r>
+        <w:rPr>
+          <w:rFonts w:ascii="Microsoft JhengHei" w:hAnsi="Microsoft JhengHei" w:eastAsia="Microsoft JhengHei"/>
+          <w:b/>
+        </w:rPr>
+        <w:t>日K 與 PER/PBR/殖利率</w:t>
+      </w:r>
+      <w:r>
+        <w:rPr>
+          <w:rFonts w:ascii="Microsoft JhengHei" w:hAnsi="Microsoft JhengHei" w:eastAsia="Microsoft JhengHei"/>
+          <w:b w:val="0"/>
+        </w:rPr>
+        <w:t>改本機優先（TEJ 種子 ∪ 收集器每日快照，7 天新鮮度閘門）：</w:t>
+      </w:r>
+    </w:p>
+    <w:p>
+      <w:r>
+        <w:rPr>
+          <w:rFonts w:ascii="Microsoft JhengHei" w:hAnsi="Microsoft JhengHei" w:eastAsia="Microsoft JhengHei"/>
+          <w:b w:val="0"/>
+        </w:rPr>
+        <w:t xml:space="preserve">共同交易日與 FinMind 實測 </w:t>
+      </w:r>
+      <w:r>
+        <w:rPr>
+          <w:rFonts w:ascii="Microsoft JhengHei" w:hAnsi="Microsoft JhengHei" w:eastAsia="Microsoft JhengHei"/>
+          <w:b/>
+        </w:rPr>
+        <w:t>0.0000% 差異</w:t>
+      </w:r>
+      <w:r>
+        <w:rPr>
+          <w:rFonts w:ascii="Microsoft JhengHei" w:hAnsi="Microsoft JhengHei" w:eastAsia="Microsoft JhengHei"/>
+          <w:b w:val="0"/>
+        </w:rPr>
+        <w:t>，且本機</w:t>
+      </w:r>
+      <w:r>
+        <w:rPr>
+          <w:rFonts w:ascii="Microsoft JhengHei" w:hAnsi="Microsoft JhengHei" w:eastAsia="Microsoft JhengHei"/>
+          <w:b/>
+        </w:rPr>
+        <w:t>傍晚即有當日收盤</w:t>
+      </w:r>
+      <w:r>
+        <w:rPr>
+          <w:rFonts w:ascii="Microsoft JhengHei" w:hAnsi="Microsoft JhengHei" w:eastAsia="Microsoft JhengHei"/>
+          <w:b w:val="0"/>
+        </w:rPr>
+        <w:t>（FinMind 慢一天）。</w:t>
+      </w:r>
+      <w:r>
+        <w:t xml:space="preserve"> </w:t>
+      </w:r>
+      <w:r>
+        <w:rPr>
+          <w:rFonts w:ascii="Microsoft JhengHei" w:hAnsi="Microsoft JhengHei" w:eastAsia="Microsoft JhengHei"/>
+          <w:b w:val="0"/>
+        </w:rPr>
+        <w:t>法人此階段</w:t>
+      </w:r>
+      <w:r>
+        <w:rPr>
+          <w:rFonts w:ascii="Microsoft JhengHei" w:hAnsi="Microsoft JhengHei" w:eastAsia="Microsoft JhengHei"/>
+          <w:b/>
+        </w:rPr>
+        <w:t>刻意不路由</w:t>
+      </w:r>
+      <w:r>
+        <w:rPr>
+          <w:rFonts w:ascii="Microsoft JhengHei" w:hAnsi="Microsoft JhengHei" w:eastAsia="Microsoft JhengHei"/>
+          <w:b w:val="0"/>
+        </w:rPr>
+        <w:t>——</w:t>
+      </w:r>
+      <w:r>
+        <w:rPr>
+          <w:rFonts w:ascii="Consolas" w:hAnsi="Consolas" w:eastAsia="Consolas"/>
+          <w:b w:val="0"/>
+          <w:color w:val="8B0000"/>
+          <w:sz w:val="19"/>
+        </w:rPr>
+        <w:t>institutional_participation</w:t>
+      </w:r>
+      <w:r>
+        <w:rPr>
+          <w:rFonts w:ascii="Microsoft JhengHei" w:hAnsi="Microsoft JhengHei" w:eastAsia="Microsoft JhengHei"/>
+          <w:b w:val="0"/>
+        </w:rPr>
+        <w:t xml:space="preserve"> 需買賣毛額，收集器當時僅存淨額（→ §D 補齊）。</w:t>
+      </w:r>
+      <w:r>
+        <w:t xml:space="preserve"> </w:t>
+      </w:r>
+      <w:r>
+        <w:rPr>
+          <w:rFonts w:ascii="Microsoft JhengHei" w:hAnsi="Microsoft JhengHei" w:eastAsia="Microsoft JhengHei"/>
+          <w:b w:val="0"/>
+        </w:rPr>
+        <w:t xml:space="preserve">產業別加 </w:t>
+      </w:r>
+      <w:r>
+        <w:rPr>
+          <w:rFonts w:ascii="Consolas" w:hAnsi="Consolas" w:eastAsia="Consolas"/>
+          <w:b w:val="0"/>
+          <w:color w:val="8B0000"/>
+          <w:sz w:val="19"/>
+        </w:rPr>
+        <w:t>tej_cache/industry_map.parquet</w:t>
+      </w:r>
+      <w:r>
+        <w:rPr>
+          <w:rFonts w:ascii="Microsoft JhengHei" w:hAnsi="Microsoft JhengHei" w:eastAsia="Microsoft JhengHei"/>
+          <w:b w:val="0"/>
+        </w:rPr>
+        <w:t xml:space="preserve"> 備援。</w:t>
+      </w:r>
+    </w:p>
+    <w:p>
+      <w:pPr>
+        <w:pStyle w:val="ListBullet"/>
+      </w:pPr>
+      <w:r>
+        <w:rPr>
+          <w:rFonts w:ascii="Microsoft JhengHei" w:hAnsi="Microsoft JhengHei" w:eastAsia="Microsoft JhengHei"/>
+          <w:b/>
+        </w:rPr>
+        <w:t>月營收官方端點</w:t>
+      </w:r>
+      <w:r>
+        <w:rPr>
+          <w:rFonts w:ascii="Microsoft JhengHei" w:hAnsi="Microsoft JhengHei" w:eastAsia="Microsoft JhengHei"/>
+          <w:b w:val="0"/>
+        </w:rPr>
+        <w:t xml:space="preserve">：collector 新增 TWSE </w:t>
+      </w:r>
+      <w:r>
+        <w:rPr>
+          <w:rFonts w:ascii="Consolas" w:hAnsi="Consolas" w:eastAsia="Consolas"/>
+          <w:b w:val="0"/>
+          <w:color w:val="8B0000"/>
+          <w:sz w:val="19"/>
+        </w:rPr>
+        <w:t>t187ap05_L</w:t>
+      </w:r>
+      <w:r>
+        <w:rPr>
+          <w:rFonts w:ascii="Microsoft JhengHei" w:hAnsi="Microsoft JhengHei" w:eastAsia="Microsoft JhengHei"/>
+          <w:b w:val="0"/>
+        </w:rPr>
+        <w:t xml:space="preserve">＋TPEx </w:t>
+      </w:r>
+      <w:r>
+        <w:rPr>
+          <w:rFonts w:ascii="Consolas" w:hAnsi="Consolas" w:eastAsia="Consolas"/>
+          <w:b w:val="0"/>
+          <w:color w:val="8B0000"/>
+          <w:sz w:val="19"/>
+        </w:rPr>
+        <w:t>mopsfin_t187ap05_O</w:t>
+      </w:r>
+      <w:r>
+        <w:rPr>
+          <w:rFonts w:ascii="Microsoft JhengHei" w:hAnsi="Microsoft JhengHei" w:eastAsia="Microsoft JhengHei"/>
+          <w:b w:val="0"/>
+        </w:rPr>
+        <w:t xml:space="preserve"> →</w:t>
+      </w:r>
+    </w:p>
+    <w:p>
+      <w:r>
+        <w:rPr>
+          <w:rFonts w:ascii="Consolas" w:hAnsi="Consolas" w:eastAsia="Consolas"/>
+          <w:b w:val="0"/>
+          <w:color w:val="8B0000"/>
+          <w:sz w:val="19"/>
+        </w:rPr>
+        <w:t>market_cache/monthly_revenue/{YYYY-MM}.parquet</w:t>
+      </w:r>
+      <w:r>
+        <w:rPr>
+          <w:rFonts w:ascii="Microsoft JhengHei" w:hAnsi="Microsoft JhengHei" w:eastAsia="Microsoft JhengHei"/>
+          <w:b w:val="0"/>
+        </w:rPr>
+        <w:t>，掛進每日 17:30 鏈。PIT 設計＝</w:t>
+      </w:r>
+      <w:r>
+        <w:rPr>
+          <w:rFonts w:ascii="Microsoft JhengHei" w:hAnsi="Microsoft JhengHei" w:eastAsia="Microsoft JhengHei"/>
+          <w:b/>
+        </w:rPr>
+        <w:t>公司首見日即公告日</w:t>
+      </w:r>
+      <w:r>
+        <w:rPr>
+          <w:rFonts w:ascii="Microsoft JhengHei" w:hAnsi="Microsoft JhengHei" w:eastAsia="Microsoft JhengHei"/>
+          <w:b w:val="0"/>
+        </w:rPr>
+        <w:t>，</w:t>
+      </w:r>
+      <w:r>
+        <w:t xml:space="preserve"> </w:t>
+      </w:r>
+      <w:r>
+        <w:rPr>
+          <w:rFonts w:ascii="Microsoft JhengHei" w:hAnsi="Microsoft JhengHei" w:eastAsia="Microsoft JhengHei"/>
+          <w:b w:val="0"/>
+        </w:rPr>
+        <w:t xml:space="preserve">既有公司不覆蓋只追加；讀取時 union TEJ 種子（同月 TEJ 優先）→ </w:t>
+      </w:r>
+      <w:r>
+        <w:rPr>
+          <w:rFonts w:ascii="Microsoft JhengHei" w:hAnsi="Microsoft JhengHei" w:eastAsia="Microsoft JhengHei"/>
+          <w:b/>
+        </w:rPr>
+        <w:t>TEJ 月營收免手動月匯</w:t>
+      </w:r>
+      <w:r>
+        <w:t xml:space="preserve"> </w:t>
+      </w:r>
+      <w:r>
+        <w:rPr>
+          <w:rFonts w:ascii="Microsoft JhengHei" w:hAnsi="Microsoft JhengHei" w:eastAsia="Microsoft JhengHei"/>
+          <w:b w:val="0"/>
+        </w:rPr>
+        <w:t>（§16-G 的每月維運項就此退役）。</w:t>
+      </w:r>
+    </w:p>
+    <w:p>
+      <w:pPr>
+        <w:pStyle w:val="ListBullet"/>
+      </w:pPr>
+      <w:r>
+        <w:rPr>
+          <w:rFonts w:ascii="Microsoft JhengHei" w:hAnsi="Microsoft JhengHei" w:eastAsia="Microsoft JhengHei"/>
+          <w:b/>
+        </w:rPr>
+        <w:t>排程隱藏執行</w:t>
+      </w:r>
+      <w:r>
+        <w:rPr>
+          <w:rFonts w:ascii="Microsoft JhengHei" w:hAnsi="Microsoft JhengHei" w:eastAsia="Microsoft JhengHei"/>
+          <w:b w:val="0"/>
+        </w:rPr>
+        <w:t xml:space="preserve">：新增 </w:t>
+      </w:r>
+      <w:r>
+        <w:rPr>
+          <w:rFonts w:ascii="Consolas" w:hAnsi="Consolas" w:eastAsia="Consolas"/>
+          <w:b w:val="0"/>
+          <w:color w:val="8B0000"/>
+          <w:sz w:val="19"/>
+        </w:rPr>
+        <w:t>scripts/run_hidden.vbs</w:t>
+      </w:r>
+      <w:r>
+        <w:rPr>
+          <w:rFonts w:ascii="Microsoft JhengHei" w:hAnsi="Microsoft JhengHei" w:eastAsia="Microsoft JhengHei"/>
+          <w:b w:val="0"/>
+        </w:rPr>
+        <w:t xml:space="preserve">，兩任務改 </w:t>
+      </w:r>
+      <w:r>
+        <w:rPr>
+          <w:rFonts w:ascii="Consolas" w:hAnsi="Consolas" w:eastAsia="Consolas"/>
+          <w:b w:val="0"/>
+          <w:color w:val="8B0000"/>
+          <w:sz w:val="19"/>
+        </w:rPr>
+        <w:t>wscript //B</w:t>
+      </w:r>
+      <w:r>
+        <w:rPr>
+          <w:rFonts w:ascii="Microsoft JhengHei" w:hAnsi="Microsoft JhengHei" w:eastAsia="Microsoft JhengHei"/>
+          <w:b w:val="0"/>
+        </w:rPr>
+        <w:t xml:space="preserve"> 隱藏跑並重註冊——</w:t>
+      </w:r>
+    </w:p>
+    <w:p>
+      <w:r>
+        <w:rPr>
+          <w:rFonts w:ascii="Microsoft JhengHei" w:hAnsi="Microsoft JhengHei" w:eastAsia="Microsoft JhengHei"/>
+          <w:b w:val="0"/>
+        </w:rPr>
+        <w:t>起因是空白主控台曾被誤關、殺掉收集器；exit code 照常回傳。</w:t>
+      </w:r>
+    </w:p>
+    <w:p>
+      <w:pPr>
+        <w:pStyle w:val="ListBullet"/>
+      </w:pPr>
+      <w:r>
+        <w:rPr>
+          <w:rFonts w:ascii="Microsoft JhengHei" w:hAnsi="Microsoft JhengHei" w:eastAsia="Microsoft JhengHei"/>
+          <w:b w:val="0"/>
+        </w:rPr>
+        <w:t xml:space="preserve">稽核：TEJ vs TWSE 重疊日（7/14）價格/PER/PBR </w:t>
+      </w:r>
+      <w:r>
+        <w:rPr>
+          <w:rFonts w:ascii="Microsoft JhengHei" w:hAnsi="Microsoft JhengHei" w:eastAsia="Microsoft JhengHei"/>
+          <w:b/>
+        </w:rPr>
+        <w:t>1,926 檔 100% 一致</w:t>
+      </w:r>
+      <w:r>
+        <w:rPr>
+          <w:rFonts w:ascii="Microsoft JhengHei" w:hAnsi="Microsoft JhengHei" w:eastAsia="Microsoft JhengHei"/>
+          <w:b w:val="0"/>
+        </w:rPr>
+        <w:t>；量差 &lt;0.2% 為 TEJ 千股湊整。</w:t>
+      </w:r>
+    </w:p>
+    <w:p>
+      <w:pPr>
+        <w:pStyle w:val="Heading3"/>
+      </w:pPr>
+      <w:r>
+        <w:rPr>
+          <w:rFonts w:ascii="Microsoft JhengHei" w:hAnsi="Microsoft JhengHei" w:eastAsia="Microsoft JhengHei"/>
+          <w:b w:val="0"/>
+        </w:rPr>
+        <w:t>D. 收官：法人毛額／融資／持股全本機（</w:t>
+      </w:r>
+      <w:r>
+        <w:rPr>
+          <w:rFonts w:ascii="Microsoft JhengHei" w:hAnsi="Microsoft JhengHei" w:eastAsia="Microsoft JhengHei"/>
+          <w:b w:val="0"/>
+          <w:color w:val="8B0000"/>
+          <w:sz w:val="19"/>
+        </w:rPr>
+        <w:t>77e2402</w:t>
+      </w:r>
+      <w:r>
+        <w:rPr>
+          <w:rFonts w:ascii="Microsoft JhengHei" w:hAnsi="Microsoft JhengHei" w:eastAsia="Microsoft JhengHei"/>
+          <w:b w:val="0"/>
+        </w:rPr>
+        <w:t>，單檔 API 4→0）</w:t>
+      </w:r>
+    </w:p>
+    <w:p>
+      <w:pPr>
+        <w:pStyle w:val="ListBullet"/>
+      </w:pPr>
+      <w:r>
+        <w:rPr>
+          <w:rFonts w:ascii="Microsoft JhengHei" w:hAnsi="Microsoft JhengHei" w:eastAsia="Microsoft JhengHei"/>
+          <w:b/>
+        </w:rPr>
+        <w:t>collector 三個新快照</w:t>
+      </w:r>
+      <w:r>
+        <w:rPr>
+          <w:rFonts w:ascii="Microsoft JhengHei" w:hAnsi="Microsoft JhengHei" w:eastAsia="Microsoft JhengHei"/>
+          <w:b w:val="0"/>
+        </w:rPr>
+        <w:t>（均掛進 17:30 鏈）：法人快照加存</w:t>
+      </w:r>
+      <w:r>
+        <w:rPr>
+          <w:rFonts w:ascii="Microsoft JhengHei" w:hAnsi="Microsoft JhengHei" w:eastAsia="Microsoft JhengHei"/>
+          <w:b/>
+        </w:rPr>
+        <w:t>買賣毛額</w:t>
+      </w:r>
+      <w:r>
+        <w:rPr>
+          <w:rFonts w:ascii="Microsoft JhengHei" w:hAnsi="Microsoft JhengHei" w:eastAsia="Microsoft JhengHei"/>
+          <w:b w:val="0"/>
+        </w:rPr>
+        <w:t>（T86/3insti 的 TotalBuy/Sell）；</w:t>
+      </w:r>
+    </w:p>
+    <w:p>
+      <w:r>
+        <w:rPr>
+          <w:rFonts w:ascii="Microsoft JhengHei" w:hAnsi="Microsoft JhengHei" w:eastAsia="Microsoft JhengHei"/>
+          <w:b/>
+        </w:rPr>
+        <w:t>融資餘額</w:t>
+      </w:r>
+      <w:r>
+        <w:rPr>
+          <w:rFonts w:ascii="Microsoft JhengHei" w:hAnsi="Microsoft JhengHei" w:eastAsia="Microsoft JhengHei"/>
+          <w:b w:val="0"/>
+        </w:rPr>
+        <w:t>（MI_MARGN 21:00 後才發布 → 自動回補 T-1；TPEx 端點按自身資料日落地）；</w:t>
+      </w:r>
+      <w:r>
+        <w:t xml:space="preserve"> </w:t>
+      </w:r>
+      <w:r>
+        <w:rPr>
+          <w:rFonts w:ascii="Microsoft JhengHei" w:hAnsi="Microsoft JhengHei" w:eastAsia="Microsoft JhengHei"/>
+          <w:b/>
+        </w:rPr>
+        <w:t>發行股數／外資持股比率</w:t>
+      </w:r>
+      <w:r>
+        <w:rPr>
+          <w:rFonts w:ascii="Microsoft JhengHei" w:hAnsi="Microsoft JhengHei" w:eastAsia="Microsoft JhengHei"/>
+          <w:b w:val="0"/>
+        </w:rPr>
+        <w:t>（</w:t>
+      </w:r>
+      <w:r>
+        <w:rPr>
+          <w:rFonts w:ascii="Consolas" w:hAnsi="Consolas" w:eastAsia="Consolas"/>
+          <w:b w:val="0"/>
+          <w:color w:val="8B0000"/>
+          <w:sz w:val="19"/>
+        </w:rPr>
+        <w:t>t187ap03_L/O</w:t>
+      </w:r>
+      <w:r>
+        <w:rPr>
+          <w:rFonts w:ascii="Microsoft JhengHei" w:hAnsi="Microsoft JhengHei" w:eastAsia="Microsoft JhengHei"/>
+          <w:b w:val="0"/>
+        </w:rPr>
+        <w:t>＋</w:t>
+      </w:r>
+      <w:r>
+        <w:rPr>
+          <w:rFonts w:ascii="Consolas" w:hAnsi="Consolas" w:eastAsia="Consolas"/>
+          <w:b w:val="0"/>
+          <w:color w:val="8B0000"/>
+          <w:sz w:val="19"/>
+        </w:rPr>
+        <w:t>MI_QFIIS</w:t>
+      </w:r>
+      <w:r>
+        <w:rPr>
+          <w:rFonts w:ascii="Microsoft JhengHei" w:hAnsi="Microsoft JhengHei" w:eastAsia="Microsoft JhengHei"/>
+          <w:b w:val="0"/>
+        </w:rPr>
+        <w:t>，未發布往回找）。</w:t>
+      </w:r>
+    </w:p>
+    <w:p>
+      <w:pPr>
+        <w:pStyle w:val="ListBullet"/>
+      </w:pPr>
+      <w:r>
+        <w:rPr>
+          <w:rFonts w:ascii="Microsoft JhengHei" w:hAnsi="Microsoft JhengHei" w:eastAsia="Microsoft JhengHei"/>
+          <w:b/>
+        </w:rPr>
+        <w:t>tej_importer 兩個種子 dataset</w:t>
+      </w:r>
+      <w:r>
+        <w:rPr>
+          <w:rFonts w:ascii="Microsoft JhengHei" w:hAnsi="Microsoft JhengHei" w:eastAsia="Microsoft JhengHei"/>
+          <w:b w:val="0"/>
+        </w:rPr>
+        <w:t>：</w:t>
+      </w:r>
+      <w:r>
+        <w:rPr>
+          <w:rFonts w:ascii="Consolas" w:hAnsi="Consolas" w:eastAsia="Consolas"/>
+          <w:b w:val="0"/>
+          <w:color w:val="8B0000"/>
+          <w:sz w:val="19"/>
+        </w:rPr>
+        <w:t>institutional_gross</w:t>
+      </w:r>
+      <w:r>
+        <w:rPr>
+          <w:rFonts w:ascii="Microsoft JhengHei" w:hAnsi="Microsoft JhengHei" w:eastAsia="Microsoft JhengHei"/>
+          <w:b w:val="0"/>
+        </w:rPr>
+        <w:t>（15 欄，毛額張→股＋持股率）、</w:t>
+      </w:r>
+    </w:p>
+    <w:p>
+      <w:r>
+        <w:rPr>
+          <w:rFonts w:ascii="Consolas" w:hAnsi="Consolas" w:eastAsia="Consolas"/>
+          <w:b w:val="0"/>
+          <w:color w:val="8B0000"/>
+          <w:sz w:val="19"/>
+        </w:rPr>
+        <w:t>margin_balance</w:t>
+      </w:r>
+      <w:r>
+        <w:rPr>
+          <w:rFonts w:ascii="Microsoft JhengHei" w:hAnsi="Microsoft JhengHei" w:eastAsia="Microsoft JhengHei"/>
+          <w:b w:val="0"/>
+        </w:rPr>
+        <w:t>（10 欄，含融券/券資比），已匯入 2026-04-01~07-16 各 ~1,900 檔。</w:t>
+      </w:r>
+    </w:p>
+    <w:p>
+      <w:pPr>
+        <w:pStyle w:val="ListBullet"/>
+      </w:pPr>
+      <w:r>
+        <w:rPr>
+          <w:rFonts w:ascii="Microsoft JhengHei" w:hAnsi="Microsoft JhengHei" w:eastAsia="Microsoft JhengHei"/>
+          <w:b/>
+        </w:rPr>
+        <w:t>data_provider 三路由</w:t>
+      </w:r>
+      <w:r>
+        <w:rPr>
+          <w:rFonts w:ascii="Microsoft JhengHei" w:hAnsi="Microsoft JhengHei" w:eastAsia="Microsoft JhengHei"/>
+          <w:b w:val="0"/>
+        </w:rPr>
+        <w:t>（法人為寬表→FinMind 長格式 adapter），各掛新鮮度＋覆蓋度守門。</w:t>
+      </w:r>
+    </w:p>
+    <w:p>
+      <w:r>
+        <w:rPr>
+          <w:rFonts w:ascii="Microsoft JhengHei" w:hAnsi="Microsoft JhengHei" w:eastAsia="Microsoft JhengHei"/>
+          <w:b w:val="0"/>
+        </w:rPr>
+        <w:t>2330 實測</w:t>
+      </w:r>
+      <w:r>
+        <w:rPr>
+          <w:rFonts w:ascii="Microsoft JhengHei" w:hAnsi="Microsoft JhengHei" w:eastAsia="Microsoft JhengHei"/>
+          <w:b/>
+        </w:rPr>
+        <w:t>十項籌碼指標與 FinMind 等值</w:t>
+      </w:r>
+      <w:r>
+        <w:rPr>
+          <w:rFonts w:ascii="Microsoft JhengHei" w:hAnsi="Microsoft JhengHei" w:eastAsia="Microsoft JhengHei"/>
+          <w:b w:val="0"/>
+        </w:rPr>
+        <w:t xml:space="preserve">（張級湊整）；融資與官方 MI_MARGN </w:t>
+      </w:r>
+      <w:r>
+        <w:rPr>
+          <w:rFonts w:ascii="Microsoft JhengHei" w:hAnsi="Microsoft JhengHei" w:eastAsia="Microsoft JhengHei"/>
+          <w:b/>
+        </w:rPr>
+        <w:t>分毫不差</w:t>
+      </w:r>
+      <w:r>
+        <w:rPr>
+          <w:rFonts w:ascii="Microsoft JhengHei" w:hAnsi="Microsoft JhengHei" w:eastAsia="Microsoft JhengHei"/>
+          <w:b w:val="0"/>
+        </w:rPr>
+        <w:t>，</w:t>
+      </w:r>
+      <w:r>
+        <w:t xml:space="preserve"> </w:t>
+      </w:r>
+      <w:r>
+        <w:rPr>
+          <w:rFonts w:ascii="Microsoft JhengHei" w:hAnsi="Microsoft JhengHei" w:eastAsia="Microsoft JhengHei"/>
+          <w:b w:val="0"/>
+        </w:rPr>
+        <w:t>且 FinMind 當下落後一週（停在 7/9）——本機路由不只省額度，資料還更新。</w:t>
+      </w:r>
+    </w:p>
+    <w:p>
+      <w:pPr>
+        <w:pStyle w:val="ListBullet"/>
+      </w:pPr>
+      <w:r>
+        <w:rPr>
+          <w:rFonts w:ascii="Microsoft JhengHei" w:hAnsi="Microsoft JhengHei" w:eastAsia="Microsoft JhengHei"/>
+          <w:b/>
+        </w:rPr>
+        <w:t>factor_experiments --signals 複測</w:t>
+      </w:r>
+      <w:r>
+        <w:rPr>
+          <w:rFonts w:ascii="Microsoft JhengHei" w:hAnsi="Microsoft JhengHei" w:eastAsia="Microsoft JhengHei"/>
+          <w:b w:val="0"/>
+        </w:rPr>
+        <w:t>：資料層大改後把完整 KD／布林 %B／OBV 趨勢三訊號再過一次 A/B，</w:t>
+      </w:r>
+    </w:p>
+    <w:p>
+      <w:r>
+        <w:rPr>
+          <w:rFonts w:ascii="Microsoft JhengHei" w:hAnsi="Microsoft JhengHei" w:eastAsia="Microsoft JhengHei"/>
+          <w:b/>
+        </w:rPr>
+        <w:t>再度全數不過篩</w:t>
+      </w:r>
+      <w:r>
+        <w:rPr>
+          <w:rFonts w:ascii="Microsoft JhengHei" w:hAnsi="Microsoft JhengHei" w:eastAsia="Microsoft JhengHei"/>
+          <w:b w:val="0"/>
+        </w:rPr>
+        <w:t>（2022 空頭段一致惡化，結構性非資料問題），</w:t>
+      </w:r>
+      <w:r>
+        <w:rPr>
+          <w:rFonts w:ascii="Consolas" w:hAnsi="Consolas" w:eastAsia="Consolas"/>
+          <w:b w:val="0"/>
+          <w:color w:val="8B0000"/>
+          <w:sz w:val="19"/>
+        </w:rPr>
+        <w:t>USE_*</w:t>
+      </w:r>
+      <w:r>
+        <w:rPr>
+          <w:rFonts w:ascii="Microsoft JhengHei" w:hAnsi="Microsoft JhengHei" w:eastAsia="Microsoft JhengHei"/>
+          <w:b w:val="0"/>
+        </w:rPr>
+        <w:t xml:space="preserve"> 維持 False。</w:t>
+      </w:r>
+    </w:p>
+    <w:p>
+      <w:pPr>
+        <w:pStyle w:val="Heading3"/>
+      </w:pPr>
+      <w:r>
+        <w:rPr>
+          <w:rFonts w:ascii="Microsoft JhengHei" w:hAnsi="Microsoft JhengHei" w:eastAsia="Microsoft JhengHei"/>
+          <w:b w:val="0"/>
+        </w:rPr>
+        <w:t>E. 回測月營收改真實公告日 PIT（</w:t>
+      </w:r>
+      <w:r>
+        <w:rPr>
+          <w:rFonts w:ascii="Microsoft JhengHei" w:hAnsi="Microsoft JhengHei" w:eastAsia="Microsoft JhengHei"/>
+          <w:b w:val="0"/>
+          <w:color w:val="8B0000"/>
+          <w:sz w:val="19"/>
+        </w:rPr>
+        <w:t>77e2402</w:t>
+      </w:r>
+      <w:r>
+        <w:rPr>
+          <w:rFonts w:ascii="Microsoft JhengHei" w:hAnsi="Microsoft JhengHei" w:eastAsia="Microsoft JhengHei"/>
+          <w:b w:val="0"/>
+        </w:rPr>
+        <w:t>）</w:t>
+      </w:r>
+    </w:p>
+    <w:p>
+      <w:r>
+        <w:rPr>
+          <w:rFonts w:ascii="Microsoft JhengHei" w:hAnsi="Microsoft JhengHei" w:eastAsia="Microsoft JhengHei"/>
+          <w:b w:val="0"/>
+        </w:rPr>
+        <w:t xml:space="preserve">FinMind 月營收的 </w:t>
+      </w:r>
+      <w:r>
+        <w:rPr>
+          <w:rFonts w:ascii="Consolas" w:hAnsi="Consolas" w:eastAsia="Consolas"/>
+          <w:b w:val="0"/>
+          <w:color w:val="8B0000"/>
+          <w:sz w:val="19"/>
+        </w:rPr>
+        <w:t>date</w:t>
+      </w:r>
+      <w:r>
+        <w:rPr>
+          <w:rFonts w:ascii="Microsoft JhengHei" w:hAnsi="Microsoft JhengHei" w:eastAsia="Microsoft JhengHei"/>
+          <w:b w:val="0"/>
+        </w:rPr>
+        <w:t xml:space="preserve"> 欄＝公告月 1 號，回測在每月 1~10 日觀測時</w:t>
+      </w:r>
+      <w:r>
+        <w:rPr>
+          <w:rFonts w:ascii="Microsoft JhengHei" w:hAnsi="Microsoft JhengHei" w:eastAsia="Microsoft JhengHei"/>
+          <w:b/>
+        </w:rPr>
+        <w:t>有最多 9 天前視</w:t>
+      </w:r>
+      <w:r>
+        <w:t xml:space="preserve"> </w:t>
+      </w:r>
+      <w:r>
+        <w:rPr>
+          <w:rFonts w:ascii="Microsoft JhengHei" w:hAnsi="Microsoft JhengHei" w:eastAsia="Microsoft JhengHei"/>
+          <w:b w:val="0"/>
+        </w:rPr>
+        <w:t>（實際公告日多在 10 日前後）。</w:t>
+      </w:r>
+      <w:r>
+        <w:rPr>
+          <w:rFonts w:ascii="Consolas" w:hAnsi="Consolas" w:eastAsia="Consolas"/>
+          <w:b w:val="0"/>
+          <w:color w:val="8B0000"/>
+          <w:sz w:val="19"/>
+        </w:rPr>
+        <w:t>backtest._pit_revenue</w:t>
+      </w:r>
+      <w:r>
+        <w:rPr>
+          <w:rFonts w:ascii="Microsoft JhengHei" w:hAnsi="Microsoft JhengHei" w:eastAsia="Microsoft JhengHei"/>
+          <w:b w:val="0"/>
+        </w:rPr>
+        <w:t xml:space="preserve"> 改用 TEJ 匯出的</w:t>
+      </w:r>
+      <w:r>
+        <w:rPr>
+          <w:rFonts w:ascii="Microsoft JhengHei" w:hAnsi="Microsoft JhengHei" w:eastAsia="Microsoft JhengHei"/>
+          <w:b/>
+        </w:rPr>
+        <w:t>真實公告日</w:t>
+      </w:r>
+      <w:r>
+        <w:rPr>
+          <w:rFonts w:ascii="Microsoft JhengHei" w:hAnsi="Microsoft JhengHei" w:eastAsia="Microsoft JhengHei"/>
+          <w:b w:val="0"/>
+        </w:rPr>
+        <w:t>對齊，</w:t>
+      </w:r>
+      <w:r>
+        <w:t xml:space="preserve"> </w:t>
+      </w:r>
+      <w:r>
+        <w:rPr>
+          <w:rFonts w:ascii="Microsoft JhengHei" w:hAnsi="Microsoft JhengHei" w:eastAsia="Microsoft JhengHei"/>
+          <w:b w:val="0"/>
+        </w:rPr>
+        <w:t>TEJ 起點（2019-01）之前保留 FinMind 近似。</w:t>
+      </w:r>
+      <w:r>
+        <w:rPr>
+          <w:rFonts w:ascii="Consolas" w:hAnsi="Consolas" w:eastAsia="Consolas"/>
+          <w:b w:val="0"/>
+          <w:color w:val="8B0000"/>
+          <w:sz w:val="19"/>
+        </w:rPr>
+        <w:t>--cycle</w:t>
+      </w:r>
+      <w:r>
+        <w:rPr>
+          <w:rFonts w:ascii="Microsoft JhengHei" w:hAnsi="Microsoft JhengHei" w:eastAsia="Microsoft JhengHei"/>
+          <w:b w:val="0"/>
+        </w:rPr>
+        <w:t xml:space="preserve"> 閘門三段 </w:t>
+      </w:r>
+      <w:r>
+        <w:rPr>
+          <w:rFonts w:ascii="Microsoft JhengHei" w:hAnsi="Microsoft JhengHei" w:eastAsia="Microsoft JhengHei"/>
+          <w:b/>
+        </w:rPr>
+        <w:t>+3.10 / +0.37 / +3.67 全正</w:t>
+      </w:r>
+      <w:r>
+        <w:t xml:space="preserve"> </w:t>
+      </w:r>
+      <w:r>
+        <w:rPr>
+          <w:rFonts w:ascii="Microsoft JhengHei" w:hAnsi="Microsoft JhengHei" w:eastAsia="Microsoft JhengHei"/>
+          <w:b w:val="0"/>
+        </w:rPr>
+        <w:t>且與 v4.5 基準一致——月末觀測的生產配置不受影響，日頻研究從此免疫這個前視。</w:t>
+      </w:r>
+    </w:p>
+    <w:p>
+      <w:pPr>
+        <w:pStyle w:val="Heading3"/>
+      </w:pPr>
+      <w:r>
+        <w:rPr>
+          <w:rFonts w:ascii="Microsoft JhengHei" w:hAnsi="Microsoft JhengHei" w:eastAsia="Microsoft JhengHei"/>
+          <w:b w:val="0"/>
+        </w:rPr>
+        <w:t>F. 驗收與維運現況</w:t>
+      </w:r>
+    </w:p>
+    <w:p>
+      <w:pPr>
+        <w:pStyle w:val="ListBullet"/>
+      </w:pPr>
+      <w:r>
+        <w:rPr>
+          <w:rFonts w:ascii="Microsoft JhengHei" w:hAnsi="Microsoft JhengHei" w:eastAsia="Microsoft JhengHei"/>
+          <w:b/>
+        </w:rPr>
+        <w:t>隱藏排程實跑驗證（7/16）</w:t>
+      </w:r>
+      <w:r>
+        <w:rPr>
+          <w:rFonts w:ascii="Microsoft JhengHei" w:hAnsi="Microsoft JhengHei" w:eastAsia="Microsoft JhengHei"/>
+          <w:b w:val="0"/>
+        </w:rPr>
+        <w:t>：</w:t>
+      </w:r>
+      <w:r>
+        <w:rPr>
+          <w:rFonts w:ascii="Consolas" w:hAnsi="Consolas" w:eastAsia="Consolas"/>
+          <w:b w:val="0"/>
+          <w:color w:val="8B0000"/>
+          <w:sz w:val="19"/>
+        </w:rPr>
+        <w:t>Market_SnapshotCollector</w:t>
+      </w:r>
+      <w:r>
+        <w:rPr>
+          <w:rFonts w:ascii="Microsoft JhengHei" w:hAnsi="Microsoft JhengHei" w:eastAsia="Microsoft JhengHei"/>
+          <w:b w:val="0"/>
+        </w:rPr>
+        <w:t xml:space="preserve"> 17:30 準時觸發，遇 TPEx 本益比端點</w:t>
+      </w:r>
+    </w:p>
+    <w:p>
+      <w:r>
+        <w:rPr>
+          <w:rFonts w:ascii="Microsoft JhengHei" w:hAnsi="Microsoft JhengHei" w:eastAsia="Microsoft JhengHei"/>
+          <w:b w:val="0"/>
+        </w:rPr>
+        <w:t>翻日延遲正確進入 10 分鐘重抓等待；18:11 重啟後一次跑完全鏈（快照 1,951 檔／法人 1,870 檔／</w:t>
+      </w:r>
+      <w:r>
+        <w:t xml:space="preserve"> </w:t>
+      </w:r>
+      <w:r>
+        <w:rPr>
+          <w:rFonts w:ascii="Microsoft JhengHei" w:hAnsi="Microsoft JhengHei" w:eastAsia="Microsoft JhengHei"/>
+          <w:b w:val="0"/>
+        </w:rPr>
+        <w:t>池 918／shortlist 477／digest），exit 0。</w:t>
+      </w:r>
+      <w:r>
+        <w:rPr>
+          <w:rFonts w:ascii="Consolas" w:hAnsi="Consolas" w:eastAsia="Consolas"/>
+          <w:b w:val="0"/>
+          <w:color w:val="8B0000"/>
+          <w:sz w:val="19"/>
+        </w:rPr>
+        <w:t>FinMind_DailyUpdate</w:t>
+      </w:r>
+      <w:r>
+        <w:rPr>
+          <w:rFonts w:ascii="Microsoft JhengHei" w:hAnsi="Microsoft JhengHei" w:eastAsia="Microsoft JhengHei"/>
+          <w:b w:val="0"/>
+        </w:rPr>
+        <w:t xml:space="preserve"> 20:30 在隱藏模式下自然觸發，</w:t>
+      </w:r>
+      <w:r>
+        <w:t xml:space="preserve"> </w:t>
+      </w:r>
+      <w:r>
+        <w:rPr>
+          <w:rFonts w:ascii="Microsoft JhengHei" w:hAnsi="Microsoft JhengHei" w:eastAsia="Microsoft JhengHei"/>
+          <w:b w:val="0"/>
+        </w:rPr>
+        <w:t>增量→scores→上雲全程正常，exit 0。</w:t>
+      </w:r>
+    </w:p>
+    <w:p>
+      <w:pPr>
+        <w:pStyle w:val="ListBullet"/>
+      </w:pPr>
+      <w:r>
+        <w:rPr>
+          <w:rFonts w:ascii="Microsoft JhengHei" w:hAnsi="Microsoft JhengHei" w:eastAsia="Microsoft JhengHei"/>
+          <w:b/>
+        </w:rPr>
+        <w:t>FinMind 額度現況</w:t>
+      </w:r>
+      <w:r>
+        <w:rPr>
+          <w:rFonts w:ascii="Microsoft JhengHei" w:hAnsi="Microsoft JhengHei" w:eastAsia="Microsoft JhengHei"/>
+          <w:b w:val="0"/>
+        </w:rPr>
+        <w:t xml:space="preserve">：單檔深度分析 </w:t>
+      </w:r>
+      <w:r>
+        <w:rPr>
+          <w:rFonts w:ascii="Microsoft JhengHei" w:hAnsi="Microsoft JhengHei" w:eastAsia="Microsoft JhengHei"/>
+          <w:b/>
+        </w:rPr>
+        <w:t>0 API</w:t>
+      </w:r>
+      <w:r>
+        <w:rPr>
+          <w:rFonts w:ascii="Microsoft JhengHei" w:hAnsi="Microsoft JhengHei" w:eastAsia="Microsoft JhengHei"/>
+          <w:b w:val="0"/>
+        </w:rPr>
+        <w:t>；整個程序僅 TAIEX（每程序 1 支）＋產業別</w:t>
+      </w:r>
+    </w:p>
+    <w:p>
+      <w:r>
+        <w:rPr>
+          <w:rFonts w:ascii="Microsoft JhengHei" w:hAnsi="Microsoft JhengHei" w:eastAsia="Microsoft JhengHei"/>
+          <w:b w:val="0"/>
+        </w:rPr>
+        <w:t>（每 30 天 1 支，且有 TEJ 備援）。TEJ 手動匯出僅剩</w:t>
+      </w:r>
+      <w:r>
+        <w:rPr>
+          <w:rFonts w:ascii="Microsoft JhengHei" w:hAnsi="Microsoft JhengHei" w:eastAsia="Microsoft JhengHei"/>
+          <w:b/>
+        </w:rPr>
+        <w:t>每季財報</w:t>
+      </w:r>
+      <w:r>
+        <w:rPr>
+          <w:rFonts w:ascii="Microsoft JhengHei" w:hAnsi="Microsoft JhengHei" w:eastAsia="Microsoft JhengHei"/>
+          <w:b w:val="0"/>
+        </w:rPr>
+        <w:t>一項（月營收已由官方端點接手）。</w:t>
+      </w:r>
+    </w:p>
+    <w:p>
+      <w:pPr>
+        <w:pStyle w:val="ListBullet"/>
+      </w:pPr>
+      <w:r>
+        <w:rPr>
+          <w:rFonts w:ascii="Microsoft JhengHei" w:hAnsi="Microsoft JhengHei" w:eastAsia="Microsoft JhengHei"/>
+          <w:b w:val="0"/>
+        </w:rPr>
+        <w:t>風險備忘：本機路由依賴收集器天天跑；機器連續未開機時新鮮度閘門會自動退回 FinMind，</w:t>
+      </w:r>
+    </w:p>
+    <w:p>
+      <w:r>
+        <w:rPr>
+          <w:rFonts w:ascii="Microsoft JhengHei" w:hAnsi="Microsoft JhengHei" w:eastAsia="Microsoft JhengHei"/>
+          <w:b w:val="0"/>
+        </w:rPr>
+        <w:t>屬設計內行為，回補流程見 §16-G。</w:t>
+      </w:r>
+    </w:p>
+    <w:p>
+      <w:pPr>
+        <w:spacing w:after="120"/>
+        <w:pBdr>
+          <w:bottom w:val="single" w:sz="6" w:space="1" w:color="999999"/>
+        </w:pBdr>
+      </w:pPr>
+    </w:p>
+    <w:p>
+      <w:pPr>
+        <w:pStyle w:val="Heading2"/>
+      </w:pPr>
+      <w:r>
+        <w:rPr>
+          <w:rFonts w:ascii="Microsoft JhengHei" w:hAnsi="Microsoft JhengHei" w:eastAsia="Microsoft JhengHei"/>
+          <w:b w:val="0"/>
+        </w:rPr>
+        <w:t>18. 📈 關鍵指標演進總表</w:t>
       </w:r>
     </w:p>
     <w:tbl>
@@ -25571,7 +27100,7 @@
           <w:rFonts w:ascii="Microsoft JhengHei" w:hAnsi="Microsoft JhengHei" w:eastAsia="Microsoft JhengHei"/>
           <w:b w:val="0"/>
         </w:rPr>
-        <w:t>18. 🔮 未來優化藍圖 (Next Steps)</w:t>
+        <w:t>19. 🔮 未來優化藍圖 (Next Steps)</w:t>
       </w:r>
     </w:p>
     <w:p>
@@ -26521,7 +28050,7 @@
           <w:rFonts w:ascii="Microsoft JhengHei" w:hAnsi="Microsoft JhengHei" w:eastAsia="Microsoft JhengHei"/>
           <w:b w:val="0"/>
         </w:rPr>
-        <w:t>19. 🧰 附錄：使用指南、調參入口與檔案地圖</w:t>
+        <w:t>20. 🧰 附錄：使用指南、調參入口與檔案地圖</w:t>
       </w:r>
     </w:p>
     <w:p>

--- a/docs/開發日誌_DevLog.docx
+++ b/docs/開發日誌_DevLog.docx
@@ -1152,6 +1152,19 @@
           <w:color w:val="1F4E79"/>
         </w:rPr>
         <w:t>去FinMind化 — 單檔分析 API 10→0 與回測月營收真實公告日 PIT</w:t>
+      </w:r>
+    </w:p>
+    <w:p>
+      <w:pPr>
+        <w:pStyle w:val="ListNumber"/>
+      </w:pPr>
+      <w:r>
+        <w:rPr>
+          <w:rFonts w:ascii="Microsoft JhengHei" w:hAnsi="Microsoft JhengHei" w:eastAsia="Microsoft JhengHei"/>
+          <w:b w:val="0"/>
+          <w:color w:val="1F4E79"/>
+        </w:rPr>
+        <w:t>2026-07-17 研究筆記 — 20日短線動能濾網實驗：因子歸因、兩階段選股、正式閘門複驗（未採用）</w:t>
       </w:r>
     </w:p>
     <w:p>
@@ -26000,7 +26013,1742 @@
           <w:rFonts w:ascii="Microsoft JhengHei" w:hAnsi="Microsoft JhengHei" w:eastAsia="Microsoft JhengHei"/>
           <w:b w:val="0"/>
         </w:rPr>
-        <w:t>18. 📈 關鍵指標演進總表</w:t>
+        <w:t>18. 🔬 2026-07-17 研究筆記 — 20日短線動能濾網實驗：因子歸因、兩階段選股、正式閘門複驗（未採用）</w:t>
+      </w:r>
+    </w:p>
+    <w:p>
+      <w:r>
+        <w:rPr>
+          <w:rFonts w:ascii="Microsoft JhengHei" w:hAnsi="Microsoft JhengHei" w:eastAsia="Microsoft JhengHei"/>
+          <w:b w:val="0"/>
+        </w:rPr>
+        <w:t>使用者提出「以 20 日為短線操作週期，選股策略該怎麼調整」，因此做了一輪針對 20 日持有窗口的</w:t>
+      </w:r>
+      <w:r>
+        <w:t xml:space="preserve"> </w:t>
+      </w:r>
+      <w:r>
+        <w:rPr>
+          <w:rFonts w:ascii="Microsoft JhengHei" w:hAnsi="Microsoft JhengHei" w:eastAsia="Microsoft JhengHei"/>
+          <w:b w:val="0"/>
+        </w:rPr>
+        <w:t>因子拆解與選股機制實驗。全程 0 API（本機快取），皆為</w:t>
+      </w:r>
+      <w:r>
+        <w:rPr>
+          <w:rFonts w:ascii="Microsoft JhengHei" w:hAnsi="Microsoft JhengHei" w:eastAsia="Microsoft JhengHei"/>
+          <w:b/>
+        </w:rPr>
+        <w:t>手刻 scratch 腳本驗證，未寫入任何正式模組</w:t>
+      </w:r>
+      <w:r>
+        <w:rPr>
+          <w:rFonts w:ascii="Microsoft JhengHei" w:hAnsi="Microsoft JhengHei" w:eastAsia="Microsoft JhengHei"/>
+          <w:b w:val="0"/>
+        </w:rPr>
+        <w:t>——</w:t>
+      </w:r>
+      <w:r>
+        <w:t xml:space="preserve"> </w:t>
+      </w:r>
+      <w:r>
+        <w:rPr>
+          <w:rFonts w:ascii="Consolas" w:hAnsi="Consolas" w:eastAsia="Consolas"/>
+          <w:b w:val="0"/>
+          <w:color w:val="8B0000"/>
+          <w:sz w:val="19"/>
+        </w:rPr>
+        <w:t>core/scoring_manager.py</w:t>
+      </w:r>
+      <w:r>
+        <w:rPr>
+          <w:rFonts w:ascii="Microsoft JhengHei" w:hAnsi="Microsoft JhengHei" w:eastAsia="Microsoft JhengHei"/>
+          <w:b w:val="0"/>
+        </w:rPr>
+        <w:t>、</w:t>
+      </w:r>
+      <w:r>
+        <w:rPr>
+          <w:rFonts w:ascii="Consolas" w:hAnsi="Consolas" w:eastAsia="Consolas"/>
+          <w:b w:val="0"/>
+          <w:color w:val="8B0000"/>
+          <w:sz w:val="19"/>
+        </w:rPr>
+        <w:t>core/backtest.py</w:t>
+      </w:r>
+      <w:r>
+        <w:rPr>
+          <w:rFonts w:ascii="Microsoft JhengHei" w:hAnsi="Microsoft JhengHei" w:eastAsia="Microsoft JhengHei"/>
+          <w:b w:val="0"/>
+        </w:rPr>
+        <w:t xml:space="preserve"> 皆無異動。</w:t>
+      </w:r>
+    </w:p>
+    <w:p>
+      <w:pPr>
+        <w:pStyle w:val="Heading3"/>
+      </w:pPr>
+      <w:r>
+        <w:rPr>
+          <w:rFonts w:ascii="Microsoft JhengHei" w:hAnsi="Microsoft JhengHei" w:eastAsia="Microsoft JhengHei"/>
+          <w:b w:val="0"/>
+        </w:rPr>
+        <w:t>A. 20 日窗口五維因子歸因（</w:t>
+      </w:r>
+      <w:r>
+        <w:rPr>
+          <w:rFonts w:ascii="Microsoft JhengHei" w:hAnsi="Microsoft JhengHei" w:eastAsia="Microsoft JhengHei"/>
+          <w:b w:val="0"/>
+          <w:color w:val="8B0000"/>
+          <w:sz w:val="19"/>
+        </w:rPr>
+        <w:t>--attribution</w:t>
+      </w:r>
+      <w:r>
+        <w:rPr>
+          <w:rFonts w:ascii="Microsoft JhengHei" w:hAnsi="Microsoft JhengHei" w:eastAsia="Microsoft JhengHei"/>
+          <w:b w:val="0"/>
+        </w:rPr>
+        <w:t>，477 檔全市場粗篩池）</w:t>
+      </w:r>
+    </w:p>
+    <w:p>
+      <w:r>
+        <w:rPr>
+          <w:rFonts w:ascii="Microsoft JhengHei" w:hAnsi="Microsoft JhengHei" w:eastAsia="Microsoft JhengHei"/>
+          <w:b w:val="0"/>
+        </w:rPr>
+        <w:t xml:space="preserve">在 </w:t>
+      </w:r>
+      <w:r>
+        <w:rPr>
+          <w:rFonts w:ascii="Consolas" w:hAnsi="Consolas" w:eastAsia="Consolas"/>
+          <w:b w:val="0"/>
+          <w:color w:val="8B0000"/>
+          <w:sz w:val="19"/>
+        </w:rPr>
+        <w:t>holding_days=20</w:t>
+      </w:r>
+      <w:r>
+        <w:rPr>
+          <w:rFonts w:ascii="Microsoft JhengHei" w:hAnsi="Microsoft JhengHei" w:eastAsia="Microsoft JhengHei"/>
+          <w:b w:val="0"/>
+        </w:rPr>
+        <w:t>（</w:t>
+      </w:r>
+      <w:r>
+        <w:rPr>
+          <w:rFonts w:ascii="Consolas" w:hAnsi="Consolas" w:eastAsia="Consolas"/>
+          <w:b w:val="0"/>
+          <w:color w:val="8B0000"/>
+          <w:sz w:val="19"/>
+        </w:rPr>
+        <w:t>--attribution</w:t>
+      </w:r>
+      <w:r>
+        <w:rPr>
+          <w:rFonts w:ascii="Microsoft JhengHei" w:hAnsi="Microsoft JhengHei" w:eastAsia="Microsoft JhengHei"/>
+          <w:b w:val="0"/>
+        </w:rPr>
+        <w:t xml:space="preserve"> 預設值，與全專案 20 日持有慣例一致）下重跑五維歸因：</w:t>
+      </w:r>
+    </w:p>
+    <w:tbl>
+      <w:tblPr>
+        <w:tblStyle w:val="TableGrid"/>
+        <w:tblW w:type="auto" w:w="0"/>
+        <w:tblLook w:firstColumn="1" w:firstRow="1" w:lastColumn="0" w:lastRow="0" w:noHBand="0" w:noVBand="1" w:val="04A0"/>
+      </w:tblPr>
+      <w:tblGrid>
+        <w:gridCol w:w="1440"/>
+        <w:gridCol w:w="1440"/>
+        <w:gridCol w:w="1440"/>
+        <w:gridCol w:w="1440"/>
+        <w:gridCol w:w="1440"/>
+        <w:gridCol w:w="1440"/>
+      </w:tblGrid>
+      <w:tr>
+        <w:tc>
+          <w:tcPr>
+            <w:tcW w:type="dxa" w:w="1440"/>
+          </w:tcPr>
+          <w:p>
+            <w:r>
+              <w:rPr>
+                <w:b/>
+              </w:rPr>
+            </w:r>
+            <w:r>
+              <w:rPr>
+                <w:rFonts w:ascii="Microsoft JhengHei" w:hAnsi="Microsoft JhengHei" w:eastAsia="Microsoft JhengHei"/>
+                <w:b/>
+                <w:sz w:val="19"/>
+              </w:rPr>
+              <w:t>維度</w:t>
+            </w:r>
+          </w:p>
+        </w:tc>
+        <w:tc>
+          <w:tcPr>
+            <w:tcW w:type="dxa" w:w="1440"/>
+          </w:tcPr>
+          <w:p>
+            <w:r>
+              <w:rPr>
+                <w:b/>
+              </w:rPr>
+            </w:r>
+            <w:r>
+              <w:rPr>
+                <w:rFonts w:ascii="Microsoft JhengHei" w:hAnsi="Microsoft JhengHei" w:eastAsia="Microsoft JhengHei"/>
+                <w:b/>
+                <w:sz w:val="19"/>
+              </w:rPr>
+              <w:t>現行權重</w:t>
+            </w:r>
+          </w:p>
+        </w:tc>
+        <w:tc>
+          <w:tcPr>
+            <w:tcW w:type="dxa" w:w="1440"/>
+          </w:tcPr>
+          <w:p>
+            <w:r>
+              <w:rPr>
+                <w:b/>
+              </w:rPr>
+            </w:r>
+            <w:r>
+              <w:rPr>
+                <w:rFonts w:ascii="Microsoft JhengHei" w:hAnsi="Microsoft JhengHei" w:eastAsia="Microsoft JhengHei"/>
+                <w:b/>
+                <w:sz w:val="19"/>
+              </w:rPr>
+              <w:t>Rank IC</w:t>
+            </w:r>
+          </w:p>
+        </w:tc>
+        <w:tc>
+          <w:tcPr>
+            <w:tcW w:type="dxa" w:w="1440"/>
+          </w:tcPr>
+          <w:p>
+            <w:r>
+              <w:rPr>
+                <w:b/>
+              </w:rPr>
+            </w:r>
+            <w:r>
+              <w:rPr>
+                <w:rFonts w:ascii="Microsoft JhengHei" w:hAnsi="Microsoft JhengHei" w:eastAsia="Microsoft JhengHei"/>
+                <w:b/>
+                <w:sz w:val="19"/>
+              </w:rPr>
+              <w:t>單因子多空</w:t>
+            </w:r>
+          </w:p>
+        </w:tc>
+        <w:tc>
+          <w:tcPr>
+            <w:tcW w:type="dxa" w:w="1440"/>
+          </w:tcPr>
+          <w:p>
+            <w:r>
+              <w:rPr>
+                <w:b/>
+              </w:rPr>
+            </w:r>
+            <w:r>
+              <w:rPr>
+                <w:rFonts w:ascii="Microsoft JhengHei" w:hAnsi="Microsoft JhengHei" w:eastAsia="Microsoft JhengHei"/>
+                <w:b/>
+                <w:sz w:val="19"/>
+              </w:rPr>
+              <w:t>留一邊際貢獻</w:t>
+            </w:r>
+          </w:p>
+        </w:tc>
+        <w:tc>
+          <w:tcPr>
+            <w:tcW w:type="dxa" w:w="1440"/>
+          </w:tcPr>
+          <w:p>
+            <w:r>
+              <w:rPr>
+                <w:b/>
+              </w:rPr>
+            </w:r>
+            <w:r>
+              <w:rPr>
+                <w:rFonts w:ascii="Microsoft JhengHei" w:hAnsi="Microsoft JhengHei" w:eastAsia="Microsoft JhengHei"/>
+                <w:b/>
+                <w:sz w:val="19"/>
+              </w:rPr>
+              <w:t>判定</w:t>
+            </w:r>
+          </w:p>
+        </w:tc>
+      </w:tr>
+      <w:tr>
+        <w:tc>
+          <w:tcPr>
+            <w:tcW w:type="dxa" w:w="1440"/>
+          </w:tcPr>
+          <w:p>
+            <w:r/>
+            <w:r>
+              <w:rPr>
+                <w:rFonts w:ascii="Microsoft JhengHei" w:hAnsi="Microsoft JhengHei" w:eastAsia="Microsoft JhengHei"/>
+                <w:b w:val="0"/>
+                <w:sz w:val="19"/>
+              </w:rPr>
+              <w:t>動能面</w:t>
+            </w:r>
+          </w:p>
+        </w:tc>
+        <w:tc>
+          <w:tcPr>
+            <w:tcW w:type="dxa" w:w="1440"/>
+          </w:tcPr>
+          <w:p>
+            <w:r/>
+            <w:r>
+              <w:rPr>
+                <w:rFonts w:ascii="Microsoft JhengHei" w:hAnsi="Microsoft JhengHei" w:eastAsia="Microsoft JhengHei"/>
+                <w:b w:val="0"/>
+                <w:sz w:val="19"/>
+              </w:rPr>
+              <w:t>27%</w:t>
+            </w:r>
+          </w:p>
+        </w:tc>
+        <w:tc>
+          <w:tcPr>
+            <w:tcW w:type="dxa" w:w="1440"/>
+          </w:tcPr>
+          <w:p>
+            <w:r/>
+            <w:r>
+              <w:rPr>
+                <w:rFonts w:ascii="Microsoft JhengHei" w:hAnsi="Microsoft JhengHei" w:eastAsia="Microsoft JhengHei"/>
+                <w:b/>
+                <w:sz w:val="19"/>
+              </w:rPr>
+              <w:t>+0.085</w:t>
+            </w:r>
+            <w:r>
+              <w:rPr>
+                <w:rFonts w:ascii="Microsoft JhengHei" w:hAnsi="Microsoft JhengHei" w:eastAsia="Microsoft JhengHei"/>
+                <w:b w:val="0"/>
+                <w:sz w:val="19"/>
+              </w:rPr>
+              <w:t>（全表最強）</w:t>
+            </w:r>
+          </w:p>
+        </w:tc>
+        <w:tc>
+          <w:tcPr>
+            <w:tcW w:type="dxa" w:w="1440"/>
+          </w:tcPr>
+          <w:p>
+            <w:r/>
+            <w:r>
+              <w:rPr>
+                <w:rFonts w:ascii="Microsoft JhengHei" w:hAnsi="Microsoft JhengHei" w:eastAsia="Microsoft JhengHei"/>
+                <w:b w:val="0"/>
+                <w:sz w:val="19"/>
+              </w:rPr>
+              <w:t>+1.34%</w:t>
+            </w:r>
+          </w:p>
+        </w:tc>
+        <w:tc>
+          <w:tcPr>
+            <w:tcW w:type="dxa" w:w="1440"/>
+          </w:tcPr>
+          <w:p>
+            <w:r/>
+            <w:r>
+              <w:rPr>
+                <w:rFonts w:ascii="Microsoft JhengHei" w:hAnsi="Microsoft JhengHei" w:eastAsia="Microsoft JhengHei"/>
+                <w:b/>
+                <w:sz w:val="19"/>
+              </w:rPr>
+              <w:t>+0.46%（唯一正值）</w:t>
+            </w:r>
+          </w:p>
+        </w:tc>
+        <w:tc>
+          <w:tcPr>
+            <w:tcW w:type="dxa" w:w="1440"/>
+          </w:tcPr>
+          <w:p>
+            <w:r/>
+            <w:r>
+              <w:rPr>
+                <w:rFonts w:ascii="Microsoft JhengHei" w:hAnsi="Microsoft JhengHei" w:eastAsia="Microsoft JhengHei"/>
+                <w:b w:val="0"/>
+                <w:sz w:val="19"/>
+              </w:rPr>
+              <w:t>✅ 真正加分</w:t>
+            </w:r>
+          </w:p>
+        </w:tc>
+      </w:tr>
+      <w:tr>
+        <w:tc>
+          <w:tcPr>
+            <w:tcW w:type="dxa" w:w="1440"/>
+          </w:tcPr>
+          <w:p>
+            <w:r/>
+            <w:r>
+              <w:rPr>
+                <w:rFonts w:ascii="Microsoft JhengHei" w:hAnsi="Microsoft JhengHei" w:eastAsia="Microsoft JhengHei"/>
+                <w:b w:val="0"/>
+                <w:sz w:val="19"/>
+              </w:rPr>
+              <w:t>基本面</w:t>
+            </w:r>
+          </w:p>
+        </w:tc>
+        <w:tc>
+          <w:tcPr>
+            <w:tcW w:type="dxa" w:w="1440"/>
+          </w:tcPr>
+          <w:p>
+            <w:r/>
+            <w:r>
+              <w:rPr>
+                <w:rFonts w:ascii="Microsoft JhengHei" w:hAnsi="Microsoft JhengHei" w:eastAsia="Microsoft JhengHei"/>
+                <w:b w:val="0"/>
+                <w:sz w:val="19"/>
+              </w:rPr>
+              <w:t>31%</w:t>
+            </w:r>
+          </w:p>
+        </w:tc>
+        <w:tc>
+          <w:tcPr>
+            <w:tcW w:type="dxa" w:w="1440"/>
+          </w:tcPr>
+          <w:p>
+            <w:r/>
+            <w:r>
+              <w:rPr>
+                <w:rFonts w:ascii="Microsoft JhengHei" w:hAnsi="Microsoft JhengHei" w:eastAsia="Microsoft JhengHei"/>
+                <w:b w:val="0"/>
+                <w:sz w:val="19"/>
+              </w:rPr>
+              <w:t>+0.049</w:t>
+            </w:r>
+          </w:p>
+        </w:tc>
+        <w:tc>
+          <w:tcPr>
+            <w:tcW w:type="dxa" w:w="1440"/>
+          </w:tcPr>
+          <w:p>
+            <w:r/>
+            <w:r>
+              <w:rPr>
+                <w:rFonts w:ascii="Microsoft JhengHei" w:hAnsi="Microsoft JhengHei" w:eastAsia="Microsoft JhengHei"/>
+                <w:b w:val="0"/>
+                <w:sz w:val="19"/>
+              </w:rPr>
+              <w:t>+1.64%</w:t>
+            </w:r>
+          </w:p>
+        </w:tc>
+        <w:tc>
+          <w:tcPr>
+            <w:tcW w:type="dxa" w:w="1440"/>
+          </w:tcPr>
+          <w:p>
+            <w:r/>
+            <w:r>
+              <w:rPr>
+                <w:rFonts w:ascii="Microsoft JhengHei" w:hAnsi="Microsoft JhengHei" w:eastAsia="Microsoft JhengHei"/>
+                <w:b w:val="0"/>
+                <w:sz w:val="19"/>
+              </w:rPr>
+              <w:t>−0.24%</w:t>
+            </w:r>
+          </w:p>
+        </w:tc>
+        <w:tc>
+          <w:tcPr>
+            <w:tcW w:type="dxa" w:w="1440"/>
+          </w:tcPr>
+          <w:p>
+            <w:r/>
+            <w:r>
+              <w:rPr>
+                <w:rFonts w:ascii="Microsoft JhengHei" w:hAnsi="Microsoft JhengHei" w:eastAsia="Microsoft JhengHei"/>
+                <w:b w:val="0"/>
+                <w:sz w:val="19"/>
+              </w:rPr>
+              <w:t>✅ 有效但冗餘</w:t>
+            </w:r>
+          </w:p>
+        </w:tc>
+      </w:tr>
+      <w:tr>
+        <w:tc>
+          <w:tcPr>
+            <w:tcW w:type="dxa" w:w="1440"/>
+          </w:tcPr>
+          <w:p>
+            <w:r/>
+            <w:r>
+              <w:rPr>
+                <w:rFonts w:ascii="Microsoft JhengHei" w:hAnsi="Microsoft JhengHei" w:eastAsia="Microsoft JhengHei"/>
+                <w:b w:val="0"/>
+                <w:sz w:val="19"/>
+              </w:rPr>
+              <w:t>技術面</w:t>
+            </w:r>
+          </w:p>
+        </w:tc>
+        <w:tc>
+          <w:tcPr>
+            <w:tcW w:type="dxa" w:w="1440"/>
+          </w:tcPr>
+          <w:p>
+            <w:r/>
+            <w:r>
+              <w:rPr>
+                <w:rFonts w:ascii="Microsoft JhengHei" w:hAnsi="Microsoft JhengHei" w:eastAsia="Microsoft JhengHei"/>
+                <w:b w:val="0"/>
+                <w:sz w:val="19"/>
+              </w:rPr>
+              <w:t>19%</w:t>
+            </w:r>
+          </w:p>
+        </w:tc>
+        <w:tc>
+          <w:tcPr>
+            <w:tcW w:type="dxa" w:w="1440"/>
+          </w:tcPr>
+          <w:p>
+            <w:r/>
+            <w:r>
+              <w:rPr>
+                <w:rFonts w:ascii="Microsoft JhengHei" w:hAnsi="Microsoft JhengHei" w:eastAsia="Microsoft JhengHei"/>
+                <w:b w:val="0"/>
+                <w:sz w:val="19"/>
+              </w:rPr>
+              <w:t>+0.021</w:t>
+            </w:r>
+          </w:p>
+        </w:tc>
+        <w:tc>
+          <w:tcPr>
+            <w:tcW w:type="dxa" w:w="1440"/>
+          </w:tcPr>
+          <w:p>
+            <w:r/>
+            <w:r>
+              <w:rPr>
+                <w:rFonts w:ascii="Microsoft JhengHei" w:hAnsi="Microsoft JhengHei" w:eastAsia="Microsoft JhengHei"/>
+                <w:b w:val="0"/>
+                <w:sz w:val="19"/>
+              </w:rPr>
+              <w:t>+0.08%</w:t>
+            </w:r>
+          </w:p>
+        </w:tc>
+        <w:tc>
+          <w:tcPr>
+            <w:tcW w:type="dxa" w:w="1440"/>
+          </w:tcPr>
+          <w:p>
+            <w:r/>
+            <w:r>
+              <w:rPr>
+                <w:rFonts w:ascii="Microsoft JhengHei" w:hAnsi="Microsoft JhengHei" w:eastAsia="Microsoft JhengHei"/>
+                <w:b w:val="0"/>
+                <w:sz w:val="19"/>
+              </w:rPr>
+              <w:t>−0.80%（全表最負）</w:t>
+            </w:r>
+          </w:p>
+        </w:tc>
+        <w:tc>
+          <w:tcPr>
+            <w:tcW w:type="dxa" w:w="1440"/>
+          </w:tcPr>
+          <w:p>
+            <w:r/>
+            <w:r>
+              <w:rPr>
+                <w:rFonts w:ascii="Microsoft JhengHei" w:hAnsi="Microsoft JhengHei" w:eastAsia="Microsoft JhengHei"/>
+                <w:b w:val="0"/>
+                <w:sz w:val="19"/>
+              </w:rPr>
+              <w:t>冗餘最重</w:t>
+            </w:r>
+          </w:p>
+        </w:tc>
+      </w:tr>
+      <w:tr>
+        <w:tc>
+          <w:tcPr>
+            <w:tcW w:type="dxa" w:w="1440"/>
+          </w:tcPr>
+          <w:p>
+            <w:r/>
+            <w:r>
+              <w:rPr>
+                <w:rFonts w:ascii="Microsoft JhengHei" w:hAnsi="Microsoft JhengHei" w:eastAsia="Microsoft JhengHei"/>
+                <w:b w:val="0"/>
+                <w:sz w:val="19"/>
+              </w:rPr>
+              <w:t>估值面</w:t>
+            </w:r>
+          </w:p>
+        </w:tc>
+        <w:tc>
+          <w:tcPr>
+            <w:tcW w:type="dxa" w:w="1440"/>
+          </w:tcPr>
+          <w:p>
+            <w:r/>
+            <w:r>
+              <w:rPr>
+                <w:rFonts w:ascii="Microsoft JhengHei" w:hAnsi="Microsoft JhengHei" w:eastAsia="Microsoft JhengHei"/>
+                <w:b w:val="0"/>
+                <w:sz w:val="19"/>
+              </w:rPr>
+              <w:t>8%</w:t>
+            </w:r>
+          </w:p>
+        </w:tc>
+        <w:tc>
+          <w:tcPr>
+            <w:tcW w:type="dxa" w:w="1440"/>
+          </w:tcPr>
+          <w:p>
+            <w:r/>
+            <w:r>
+              <w:rPr>
+                <w:rFonts w:ascii="Microsoft JhengHei" w:hAnsi="Microsoft JhengHei" w:eastAsia="Microsoft JhengHei"/>
+                <w:b w:val="0"/>
+                <w:sz w:val="19"/>
+              </w:rPr>
+              <w:t>+0.059</w:t>
+            </w:r>
+          </w:p>
+        </w:tc>
+        <w:tc>
+          <w:tcPr>
+            <w:tcW w:type="dxa" w:w="1440"/>
+          </w:tcPr>
+          <w:p>
+            <w:r/>
+            <w:r>
+              <w:rPr>
+                <w:rFonts w:ascii="Microsoft JhengHei" w:hAnsi="Microsoft JhengHei" w:eastAsia="Microsoft JhengHei"/>
+                <w:b/>
+                <w:sz w:val="19"/>
+              </w:rPr>
+              <w:t>−0.07%</w:t>
+            </w:r>
+            <w:r>
+              <w:rPr>
+                <w:rFonts w:ascii="Microsoft JhengHei" w:hAnsi="Microsoft JhengHei" w:eastAsia="Microsoft JhengHei"/>
+                <w:b w:val="0"/>
+                <w:sz w:val="19"/>
+              </w:rPr>
+              <w:t>（方向矛盾）</w:t>
+            </w:r>
+          </w:p>
+        </w:tc>
+        <w:tc>
+          <w:tcPr>
+            <w:tcW w:type="dxa" w:w="1440"/>
+          </w:tcPr>
+          <w:p>
+            <w:r/>
+            <w:r>
+              <w:rPr>
+                <w:rFonts w:ascii="Microsoft JhengHei" w:hAnsi="Microsoft JhengHei" w:eastAsia="Microsoft JhengHei"/>
+                <w:b w:val="0"/>
+                <w:sz w:val="19"/>
+              </w:rPr>
+              <w:t>−0.18%</w:t>
+            </w:r>
+          </w:p>
+        </w:tc>
+        <w:tc>
+          <w:tcPr>
+            <w:tcW w:type="dxa" w:w="1440"/>
+          </w:tcPr>
+          <w:p>
+            <w:r/>
+            <w:r>
+              <w:rPr>
+                <w:rFonts w:ascii="Microsoft JhengHei" w:hAnsi="Microsoft JhengHei" w:eastAsia="Microsoft JhengHei"/>
+                <w:b w:val="0"/>
+                <w:sz w:val="19"/>
+              </w:rPr>
+              <w:t>❌ 反向/無效</w:t>
+            </w:r>
+          </w:p>
+        </w:tc>
+      </w:tr>
+      <w:tr>
+        <w:tc>
+          <w:tcPr>
+            <w:tcW w:type="dxa" w:w="1440"/>
+          </w:tcPr>
+          <w:p>
+            <w:r/>
+            <w:r>
+              <w:rPr>
+                <w:rFonts w:ascii="Microsoft JhengHei" w:hAnsi="Microsoft JhengHei" w:eastAsia="Microsoft JhengHei"/>
+                <w:b w:val="0"/>
+                <w:sz w:val="19"/>
+              </w:rPr>
+              <w:t>籌碼面</w:t>
+            </w:r>
+          </w:p>
+        </w:tc>
+        <w:tc>
+          <w:tcPr>
+            <w:tcW w:type="dxa" w:w="1440"/>
+          </w:tcPr>
+          <w:p>
+            <w:r/>
+            <w:r>
+              <w:rPr>
+                <w:rFonts w:ascii="Microsoft JhengHei" w:hAnsi="Microsoft JhengHei" w:eastAsia="Microsoft JhengHei"/>
+                <w:b w:val="0"/>
+                <w:sz w:val="19"/>
+              </w:rPr>
+              <w:t>15%</w:t>
+            </w:r>
+          </w:p>
+        </w:tc>
+        <w:tc>
+          <w:tcPr>
+            <w:tcW w:type="dxa" w:w="1440"/>
+          </w:tcPr>
+          <w:p>
+            <w:r/>
+            <w:r>
+              <w:rPr>
+                <w:rFonts w:ascii="Microsoft JhengHei" w:hAnsi="Microsoft JhengHei" w:eastAsia="Microsoft JhengHei"/>
+                <w:b w:val="0"/>
+                <w:sz w:val="19"/>
+              </w:rPr>
+              <w:t>+0.024</w:t>
+            </w:r>
+          </w:p>
+        </w:tc>
+        <w:tc>
+          <w:tcPr>
+            <w:tcW w:type="dxa" w:w="1440"/>
+          </w:tcPr>
+          <w:p>
+            <w:r/>
+            <w:r>
+              <w:rPr>
+                <w:rFonts w:ascii="Microsoft JhengHei" w:hAnsi="Microsoft JhengHei" w:eastAsia="Microsoft JhengHei"/>
+                <w:b/>
+                <w:sz w:val="19"/>
+              </w:rPr>
+              <w:t>−0.04%</w:t>
+            </w:r>
+            <w:r>
+              <w:rPr>
+                <w:rFonts w:ascii="Microsoft JhengHei" w:hAnsi="Microsoft JhengHei" w:eastAsia="Microsoft JhengHei"/>
+                <w:b w:val="0"/>
+                <w:sz w:val="19"/>
+              </w:rPr>
+              <w:t>（負）</w:t>
+            </w:r>
+          </w:p>
+        </w:tc>
+        <w:tc>
+          <w:tcPr>
+            <w:tcW w:type="dxa" w:w="1440"/>
+          </w:tcPr>
+          <w:p>
+            <w:r/>
+            <w:r>
+              <w:rPr>
+                <w:rFonts w:ascii="Microsoft JhengHei" w:hAnsi="Microsoft JhengHei" w:eastAsia="Microsoft JhengHei"/>
+                <w:b w:val="0"/>
+                <w:sz w:val="19"/>
+              </w:rPr>
+              <w:t>−0.27%</w:t>
+            </w:r>
+          </w:p>
+        </w:tc>
+        <w:tc>
+          <w:tcPr>
+            <w:tcW w:type="dxa" w:w="1440"/>
+          </w:tcPr>
+          <w:p>
+            <w:r/>
+            <w:r>
+              <w:rPr>
+                <w:rFonts w:ascii="Microsoft JhengHei" w:hAnsi="Microsoft JhengHei" w:eastAsia="Microsoft JhengHei"/>
+                <w:b w:val="0"/>
+                <w:sz w:val="19"/>
+              </w:rPr>
+              <w:t>❌ 反向/無效</w:t>
+            </w:r>
+          </w:p>
+        </w:tc>
+      </w:tr>
+    </w:tbl>
+    <w:p/>
+    <w:p>
+      <w:r>
+        <w:rPr>
+          <w:rFonts w:ascii="Microsoft JhengHei" w:hAnsi="Microsoft JhengHei" w:eastAsia="Microsoft JhengHei"/>
+          <w:b/>
+        </w:rPr>
+        <w:t>動能面是 20 日窗口下唯一「拿掉會變差」的維度</w:t>
+      </w:r>
+      <w:r>
+        <w:rPr>
+          <w:rFonts w:ascii="Microsoft JhengHei" w:hAnsi="Microsoft JhengHei" w:eastAsia="Microsoft JhengHei"/>
+          <w:b w:val="0"/>
+        </w:rPr>
+        <w:t>；籌碼面（法人/主力）在這個短窗口下訊號失效，</w:t>
+      </w:r>
+      <w:r>
+        <w:t xml:space="preserve"> </w:t>
+      </w:r>
+      <w:r>
+        <w:rPr>
+          <w:rFonts w:ascii="Microsoft JhengHei" w:hAnsi="Microsoft JhengHei" w:eastAsia="Microsoft JhengHei"/>
+          <w:b w:val="0"/>
+        </w:rPr>
+        <w:t>與「籌碼是短線指標」的直覺相反——推測現行籌碼因子設計對 20 日窗口而言訊號滯後。</w:t>
+      </w:r>
+    </w:p>
+    <w:p>
+      <w:pPr>
+        <w:pStyle w:val="Heading3"/>
+      </w:pPr>
+      <w:r>
+        <w:rPr>
+          <w:rFonts w:ascii="Microsoft JhengHei" w:hAnsi="Microsoft JhengHei" w:eastAsia="Microsoft JhengHei"/>
+          <w:b w:val="0"/>
+        </w:rPr>
+        <w:t>B. 全域權重加重動能實驗（</w:t>
+      </w:r>
+      <w:r>
+        <w:rPr>
+          <w:rFonts w:ascii="Microsoft JhengHei" w:hAnsi="Microsoft JhengHei" w:eastAsia="Microsoft JhengHei"/>
+          <w:b w:val="0"/>
+          <w:color w:val="8B0000"/>
+          <w:sz w:val="19"/>
+        </w:rPr>
+        <w:t>momentum_20d</w:t>
+      </w:r>
+      <w:r>
+        <w:rPr>
+          <w:rFonts w:ascii="Microsoft JhengHei" w:hAnsi="Microsoft JhengHei" w:eastAsia="Microsoft JhengHei"/>
+          <w:b w:val="0"/>
+        </w:rPr>
+        <w:t>，未採用）</w:t>
+      </w:r>
+    </w:p>
+    <w:p>
+      <w:r>
+        <w:rPr>
+          <w:rFonts w:ascii="Microsoft JhengHei" w:hAnsi="Microsoft JhengHei" w:eastAsia="Microsoft JhengHei"/>
+          <w:b w:val="0"/>
+        </w:rPr>
+        <w:t>依 A 的歸因結果試探性調整 composite_weights（動能 0.27→0.55、估值 0.08→0.03、籌碼 0.15→0.10、</w:t>
+      </w:r>
+      <w:r>
+        <w:t xml:space="preserve"> </w:t>
+      </w:r>
+      <w:r>
+        <w:rPr>
+          <w:rFonts w:ascii="Microsoft JhengHei" w:hAnsi="Microsoft JhengHei" w:eastAsia="Microsoft JhengHei"/>
+          <w:b w:val="0"/>
+        </w:rPr>
+        <w:t xml:space="preserve">技術 0.19→0.12、基本面 0.31→0.20），跑 </w:t>
+      </w:r>
+      <w:r>
+        <w:rPr>
+          <w:rFonts w:ascii="Consolas" w:hAnsi="Consolas" w:eastAsia="Consolas"/>
+          <w:b w:val="0"/>
+          <w:color w:val="8B0000"/>
+          <w:sz w:val="19"/>
+        </w:rPr>
+        <w:t>--cycle</w:t>
+      </w:r>
+      <w:r>
+        <w:rPr>
+          <w:rFonts w:ascii="Microsoft JhengHei" w:hAnsi="Microsoft JhengHei" w:eastAsia="Microsoft JhengHei"/>
+          <w:b w:val="0"/>
+        </w:rPr>
+        <w:t xml:space="preserve"> 三週期（477 檔池）：</w:t>
+      </w:r>
+    </w:p>
+    <w:tbl>
+      <w:tblPr>
+        <w:tblStyle w:val="TableGrid"/>
+        <w:tblW w:type="auto" w:w="0"/>
+        <w:tblLook w:firstColumn="1" w:firstRow="1" w:lastColumn="0" w:lastRow="0" w:noHBand="0" w:noVBand="1" w:val="04A0"/>
+      </w:tblPr>
+      <w:tblGrid>
+        <w:gridCol w:w="2880"/>
+        <w:gridCol w:w="2880"/>
+        <w:gridCol w:w="2880"/>
+      </w:tblGrid>
+      <w:tr>
+        <w:tc>
+          <w:tcPr>
+            <w:tcW w:type="dxa" w:w="2880"/>
+          </w:tcPr>
+          <w:p>
+            <w:r>
+              <w:rPr>
+                <w:b/>
+              </w:rPr>
+            </w:r>
+            <w:r>
+              <w:rPr>
+                <w:rFonts w:ascii="Microsoft JhengHei" w:hAnsi="Microsoft JhengHei" w:eastAsia="Microsoft JhengHei"/>
+                <w:b/>
+                <w:sz w:val="19"/>
+              </w:rPr>
+              <w:t>週期</w:t>
+            </w:r>
+          </w:p>
+        </w:tc>
+        <w:tc>
+          <w:tcPr>
+            <w:tcW w:type="dxa" w:w="2880"/>
+          </w:tcPr>
+          <w:p>
+            <w:r>
+              <w:rPr>
+                <w:b/>
+              </w:rPr>
+            </w:r>
+            <w:r>
+              <w:rPr>
+                <w:rFonts w:ascii="Microsoft JhengHei" w:hAnsi="Microsoft JhengHei" w:eastAsia="Microsoft JhengHei"/>
+                <w:b/>
+                <w:sz w:val="19"/>
+              </w:rPr>
+              <w:t>momentum_20d</w:t>
+            </w:r>
+          </w:p>
+        </w:tc>
+        <w:tc>
+          <w:tcPr>
+            <w:tcW w:type="dxa" w:w="2880"/>
+          </w:tcPr>
+          <w:p>
+            <w:r>
+              <w:rPr>
+                <w:b/>
+              </w:rPr>
+            </w:r>
+            <w:r>
+              <w:rPr>
+                <w:rFonts w:ascii="Microsoft JhengHei" w:hAnsi="Microsoft JhengHei" w:eastAsia="Microsoft JhengHei"/>
+                <w:b/>
+                <w:sz w:val="19"/>
+              </w:rPr>
+              <w:t>現行 balanced</w:t>
+            </w:r>
+          </w:p>
+        </w:tc>
+      </w:tr>
+      <w:tr>
+        <w:tc>
+          <w:tcPr>
+            <w:tcW w:type="dxa" w:w="2880"/>
+          </w:tcPr>
+          <w:p>
+            <w:r/>
+            <w:r>
+              <w:rPr>
+                <w:rFonts w:ascii="Microsoft JhengHei" w:hAnsi="Microsoft JhengHei" w:eastAsia="Microsoft JhengHei"/>
+                <w:b w:val="0"/>
+                <w:sz w:val="19"/>
+              </w:rPr>
+              <w:t>2021 多頭</w:t>
+            </w:r>
+          </w:p>
+        </w:tc>
+        <w:tc>
+          <w:tcPr>
+            <w:tcW w:type="dxa" w:w="2880"/>
+          </w:tcPr>
+          <w:p>
+            <w:r/>
+            <w:r>
+              <w:rPr>
+                <w:rFonts w:ascii="Microsoft JhengHei" w:hAnsi="Microsoft JhengHei" w:eastAsia="Microsoft JhengHei"/>
+                <w:b w:val="0"/>
+                <w:sz w:val="19"/>
+              </w:rPr>
+              <w:t>+0.67%</w:t>
+            </w:r>
+          </w:p>
+        </w:tc>
+        <w:tc>
+          <w:tcPr>
+            <w:tcW w:type="dxa" w:w="2880"/>
+          </w:tcPr>
+          <w:p>
+            <w:r/>
+            <w:r>
+              <w:rPr>
+                <w:rFonts w:ascii="Microsoft JhengHei" w:hAnsi="Microsoft JhengHei" w:eastAsia="Microsoft JhengHei"/>
+                <w:b/>
+                <w:sz w:val="19"/>
+              </w:rPr>
+              <w:t>+1.09%（現行較強）</w:t>
+            </w:r>
+          </w:p>
+        </w:tc>
+      </w:tr>
+      <w:tr>
+        <w:tc>
+          <w:tcPr>
+            <w:tcW w:type="dxa" w:w="2880"/>
+          </w:tcPr>
+          <w:p>
+            <w:r/>
+            <w:r>
+              <w:rPr>
+                <w:rFonts w:ascii="Microsoft JhengHei" w:hAnsi="Microsoft JhengHei" w:eastAsia="Microsoft JhengHei"/>
+                <w:b w:val="0"/>
+                <w:sz w:val="19"/>
+              </w:rPr>
+              <w:t>2022 空頭</w:t>
+            </w:r>
+          </w:p>
+        </w:tc>
+        <w:tc>
+          <w:tcPr>
+            <w:tcW w:type="dxa" w:w="2880"/>
+          </w:tcPr>
+          <w:p>
+            <w:r/>
+            <w:r>
+              <w:rPr>
+                <w:rFonts w:ascii="Microsoft JhengHei" w:hAnsi="Microsoft JhengHei" w:eastAsia="Microsoft JhengHei"/>
+                <w:b w:val="0"/>
+                <w:sz w:val="19"/>
+              </w:rPr>
+              <w:t>+0.90%</w:t>
+            </w:r>
+          </w:p>
+        </w:tc>
+        <w:tc>
+          <w:tcPr>
+            <w:tcW w:type="dxa" w:w="2880"/>
+          </w:tcPr>
+          <w:p>
+            <w:r/>
+            <w:r>
+              <w:rPr>
+                <w:rFonts w:ascii="Microsoft JhengHei" w:hAnsi="Microsoft JhengHei" w:eastAsia="Microsoft JhengHei"/>
+                <w:b w:val="0"/>
+                <w:sz w:val="19"/>
+              </w:rPr>
+              <w:t>+0.96%</w:t>
+            </w:r>
+          </w:p>
+        </w:tc>
+      </w:tr>
+      <w:tr>
+        <w:tc>
+          <w:tcPr>
+            <w:tcW w:type="dxa" w:w="2880"/>
+          </w:tcPr>
+          <w:p>
+            <w:r/>
+            <w:r>
+              <w:rPr>
+                <w:rFonts w:ascii="Microsoft JhengHei" w:hAnsi="Microsoft JhengHei" w:eastAsia="Microsoft JhengHei"/>
+                <w:b w:val="0"/>
+                <w:sz w:val="19"/>
+              </w:rPr>
+              <w:t>2023–2025 多頭</w:t>
+            </w:r>
+          </w:p>
+        </w:tc>
+        <w:tc>
+          <w:tcPr>
+            <w:tcW w:type="dxa" w:w="2880"/>
+          </w:tcPr>
+          <w:p>
+            <w:r/>
+            <w:r>
+              <w:rPr>
+                <w:rFonts w:ascii="Microsoft JhengHei" w:hAnsi="Microsoft JhengHei" w:eastAsia="Microsoft JhengHei"/>
+                <w:b/>
+                <w:sz w:val="19"/>
+              </w:rPr>
+              <w:t>+1.65%（較強）</w:t>
+            </w:r>
+          </w:p>
+        </w:tc>
+        <w:tc>
+          <w:tcPr>
+            <w:tcW w:type="dxa" w:w="2880"/>
+          </w:tcPr>
+          <w:p>
+            <w:r/>
+            <w:r>
+              <w:rPr>
+                <w:rFonts w:ascii="Microsoft JhengHei" w:hAnsi="Microsoft JhengHei" w:eastAsia="Microsoft JhengHei"/>
+                <w:b w:val="0"/>
+                <w:sz w:val="19"/>
+              </w:rPr>
+              <w:t>+1.22%</w:t>
+            </w:r>
+          </w:p>
+        </w:tc>
+      </w:tr>
+    </w:tbl>
+    <w:p/>
+    <w:p>
+      <w:r>
+        <w:rPr>
+          <w:rFonts w:ascii="Microsoft JhengHei" w:hAnsi="Microsoft JhengHei" w:eastAsia="Microsoft JhengHei"/>
+          <w:b w:val="0"/>
+        </w:rPr>
+        <w:t>三週期形式上全正，但</w:t>
+      </w:r>
+      <w:r>
+        <w:rPr>
+          <w:rFonts w:ascii="Microsoft JhengHei" w:hAnsi="Microsoft JhengHei" w:eastAsia="Microsoft JhengHei"/>
+          <w:b/>
+        </w:rPr>
+        <w:t>改善集中在用來做歸因的同一段（2023–2025），2021 反而變弱</w:t>
+      </w:r>
+      <w:r>
+        <w:rPr>
+          <w:rFonts w:ascii="Microsoft JhengHei" w:hAnsi="Microsoft JhengHei" w:eastAsia="Microsoft JhengHei"/>
+          <w:b w:val="0"/>
+        </w:rPr>
+        <w:t>——判定為對近三年</w:t>
+      </w:r>
+      <w:r>
+        <w:t xml:space="preserve"> </w:t>
+      </w:r>
+      <w:r>
+        <w:rPr>
+          <w:rFonts w:ascii="Microsoft JhengHei" w:hAnsi="Microsoft JhengHei" w:eastAsia="Microsoft JhengHei"/>
+          <w:b w:val="0"/>
+        </w:rPr>
+        <w:t>資料的 in-sample 配適，非跨週期穩健的因子結構改良，</w:t>
+      </w:r>
+      <w:r>
+        <w:rPr>
+          <w:rFonts w:ascii="Microsoft JhengHei" w:hAnsi="Microsoft JhengHei" w:eastAsia="Microsoft JhengHei"/>
+          <w:b/>
+        </w:rPr>
+        <w:t>不採用</w:t>
+      </w:r>
+      <w:r>
+        <w:rPr>
+          <w:rFonts w:ascii="Microsoft JhengHei" w:hAnsi="Microsoft JhengHei" w:eastAsia="Microsoft JhengHei"/>
+          <w:b w:val="0"/>
+        </w:rPr>
+        <w:t>。</w:t>
+      </w:r>
+    </w:p>
+    <w:p>
+      <w:pPr>
+        <w:pStyle w:val="Heading3"/>
+      </w:pPr>
+      <w:r>
+        <w:rPr>
+          <w:rFonts w:ascii="Microsoft JhengHei" w:hAnsi="Microsoft JhengHei" w:eastAsia="Microsoft JhengHei"/>
+          <w:b w:val="0"/>
+        </w:rPr>
+        <w:t>C. 兩階段濾網（綜合分前 broad_n → 動能重排取 top-10，477 檔池 ad-hoc long-only 回測）</w:t>
+      </w:r>
+    </w:p>
+    <w:p>
+      <w:r>
+        <w:rPr>
+          <w:rFonts w:ascii="Microsoft JhengHei" w:hAnsi="Microsoft JhengHei" w:eastAsia="Microsoft JhengHei"/>
+          <w:b w:val="0"/>
+        </w:rPr>
+        <w:t>改走「不動全域權重，另加一層短線動能子排序」的路徑：每期先用現行已驗證的 composite 過濾地雷＋</w:t>
+      </w:r>
+      <w:r>
+        <w:t xml:space="preserve"> </w:t>
+      </w:r>
+      <w:r>
+        <w:rPr>
+          <w:rFonts w:ascii="Microsoft JhengHei" w:hAnsi="Microsoft JhengHei" w:eastAsia="Microsoft JhengHei"/>
+          <w:b w:val="0"/>
+        </w:rPr>
+        <w:t xml:space="preserve">初篩出前 </w:t>
+      </w:r>
+      <w:r>
+        <w:rPr>
+          <w:rFonts w:ascii="Consolas" w:hAnsi="Consolas" w:eastAsia="Consolas"/>
+          <w:b w:val="0"/>
+          <w:color w:val="8B0000"/>
+          <w:sz w:val="19"/>
+        </w:rPr>
+        <w:t>broad_n</w:t>
+      </w:r>
+      <w:r>
+        <w:rPr>
+          <w:rFonts w:ascii="Microsoft JhengHei" w:hAnsi="Microsoft JhengHei" w:eastAsia="Microsoft JhengHei"/>
+          <w:b w:val="0"/>
+        </w:rPr>
+        <w:t xml:space="preserve"> 檔，再於這個子名單內依動能分數重排，取前 10 檔（分數加權）買進。</w:t>
+      </w:r>
+    </w:p>
+    <w:p>
+      <w:pPr>
+        <w:pStyle w:val="ListBullet"/>
+      </w:pPr>
+      <w:r>
+        <w:rPr>
+          <w:rFonts w:ascii="Microsoft JhengHei" w:hAnsi="Microsoft JhengHei" w:eastAsia="Microsoft JhengHei"/>
+          <w:b/>
+        </w:rPr>
+        <w:t>broad_n 敏感度</w:t>
+      </w:r>
+      <w:r>
+        <w:rPr>
+          <w:rFonts w:ascii="Microsoft JhengHei" w:hAnsi="Microsoft JhengHei" w:eastAsia="Microsoft JhengHei"/>
+          <w:b w:val="0"/>
+        </w:rPr>
+        <w:t>（2023–2025 全期）：</w:t>
+      </w:r>
+      <w:r>
+        <w:rPr>
+          <w:rFonts w:ascii="Consolas" w:hAnsi="Consolas" w:eastAsia="Consolas"/>
+          <w:b w:val="0"/>
+          <w:color w:val="8B0000"/>
+          <w:sz w:val="19"/>
+        </w:rPr>
+        <w:t>broad_n=10</w:t>
+      </w:r>
+      <w:r>
+        <w:rPr>
+          <w:rFonts w:ascii="Microsoft JhengHei" w:hAnsi="Microsoft JhengHei" w:eastAsia="Microsoft JhengHei"/>
+          <w:b w:val="0"/>
+        </w:rPr>
+        <w:t xml:space="preserve"> 會退化成無效機制（子名單=最終名單，等於</w:t>
+      </w:r>
+    </w:p>
+    <w:p>
+      <w:r>
+        <w:rPr>
+          <w:rFonts w:ascii="Microsoft JhengHei" w:hAnsi="Microsoft JhengHei" w:eastAsia="Microsoft JhengHei"/>
+          <w:b w:val="0"/>
+        </w:rPr>
+        <w:t xml:space="preserve">純動能加權，超額 </w:t>
+      </w:r>
+      <w:r>
+        <w:rPr>
+          <w:rFonts w:ascii="Microsoft JhengHei" w:hAnsi="Microsoft JhengHei" w:eastAsia="Microsoft JhengHei"/>
+          <w:b/>
+        </w:rPr>
+        <w:t>−15.3%，反而輸大盤</w:t>
+      </w:r>
+      <w:r>
+        <w:rPr>
+          <w:rFonts w:ascii="Microsoft JhengHei" w:hAnsi="Microsoft JhengHei" w:eastAsia="Microsoft JhengHei"/>
+          <w:b w:val="0"/>
+        </w:rPr>
+        <w:t>）；</w:t>
+      </w:r>
+      <w:r>
+        <w:rPr>
+          <w:rFonts w:ascii="Consolas" w:hAnsi="Consolas" w:eastAsia="Consolas"/>
+          <w:b w:val="0"/>
+          <w:color w:val="8B0000"/>
+          <w:sz w:val="19"/>
+        </w:rPr>
+        <w:t>broad_n=15</w:t>
+      </w:r>
+      <w:r>
+        <w:rPr>
+          <w:rFonts w:ascii="Microsoft JhengHei" w:hAnsi="Microsoft JhengHei" w:eastAsia="Microsoft JhengHei"/>
+          <w:b w:val="0"/>
+        </w:rPr>
+        <w:t xml:space="preserve"> 是最佳點（超額 +33.3%）；15→40 之間表現</w:t>
+      </w:r>
+      <w:r>
+        <w:t xml:space="preserve"> </w:t>
+      </w:r>
+      <w:r>
+        <w:rPr>
+          <w:rFonts w:ascii="Microsoft JhengHei" w:hAnsi="Microsoft JhengHei" w:eastAsia="Microsoft JhengHei"/>
+          <w:b w:val="0"/>
+        </w:rPr>
+        <w:t>平坦穩健。</w:t>
+      </w:r>
+      <w:r>
+        <w:rPr>
+          <w:rFonts w:ascii="Microsoft JhengHei" w:hAnsi="Microsoft JhengHei" w:eastAsia="Microsoft JhengHei"/>
+          <w:b/>
+        </w:rPr>
+        <w:t>結論：broad_n 需 ≥ final_n 的 1.5 倍以上才有效</w:t>
+      </w:r>
+      <w:r>
+        <w:rPr>
+          <w:rFonts w:ascii="Microsoft JhengHei" w:hAnsi="Microsoft JhengHei" w:eastAsia="Microsoft JhengHei"/>
+          <w:b w:val="0"/>
+        </w:rPr>
+        <w:t>。</w:t>
+      </w:r>
+    </w:p>
+    <w:p>
+      <w:pPr>
+        <w:pStyle w:val="ListBullet"/>
+      </w:pPr>
+      <w:r>
+        <w:rPr>
+          <w:rFonts w:ascii="Microsoft JhengHei" w:hAnsi="Microsoft JhengHei" w:eastAsia="Microsoft JhengHei"/>
+          <w:b/>
+        </w:rPr>
+        <w:t>broad_n=15 三週期 vs 現行 top-10（純綜合分）直接對決</w:t>
+      </w:r>
+      <w:r>
+        <w:rPr>
+          <w:rFonts w:ascii="Microsoft JhengHei" w:hAnsi="Microsoft JhengHei" w:eastAsia="Microsoft JhengHei"/>
+          <w:b w:val="0"/>
+        </w:rPr>
+        <w:t>：</w:t>
+      </w:r>
+    </w:p>
+    <w:tbl>
+      <w:tblPr>
+        <w:tblStyle w:val="TableGrid"/>
+        <w:tblW w:type="auto" w:w="0"/>
+        <w:tblLook w:firstColumn="1" w:firstRow="1" w:lastColumn="0" w:lastRow="0" w:noHBand="0" w:noVBand="1" w:val="04A0"/>
+      </w:tblPr>
+      <w:tblGrid>
+        <w:gridCol w:w="2880"/>
+        <w:gridCol w:w="2880"/>
+        <w:gridCol w:w="2880"/>
+      </w:tblGrid>
+      <w:tr>
+        <w:tc>
+          <w:tcPr>
+            <w:tcW w:type="dxa" w:w="2880"/>
+          </w:tcPr>
+          <w:p>
+            <w:r>
+              <w:rPr>
+                <w:b/>
+              </w:rPr>
+            </w:r>
+            <w:r>
+              <w:rPr>
+                <w:rFonts w:ascii="Microsoft JhengHei" w:hAnsi="Microsoft JhengHei" w:eastAsia="Microsoft JhengHei"/>
+                <w:b/>
+                <w:sz w:val="19"/>
+              </w:rPr>
+              <w:t>週期</w:t>
+            </w:r>
+          </w:p>
+        </w:tc>
+        <w:tc>
+          <w:tcPr>
+            <w:tcW w:type="dxa" w:w="2880"/>
+          </w:tcPr>
+          <w:p>
+            <w:r>
+              <w:rPr>
+                <w:b/>
+              </w:rPr>
+            </w:r>
+            <w:r>
+              <w:rPr>
+                <w:rFonts w:ascii="Microsoft JhengHei" w:hAnsi="Microsoft JhengHei" w:eastAsia="Microsoft JhengHei"/>
+                <w:b/>
+                <w:sz w:val="19"/>
+              </w:rPr>
+              <w:t>現行 top-10</w:t>
+            </w:r>
+          </w:p>
+        </w:tc>
+        <w:tc>
+          <w:tcPr>
+            <w:tcW w:type="dxa" w:w="2880"/>
+          </w:tcPr>
+          <w:p>
+            <w:r>
+              <w:rPr>
+                <w:b/>
+              </w:rPr>
+            </w:r>
+            <w:r>
+              <w:rPr>
+                <w:rFonts w:ascii="Microsoft JhengHei" w:hAnsi="Microsoft JhengHei" w:eastAsia="Microsoft JhengHei"/>
+                <w:b/>
+                <w:sz w:val="19"/>
+              </w:rPr>
+              <w:t>兩階段 broad_n=15</w:t>
+            </w:r>
+          </w:p>
+        </w:tc>
+      </w:tr>
+      <w:tr>
+        <w:tc>
+          <w:tcPr>
+            <w:tcW w:type="dxa" w:w="2880"/>
+          </w:tcPr>
+          <w:p>
+            <w:r/>
+            <w:r>
+              <w:rPr>
+                <w:rFonts w:ascii="Microsoft JhengHei" w:hAnsi="Microsoft JhengHei" w:eastAsia="Microsoft JhengHei"/>
+                <w:b w:val="0"/>
+                <w:sz w:val="19"/>
+              </w:rPr>
+              <w:t>2021 多頭</w:t>
+            </w:r>
+          </w:p>
+        </w:tc>
+        <w:tc>
+          <w:tcPr>
+            <w:tcW w:type="dxa" w:w="2880"/>
+          </w:tcPr>
+          <w:p>
+            <w:r/>
+            <w:r>
+              <w:rPr>
+                <w:rFonts w:ascii="Microsoft JhengHei" w:hAnsi="Microsoft JhengHei" w:eastAsia="Microsoft JhengHei"/>
+                <w:b w:val="0"/>
+                <w:sz w:val="19"/>
+              </w:rPr>
+              <w:t xml:space="preserve">超額 </w:t>
+            </w:r>
+            <w:r>
+              <w:rPr>
+                <w:rFonts w:ascii="Microsoft JhengHei" w:hAnsi="Microsoft JhengHei" w:eastAsia="Microsoft JhengHei"/>
+                <w:b/>
+                <w:sz w:val="19"/>
+              </w:rPr>
+              <w:t>+116.5%</w:t>
+            </w:r>
+            <w:r>
+              <w:rPr>
+                <w:rFonts w:ascii="Microsoft JhengHei" w:hAnsi="Microsoft JhengHei" w:eastAsia="Microsoft JhengHei"/>
+                <w:b w:val="0"/>
+                <w:sz w:val="19"/>
+              </w:rPr>
+              <w:t>（較強）</w:t>
+            </w:r>
+          </w:p>
+        </w:tc>
+        <w:tc>
+          <w:tcPr>
+            <w:tcW w:type="dxa" w:w="2880"/>
+          </w:tcPr>
+          <w:p>
+            <w:r/>
+            <w:r>
+              <w:rPr>
+                <w:rFonts w:ascii="Microsoft JhengHei" w:hAnsi="Microsoft JhengHei" w:eastAsia="Microsoft JhengHei"/>
+                <w:b w:val="0"/>
+                <w:sz w:val="19"/>
+              </w:rPr>
+              <w:t>超額 +71.7%</w:t>
+            </w:r>
+          </w:p>
+        </w:tc>
+      </w:tr>
+      <w:tr>
+        <w:tc>
+          <w:tcPr>
+            <w:tcW w:type="dxa" w:w="2880"/>
+          </w:tcPr>
+          <w:p>
+            <w:r/>
+            <w:r>
+              <w:rPr>
+                <w:rFonts w:ascii="Microsoft JhengHei" w:hAnsi="Microsoft JhengHei" w:eastAsia="Microsoft JhengHei"/>
+                <w:b w:val="0"/>
+                <w:sz w:val="19"/>
+              </w:rPr>
+              <w:t>2022 空頭</w:t>
+            </w:r>
+          </w:p>
+        </w:tc>
+        <w:tc>
+          <w:tcPr>
+            <w:tcW w:type="dxa" w:w="2880"/>
+          </w:tcPr>
+          <w:p>
+            <w:r/>
+            <w:r>
+              <w:rPr>
+                <w:rFonts w:ascii="Microsoft JhengHei" w:hAnsi="Microsoft JhengHei" w:eastAsia="Microsoft JhengHei"/>
+                <w:b w:val="0"/>
+                <w:sz w:val="19"/>
+              </w:rPr>
+              <w:t>超額 +2.6%</w:t>
+            </w:r>
+          </w:p>
+        </w:tc>
+        <w:tc>
+          <w:tcPr>
+            <w:tcW w:type="dxa" w:w="2880"/>
+          </w:tcPr>
+          <w:p>
+            <w:r/>
+            <w:r>
+              <w:rPr>
+                <w:rFonts w:ascii="Microsoft JhengHei" w:hAnsi="Microsoft JhengHei" w:eastAsia="Microsoft JhengHei"/>
+                <w:b w:val="0"/>
+                <w:sz w:val="19"/>
+              </w:rPr>
+              <w:t xml:space="preserve">超額 </w:t>
+            </w:r>
+            <w:r>
+              <w:rPr>
+                <w:rFonts w:ascii="Microsoft JhengHei" w:hAnsi="Microsoft JhengHei" w:eastAsia="Microsoft JhengHei"/>
+                <w:b/>
+                <w:sz w:val="19"/>
+              </w:rPr>
+              <w:t>+14.3%</w:t>
+            </w:r>
+            <w:r>
+              <w:rPr>
+                <w:rFonts w:ascii="Microsoft JhengHei" w:hAnsi="Microsoft JhengHei" w:eastAsia="Microsoft JhengHei"/>
+                <w:b w:val="0"/>
+                <w:sz w:val="19"/>
+              </w:rPr>
+              <w:t>（較強，回檔也較淺）</w:t>
+            </w:r>
+          </w:p>
+        </w:tc>
+      </w:tr>
+      <w:tr>
+        <w:tc>
+          <w:tcPr>
+            <w:tcW w:type="dxa" w:w="2880"/>
+          </w:tcPr>
+          <w:p>
+            <w:r/>
+            <w:r>
+              <w:rPr>
+                <w:rFonts w:ascii="Microsoft JhengHei" w:hAnsi="Microsoft JhengHei" w:eastAsia="Microsoft JhengHei"/>
+                <w:b w:val="0"/>
+                <w:sz w:val="19"/>
+              </w:rPr>
+              <w:t>2023–2025 多頭</w:t>
+            </w:r>
+          </w:p>
+        </w:tc>
+        <w:tc>
+          <w:tcPr>
+            <w:tcW w:type="dxa" w:w="2880"/>
+          </w:tcPr>
+          <w:p>
+            <w:r/>
+            <w:r>
+              <w:rPr>
+                <w:rFonts w:ascii="Microsoft JhengHei" w:hAnsi="Microsoft JhengHei" w:eastAsia="Microsoft JhengHei"/>
+                <w:b w:val="0"/>
+                <w:sz w:val="19"/>
+              </w:rPr>
+              <w:t>超額 +0.4%</w:t>
+            </w:r>
+          </w:p>
+        </w:tc>
+        <w:tc>
+          <w:tcPr>
+            <w:tcW w:type="dxa" w:w="2880"/>
+          </w:tcPr>
+          <w:p>
+            <w:r/>
+            <w:r>
+              <w:rPr>
+                <w:rFonts w:ascii="Microsoft JhengHei" w:hAnsi="Microsoft JhengHei" w:eastAsia="Microsoft JhengHei"/>
+                <w:b w:val="0"/>
+                <w:sz w:val="19"/>
+              </w:rPr>
+              <w:t xml:space="preserve">超額 </w:t>
+            </w:r>
+            <w:r>
+              <w:rPr>
+                <w:rFonts w:ascii="Microsoft JhengHei" w:hAnsi="Microsoft JhengHei" w:eastAsia="Microsoft JhengHei"/>
+                <w:b/>
+                <w:sz w:val="19"/>
+              </w:rPr>
+              <w:t>+33.3%</w:t>
+            </w:r>
+            <w:r>
+              <w:rPr>
+                <w:rFonts w:ascii="Microsoft JhengHei" w:hAnsi="Microsoft JhengHei" w:eastAsia="Microsoft JhengHei"/>
+                <w:b w:val="0"/>
+                <w:sz w:val="19"/>
+              </w:rPr>
+              <w:t>（較強）</w:t>
+            </w:r>
+          </w:p>
+        </w:tc>
+      </w:tr>
+    </w:tbl>
+    <w:p/>
+    <w:p>
+      <w:r>
+        <w:rPr>
+          <w:rFonts w:ascii="Microsoft JhengHei" w:hAnsi="Microsoft JhengHei" w:eastAsia="Microsoft JhengHei"/>
+          <w:b w:val="0"/>
+        </w:rPr>
+        <w:t>非全面勝出，是「犧牲 2021 單邊噴出段的爆發力，換 2022 防禦力與 2023–25 整體報酬」的 trade-off。</w:t>
+      </w:r>
+    </w:p>
+    <w:p>
+      <w:pPr>
+        <w:pStyle w:val="ListBullet"/>
+      </w:pPr>
+      <w:r>
+        <w:rPr>
+          <w:rFonts w:ascii="Microsoft JhengHei" w:hAnsi="Microsoft JhengHei" w:eastAsia="Microsoft JhengHei"/>
+          <w:b/>
+        </w:rPr>
+        <w:t>近 3 個月（2026-04-01~07-16）</w:t>
+      </w:r>
+      <w:r>
+        <w:rPr>
+          <w:rFonts w:ascii="Microsoft JhengHei" w:hAnsi="Microsoft JhengHei" w:eastAsia="Microsoft JhengHei"/>
+          <w:b w:val="0"/>
+        </w:rPr>
+        <w:t>：broad_n=15~30 三期全勝大盤（超額 +21~24%），但樣本僅 3 期，</w:t>
+      </w:r>
+    </w:p>
+    <w:p>
+      <w:r>
+        <w:rPr>
+          <w:rFonts w:ascii="Microsoft JhengHei" w:hAnsi="Microsoft JhengHei" w:eastAsia="Microsoft JhengHei"/>
+          <w:b w:val="0"/>
+        </w:rPr>
+        <w:t>統計上不足以下結論，僅作近期健康檢查用。</w:t>
+      </w:r>
+    </w:p>
+    <w:p>
+      <w:pPr>
+        <w:pStyle w:val="Heading3"/>
+      </w:pPr>
+      <w:r>
+        <w:rPr>
+          <w:rFonts w:ascii="Microsoft JhengHei" w:hAnsi="Microsoft JhengHei" w:eastAsia="Microsoft JhengHei"/>
+          <w:b w:val="0"/>
+        </w:rPr>
+        <w:t>D. 正式閘門複驗（</w:t>
+      </w:r>
+      <w:r>
+        <w:rPr>
+          <w:rFonts w:ascii="Microsoft JhengHei" w:hAnsi="Microsoft JhengHei" w:eastAsia="Microsoft JhengHei"/>
+          <w:b w:val="0"/>
+          <w:color w:val="8B0000"/>
+          <w:sz w:val="19"/>
+        </w:rPr>
+        <w:t>factor_experiments.py</w:t>
+      </w:r>
+      <w:r>
+        <w:rPr>
+          <w:rFonts w:ascii="Microsoft JhengHei" w:hAnsi="Microsoft JhengHei" w:eastAsia="Microsoft JhengHei"/>
+          <w:b w:val="0"/>
+        </w:rPr>
+        <w:t xml:space="preserve"> 方法論，45 檔官方池，市場中性 Rank IC + 多空價差）—— </w:t>
+      </w:r>
+      <w:r>
+        <w:rPr>
+          <w:rFonts w:ascii="Microsoft JhengHei" w:hAnsi="Microsoft JhengHei" w:eastAsia="Microsoft JhengHei"/>
+          <w:b/>
+        </w:rPr>
+        <w:t>未通過</w:t>
+      </w:r>
+    </w:p>
+    <w:p>
+      <w:r>
+        <w:rPr>
+          <w:rFonts w:ascii="Microsoft JhengHei" w:hAnsi="Microsoft JhengHei" w:eastAsia="Microsoft JhengHei"/>
+          <w:b w:val="0"/>
+        </w:rPr>
+        <w:t>用專案正式驗證閘門的量測方式（非 ad-hoc 回測）複驗兩階段機制：</w:t>
+      </w:r>
+      <w:r>
+        <w:rPr>
+          <w:rFonts w:ascii="Consolas" w:hAnsi="Consolas" w:eastAsia="Consolas"/>
+          <w:b w:val="0"/>
+          <w:color w:val="8B0000"/>
+          <w:sz w:val="19"/>
+        </w:rPr>
+        <w:t>add_composite</w:t>
+      </w:r>
+      <w:r>
+        <w:rPr>
+          <w:rFonts w:ascii="Microsoft JhengHei" w:hAnsi="Microsoft JhengHei" w:eastAsia="Microsoft JhengHei"/>
+          <w:b w:val="0"/>
+        </w:rPr>
+        <w:t xml:space="preserve"> 後，把每期前</w:t>
+      </w:r>
+      <w:r>
+        <w:t xml:space="preserve"> </w:t>
+      </w:r>
+      <w:r>
+        <w:rPr>
+          <w:rFonts w:ascii="Consolas" w:hAnsi="Consolas" w:eastAsia="Consolas"/>
+          <w:b w:val="0"/>
+          <w:color w:val="8B0000"/>
+          <w:sz w:val="19"/>
+        </w:rPr>
+        <w:t>broad_n=15</w:t>
+      </w:r>
+      <w:r>
+        <w:rPr>
+          <w:rFonts w:ascii="Microsoft JhengHei" w:hAnsi="Microsoft JhengHei" w:eastAsia="Microsoft JhengHei"/>
+          <w:b w:val="0"/>
+        </w:rPr>
+        <w:t xml:space="preserve"> 檔改用動能分數重排、其餘維持原順序，比較 </w:t>
+      </w:r>
+      <w:r>
+        <w:rPr>
+          <w:rFonts w:ascii="Consolas" w:hAnsi="Consolas" w:eastAsia="Consolas"/>
+          <w:b w:val="0"/>
+          <w:color w:val="8B0000"/>
+          <w:sz w:val="19"/>
+        </w:rPr>
+        <w:t>spread()</w:t>
+      </w:r>
+      <w:r>
+        <w:rPr>
+          <w:rFonts w:ascii="Microsoft JhengHei" w:hAnsi="Microsoft JhengHei" w:eastAsia="Microsoft JhengHei"/>
+          <w:b w:val="0"/>
+        </w:rPr>
+        <w:t>/</w:t>
+      </w:r>
+      <w:r>
+        <w:rPr>
+          <w:rFonts w:ascii="Consolas" w:hAnsi="Consolas" w:eastAsia="Consolas"/>
+          <w:b w:val="0"/>
+          <w:color w:val="8B0000"/>
+          <w:sz w:val="19"/>
+        </w:rPr>
+        <w:t>rank_ic()</w:t>
+      </w:r>
+      <w:r>
+        <w:rPr>
+          <w:rFonts w:ascii="Microsoft JhengHei" w:hAnsi="Microsoft JhengHei" w:eastAsia="Microsoft JhengHei"/>
+          <w:b w:val="0"/>
+        </w:rPr>
+        <w:t xml:space="preserve"> 與現行 composite 基線：</w:t>
       </w:r>
     </w:p>
     <w:tbl>
@@ -26032,7 +27780,7 @@
                 <w:b/>
                 <w:sz w:val="19"/>
               </w:rPr>
-              <w:t>指標</w:t>
+              <w:t>版本</w:t>
             </w:r>
           </w:p>
         </w:tc>
@@ -26052,7 +27800,7 @@
                 <w:b/>
                 <w:sz w:val="19"/>
               </w:rPr>
-              <w:t>v1.0.0 (起步)</w:t>
+              <w:t>期間</w:t>
             </w:r>
           </w:p>
         </w:tc>
@@ -26072,7 +27820,7 @@
                 <w:b/>
                 <w:sz w:val="19"/>
               </w:rPr>
-              <w:t>v2.0.0 (四級)</w:t>
+              <w:t>Rank IC</w:t>
             </w:r>
           </w:p>
         </w:tc>
@@ -26092,7 +27840,7 @@
                 <w:b/>
                 <w:sz w:val="19"/>
               </w:rPr>
-              <w:t>v3.0 (定案)</w:t>
+              <w:t>市場中性多空</w:t>
             </w:r>
           </w:p>
         </w:tc>
@@ -26110,7 +27858,7 @@
                 <w:b w:val="0"/>
                 <w:sz w:val="19"/>
               </w:rPr>
-              <w:t>評級級數</w:t>
+              <w:t>現行 composite（基線）</w:t>
             </w:r>
           </w:p>
         </w:tc>
@@ -26126,7 +27874,7 @@
                 <w:b w:val="0"/>
                 <w:sz w:val="19"/>
               </w:rPr>
-              <w:t>3 級</w:t>
+              <w:t>2023–2025</w:t>
             </w:r>
           </w:p>
         </w:tc>
@@ -26142,7 +27890,7 @@
                 <w:b w:val="0"/>
                 <w:sz w:val="19"/>
               </w:rPr>
-              <w:t>4 級</w:t>
+              <w:t>+0.079</w:t>
             </w:r>
           </w:p>
         </w:tc>
@@ -26158,7 +27906,7 @@
                 <w:b w:val="0"/>
                 <w:sz w:val="19"/>
               </w:rPr>
-              <w:t>4 級（雙軌）</w:t>
+              <w:t>+3.11%</w:t>
             </w:r>
           </w:p>
         </w:tc>
@@ -26176,7 +27924,7 @@
                 <w:b w:val="0"/>
                 <w:sz w:val="19"/>
               </w:rPr>
-              <w:t>出場方式</w:t>
+              <w:t>兩階段動能重排</w:t>
             </w:r>
           </w:p>
         </w:tc>
@@ -26192,7 +27940,7 @@
                 <w:b w:val="0"/>
                 <w:sz w:val="19"/>
               </w:rPr>
-              <w:t>固定 20 天</w:t>
+              <w:t>2023–2025</w:t>
             </w:r>
           </w:p>
         </w:tc>
@@ -26208,7 +27956,7 @@
                 <w:b w:val="0"/>
                 <w:sz w:val="19"/>
               </w:rPr>
-              <w:t>dynamic_stop</w:t>
+              <w:t>+0.074（微降）</w:t>
             </w:r>
           </w:p>
         </w:tc>
@@ -26221,10 +27969,10 @@
             <w:r>
               <w:rPr>
                 <w:rFonts w:ascii="Microsoft JhengHei" w:hAnsi="Microsoft JhengHei" w:eastAsia="Microsoft JhengHei"/>
-                <w:b w:val="0"/>
-                <w:sz w:val="19"/>
-              </w:rPr>
-              <w:t>dynamic_stop</w:t>
+                <w:b/>
+                <w:sz w:val="19"/>
+              </w:rPr>
+              <w:t>+3.11%（完全相同）</w:t>
             </w:r>
           </w:p>
         </w:tc>
@@ -26242,7 +27990,7 @@
                 <w:b w:val="0"/>
                 <w:sz w:val="19"/>
               </w:rPr>
-              <w:t>多空價差</w:t>
+              <w:t>現行 composite（基線）</w:t>
             </w:r>
           </w:p>
         </w:tc>
@@ -26255,10 +28003,10 @@
             <w:r>
               <w:rPr>
                 <w:rFonts w:ascii="Microsoft JhengHei" w:hAnsi="Microsoft JhengHei" w:eastAsia="Microsoft JhengHei"/>
-                <w:b/>
-                <w:sz w:val="19"/>
-              </w:rPr>
-              <w:t>−2.83%</w:t>
+                <w:b w:val="0"/>
+                <w:sz w:val="19"/>
+              </w:rPr>
+              <w:t>2022 空頭</w:t>
             </w:r>
           </w:p>
         </w:tc>
@@ -26274,7 +28022,7 @@
                 <w:b w:val="0"/>
                 <w:sz w:val="19"/>
               </w:rPr>
-              <w:t>+0.44%</w:t>
+              <w:t>−0.038</w:t>
             </w:r>
           </w:p>
         </w:tc>
@@ -26290,23 +28038,7 @@
                 <w:b w:val="0"/>
                 <w:sz w:val="19"/>
               </w:rPr>
-              <w:t xml:space="preserve">市場中性 test </w:t>
-            </w:r>
-            <w:r>
-              <w:rPr>
-                <w:rFonts w:ascii="Microsoft JhengHei" w:hAnsi="Microsoft JhengHei" w:eastAsia="Microsoft JhengHei"/>
-                <w:b/>
-                <w:sz w:val="19"/>
-              </w:rPr>
-              <w:t>+3.23%</w:t>
-            </w:r>
-            <w:r>
-              <w:rPr>
-                <w:rFonts w:ascii="Microsoft JhengHei" w:hAnsi="Microsoft JhengHei" w:eastAsia="Microsoft JhengHei"/>
-                <w:b w:val="0"/>
-                <w:sz w:val="19"/>
-              </w:rPr>
-              <w:t xml:space="preserve"> ✅</w:t>
+              <w:t>−0.78%</w:t>
             </w:r>
           </w:p>
         </w:tc>
@@ -26324,7 +28056,7 @@
                 <w:b w:val="0"/>
                 <w:sz w:val="19"/>
               </w:rPr>
-              <w:t>主流飆股</w:t>
+              <w:t>兩階段動能重排</w:t>
             </w:r>
           </w:p>
         </w:tc>
@@ -26340,7 +28072,7 @@
                 <w:b w:val="0"/>
                 <w:sz w:val="19"/>
               </w:rPr>
-              <w:t>全卡觀望</w:t>
+              <w:t>2022 空頭</w:t>
             </w:r>
           </w:p>
         </w:tc>
@@ -26356,7 +28088,7 @@
                 <w:b w:val="0"/>
                 <w:sz w:val="19"/>
               </w:rPr>
-              <w:t>進買進級</w:t>
+              <w:t>−0.022（略升）</w:t>
             </w:r>
           </w:p>
         </w:tc>
@@ -26369,274 +28101,10 @@
             <w:r>
               <w:rPr>
                 <w:rFonts w:ascii="Microsoft JhengHei" w:hAnsi="Microsoft JhengHei" w:eastAsia="Microsoft JhengHei"/>
-                <w:b w:val="0"/>
-                <w:sz w:val="19"/>
-              </w:rPr>
-              <w:t>進買進級</w:t>
-            </w:r>
-          </w:p>
-        </w:tc>
-      </w:tr>
-      <w:tr>
-        <w:tc>
-          <w:tcPr>
-            <w:tcW w:type="dxa" w:w="2160"/>
-          </w:tcPr>
-          <w:p>
-            <w:r/>
-            <w:r>
-              <w:rPr>
-                <w:rFonts w:ascii="Microsoft JhengHei" w:hAnsi="Microsoft JhengHei" w:eastAsia="Microsoft JhengHei"/>
-                <w:b w:val="0"/>
-                <w:sz w:val="19"/>
-              </w:rPr>
-              <w:t>策略總報酬</w:t>
-            </w:r>
-          </w:p>
-        </w:tc>
-        <w:tc>
-          <w:tcPr>
-            <w:tcW w:type="dxa" w:w="2160"/>
-          </w:tcPr>
-          <w:p>
-            <w:r/>
-            <w:r>
-              <w:rPr>
-                <w:rFonts w:ascii="Microsoft JhengHei" w:hAnsi="Microsoft JhengHei" w:eastAsia="Microsoft JhengHei"/>
-                <w:b w:val="0"/>
-                <w:sz w:val="19"/>
-              </w:rPr>
-              <w:t>+81.7%</w:t>
-            </w:r>
-          </w:p>
-        </w:tc>
-        <w:tc>
-          <w:tcPr>
-            <w:tcW w:type="dxa" w:w="2160"/>
-          </w:tcPr>
-          <w:p>
-            <w:r/>
-            <w:r>
-              <w:rPr>
-                <w:rFonts w:ascii="Microsoft JhengHei" w:hAnsi="Microsoft JhengHei" w:eastAsia="Microsoft JhengHei"/>
-                <w:b w:val="0"/>
-                <w:sz w:val="19"/>
-              </w:rPr>
-              <w:t>+109.1%</w:t>
-            </w:r>
-          </w:p>
-        </w:tc>
-        <w:tc>
-          <w:tcPr>
-            <w:tcW w:type="dxa" w:w="2160"/>
-          </w:tcPr>
-          <w:p>
-            <w:r/>
-            <w:r>
-              <w:rPr>
-                <w:rFonts w:ascii="Microsoft JhengHei" w:hAnsi="Microsoft JhengHei" w:eastAsia="Microsoft JhengHei"/>
                 <w:b/>
                 <w:sz w:val="19"/>
               </w:rPr>
-              <w:t>+109.1%</w:t>
-            </w:r>
-          </w:p>
-        </w:tc>
-      </w:tr>
-      <w:tr>
-        <w:tc>
-          <w:tcPr>
-            <w:tcW w:type="dxa" w:w="2160"/>
-          </w:tcPr>
-          <w:p>
-            <w:r/>
-            <w:r>
-              <w:rPr>
-                <w:rFonts w:ascii="Microsoft JhengHei" w:hAnsi="Microsoft JhengHei" w:eastAsia="Microsoft JhengHei"/>
-                <w:b w:val="0"/>
-                <w:sz w:val="19"/>
-              </w:rPr>
-              <w:t>最大回檔</w:t>
-            </w:r>
-          </w:p>
-        </w:tc>
-        <w:tc>
-          <w:tcPr>
-            <w:tcW w:type="dxa" w:w="2160"/>
-          </w:tcPr>
-          <w:p>
-            <w:r/>
-            <w:r>
-              <w:rPr>
-                <w:rFonts w:ascii="Microsoft JhengHei" w:hAnsi="Microsoft JhengHei" w:eastAsia="Microsoft JhengHei"/>
-                <w:b w:val="0"/>
-                <w:sz w:val="19"/>
-              </w:rPr>
-              <w:t>−13.6%</w:t>
-            </w:r>
-          </w:p>
-        </w:tc>
-        <w:tc>
-          <w:tcPr>
-            <w:tcW w:type="dxa" w:w="2160"/>
-          </w:tcPr>
-          <w:p>
-            <w:r/>
-            <w:r>
-              <w:rPr>
-                <w:rFonts w:ascii="Microsoft JhengHei" w:hAnsi="Microsoft JhengHei" w:eastAsia="Microsoft JhengHei"/>
-                <w:b w:val="0"/>
-                <w:sz w:val="19"/>
-              </w:rPr>
-              <w:t>−9.8%</w:t>
-            </w:r>
-          </w:p>
-        </w:tc>
-        <w:tc>
-          <w:tcPr>
-            <w:tcW w:type="dxa" w:w="2160"/>
-          </w:tcPr>
-          <w:p>
-            <w:r/>
-            <w:r>
-              <w:rPr>
-                <w:rFonts w:ascii="Microsoft JhengHei" w:hAnsi="Microsoft JhengHei" w:eastAsia="Microsoft JhengHei"/>
-                <w:b/>
-                <w:sz w:val="19"/>
-              </w:rPr>
-              <w:t>−9.8%</w:t>
-            </w:r>
-          </w:p>
-        </w:tc>
-      </w:tr>
-      <w:tr>
-        <w:tc>
-          <w:tcPr>
-            <w:tcW w:type="dxa" w:w="2160"/>
-          </w:tcPr>
-          <w:p>
-            <w:r/>
-            <w:r>
-              <w:rPr>
-                <w:rFonts w:ascii="Microsoft JhengHei" w:hAnsi="Microsoft JhengHei" w:eastAsia="Microsoft JhengHei"/>
-                <w:b w:val="0"/>
-                <w:sz w:val="19"/>
-              </w:rPr>
-              <w:t>對 0050 (風險調整)</w:t>
-            </w:r>
-          </w:p>
-        </w:tc>
-        <w:tc>
-          <w:tcPr>
-            <w:tcW w:type="dxa" w:w="2160"/>
-          </w:tcPr>
-          <w:p>
-            <w:r/>
-            <w:r>
-              <w:rPr>
-                <w:rFonts w:ascii="Microsoft JhengHei" w:hAnsi="Microsoft JhengHei" w:eastAsia="Microsoft JhengHei"/>
-                <w:b w:val="0"/>
-                <w:sz w:val="19"/>
-              </w:rPr>
-              <w:t>落後</w:t>
-            </w:r>
-          </w:p>
-        </w:tc>
-        <w:tc>
-          <w:tcPr>
-            <w:tcW w:type="dxa" w:w="2160"/>
-          </w:tcPr>
-          <w:p>
-            <w:r/>
-            <w:r>
-              <w:rPr>
-                <w:rFonts w:ascii="Microsoft JhengHei" w:hAnsi="Microsoft JhengHei" w:eastAsia="Microsoft JhengHei"/>
-                <w:b w:val="0"/>
-                <w:sz w:val="19"/>
-              </w:rPr>
-              <w:t>追平/略勝</w:t>
-            </w:r>
-          </w:p>
-        </w:tc>
-        <w:tc>
-          <w:tcPr>
-            <w:tcW w:type="dxa" w:w="2160"/>
-          </w:tcPr>
-          <w:p>
-            <w:r/>
-            <w:r>
-              <w:rPr>
-                <w:rFonts w:ascii="Microsoft JhengHei" w:hAnsi="Microsoft JhengHei" w:eastAsia="Microsoft JhengHei"/>
-                <w:b/>
-                <w:sz w:val="19"/>
-              </w:rPr>
-              <w:t>Calmar 2.66 &gt; 1.91 ✅</w:t>
-            </w:r>
-          </w:p>
-        </w:tc>
-      </w:tr>
-      <w:tr>
-        <w:tc>
-          <w:tcPr>
-            <w:tcW w:type="dxa" w:w="2160"/>
-          </w:tcPr>
-          <w:p>
-            <w:r/>
-            <w:r>
-              <w:rPr>
-                <w:rFonts w:ascii="Microsoft JhengHei" w:hAnsi="Microsoft JhengHei" w:eastAsia="Microsoft JhengHei"/>
-                <w:b w:val="0"/>
-                <w:sz w:val="19"/>
-              </w:rPr>
-              <w:t>樣本外選股力</w:t>
-            </w:r>
-          </w:p>
-        </w:tc>
-        <w:tc>
-          <w:tcPr>
-            <w:tcW w:type="dxa" w:w="2160"/>
-          </w:tcPr>
-          <w:p>
-            <w:r/>
-            <w:r>
-              <w:rPr>
-                <w:rFonts w:ascii="Microsoft JhengHei" w:hAnsi="Microsoft JhengHei" w:eastAsia="Microsoft JhengHei"/>
-                <w:b w:val="0"/>
-                <w:sz w:val="19"/>
-              </w:rPr>
-              <w:t>反向</w:t>
-            </w:r>
-          </w:p>
-        </w:tc>
-        <w:tc>
-          <w:tcPr>
-            <w:tcW w:type="dxa" w:w="2160"/>
-          </w:tcPr>
-          <w:p>
-            <w:r/>
-            <w:r>
-              <w:rPr>
-                <w:rFonts w:ascii="Microsoft JhengHei" w:hAnsi="Microsoft JhengHei" w:eastAsia="Microsoft JhengHei"/>
-                <w:b w:val="0"/>
-                <w:sz w:val="19"/>
-              </w:rPr>
-              <w:t>—</w:t>
-            </w:r>
-          </w:p>
-        </w:tc>
-        <w:tc>
-          <w:tcPr>
-            <w:tcW w:type="dxa" w:w="2160"/>
-          </w:tcPr>
-          <w:p>
-            <w:r/>
-            <w:r>
-              <w:rPr>
-                <w:rFonts w:ascii="Microsoft JhengHei" w:hAnsi="Microsoft JhengHei" w:eastAsia="Microsoft JhengHei"/>
-                <w:b/>
-                <w:sz w:val="19"/>
-              </w:rPr>
-              <w:t>驗證通過 (+3.23%)</w:t>
+              <w:t>−0.78%（完全相同）</w:t>
             </w:r>
           </w:p>
         </w:tc>
@@ -26644,443 +28112,202 @@
     </w:tbl>
     <w:p/>
     <w:p>
+      <w:r>
+        <w:rPr>
+          <w:rFonts w:ascii="Microsoft JhengHei" w:hAnsi="Microsoft JhengHei" w:eastAsia="Microsoft JhengHei"/>
+          <w:b w:val="0"/>
+        </w:rPr>
+        <w:t>市場中性多空</w:t>
+      </w:r>
+      <w:r>
+        <w:rPr>
+          <w:rFonts w:ascii="Microsoft JhengHei" w:hAnsi="Microsoft JhengHei" w:eastAsia="Microsoft JhengHei"/>
+          <w:b/>
+        </w:rPr>
+        <w:t>一位小數都沒差</w:t>
+      </w:r>
+      <w:r>
+        <w:rPr>
+          <w:rFonts w:ascii="Microsoft JhengHei" w:hAnsi="Microsoft JhengHei" w:eastAsia="Microsoft JhengHei"/>
+          <w:b w:val="0"/>
+        </w:rPr>
+        <w:t>——因為官方閘門用 45 檔池、q=1/3 分組，前 1/3 恰好＝15 檔，與</w:t>
+      </w:r>
+      <w:r>
+        <w:t xml:space="preserve"> </w:t>
+      </w:r>
+      <w:r>
+        <w:rPr>
+          <w:rFonts w:ascii="Consolas" w:hAnsi="Consolas" w:eastAsia="Consolas"/>
+          <w:b w:val="0"/>
+          <w:color w:val="8B0000"/>
+          <w:sz w:val="19"/>
+        </w:rPr>
+        <w:t>broad_n=15</w:t>
+      </w:r>
+      <w:r>
+        <w:rPr>
+          <w:rFonts w:ascii="Microsoft JhengHei" w:hAnsi="Microsoft JhengHei" w:eastAsia="Microsoft JhengHei"/>
+          <w:b w:val="0"/>
+        </w:rPr>
+        <w:t xml:space="preserve"> 完全對齊，動能重排只是在</w:t>
+      </w:r>
+      <w:r>
+        <w:rPr>
+          <w:rFonts w:ascii="Microsoft JhengHei" w:hAnsi="Microsoft JhengHei" w:eastAsia="Microsoft JhengHei"/>
+          <w:b/>
+        </w:rPr>
+        <w:t>同一組 15 檔內部換順序</w:t>
+      </w:r>
+      <w:r>
+        <w:rPr>
+          <w:rFonts w:ascii="Microsoft JhengHei" w:hAnsi="Microsoft JhengHei" w:eastAsia="Microsoft JhengHei"/>
+          <w:b w:val="0"/>
+        </w:rPr>
+        <w:t>，而多空價差只看「前 1/3 整組平均</w:t>
+      </w:r>
+      <w:r>
+        <w:t xml:space="preserve"> </w:t>
+      </w:r>
+      <w:r>
+        <w:rPr>
+          <w:rFonts w:ascii="Microsoft JhengHei" w:hAnsi="Microsoft JhengHei" w:eastAsia="Microsoft JhengHei"/>
+          <w:b w:val="0"/>
+        </w:rPr>
+        <w:t>vs 後 1/3 整組平均」，組內排序不影響這個指標。</w:t>
+      </w:r>
+    </w:p>
+    <w:p>
+      <w:r>
+        <w:rPr>
+          <w:rFonts w:ascii="Microsoft JhengHei" w:hAnsi="Microsoft JhengHei" w:eastAsia="Microsoft JhengHei"/>
+          <w:b/>
+        </w:rPr>
+        <w:t>結論（重要）</w:t>
+      </w:r>
+      <w:r>
+        <w:rPr>
+          <w:rFonts w:ascii="Microsoft JhengHei" w:hAnsi="Microsoft JhengHei" w:eastAsia="Microsoft JhengHei"/>
+          <w:b w:val="0"/>
+        </w:rPr>
+        <w:t>：C 段測出的優異報酬（超額 +20~30%），來源其實是**「集中持股：從 15 檔裡只買前 10</w:t>
+      </w:r>
+      <w:r>
+        <w:t xml:space="preserve"> </w:t>
+      </w:r>
+      <w:r>
+        <w:rPr>
+          <w:rFonts w:ascii="Microsoft JhengHei" w:hAnsi="Microsoft JhengHei" w:eastAsia="Microsoft JhengHei"/>
+          <w:b w:val="0"/>
+        </w:rPr>
+        <w:t>檔」的集中度效果**，不是「動能重排真的挑出更會漲的股票」——用嚴謹的市場中性排序力檢驗，</w:t>
+      </w:r>
+      <w:r>
+        <w:t xml:space="preserve"> </w:t>
+      </w:r>
+      <w:r>
+        <w:rPr>
+          <w:rFonts w:ascii="Microsoft JhengHei" w:hAnsi="Microsoft JhengHei" w:eastAsia="Microsoft JhengHei"/>
+          <w:b w:val="0"/>
+        </w:rPr>
+        <w:t>這個機制</w:t>
+      </w:r>
+      <w:r>
+        <w:rPr>
+          <w:rFonts w:ascii="Microsoft JhengHei" w:hAnsi="Microsoft JhengHei" w:eastAsia="Microsoft JhengHei"/>
+          <w:b/>
+        </w:rPr>
+        <w:t>沒有展現真正的因子邊際貢獻</w:t>
+      </w:r>
+      <w:r>
+        <w:rPr>
+          <w:rFonts w:ascii="Microsoft JhengHei" w:hAnsi="Microsoft JhengHei" w:eastAsia="Microsoft JhengHei"/>
+          <w:b w:val="0"/>
+        </w:rPr>
+        <w:t>，Rank IC 甚至微降。**兩階段動能濾網未通過正式驗證閘門，</w:t>
+      </w:r>
+      <w:r>
+        <w:t xml:space="preserve"> </w:t>
+      </w:r>
+      <w:r>
+        <w:rPr>
+          <w:rFonts w:ascii="Microsoft JhengHei" w:hAnsi="Microsoft JhengHei" w:eastAsia="Microsoft JhengHei"/>
+          <w:b w:val="0"/>
+        </w:rPr>
+        <w:t xml:space="preserve">不採用、不寫入 </w:t>
+      </w:r>
+      <w:r>
+        <w:rPr>
+          <w:rFonts w:ascii="Consolas" w:hAnsi="Consolas" w:eastAsia="Consolas"/>
+          <w:b w:val="0"/>
+          <w:color w:val="8B0000"/>
+          <w:sz w:val="19"/>
+        </w:rPr>
+        <w:t>core/scoring_manager.py</w:t>
+      </w:r>
+      <w:r>
+        <w:rPr>
+          <w:rFonts w:ascii="Microsoft JhengHei" w:hAnsi="Microsoft JhengHei" w:eastAsia="Microsoft JhengHei"/>
+          <w:b w:val="0"/>
+        </w:rPr>
+        <w:t xml:space="preserve"> / </w:t>
+      </w:r>
+      <w:r>
+        <w:rPr>
+          <w:rFonts w:ascii="Consolas" w:hAnsi="Consolas" w:eastAsia="Consolas"/>
+          <w:b w:val="0"/>
+          <w:color w:val="8B0000"/>
+          <w:sz w:val="19"/>
+        </w:rPr>
+        <w:t>core/backtest.py</w:t>
+      </w:r>
+      <w:r>
+        <w:rPr>
+          <w:rFonts w:ascii="Microsoft JhengHei" w:hAnsi="Microsoft JhengHei" w:eastAsia="Microsoft JhengHei"/>
+          <w:b w:val="0"/>
+        </w:rPr>
+        <w:t>**，僅供使用者手動操作時參考，</w:t>
+      </w:r>
+      <w:r>
+        <w:t xml:space="preserve"> </w:t>
+      </w:r>
+      <w:r>
+        <w:rPr>
+          <w:rFonts w:ascii="Microsoft JhengHei" w:hAnsi="Microsoft JhengHei" w:eastAsia="Microsoft JhengHei"/>
+          <w:b w:val="0"/>
+        </w:rPr>
+        <w:t>不列入系統預設機制。</w:t>
+      </w:r>
+    </w:p>
+    <w:p>
       <w:pPr>
-        <w:ind w:left="432"/>
+        <w:pStyle w:val="Heading3"/>
       </w:pPr>
       <w:r>
         <w:rPr>
           <w:rFonts w:ascii="Microsoft JhengHei" w:hAnsi="Microsoft JhengHei" w:eastAsia="Microsoft JhengHei"/>
-          <w:b/>
-          <w:color w:val="404040"/>
-          <w:sz w:val="19"/>
-        </w:rPr>
-        <w:t>v4.0 交付形態演進</w:t>
-      </w:r>
-      <w:r>
-        <w:rPr>
-          <w:rFonts w:ascii="Microsoft JhengHei" w:hAnsi="Microsoft JhengHei" w:eastAsia="Microsoft JhengHei"/>
-          <w:b w:val="0"/>
-          <w:color w:val="404040"/>
-          <w:sz w:val="19"/>
-        </w:rPr>
-        <w:t xml:space="preserve">（非策略指標，而是「怎麼用」）：個股逐檔 → </w:t>
-      </w:r>
-      <w:r>
-        <w:rPr>
-          <w:rFonts w:ascii="Microsoft JhengHei" w:hAnsi="Microsoft JhengHei" w:eastAsia="Microsoft JhengHei"/>
-          <w:b/>
-          <w:color w:val="404040"/>
-          <w:sz w:val="19"/>
-        </w:rPr>
-        <w:t>跨股綜合分排名</w:t>
-      </w:r>
-      <w:r>
-        <w:rPr>
-          <w:rFonts w:ascii="Microsoft JhengHei" w:hAnsi="Microsoft JhengHei" w:eastAsia="Microsoft JhengHei"/>
-          <w:b w:val="0"/>
-          <w:color w:val="404040"/>
-          <w:sz w:val="19"/>
-        </w:rPr>
-        <w:t xml:space="preserve">；本機命令列 → </w:t>
-      </w:r>
-      <w:r>
-        <w:rPr>
-          <w:rFonts w:ascii="Microsoft JhengHei" w:hAnsi="Microsoft JhengHei" w:eastAsia="Microsoft JhengHei"/>
-          <w:b/>
-          <w:color w:val="404040"/>
-          <w:sz w:val="19"/>
-        </w:rPr>
-        <w:t>網頁選股分頁</w:t>
-      </w:r>
-      <w:r>
-        <w:rPr>
-          <w:rFonts w:ascii="Microsoft JhengHei" w:hAnsi="Microsoft JhengHei" w:eastAsia="Microsoft JhengHei"/>
-          <w:b w:val="0"/>
-          <w:color w:val="404040"/>
-          <w:sz w:val="19"/>
-        </w:rPr>
-        <w:t>；</w:t>
-      </w:r>
-      <w:r>
-        <w:br/>
-      </w:r>
-      <w:r>
-        <w:rPr>
-          <w:rFonts w:ascii="Microsoft JhengHei" w:hAnsi="Microsoft JhengHei" w:eastAsia="Microsoft JhengHei"/>
-          <w:b w:val="0"/>
-          <w:color w:val="404040"/>
-          <w:sz w:val="19"/>
-        </w:rPr>
-        <w:t xml:space="preserve">自用 → </w:t>
-      </w:r>
-      <w:r>
-        <w:rPr>
-          <w:rFonts w:ascii="Microsoft JhengHei" w:hAnsi="Microsoft JhengHei" w:eastAsia="Microsoft JhengHei"/>
-          <w:b/>
-          <w:color w:val="404040"/>
-          <w:sz w:val="19"/>
-        </w:rPr>
-        <w:t>可公開部署（訪客各用自己 token）</w:t>
-      </w:r>
-      <w:r>
-        <w:rPr>
-          <w:rFonts w:ascii="Microsoft JhengHei" w:hAnsi="Microsoft JhengHei" w:eastAsia="Microsoft JhengHei"/>
-          <w:b w:val="0"/>
-          <w:color w:val="404040"/>
-          <w:sz w:val="19"/>
-        </w:rPr>
-        <w:t>；驗證從回測分桶 → 補上</w:t>
-      </w:r>
-      <w:r>
-        <w:rPr>
-          <w:rFonts w:ascii="Microsoft JhengHei" w:hAnsi="Microsoft JhengHei" w:eastAsia="Microsoft JhengHei"/>
-          <w:b/>
-          <w:color w:val="404040"/>
-          <w:sz w:val="19"/>
-        </w:rPr>
-        <w:t>綜合分分位數階梯 + Rank IC</w:t>
-      </w:r>
-      <w:r>
-        <w:rPr>
-          <w:rFonts w:ascii="Microsoft JhengHei" w:hAnsi="Microsoft JhengHei" w:eastAsia="Microsoft JhengHei"/>
-          <w:b w:val="0"/>
-          <w:color w:val="404040"/>
-          <w:sz w:val="19"/>
-        </w:rPr>
-        <w:t>。</w:t>
-      </w:r>
-      <w:r>
-        <w:br/>
-      </w:r>
-      <w:r>
-        <w:br/>
-      </w:r>
-      <w:r>
-        <w:rPr>
-          <w:rFonts w:ascii="Microsoft JhengHei" w:hAnsi="Microsoft JhengHei" w:eastAsia="Microsoft JhengHei"/>
-          <w:b/>
-          <w:color w:val="404040"/>
-          <w:sz w:val="19"/>
-        </w:rPr>
-        <w:t>v4.2 策略核心演進</w:t>
-      </w:r>
-      <w:r>
-        <w:rPr>
-          <w:rFonts w:ascii="Microsoft JhengHei" w:hAnsi="Microsoft JhengHei" w:eastAsia="Microsoft JhengHei"/>
-          <w:b w:val="0"/>
-          <w:color w:val="404040"/>
-          <w:sz w:val="19"/>
-        </w:rPr>
-        <w:t xml:space="preserve">：whale 由「連買天數基底（大型股恆 0）」→ </w:t>
-      </w:r>
-      <w:r>
-        <w:rPr>
-          <w:rFonts w:ascii="Microsoft JhengHei" w:hAnsi="Microsoft JhengHei" w:eastAsia="Microsoft JhengHei"/>
-          <w:b/>
-          <w:color w:val="404040"/>
-          <w:sz w:val="19"/>
-        </w:rPr>
-        <w:t>多天期淨參與率</w:t>
-      </w:r>
-      <w:r>
-        <w:rPr>
-          <w:rFonts w:ascii="Microsoft JhengHei" w:hAnsi="Microsoft JhengHei" w:eastAsia="Microsoft JhengHei"/>
-          <w:b w:val="0"/>
-          <w:color w:val="404040"/>
-          <w:sz w:val="19"/>
-        </w:rPr>
-        <w:t>；權重由「直覺配置」→</w:t>
-      </w:r>
-      <w:r>
-        <w:br/>
-      </w:r>
-      <w:r>
-        <w:rPr>
-          <w:rFonts w:ascii="Microsoft JhengHei" w:hAnsi="Microsoft JhengHei" w:eastAsia="Microsoft JhengHei"/>
-          <w:b/>
-          <w:color w:val="404040"/>
-          <w:sz w:val="19"/>
-        </w:rPr>
-        <w:t>因子歸因校準</w:t>
-      </w:r>
-      <w:r>
-        <w:rPr>
-          <w:rFonts w:ascii="Microsoft JhengHei" w:hAnsi="Microsoft JhengHei" w:eastAsia="Microsoft JhengHei"/>
-          <w:b w:val="0"/>
-          <w:color w:val="404040"/>
-          <w:sz w:val="19"/>
-        </w:rPr>
-        <w:t xml:space="preserve">（動能 16→27%、估值 10→8%）；權重由「靜態」→ </w:t>
-      </w:r>
-      <w:r>
-        <w:rPr>
-          <w:rFonts w:ascii="Microsoft JhengHei" w:hAnsi="Microsoft JhengHei" w:eastAsia="Microsoft JhengHei"/>
-          <w:b/>
-          <w:color w:val="404040"/>
-          <w:sz w:val="19"/>
-        </w:rPr>
-        <w:t>隨市場 regime 動態調整</w:t>
-      </w:r>
-      <w:r>
-        <w:rPr>
-          <w:rFonts w:ascii="Microsoft JhengHei" w:hAnsi="Microsoft JhengHei" w:eastAsia="Microsoft JhengHei"/>
-          <w:b w:val="0"/>
-          <w:color w:val="404040"/>
-          <w:sz w:val="19"/>
-        </w:rPr>
-        <w:t>。</w:t>
-      </w:r>
-      <w:r>
-        <w:br/>
-      </w:r>
-      <w:r>
-        <w:rPr>
-          <w:rFonts w:ascii="Microsoft JhengHei" w:hAnsi="Microsoft JhengHei" w:eastAsia="Microsoft JhengHei"/>
-          <w:b w:val="0"/>
-          <w:color w:val="404040"/>
-          <w:sz w:val="19"/>
-        </w:rPr>
-        <w:t xml:space="preserve">排序力驗證由「單一多頭段」→ </w:t>
-      </w:r>
-      <w:r>
-        <w:rPr>
-          <w:rFonts w:ascii="Microsoft JhengHei" w:hAnsi="Microsoft JhengHei" w:eastAsia="Microsoft JhengHei"/>
-          <w:b/>
-          <w:color w:val="404040"/>
-          <w:sz w:val="19"/>
-        </w:rPr>
-        <w:t>三市場週期全正</w:t>
-      </w:r>
-      <w:r>
-        <w:rPr>
-          <w:rFonts w:ascii="Microsoft JhengHei" w:hAnsi="Microsoft JhengHei" w:eastAsia="Microsoft JhengHei"/>
-          <w:b w:val="0"/>
-          <w:color w:val="404040"/>
-          <w:sz w:val="19"/>
-        </w:rPr>
-        <w:t xml:space="preserve">（2021 +2.53% / 2022 </w:t>
-      </w:r>
-      <w:r>
-        <w:rPr>
-          <w:rFonts w:ascii="Microsoft JhengHei" w:hAnsi="Microsoft JhengHei" w:eastAsia="Microsoft JhengHei"/>
-          <w:b/>
-          <w:color w:val="404040"/>
-          <w:sz w:val="19"/>
-        </w:rPr>
-        <w:t>+0.32%</w:t>
-      </w:r>
-      <w:r>
-        <w:rPr>
-          <w:rFonts w:ascii="Microsoft JhengHei" w:hAnsi="Microsoft JhengHei" w:eastAsia="Microsoft JhengHei"/>
-          <w:b w:val="0"/>
-          <w:color w:val="404040"/>
-          <w:sz w:val="19"/>
-        </w:rPr>
-        <w:t xml:space="preserve"> / 2023–25 +2.80%）。</w:t>
-      </w:r>
-      <w:r>
-        <w:br/>
-      </w:r>
-      <w:r>
-        <w:br/>
-      </w:r>
-      <w:r>
-        <w:rPr>
-          <w:rFonts w:ascii="Microsoft JhengHei" w:hAnsi="Microsoft JhengHei" w:eastAsia="Microsoft JhengHei"/>
-          <w:b/>
-          <w:color w:val="404040"/>
-          <w:sz w:val="19"/>
-        </w:rPr>
-        <w:t>v4.4 訊號層演進</w:t>
-      </w:r>
-      <w:r>
-        <w:rPr>
-          <w:rFonts w:ascii="Microsoft JhengHei" w:hAnsi="Microsoft JhengHei" w:eastAsia="Microsoft JhengHei"/>
-          <w:b w:val="0"/>
-          <w:color w:val="404040"/>
-          <w:sz w:val="19"/>
-        </w:rPr>
-        <w:t xml:space="preserve">：訊號取捨由「直覺接線」→ </w:t>
-      </w:r>
-      <w:r>
-        <w:rPr>
-          <w:rFonts w:ascii="Microsoft JhengHei" w:hAnsi="Microsoft JhengHei" w:eastAsia="Microsoft JhengHei"/>
-          <w:b/>
-          <w:color w:val="404040"/>
-          <w:sz w:val="19"/>
-        </w:rPr>
-        <w:t>因子實驗室 A/B</w:t>
-      </w:r>
-      <w:r>
-        <w:rPr>
-          <w:rFonts w:ascii="Microsoft JhengHei" w:hAnsi="Microsoft JhengHei" w:eastAsia="Microsoft JhengHei"/>
-          <w:b w:val="0"/>
-          <w:color w:val="404040"/>
-          <w:sz w:val="19"/>
-        </w:rPr>
-        <w:t>（</w:t>
-      </w:r>
-      <w:r>
-        <w:rPr>
-          <w:rFonts w:ascii="Consolas" w:hAnsi="Consolas" w:eastAsia="Consolas"/>
-          <w:b w:val="0"/>
-          <w:color w:val="8B0000"/>
-          <w:sz w:val="19"/>
-        </w:rPr>
-        <w:t>factor_experiments.py</w:t>
-      </w:r>
-      <w:r>
-        <w:rPr>
-          <w:rFonts w:ascii="Microsoft JhengHei" w:hAnsi="Microsoft JhengHei" w:eastAsia="Microsoft JhengHei"/>
-          <w:b w:val="0"/>
-          <w:color w:val="404040"/>
-          <w:sz w:val="19"/>
-        </w:rPr>
-        <w:t>，全期＋空頭雙段）；</w:t>
-      </w:r>
-      <w:r>
-        <w:br/>
-      </w:r>
-      <w:r>
-        <w:rPr>
-          <w:rFonts w:ascii="Microsoft JhengHei" w:hAnsi="Microsoft JhengHei" w:eastAsia="Microsoft JhengHei"/>
-          <w:b w:val="0"/>
-          <w:color w:val="404040"/>
-          <w:sz w:val="19"/>
-        </w:rPr>
-        <w:t xml:space="preserve">動能面疊加 </w:t>
-      </w:r>
-      <w:r>
-        <w:rPr>
-          <w:rFonts w:ascii="Microsoft JhengHei" w:hAnsi="Microsoft JhengHei" w:eastAsia="Microsoft JhengHei"/>
-          <w:b/>
-          <w:color w:val="404040"/>
-          <w:sz w:val="19"/>
-        </w:rPr>
-        <w:t>RS 相對強弱</w:t>
-      </w:r>
-      <w:r>
-        <w:rPr>
-          <w:rFonts w:ascii="Microsoft JhengHei" w:hAnsi="Microsoft JhengHei" w:eastAsia="Microsoft JhengHei"/>
-          <w:b w:val="0"/>
-          <w:color w:val="404040"/>
-          <w:sz w:val="19"/>
-        </w:rPr>
-        <w:t>、基本面接入</w:t>
-      </w:r>
-      <w:r>
-        <w:rPr>
-          <w:rFonts w:ascii="Microsoft JhengHei" w:hAnsi="Microsoft JhengHei" w:eastAsia="Microsoft JhengHei"/>
-          <w:b/>
-          <w:color w:val="404040"/>
-          <w:sz w:val="19"/>
-        </w:rPr>
-        <w:t>資產週轉率</w:t>
-      </w:r>
-      <w:r>
-        <w:rPr>
-          <w:rFonts w:ascii="Microsoft JhengHei" w:hAnsi="Microsoft JhengHei" w:eastAsia="Microsoft JhengHei"/>
-          <w:b w:val="0"/>
-          <w:color w:val="404040"/>
-          <w:sz w:val="19"/>
-        </w:rPr>
-        <w:t xml:space="preserve">、估值混合重修 </w:t>
-      </w:r>
-      <w:r>
-        <w:rPr>
-          <w:rFonts w:ascii="Microsoft JhengHei" w:hAnsi="Microsoft JhengHei" w:eastAsia="Microsoft JhengHei"/>
-          <w:b/>
-          <w:color w:val="404040"/>
-          <w:sz w:val="19"/>
-        </w:rPr>
-        <w:t>PEG 85/15</w:t>
-      </w:r>
-      <w:r>
-        <w:rPr>
-          <w:rFonts w:ascii="Microsoft JhengHei" w:hAnsi="Microsoft JhengHei" w:eastAsia="Microsoft JhengHei"/>
-          <w:b w:val="0"/>
-          <w:color w:val="404040"/>
-          <w:sz w:val="19"/>
-        </w:rPr>
-        <w:t>——</w:t>
-      </w:r>
-      <w:r>
-        <w:br/>
-      </w:r>
-      <w:r>
-        <w:rPr>
-          <w:rFonts w:ascii="Microsoft JhengHei" w:hAnsi="Microsoft JhengHei" w:eastAsia="Microsoft JhengHei"/>
-          <w:b w:val="0"/>
-          <w:color w:val="404040"/>
-          <w:sz w:val="19"/>
-        </w:rPr>
-        <w:t>全期排序力 +2.80→</w:t>
-      </w:r>
-      <w:r>
-        <w:rPr>
-          <w:rFonts w:ascii="Microsoft JhengHei" w:hAnsi="Microsoft JhengHei" w:eastAsia="Microsoft JhengHei"/>
-          <w:b/>
-          <w:color w:val="404040"/>
-          <w:sz w:val="19"/>
-        </w:rPr>
-        <w:t>+3.27%</w:t>
-      </w:r>
-      <w:r>
-        <w:rPr>
-          <w:rFonts w:ascii="Microsoft JhengHei" w:hAnsi="Microsoft JhengHei" w:eastAsia="Microsoft JhengHei"/>
-          <w:b w:val="0"/>
-          <w:color w:val="404040"/>
-          <w:sz w:val="19"/>
-        </w:rPr>
-        <w:t>、綜合 IC +0.072→</w:t>
-      </w:r>
-      <w:r>
-        <w:rPr>
-          <w:rFonts w:ascii="Microsoft JhengHei" w:hAnsi="Microsoft JhengHei" w:eastAsia="Microsoft JhengHei"/>
-          <w:b/>
-          <w:color w:val="404040"/>
-          <w:sz w:val="19"/>
-        </w:rPr>
-        <w:t>+0.083</w:t>
-      </w:r>
-      <w:r>
-        <w:rPr>
-          <w:rFonts w:ascii="Microsoft JhengHei" w:hAnsi="Microsoft JhengHei" w:eastAsia="Microsoft JhengHei"/>
-          <w:b w:val="0"/>
-          <w:color w:val="404040"/>
-          <w:sz w:val="19"/>
-        </w:rPr>
-        <w:t>，三週期維持全正（2021 +3.05 / 2022 +0.16 / 2023–25 +3.27%）；</w:t>
-      </w:r>
-      <w:r>
-        <w:br/>
-      </w:r>
-      <w:r>
-        <w:rPr>
-          <w:rFonts w:ascii="Microsoft JhengHei" w:hAnsi="Microsoft JhengHei" w:eastAsia="Microsoft JhengHei"/>
-          <w:b w:val="0"/>
-          <w:color w:val="404040"/>
-          <w:sz w:val="19"/>
-        </w:rPr>
-        <w:t xml:space="preserve">交付由「手動日更」→ </w:t>
-      </w:r>
-      <w:r>
-        <w:rPr>
-          <w:rFonts w:ascii="Microsoft JhengHei" w:hAnsi="Microsoft JhengHei" w:eastAsia="Microsoft JhengHei"/>
-          <w:b/>
-          <w:color w:val="404040"/>
-          <w:sz w:val="19"/>
-        </w:rPr>
-        <w:t>Windows 工作排程全自動</w:t>
-      </w:r>
-      <w:r>
-        <w:rPr>
-          <w:rFonts w:ascii="Microsoft JhengHei" w:hAnsi="Microsoft JhengHei" w:eastAsia="Microsoft JhengHei"/>
-          <w:b w:val="0"/>
-          <w:color w:val="404040"/>
-          <w:sz w:val="19"/>
-        </w:rPr>
-        <w:t>（平日 20:30 增量→scores→上雲）。</w:t>
+          <w:b w:val="0"/>
+        </w:rPr>
+        <w:t>E. 待辦</w:t>
+      </w:r>
+    </w:p>
+    <w:p>
+      <w:r>
+        <w:rPr>
+          <w:rFonts w:ascii="Microsoft JhengHei" w:hAnsi="Microsoft JhengHei" w:eastAsia="Microsoft JhengHei"/>
+          <w:b w:val="0"/>
+        </w:rPr>
+        <w:t>若日後想再研究「20 日短線動能濾網」方向，需改用能反映「窄子集選股」效果的量測法（如 top-10 vs</w:t>
+      </w:r>
+      <w:r>
+        <w:t xml:space="preserve"> </w:t>
+      </w:r>
+      <w:r>
+        <w:rPr>
+          <w:rFonts w:ascii="Microsoft JhengHei" w:hAnsi="Microsoft JhengHei" w:eastAsia="Microsoft JhengHei"/>
+          <w:b w:val="0"/>
+        </w:rPr>
+        <w:t>next-5 的細分位差，而非 45 檔 q=1/3 的粗粒度切法），否則官方閘門測不出這類機制的真實邊際貢獻。</w:t>
       </w:r>
     </w:p>
     <w:p>
@@ -27100,67 +28327,925 @@
           <w:rFonts w:ascii="Microsoft JhengHei" w:hAnsi="Microsoft JhengHei" w:eastAsia="Microsoft JhengHei"/>
           <w:b w:val="0"/>
         </w:rPr>
-        <w:t>19. 🔮 未來優化藍圖 (Next Steps)</w:t>
+        <w:t>19. 📈 關鍵指標演進總表</w:t>
       </w:r>
     </w:p>
+    <w:tbl>
+      <w:tblPr>
+        <w:tblStyle w:val="TableGrid"/>
+        <w:tblW w:type="auto" w:w="0"/>
+        <w:tblLook w:firstColumn="1" w:firstRow="1" w:lastColumn="0" w:lastRow="0" w:noHBand="0" w:noVBand="1" w:val="04A0"/>
+      </w:tblPr>
+      <w:tblGrid>
+        <w:gridCol w:w="2160"/>
+        <w:gridCol w:w="2160"/>
+        <w:gridCol w:w="2160"/>
+        <w:gridCol w:w="2160"/>
+      </w:tblGrid>
+      <w:tr>
+        <w:tc>
+          <w:tcPr>
+            <w:tcW w:type="dxa" w:w="2160"/>
+          </w:tcPr>
+          <w:p>
+            <w:r>
+              <w:rPr>
+                <w:b/>
+              </w:rPr>
+            </w:r>
+            <w:r>
+              <w:rPr>
+                <w:rFonts w:ascii="Microsoft JhengHei" w:hAnsi="Microsoft JhengHei" w:eastAsia="Microsoft JhengHei"/>
+                <w:b/>
+                <w:sz w:val="19"/>
+              </w:rPr>
+              <w:t>指標</w:t>
+            </w:r>
+          </w:p>
+        </w:tc>
+        <w:tc>
+          <w:tcPr>
+            <w:tcW w:type="dxa" w:w="2160"/>
+          </w:tcPr>
+          <w:p>
+            <w:r>
+              <w:rPr>
+                <w:b/>
+              </w:rPr>
+            </w:r>
+            <w:r>
+              <w:rPr>
+                <w:rFonts w:ascii="Microsoft JhengHei" w:hAnsi="Microsoft JhengHei" w:eastAsia="Microsoft JhengHei"/>
+                <w:b/>
+                <w:sz w:val="19"/>
+              </w:rPr>
+              <w:t>v1.0.0 (起步)</w:t>
+            </w:r>
+          </w:p>
+        </w:tc>
+        <w:tc>
+          <w:tcPr>
+            <w:tcW w:type="dxa" w:w="2160"/>
+          </w:tcPr>
+          <w:p>
+            <w:r>
+              <w:rPr>
+                <w:b/>
+              </w:rPr>
+            </w:r>
+            <w:r>
+              <w:rPr>
+                <w:rFonts w:ascii="Microsoft JhengHei" w:hAnsi="Microsoft JhengHei" w:eastAsia="Microsoft JhengHei"/>
+                <w:b/>
+                <w:sz w:val="19"/>
+              </w:rPr>
+              <w:t>v2.0.0 (四級)</w:t>
+            </w:r>
+          </w:p>
+        </w:tc>
+        <w:tc>
+          <w:tcPr>
+            <w:tcW w:type="dxa" w:w="2160"/>
+          </w:tcPr>
+          <w:p>
+            <w:r>
+              <w:rPr>
+                <w:b/>
+              </w:rPr>
+            </w:r>
+            <w:r>
+              <w:rPr>
+                <w:rFonts w:ascii="Microsoft JhengHei" w:hAnsi="Microsoft JhengHei" w:eastAsia="Microsoft JhengHei"/>
+                <w:b/>
+                <w:sz w:val="19"/>
+              </w:rPr>
+              <w:t>v3.0 (定案)</w:t>
+            </w:r>
+          </w:p>
+        </w:tc>
+      </w:tr>
+      <w:tr>
+        <w:tc>
+          <w:tcPr>
+            <w:tcW w:type="dxa" w:w="2160"/>
+          </w:tcPr>
+          <w:p>
+            <w:r/>
+            <w:r>
+              <w:rPr>
+                <w:rFonts w:ascii="Microsoft JhengHei" w:hAnsi="Microsoft JhengHei" w:eastAsia="Microsoft JhengHei"/>
+                <w:b w:val="0"/>
+                <w:sz w:val="19"/>
+              </w:rPr>
+              <w:t>評級級數</w:t>
+            </w:r>
+          </w:p>
+        </w:tc>
+        <w:tc>
+          <w:tcPr>
+            <w:tcW w:type="dxa" w:w="2160"/>
+          </w:tcPr>
+          <w:p>
+            <w:r/>
+            <w:r>
+              <w:rPr>
+                <w:rFonts w:ascii="Microsoft JhengHei" w:hAnsi="Microsoft JhengHei" w:eastAsia="Microsoft JhengHei"/>
+                <w:b w:val="0"/>
+                <w:sz w:val="19"/>
+              </w:rPr>
+              <w:t>3 級</w:t>
+            </w:r>
+          </w:p>
+        </w:tc>
+        <w:tc>
+          <w:tcPr>
+            <w:tcW w:type="dxa" w:w="2160"/>
+          </w:tcPr>
+          <w:p>
+            <w:r/>
+            <w:r>
+              <w:rPr>
+                <w:rFonts w:ascii="Microsoft JhengHei" w:hAnsi="Microsoft JhengHei" w:eastAsia="Microsoft JhengHei"/>
+                <w:b w:val="0"/>
+                <w:sz w:val="19"/>
+              </w:rPr>
+              <w:t>4 級</w:t>
+            </w:r>
+          </w:p>
+        </w:tc>
+        <w:tc>
+          <w:tcPr>
+            <w:tcW w:type="dxa" w:w="2160"/>
+          </w:tcPr>
+          <w:p>
+            <w:r/>
+            <w:r>
+              <w:rPr>
+                <w:rFonts w:ascii="Microsoft JhengHei" w:hAnsi="Microsoft JhengHei" w:eastAsia="Microsoft JhengHei"/>
+                <w:b w:val="0"/>
+                <w:sz w:val="19"/>
+              </w:rPr>
+              <w:t>4 級（雙軌）</w:t>
+            </w:r>
+          </w:p>
+        </w:tc>
+      </w:tr>
+      <w:tr>
+        <w:tc>
+          <w:tcPr>
+            <w:tcW w:type="dxa" w:w="2160"/>
+          </w:tcPr>
+          <w:p>
+            <w:r/>
+            <w:r>
+              <w:rPr>
+                <w:rFonts w:ascii="Microsoft JhengHei" w:hAnsi="Microsoft JhengHei" w:eastAsia="Microsoft JhengHei"/>
+                <w:b w:val="0"/>
+                <w:sz w:val="19"/>
+              </w:rPr>
+              <w:t>出場方式</w:t>
+            </w:r>
+          </w:p>
+        </w:tc>
+        <w:tc>
+          <w:tcPr>
+            <w:tcW w:type="dxa" w:w="2160"/>
+          </w:tcPr>
+          <w:p>
+            <w:r/>
+            <w:r>
+              <w:rPr>
+                <w:rFonts w:ascii="Microsoft JhengHei" w:hAnsi="Microsoft JhengHei" w:eastAsia="Microsoft JhengHei"/>
+                <w:b w:val="0"/>
+                <w:sz w:val="19"/>
+              </w:rPr>
+              <w:t>固定 20 天</w:t>
+            </w:r>
+          </w:p>
+        </w:tc>
+        <w:tc>
+          <w:tcPr>
+            <w:tcW w:type="dxa" w:w="2160"/>
+          </w:tcPr>
+          <w:p>
+            <w:r/>
+            <w:r>
+              <w:rPr>
+                <w:rFonts w:ascii="Microsoft JhengHei" w:hAnsi="Microsoft JhengHei" w:eastAsia="Microsoft JhengHei"/>
+                <w:b w:val="0"/>
+                <w:sz w:val="19"/>
+              </w:rPr>
+              <w:t>dynamic_stop</w:t>
+            </w:r>
+          </w:p>
+        </w:tc>
+        <w:tc>
+          <w:tcPr>
+            <w:tcW w:type="dxa" w:w="2160"/>
+          </w:tcPr>
+          <w:p>
+            <w:r/>
+            <w:r>
+              <w:rPr>
+                <w:rFonts w:ascii="Microsoft JhengHei" w:hAnsi="Microsoft JhengHei" w:eastAsia="Microsoft JhengHei"/>
+                <w:b w:val="0"/>
+                <w:sz w:val="19"/>
+              </w:rPr>
+              <w:t>dynamic_stop</w:t>
+            </w:r>
+          </w:p>
+        </w:tc>
+      </w:tr>
+      <w:tr>
+        <w:tc>
+          <w:tcPr>
+            <w:tcW w:type="dxa" w:w="2160"/>
+          </w:tcPr>
+          <w:p>
+            <w:r/>
+            <w:r>
+              <w:rPr>
+                <w:rFonts w:ascii="Microsoft JhengHei" w:hAnsi="Microsoft JhengHei" w:eastAsia="Microsoft JhengHei"/>
+                <w:b w:val="0"/>
+                <w:sz w:val="19"/>
+              </w:rPr>
+              <w:t>多空價差</w:t>
+            </w:r>
+          </w:p>
+        </w:tc>
+        <w:tc>
+          <w:tcPr>
+            <w:tcW w:type="dxa" w:w="2160"/>
+          </w:tcPr>
+          <w:p>
+            <w:r/>
+            <w:r>
+              <w:rPr>
+                <w:rFonts w:ascii="Microsoft JhengHei" w:hAnsi="Microsoft JhengHei" w:eastAsia="Microsoft JhengHei"/>
+                <w:b/>
+                <w:sz w:val="19"/>
+              </w:rPr>
+              <w:t>−2.83%</w:t>
+            </w:r>
+          </w:p>
+        </w:tc>
+        <w:tc>
+          <w:tcPr>
+            <w:tcW w:type="dxa" w:w="2160"/>
+          </w:tcPr>
+          <w:p>
+            <w:r/>
+            <w:r>
+              <w:rPr>
+                <w:rFonts w:ascii="Microsoft JhengHei" w:hAnsi="Microsoft JhengHei" w:eastAsia="Microsoft JhengHei"/>
+                <w:b w:val="0"/>
+                <w:sz w:val="19"/>
+              </w:rPr>
+              <w:t>+0.44%</w:t>
+            </w:r>
+          </w:p>
+        </w:tc>
+        <w:tc>
+          <w:tcPr>
+            <w:tcW w:type="dxa" w:w="2160"/>
+          </w:tcPr>
+          <w:p>
+            <w:r/>
+            <w:r>
+              <w:rPr>
+                <w:rFonts w:ascii="Microsoft JhengHei" w:hAnsi="Microsoft JhengHei" w:eastAsia="Microsoft JhengHei"/>
+                <w:b w:val="0"/>
+                <w:sz w:val="19"/>
+              </w:rPr>
+              <w:t xml:space="preserve">市場中性 test </w:t>
+            </w:r>
+            <w:r>
+              <w:rPr>
+                <w:rFonts w:ascii="Microsoft JhengHei" w:hAnsi="Microsoft JhengHei" w:eastAsia="Microsoft JhengHei"/>
+                <w:b/>
+                <w:sz w:val="19"/>
+              </w:rPr>
+              <w:t>+3.23%</w:t>
+            </w:r>
+            <w:r>
+              <w:rPr>
+                <w:rFonts w:ascii="Microsoft JhengHei" w:hAnsi="Microsoft JhengHei" w:eastAsia="Microsoft JhengHei"/>
+                <w:b w:val="0"/>
+                <w:sz w:val="19"/>
+              </w:rPr>
+              <w:t xml:space="preserve"> ✅</w:t>
+            </w:r>
+          </w:p>
+        </w:tc>
+      </w:tr>
+      <w:tr>
+        <w:tc>
+          <w:tcPr>
+            <w:tcW w:type="dxa" w:w="2160"/>
+          </w:tcPr>
+          <w:p>
+            <w:r/>
+            <w:r>
+              <w:rPr>
+                <w:rFonts w:ascii="Microsoft JhengHei" w:hAnsi="Microsoft JhengHei" w:eastAsia="Microsoft JhengHei"/>
+                <w:b w:val="0"/>
+                <w:sz w:val="19"/>
+              </w:rPr>
+              <w:t>主流飆股</w:t>
+            </w:r>
+          </w:p>
+        </w:tc>
+        <w:tc>
+          <w:tcPr>
+            <w:tcW w:type="dxa" w:w="2160"/>
+          </w:tcPr>
+          <w:p>
+            <w:r/>
+            <w:r>
+              <w:rPr>
+                <w:rFonts w:ascii="Microsoft JhengHei" w:hAnsi="Microsoft JhengHei" w:eastAsia="Microsoft JhengHei"/>
+                <w:b w:val="0"/>
+                <w:sz w:val="19"/>
+              </w:rPr>
+              <w:t>全卡觀望</w:t>
+            </w:r>
+          </w:p>
+        </w:tc>
+        <w:tc>
+          <w:tcPr>
+            <w:tcW w:type="dxa" w:w="2160"/>
+          </w:tcPr>
+          <w:p>
+            <w:r/>
+            <w:r>
+              <w:rPr>
+                <w:rFonts w:ascii="Microsoft JhengHei" w:hAnsi="Microsoft JhengHei" w:eastAsia="Microsoft JhengHei"/>
+                <w:b w:val="0"/>
+                <w:sz w:val="19"/>
+              </w:rPr>
+              <w:t>進買進級</w:t>
+            </w:r>
+          </w:p>
+        </w:tc>
+        <w:tc>
+          <w:tcPr>
+            <w:tcW w:type="dxa" w:w="2160"/>
+          </w:tcPr>
+          <w:p>
+            <w:r/>
+            <w:r>
+              <w:rPr>
+                <w:rFonts w:ascii="Microsoft JhengHei" w:hAnsi="Microsoft JhengHei" w:eastAsia="Microsoft JhengHei"/>
+                <w:b w:val="0"/>
+                <w:sz w:val="19"/>
+              </w:rPr>
+              <w:t>進買進級</w:t>
+            </w:r>
+          </w:p>
+        </w:tc>
+      </w:tr>
+      <w:tr>
+        <w:tc>
+          <w:tcPr>
+            <w:tcW w:type="dxa" w:w="2160"/>
+          </w:tcPr>
+          <w:p>
+            <w:r/>
+            <w:r>
+              <w:rPr>
+                <w:rFonts w:ascii="Microsoft JhengHei" w:hAnsi="Microsoft JhengHei" w:eastAsia="Microsoft JhengHei"/>
+                <w:b w:val="0"/>
+                <w:sz w:val="19"/>
+              </w:rPr>
+              <w:t>策略總報酬</w:t>
+            </w:r>
+          </w:p>
+        </w:tc>
+        <w:tc>
+          <w:tcPr>
+            <w:tcW w:type="dxa" w:w="2160"/>
+          </w:tcPr>
+          <w:p>
+            <w:r/>
+            <w:r>
+              <w:rPr>
+                <w:rFonts w:ascii="Microsoft JhengHei" w:hAnsi="Microsoft JhengHei" w:eastAsia="Microsoft JhengHei"/>
+                <w:b w:val="0"/>
+                <w:sz w:val="19"/>
+              </w:rPr>
+              <w:t>+81.7%</w:t>
+            </w:r>
+          </w:p>
+        </w:tc>
+        <w:tc>
+          <w:tcPr>
+            <w:tcW w:type="dxa" w:w="2160"/>
+          </w:tcPr>
+          <w:p>
+            <w:r/>
+            <w:r>
+              <w:rPr>
+                <w:rFonts w:ascii="Microsoft JhengHei" w:hAnsi="Microsoft JhengHei" w:eastAsia="Microsoft JhengHei"/>
+                <w:b w:val="0"/>
+                <w:sz w:val="19"/>
+              </w:rPr>
+              <w:t>+109.1%</w:t>
+            </w:r>
+          </w:p>
+        </w:tc>
+        <w:tc>
+          <w:tcPr>
+            <w:tcW w:type="dxa" w:w="2160"/>
+          </w:tcPr>
+          <w:p>
+            <w:r/>
+            <w:r>
+              <w:rPr>
+                <w:rFonts w:ascii="Microsoft JhengHei" w:hAnsi="Microsoft JhengHei" w:eastAsia="Microsoft JhengHei"/>
+                <w:b/>
+                <w:sz w:val="19"/>
+              </w:rPr>
+              <w:t>+109.1%</w:t>
+            </w:r>
+          </w:p>
+        </w:tc>
+      </w:tr>
+      <w:tr>
+        <w:tc>
+          <w:tcPr>
+            <w:tcW w:type="dxa" w:w="2160"/>
+          </w:tcPr>
+          <w:p>
+            <w:r/>
+            <w:r>
+              <w:rPr>
+                <w:rFonts w:ascii="Microsoft JhengHei" w:hAnsi="Microsoft JhengHei" w:eastAsia="Microsoft JhengHei"/>
+                <w:b w:val="0"/>
+                <w:sz w:val="19"/>
+              </w:rPr>
+              <w:t>最大回檔</w:t>
+            </w:r>
+          </w:p>
+        </w:tc>
+        <w:tc>
+          <w:tcPr>
+            <w:tcW w:type="dxa" w:w="2160"/>
+          </w:tcPr>
+          <w:p>
+            <w:r/>
+            <w:r>
+              <w:rPr>
+                <w:rFonts w:ascii="Microsoft JhengHei" w:hAnsi="Microsoft JhengHei" w:eastAsia="Microsoft JhengHei"/>
+                <w:b w:val="0"/>
+                <w:sz w:val="19"/>
+              </w:rPr>
+              <w:t>−13.6%</w:t>
+            </w:r>
+          </w:p>
+        </w:tc>
+        <w:tc>
+          <w:tcPr>
+            <w:tcW w:type="dxa" w:w="2160"/>
+          </w:tcPr>
+          <w:p>
+            <w:r/>
+            <w:r>
+              <w:rPr>
+                <w:rFonts w:ascii="Microsoft JhengHei" w:hAnsi="Microsoft JhengHei" w:eastAsia="Microsoft JhengHei"/>
+                <w:b w:val="0"/>
+                <w:sz w:val="19"/>
+              </w:rPr>
+              <w:t>−9.8%</w:t>
+            </w:r>
+          </w:p>
+        </w:tc>
+        <w:tc>
+          <w:tcPr>
+            <w:tcW w:type="dxa" w:w="2160"/>
+          </w:tcPr>
+          <w:p>
+            <w:r/>
+            <w:r>
+              <w:rPr>
+                <w:rFonts w:ascii="Microsoft JhengHei" w:hAnsi="Microsoft JhengHei" w:eastAsia="Microsoft JhengHei"/>
+                <w:b/>
+                <w:sz w:val="19"/>
+              </w:rPr>
+              <w:t>−9.8%</w:t>
+            </w:r>
+          </w:p>
+        </w:tc>
+      </w:tr>
+      <w:tr>
+        <w:tc>
+          <w:tcPr>
+            <w:tcW w:type="dxa" w:w="2160"/>
+          </w:tcPr>
+          <w:p>
+            <w:r/>
+            <w:r>
+              <w:rPr>
+                <w:rFonts w:ascii="Microsoft JhengHei" w:hAnsi="Microsoft JhengHei" w:eastAsia="Microsoft JhengHei"/>
+                <w:b w:val="0"/>
+                <w:sz w:val="19"/>
+              </w:rPr>
+              <w:t>對 0050 (風險調整)</w:t>
+            </w:r>
+          </w:p>
+        </w:tc>
+        <w:tc>
+          <w:tcPr>
+            <w:tcW w:type="dxa" w:w="2160"/>
+          </w:tcPr>
+          <w:p>
+            <w:r/>
+            <w:r>
+              <w:rPr>
+                <w:rFonts w:ascii="Microsoft JhengHei" w:hAnsi="Microsoft JhengHei" w:eastAsia="Microsoft JhengHei"/>
+                <w:b w:val="0"/>
+                <w:sz w:val="19"/>
+              </w:rPr>
+              <w:t>落後</w:t>
+            </w:r>
+          </w:p>
+        </w:tc>
+        <w:tc>
+          <w:tcPr>
+            <w:tcW w:type="dxa" w:w="2160"/>
+          </w:tcPr>
+          <w:p>
+            <w:r/>
+            <w:r>
+              <w:rPr>
+                <w:rFonts w:ascii="Microsoft JhengHei" w:hAnsi="Microsoft JhengHei" w:eastAsia="Microsoft JhengHei"/>
+                <w:b w:val="0"/>
+                <w:sz w:val="19"/>
+              </w:rPr>
+              <w:t>追平/略勝</w:t>
+            </w:r>
+          </w:p>
+        </w:tc>
+        <w:tc>
+          <w:tcPr>
+            <w:tcW w:type="dxa" w:w="2160"/>
+          </w:tcPr>
+          <w:p>
+            <w:r/>
+            <w:r>
+              <w:rPr>
+                <w:rFonts w:ascii="Microsoft JhengHei" w:hAnsi="Microsoft JhengHei" w:eastAsia="Microsoft JhengHei"/>
+                <w:b/>
+                <w:sz w:val="19"/>
+              </w:rPr>
+              <w:t>Calmar 2.66 &gt; 1.91 ✅</w:t>
+            </w:r>
+          </w:p>
+        </w:tc>
+      </w:tr>
+      <w:tr>
+        <w:tc>
+          <w:tcPr>
+            <w:tcW w:type="dxa" w:w="2160"/>
+          </w:tcPr>
+          <w:p>
+            <w:r/>
+            <w:r>
+              <w:rPr>
+                <w:rFonts w:ascii="Microsoft JhengHei" w:hAnsi="Microsoft JhengHei" w:eastAsia="Microsoft JhengHei"/>
+                <w:b w:val="0"/>
+                <w:sz w:val="19"/>
+              </w:rPr>
+              <w:t>樣本外選股力</w:t>
+            </w:r>
+          </w:p>
+        </w:tc>
+        <w:tc>
+          <w:tcPr>
+            <w:tcW w:type="dxa" w:w="2160"/>
+          </w:tcPr>
+          <w:p>
+            <w:r/>
+            <w:r>
+              <w:rPr>
+                <w:rFonts w:ascii="Microsoft JhengHei" w:hAnsi="Microsoft JhengHei" w:eastAsia="Microsoft JhengHei"/>
+                <w:b w:val="0"/>
+                <w:sz w:val="19"/>
+              </w:rPr>
+              <w:t>反向</w:t>
+            </w:r>
+          </w:p>
+        </w:tc>
+        <w:tc>
+          <w:tcPr>
+            <w:tcW w:type="dxa" w:w="2160"/>
+          </w:tcPr>
+          <w:p>
+            <w:r/>
+            <w:r>
+              <w:rPr>
+                <w:rFonts w:ascii="Microsoft JhengHei" w:hAnsi="Microsoft JhengHei" w:eastAsia="Microsoft JhengHei"/>
+                <w:b w:val="0"/>
+                <w:sz w:val="19"/>
+              </w:rPr>
+              <w:t>—</w:t>
+            </w:r>
+          </w:p>
+        </w:tc>
+        <w:tc>
+          <w:tcPr>
+            <w:tcW w:type="dxa" w:w="2160"/>
+          </w:tcPr>
+          <w:p>
+            <w:r/>
+            <w:r>
+              <w:rPr>
+                <w:rFonts w:ascii="Microsoft JhengHei" w:hAnsi="Microsoft JhengHei" w:eastAsia="Microsoft JhengHei"/>
+                <w:b/>
+                <w:sz w:val="19"/>
+              </w:rPr>
+              <w:t>驗證通過 (+3.23%)</w:t>
+            </w:r>
+          </w:p>
+        </w:tc>
+      </w:tr>
+    </w:tbl>
+    <w:p/>
     <w:p>
       <w:pPr>
-        <w:pStyle w:val="ListNumber"/>
+        <w:ind w:left="432"/>
       </w:pPr>
       <w:r>
         <w:rPr>
           <w:rFonts w:ascii="Microsoft JhengHei" w:hAnsi="Microsoft JhengHei" w:eastAsia="Microsoft JhengHei"/>
-          <w:b w:val="0"/>
-        </w:rPr>
-        <w:t xml:space="preserve">✅ </w:t>
-      </w:r>
-      <w:r>
-        <w:rPr>
-          <w:rFonts w:ascii="Microsoft JhengHei" w:hAnsi="Microsoft JhengHei" w:eastAsia="Microsoft JhengHei"/>
           <w:b/>
-        </w:rPr>
-        <w:t>資料層完整度稽核（v4.2 完成）</w:t>
-      </w:r>
-      <w:r>
-        <w:rPr>
-          <w:rFonts w:ascii="Microsoft JhengHei" w:hAnsi="Microsoft JhengHei" w:eastAsia="Microsoft JhengHei"/>
-          <w:b w:val="0"/>
-        </w:rPr>
-        <w:t>：結論</w:t>
+          <w:color w:val="404040"/>
+          <w:sz w:val="19"/>
+        </w:rPr>
+        <w:t>v4.0 交付形態演進</w:t>
+      </w:r>
+      <w:r>
+        <w:rPr>
+          <w:rFonts w:ascii="Microsoft JhengHei" w:hAnsi="Microsoft JhengHei" w:eastAsia="Microsoft JhengHei"/>
+          <w:b w:val="0"/>
+          <w:color w:val="404040"/>
+          <w:sz w:val="19"/>
+        </w:rPr>
+        <w:t xml:space="preserve">（非策略指標，而是「怎麼用」）：個股逐檔 → </w:t>
       </w:r>
       <w:r>
         <w:rPr>
           <w:rFonts w:ascii="Microsoft JhengHei" w:hAnsi="Microsoft JhengHei" w:eastAsia="Microsoft JhengHei"/>
           <w:b/>
-        </w:rPr>
-        <w:t>推翻原假設</w:t>
-      </w:r>
-      <w:r>
-        <w:rPr>
-          <w:rFonts w:ascii="Microsoft JhengHei" w:hAnsi="Microsoft JhengHei" w:eastAsia="Microsoft JhengHei"/>
-          <w:b w:val="0"/>
-        </w:rPr>
-        <w:t>——資料層乾淨（45 檔 × 8 資料集無缺漏），</w:t>
-      </w:r>
-      <w:r>
-        <w:t xml:space="preserve"> </w:t>
-      </w:r>
-      <w:r>
-        <w:rPr>
-          <w:rFonts w:ascii="Microsoft JhengHei" w:hAnsi="Microsoft JhengHei" w:eastAsia="Microsoft JhengHei"/>
-          <w:b w:val="0"/>
-        </w:rPr>
-        <w:t>composite 偏低的根因在 whale 計分設計。已衍生完成 whale 重構、權重重配、Regime 濾網（見 §11）。</w:t>
-      </w:r>
-      <w:r>
-        <w:t xml:space="preserve"> </w:t>
-      </w:r>
-      <w:r>
-        <w:rPr>
-          <w:rFonts w:ascii="Microsoft JhengHei" w:hAnsi="Microsoft JhengHei" w:eastAsia="Microsoft JhengHei"/>
-          <w:b w:val="0"/>
-        </w:rPr>
-        <w:t xml:space="preserve">稽核工具 </w:t>
+          <w:color w:val="404040"/>
+          <w:sz w:val="19"/>
+        </w:rPr>
+        <w:t>跨股綜合分排名</w:t>
+      </w:r>
+      <w:r>
+        <w:rPr>
+          <w:rFonts w:ascii="Microsoft JhengHei" w:hAnsi="Microsoft JhengHei" w:eastAsia="Microsoft JhengHei"/>
+          <w:b w:val="0"/>
+          <w:color w:val="404040"/>
+          <w:sz w:val="19"/>
+        </w:rPr>
+        <w:t xml:space="preserve">；本機命令列 → </w:t>
+      </w:r>
+      <w:r>
+        <w:rPr>
+          <w:rFonts w:ascii="Microsoft JhengHei" w:hAnsi="Microsoft JhengHei" w:eastAsia="Microsoft JhengHei"/>
+          <w:b/>
+          <w:color w:val="404040"/>
+          <w:sz w:val="19"/>
+        </w:rPr>
+        <w:t>網頁選股分頁</w:t>
+      </w:r>
+      <w:r>
+        <w:rPr>
+          <w:rFonts w:ascii="Microsoft JhengHei" w:hAnsi="Microsoft JhengHei" w:eastAsia="Microsoft JhengHei"/>
+          <w:b w:val="0"/>
+          <w:color w:val="404040"/>
+          <w:sz w:val="19"/>
+        </w:rPr>
+        <w:t>；</w:t>
+      </w:r>
+      <w:r>
+        <w:br/>
+      </w:r>
+      <w:r>
+        <w:rPr>
+          <w:rFonts w:ascii="Microsoft JhengHei" w:hAnsi="Microsoft JhengHei" w:eastAsia="Microsoft JhengHei"/>
+          <w:b w:val="0"/>
+          <w:color w:val="404040"/>
+          <w:sz w:val="19"/>
+        </w:rPr>
+        <w:t xml:space="preserve">自用 → </w:t>
+      </w:r>
+      <w:r>
+        <w:rPr>
+          <w:rFonts w:ascii="Microsoft JhengHei" w:hAnsi="Microsoft JhengHei" w:eastAsia="Microsoft JhengHei"/>
+          <w:b/>
+          <w:color w:val="404040"/>
+          <w:sz w:val="19"/>
+        </w:rPr>
+        <w:t>可公開部署（訪客各用自己 token）</w:t>
+      </w:r>
+      <w:r>
+        <w:rPr>
+          <w:rFonts w:ascii="Microsoft JhengHei" w:hAnsi="Microsoft JhengHei" w:eastAsia="Microsoft JhengHei"/>
+          <w:b w:val="0"/>
+          <w:color w:val="404040"/>
+          <w:sz w:val="19"/>
+        </w:rPr>
+        <w:t>；驗證從回測分桶 → 補上</w:t>
+      </w:r>
+      <w:r>
+        <w:rPr>
+          <w:rFonts w:ascii="Microsoft JhengHei" w:hAnsi="Microsoft JhengHei" w:eastAsia="Microsoft JhengHei"/>
+          <w:b/>
+          <w:color w:val="404040"/>
+          <w:sz w:val="19"/>
+        </w:rPr>
+        <w:t>綜合分分位數階梯 + Rank IC</w:t>
+      </w:r>
+      <w:r>
+        <w:rPr>
+          <w:rFonts w:ascii="Microsoft JhengHei" w:hAnsi="Microsoft JhengHei" w:eastAsia="Microsoft JhengHei"/>
+          <w:b w:val="0"/>
+          <w:color w:val="404040"/>
+          <w:sz w:val="19"/>
+        </w:rPr>
+        <w:t>。</w:t>
+      </w:r>
+      <w:r>
+        <w:br/>
+      </w:r>
+      <w:r>
+        <w:br/>
+      </w:r>
+      <w:r>
+        <w:rPr>
+          <w:rFonts w:ascii="Microsoft JhengHei" w:hAnsi="Microsoft JhengHei" w:eastAsia="Microsoft JhengHei"/>
+          <w:b/>
+          <w:color w:val="404040"/>
+          <w:sz w:val="19"/>
+        </w:rPr>
+        <w:t>v4.2 策略核心演進</w:t>
+      </w:r>
+      <w:r>
+        <w:rPr>
+          <w:rFonts w:ascii="Microsoft JhengHei" w:hAnsi="Microsoft JhengHei" w:eastAsia="Microsoft JhengHei"/>
+          <w:b w:val="0"/>
+          <w:color w:val="404040"/>
+          <w:sz w:val="19"/>
+        </w:rPr>
+        <w:t xml:space="preserve">：whale 由「連買天數基底（大型股恆 0）」→ </w:t>
+      </w:r>
+      <w:r>
+        <w:rPr>
+          <w:rFonts w:ascii="Microsoft JhengHei" w:hAnsi="Microsoft JhengHei" w:eastAsia="Microsoft JhengHei"/>
+          <w:b/>
+          <w:color w:val="404040"/>
+          <w:sz w:val="19"/>
+        </w:rPr>
+        <w:t>多天期淨參與率</w:t>
+      </w:r>
+      <w:r>
+        <w:rPr>
+          <w:rFonts w:ascii="Microsoft JhengHei" w:hAnsi="Microsoft JhengHei" w:eastAsia="Microsoft JhengHei"/>
+          <w:b w:val="0"/>
+          <w:color w:val="404040"/>
+          <w:sz w:val="19"/>
+        </w:rPr>
+        <w:t>；權重由「直覺配置」→</w:t>
+      </w:r>
+      <w:r>
+        <w:br/>
+      </w:r>
+      <w:r>
+        <w:rPr>
+          <w:rFonts w:ascii="Microsoft JhengHei" w:hAnsi="Microsoft JhengHei" w:eastAsia="Microsoft JhengHei"/>
+          <w:b/>
+          <w:color w:val="404040"/>
+          <w:sz w:val="19"/>
+        </w:rPr>
+        <w:t>因子歸因校準</w:t>
+      </w:r>
+      <w:r>
+        <w:rPr>
+          <w:rFonts w:ascii="Microsoft JhengHei" w:hAnsi="Microsoft JhengHei" w:eastAsia="Microsoft JhengHei"/>
+          <w:b w:val="0"/>
+          <w:color w:val="404040"/>
+          <w:sz w:val="19"/>
+        </w:rPr>
+        <w:t xml:space="preserve">（動能 16→27%、估值 10→8%）；權重由「靜態」→ </w:t>
+      </w:r>
+      <w:r>
+        <w:rPr>
+          <w:rFonts w:ascii="Microsoft JhengHei" w:hAnsi="Microsoft JhengHei" w:eastAsia="Microsoft JhengHei"/>
+          <w:b/>
+          <w:color w:val="404040"/>
+          <w:sz w:val="19"/>
+        </w:rPr>
+        <w:t>隨市場 regime 動態調整</w:t>
+      </w:r>
+      <w:r>
+        <w:rPr>
+          <w:rFonts w:ascii="Microsoft JhengHei" w:hAnsi="Microsoft JhengHei" w:eastAsia="Microsoft JhengHei"/>
+          <w:b w:val="0"/>
+          <w:color w:val="404040"/>
+          <w:sz w:val="19"/>
+        </w:rPr>
+        <w:t>。</w:t>
+      </w:r>
+      <w:r>
+        <w:br/>
+      </w:r>
+      <w:r>
+        <w:rPr>
+          <w:rFonts w:ascii="Microsoft JhengHei" w:hAnsi="Microsoft JhengHei" w:eastAsia="Microsoft JhengHei"/>
+          <w:b w:val="0"/>
+          <w:color w:val="404040"/>
+          <w:sz w:val="19"/>
+        </w:rPr>
+        <w:t xml:space="preserve">排序力驗證由「單一多頭段」→ </w:t>
+      </w:r>
+      <w:r>
+        <w:rPr>
+          <w:rFonts w:ascii="Microsoft JhengHei" w:hAnsi="Microsoft JhengHei" w:eastAsia="Microsoft JhengHei"/>
+          <w:b/>
+          <w:color w:val="404040"/>
+          <w:sz w:val="19"/>
+        </w:rPr>
+        <w:t>三市場週期全正</w:t>
+      </w:r>
+      <w:r>
+        <w:rPr>
+          <w:rFonts w:ascii="Microsoft JhengHei" w:hAnsi="Microsoft JhengHei" w:eastAsia="Microsoft JhengHei"/>
+          <w:b w:val="0"/>
+          <w:color w:val="404040"/>
+          <w:sz w:val="19"/>
+        </w:rPr>
+        <w:t xml:space="preserve">（2021 +2.53% / 2022 </w:t>
+      </w:r>
+      <w:r>
+        <w:rPr>
+          <w:rFonts w:ascii="Microsoft JhengHei" w:hAnsi="Microsoft JhengHei" w:eastAsia="Microsoft JhengHei"/>
+          <w:b/>
+          <w:color w:val="404040"/>
+          <w:sz w:val="19"/>
+        </w:rPr>
+        <w:t>+0.32%</w:t>
+      </w:r>
+      <w:r>
+        <w:rPr>
+          <w:rFonts w:ascii="Microsoft JhengHei" w:hAnsi="Microsoft JhengHei" w:eastAsia="Microsoft JhengHei"/>
+          <w:b w:val="0"/>
+          <w:color w:val="404040"/>
+          <w:sz w:val="19"/>
+        </w:rPr>
+        <w:t xml:space="preserve"> / 2023–25 +2.80%）。</w:t>
+      </w:r>
+      <w:r>
+        <w:br/>
+      </w:r>
+      <w:r>
+        <w:br/>
+      </w:r>
+      <w:r>
+        <w:rPr>
+          <w:rFonts w:ascii="Microsoft JhengHei" w:hAnsi="Microsoft JhengHei" w:eastAsia="Microsoft JhengHei"/>
+          <w:b/>
+          <w:color w:val="404040"/>
+          <w:sz w:val="19"/>
+        </w:rPr>
+        <w:t>v4.4 訊號層演進</w:t>
+      </w:r>
+      <w:r>
+        <w:rPr>
+          <w:rFonts w:ascii="Microsoft JhengHei" w:hAnsi="Microsoft JhengHei" w:eastAsia="Microsoft JhengHei"/>
+          <w:b w:val="0"/>
+          <w:color w:val="404040"/>
+          <w:sz w:val="19"/>
+        </w:rPr>
+        <w:t xml:space="preserve">：訊號取捨由「直覺接線」→ </w:t>
+      </w:r>
+      <w:r>
+        <w:rPr>
+          <w:rFonts w:ascii="Microsoft JhengHei" w:hAnsi="Microsoft JhengHei" w:eastAsia="Microsoft JhengHei"/>
+          <w:b/>
+          <w:color w:val="404040"/>
+          <w:sz w:val="19"/>
+        </w:rPr>
+        <w:t>因子實驗室 A/B</w:t>
+      </w:r>
+      <w:r>
+        <w:rPr>
+          <w:rFonts w:ascii="Microsoft JhengHei" w:hAnsi="Microsoft JhengHei" w:eastAsia="Microsoft JhengHei"/>
+          <w:b w:val="0"/>
+          <w:color w:val="404040"/>
+          <w:sz w:val="19"/>
+        </w:rPr>
+        <w:t>（</w:t>
       </w:r>
       <w:r>
         <w:rPr>
@@ -27169,868 +29254,160 @@
           <w:color w:val="8B0000"/>
           <w:sz w:val="19"/>
         </w:rPr>
-        <w:t>audit_data_completeness.py</w:t>
-      </w:r>
-      <w:r>
-        <w:rPr>
-          <w:rFonts w:ascii="Microsoft JhengHei" w:hAnsi="Microsoft JhengHei" w:eastAsia="Microsoft JhengHei"/>
-          <w:b w:val="0"/>
-        </w:rPr>
-        <w:t xml:space="preserve"> 常駐，日後 0 API 隨時複檢。</w:t>
-      </w:r>
-    </w:p>
-    <w:p>
-      <w:pPr>
-        <w:pStyle w:val="ListNumber"/>
-      </w:pPr>
-      <w:r>
-        <w:rPr>
-          <w:rFonts w:ascii="Microsoft JhengHei" w:hAnsi="Microsoft JhengHei" w:eastAsia="Microsoft JhengHei"/>
-          <w:b w:val="0"/>
-        </w:rPr>
-        <w:t xml:space="preserve">✅ </w:t>
+        <w:t>factor_experiments.py</w:t>
+      </w:r>
+      <w:r>
+        <w:rPr>
+          <w:rFonts w:ascii="Microsoft JhengHei" w:hAnsi="Microsoft JhengHei" w:eastAsia="Microsoft JhengHei"/>
+          <w:b w:val="0"/>
+          <w:color w:val="404040"/>
+          <w:sz w:val="19"/>
+        </w:rPr>
+        <w:t>，全期＋空頭雙段）；</w:t>
+      </w:r>
+      <w:r>
+        <w:br/>
+      </w:r>
+      <w:r>
+        <w:rPr>
+          <w:rFonts w:ascii="Microsoft JhengHei" w:hAnsi="Microsoft JhengHei" w:eastAsia="Microsoft JhengHei"/>
+          <w:b w:val="0"/>
+          <w:color w:val="404040"/>
+          <w:sz w:val="19"/>
+        </w:rPr>
+        <w:t xml:space="preserve">動能面疊加 </w:t>
       </w:r>
       <w:r>
         <w:rPr>
           <w:rFonts w:ascii="Microsoft JhengHei" w:hAnsi="Microsoft JhengHei" w:eastAsia="Microsoft JhengHei"/>
           <w:b/>
-        </w:rPr>
-        <w:t>部署到 Streamlit Community Cloud</w:t>
-      </w:r>
-      <w:r>
-        <w:rPr>
-          <w:rFonts w:ascii="Microsoft JhengHei" w:hAnsi="Microsoft JhengHei" w:eastAsia="Microsoft JhengHei"/>
-          <w:b w:val="0"/>
-        </w:rPr>
-        <w:t>：repo 已接上 GitHub、</w:t>
-      </w:r>
-      <w:r>
-        <w:rPr>
-          <w:rFonts w:ascii="Consolas" w:hAnsi="Consolas" w:eastAsia="Consolas"/>
-          <w:b w:val="0"/>
-          <w:color w:val="8B0000"/>
-          <w:sz w:val="19"/>
-        </w:rPr>
-        <w:t>cloud_cache/Scores</w:t>
-      </w:r>
-      <w:r>
-        <w:rPr>
-          <w:rFonts w:ascii="Microsoft JhengHei" w:hAnsi="Microsoft JhengHei" w:eastAsia="Microsoft JhengHei"/>
-          <w:b w:val="0"/>
-        </w:rPr>
-        <w:t xml:space="preserve"> 快照與部署資產齊備</w:t>
-      </w:r>
-      <w:r>
-        <w:t xml:space="preserve"> </w:t>
-      </w:r>
-      <w:r>
-        <w:rPr>
-          <w:rFonts w:ascii="Microsoft JhengHei" w:hAnsi="Microsoft JhengHei" w:eastAsia="Microsoft JhengHei"/>
-          <w:b w:val="0"/>
-        </w:rPr>
-        <w:t xml:space="preserve">（依 </w:t>
-      </w:r>
-      <w:r>
-        <w:rPr>
-          <w:rFonts w:ascii="Consolas" w:hAnsi="Consolas" w:eastAsia="Consolas"/>
-          <w:b w:val="0"/>
-          <w:color w:val="8B0000"/>
-          <w:sz w:val="19"/>
-        </w:rPr>
-        <w:t>DEPLOY_streamlit_cloud.md</w:t>
-      </w:r>
-      <w:r>
-        <w:rPr>
-          <w:rFonts w:ascii="Microsoft JhengHei" w:hAnsi="Microsoft JhengHei" w:eastAsia="Microsoft JhengHei"/>
-          <w:b w:val="0"/>
-        </w:rPr>
-        <w:t>）。</w:t>
-      </w:r>
-    </w:p>
-    <w:p>
-      <w:pPr>
-        <w:pStyle w:val="ListNumber"/>
-      </w:pPr>
-      <w:r>
-        <w:rPr>
-          <w:rFonts w:ascii="Microsoft JhengHei" w:hAnsi="Microsoft JhengHei" w:eastAsia="Microsoft JhengHei"/>
-          <w:b w:val="0"/>
-        </w:rPr>
-        <w:t xml:space="preserve">✅ </w:t>
+          <w:color w:val="404040"/>
+          <w:sz w:val="19"/>
+        </w:rPr>
+        <w:t>RS 相對強弱</w:t>
+      </w:r>
+      <w:r>
+        <w:rPr>
+          <w:rFonts w:ascii="Microsoft JhengHei" w:hAnsi="Microsoft JhengHei" w:eastAsia="Microsoft JhengHei"/>
+          <w:b w:val="0"/>
+          <w:color w:val="404040"/>
+          <w:sz w:val="19"/>
+        </w:rPr>
+        <w:t>、基本面接入</w:t>
       </w:r>
       <w:r>
         <w:rPr>
           <w:rFonts w:ascii="Microsoft JhengHei" w:hAnsi="Microsoft JhengHei" w:eastAsia="Microsoft JhengHei"/>
           <w:b/>
-        </w:rPr>
-        <w:t>bear 段評級閘門 + Regime 冷卻期穩健化（v4.3 完成）</w:t>
-      </w:r>
-      <w:r>
-        <w:rPr>
-          <w:rFonts w:ascii="Microsoft JhengHei" w:hAnsi="Microsoft JhengHei" w:eastAsia="Microsoft JhengHei"/>
-          <w:b w:val="0"/>
-        </w:rPr>
-        <w:t>：評級門檻吃 regime、K-of-M 冷卻期修掉</w:t>
-      </w:r>
-      <w:r>
-        <w:t xml:space="preserve"> </w:t>
-      </w:r>
-      <w:r>
-        <w:rPr>
-          <w:rFonts w:ascii="Microsoft JhengHei" w:hAnsi="Microsoft JhengHei" w:eastAsia="Microsoft JhengHei"/>
-          <w:b w:val="0"/>
-        </w:rPr>
-        <w:t>whipsaw 與滯後（見 §12）。轉強期已用對稱實驗驗證不需特別處理。</w:t>
-      </w:r>
-    </w:p>
-    <w:p>
-      <w:pPr>
-        <w:pStyle w:val="ListNumber"/>
-      </w:pPr>
-      <w:r>
-        <w:rPr>
-          <w:rFonts w:ascii="Microsoft JhengHei" w:hAnsi="Microsoft JhengHei" w:eastAsia="Microsoft JhengHei"/>
-          <w:b w:val="0"/>
-        </w:rPr>
-        <w:t xml:space="preserve">✅ </w:t>
+          <w:color w:val="404040"/>
+          <w:sz w:val="19"/>
+        </w:rPr>
+        <w:t>資產週轉率</w:t>
+      </w:r>
+      <w:r>
+        <w:rPr>
+          <w:rFonts w:ascii="Microsoft JhengHei" w:hAnsi="Microsoft JhengHei" w:eastAsia="Microsoft JhengHei"/>
+          <w:b w:val="0"/>
+          <w:color w:val="404040"/>
+          <w:sz w:val="19"/>
+        </w:rPr>
+        <w:t xml:space="preserve">、估值混合重修 </w:t>
       </w:r>
       <w:r>
         <w:rPr>
           <w:rFonts w:ascii="Microsoft JhengHei" w:hAnsi="Microsoft JhengHei" w:eastAsia="Microsoft JhengHei"/>
           <w:b/>
-        </w:rPr>
-        <w:t>樣本代表性（打折幅度已量化，v4.4）</w:t>
-      </w:r>
-      <w:r>
-        <w:rPr>
-          <w:rFonts w:ascii="Microsoft JhengHei" w:hAnsi="Microsoft JhengHei" w:eastAsia="Microsoft JhengHei"/>
-          <w:b w:val="0"/>
-        </w:rPr>
-        <w:t>：用本機已快取的 76 檔母體（0 API）跑 20 次隨機 45 檔</w:t>
-      </w:r>
-      <w:r>
-        <w:t xml:space="preserve"> </w:t>
-      </w:r>
-      <w:r>
-        <w:rPr>
-          <w:rFonts w:ascii="Microsoft JhengHei" w:hAnsi="Microsoft JhengHei" w:eastAsia="Microsoft JhengHei"/>
-          <w:b w:val="0"/>
-        </w:rPr>
-        <w:t xml:space="preserve">抽樣 + </w:t>
-      </w:r>
-      <w:r>
-        <w:rPr>
-          <w:rFonts w:ascii="Consolas" w:hAnsi="Consolas" w:eastAsia="Consolas"/>
-          <w:b w:val="0"/>
-          <w:color w:val="8B0000"/>
-          <w:sz w:val="19"/>
-        </w:rPr>
-        <w:t>cycle_robustness</w:t>
-      </w:r>
-      <w:r>
-        <w:rPr>
-          <w:rFonts w:ascii="Microsoft JhengHei" w:hAnsi="Microsoft JhengHei" w:eastAsia="Microsoft JhengHei"/>
-          <w:b w:val="0"/>
-        </w:rPr>
-        <w:t>（</w:t>
-      </w:r>
-      <w:r>
-        <w:rPr>
-          <w:rFonts w:ascii="Consolas" w:hAnsi="Consolas" w:eastAsia="Consolas"/>
-          <w:b w:val="0"/>
-          <w:color w:val="8B0000"/>
-          <w:sz w:val="19"/>
-        </w:rPr>
-        <w:t>scripts/sample_representativeness.py</w:t>
-      </w:r>
-      <w:r>
-        <w:rPr>
-          <w:rFonts w:ascii="Microsoft JhengHei" w:hAnsi="Microsoft JhengHei" w:eastAsia="Microsoft JhengHei"/>
-          <w:b w:val="0"/>
-        </w:rPr>
-        <w:t>），量化 §12-D 的懷疑：</w:t>
-      </w:r>
-      <w:r>
-        <w:t xml:space="preserve"> </w:t>
+          <w:color w:val="404040"/>
+          <w:sz w:val="19"/>
+        </w:rPr>
+        <w:t>PEG 85/15</w:t>
+      </w:r>
+      <w:r>
+        <w:rPr>
+          <w:rFonts w:ascii="Microsoft JhengHei" w:hAnsi="Microsoft JhengHei" w:eastAsia="Microsoft JhengHei"/>
+          <w:b w:val="0"/>
+          <w:color w:val="404040"/>
+          <w:sz w:val="19"/>
+        </w:rPr>
+        <w:t>——</w:t>
+      </w:r>
+      <w:r>
+        <w:br/>
+      </w:r>
+      <w:r>
+        <w:rPr>
+          <w:rFonts w:ascii="Microsoft JhengHei" w:hAnsi="Microsoft JhengHei" w:eastAsia="Microsoft JhengHei"/>
+          <w:b w:val="0"/>
+          <w:color w:val="404040"/>
+          <w:sz w:val="19"/>
+        </w:rPr>
+        <w:t>全期排序力 +2.80→</w:t>
       </w:r>
       <w:r>
         <w:rPr>
           <w:rFonts w:ascii="Microsoft JhengHei" w:hAnsi="Microsoft JhengHei" w:eastAsia="Microsoft JhengHei"/>
           <w:b/>
-        </w:rPr>
-        <w:t>2022 空頭段 20 次中有 4 次（20%）排序力翻負</w:t>
-      </w:r>
-      <w:r>
-        <w:rPr>
-          <w:rFonts w:ascii="Microsoft JhengHei" w:hAnsi="Microsoft JhengHei" w:eastAsia="Microsoft JhengHei"/>
-          <w:b w:val="0"/>
-        </w:rPr>
-        <w:t>，2021/2023–25 兩段則 20 次全數保持正值——</w:t>
-      </w:r>
-      <w:r>
-        <w:t xml:space="preserve"> </w:t>
-      </w:r>
-      <w:r>
-        <w:rPr>
-          <w:rFonts w:ascii="Microsoft JhengHei" w:hAnsi="Microsoft JhengHei" w:eastAsia="Microsoft JhengHei"/>
-          <w:b w:val="0"/>
-        </w:rPr>
-        <w:t>脆弱點只在空頭段。但</w:t>
+          <w:color w:val="404040"/>
+          <w:sz w:val="19"/>
+        </w:rPr>
+        <w:t>+3.27%</w:t>
+      </w:r>
+      <w:r>
+        <w:rPr>
+          <w:rFonts w:ascii="Microsoft JhengHei" w:hAnsi="Microsoft JhengHei" w:eastAsia="Microsoft JhengHei"/>
+          <w:b w:val="0"/>
+          <w:color w:val="404040"/>
+          <w:sz w:val="19"/>
+        </w:rPr>
+        <w:t>、綜合 IC +0.072→</w:t>
       </w:r>
       <w:r>
         <w:rPr>
           <w:rFonts w:ascii="Microsoft JhengHei" w:hAnsi="Microsoft JhengHei" w:eastAsia="Microsoft JhengHei"/>
           <w:b/>
-        </w:rPr>
-        <w:t>平均兩兩相關係數幾乎不能預測失效</w:t>
-      </w:r>
-      <w:r>
-        <w:rPr>
-          <w:rFonts w:ascii="Microsoft JhengHei" w:hAnsi="Microsoft JhengHei" w:eastAsia="Microsoft JhengHei"/>
-          <w:b w:val="0"/>
-        </w:rPr>
-        <w:t>（與 2022 排序力的相關僅 0.08，</w:t>
-      </w:r>
-      <w:r>
-        <w:t xml:space="preserve"> </w:t>
-      </w:r>
-      <w:r>
-        <w:rPr>
-          <w:rFonts w:ascii="Microsoft JhengHei" w:hAnsi="Microsoft JhengHei" w:eastAsia="Microsoft JhengHei"/>
-          <w:b w:val="0"/>
-        </w:rPr>
-        <w:t>失效組與成功組的相關係數區間完全重疊）；貪婪選出的最低相關 45 檔（相關係數 0.173，</w:t>
-      </w:r>
-      <w:r>
-        <w:t xml:space="preserve"> </w:t>
-      </w:r>
-      <w:r>
-        <w:rPr>
-          <w:rFonts w:ascii="Microsoft JhengHei" w:hAnsi="Microsoft JhengHei" w:eastAsia="Microsoft JhengHei"/>
-          <w:b w:val="0"/>
-        </w:rPr>
-        <w:t>明顯低於原始池的 0.227）雖未失效，但表現也沒有優於隨機抽樣的平均值，不能證明「相關係數篩選」</w:t>
-      </w:r>
-      <w:r>
-        <w:t xml:space="preserve"> </w:t>
-      </w:r>
-      <w:r>
-        <w:rPr>
-          <w:rFonts w:ascii="Microsoft JhengHei" w:hAnsi="Microsoft JhengHei" w:eastAsia="Microsoft JhengHei"/>
-          <w:b w:val="0"/>
-        </w:rPr>
-        <w:t>有效。</w:t>
+          <w:color w:val="404040"/>
+          <w:sz w:val="19"/>
+        </w:rPr>
+        <w:t>+0.083</w:t>
+      </w:r>
+      <w:r>
+        <w:rPr>
+          <w:rFonts w:ascii="Microsoft JhengHei" w:hAnsi="Microsoft JhengHei" w:eastAsia="Microsoft JhengHei"/>
+          <w:b w:val="0"/>
+          <w:color w:val="404040"/>
+          <w:sz w:val="19"/>
+        </w:rPr>
+        <w:t>，三週期維持全正（2021 +3.05 / 2022 +0.16 / 2023–25 +3.27%）；</w:t>
+      </w:r>
+      <w:r>
+        <w:br/>
+      </w:r>
+      <w:r>
+        <w:rPr>
+          <w:rFonts w:ascii="Microsoft JhengHei" w:hAnsi="Microsoft JhengHei" w:eastAsia="Microsoft JhengHei"/>
+          <w:b w:val="0"/>
+          <w:color w:val="404040"/>
+          <w:sz w:val="19"/>
+        </w:rPr>
+        <w:t xml:space="preserve">交付由「手動日更」→ </w:t>
       </w:r>
       <w:r>
         <w:rPr>
           <w:rFonts w:ascii="Microsoft JhengHei" w:hAnsi="Microsoft JhengHei" w:eastAsia="Microsoft JhengHei"/>
           <w:b/>
-        </w:rPr>
-        <w:t>結論</w:t>
-      </w:r>
-      <w:r>
-        <w:rPr>
-          <w:rFonts w:ascii="Microsoft JhengHei" w:hAnsi="Microsoft JhengHei" w:eastAsia="Microsoft JhengHei"/>
-          <w:b w:val="0"/>
-        </w:rPr>
-        <w:t>：驅動失效的不是股票池整體分散化程度，而是抽到哪幾檔股票的特定雜訊——</w:t>
-      </w:r>
-      <w:r>
-        <w:t xml:space="preserve"> </w:t>
-      </w:r>
-      <w:r>
-        <w:rPr>
-          <w:rFonts w:ascii="Microsoft JhengHei" w:hAnsi="Microsoft JhengHei" w:eastAsia="Microsoft JhengHei"/>
-          <w:b w:val="0"/>
-        </w:rPr>
-        <w:t>相關係數篩選規則救不了擴池，需另尋門路（如逐檔篩選「空頭段訊噪比」而非整體相關性）。</w:t>
-      </w:r>
-      <w:r>
-        <w:t xml:space="preserve"> </w:t>
-      </w:r>
-      <w:r>
-        <w:rPr>
-          <w:rFonts w:ascii="Microsoft JhengHei" w:hAnsi="Microsoft JhengHei" w:eastAsia="Microsoft JhengHei"/>
-          <w:b w:val="0"/>
-        </w:rPr>
-        <w:t xml:space="preserve">完整數據見 </w:t>
-      </w:r>
-      <w:r>
-        <w:rPr>
-          <w:rFonts w:ascii="Consolas" w:hAnsi="Consolas" w:eastAsia="Consolas"/>
-          <w:b w:val="0"/>
-          <w:color w:val="8B0000"/>
-          <w:sz w:val="19"/>
-        </w:rPr>
-        <w:t>scripts/sample_representativeness_result.csv</w:t>
-      </w:r>
-      <w:r>
-        <w:rPr>
-          <w:rFonts w:ascii="Microsoft JhengHei" w:hAnsi="Microsoft JhengHei" w:eastAsia="Microsoft JhengHei"/>
-          <w:b w:val="0"/>
-        </w:rPr>
-        <w:t>。</w:t>
-      </w:r>
-    </w:p>
-    <w:p>
-      <w:pPr>
-        <w:pStyle w:val="ListNumber"/>
-      </w:pPr>
-      <w:r>
-        <w:rPr>
-          <w:rFonts w:ascii="Microsoft JhengHei" w:hAnsi="Microsoft JhengHei" w:eastAsia="Microsoft JhengHei"/>
-          <w:b w:val="0"/>
-        </w:rPr>
-        <w:t xml:space="preserve">✅ </w:t>
-      </w:r>
-      <w:r>
-        <w:rPr>
-          <w:rFonts w:ascii="Microsoft JhengHei" w:hAnsi="Microsoft JhengHei" w:eastAsia="Microsoft JhengHei"/>
-          <w:b/>
-        </w:rPr>
-        <w:t>自動化每日更新（v4.4 完成）</w:t>
-      </w:r>
-      <w:r>
-        <w:rPr>
-          <w:rFonts w:ascii="Microsoft JhengHei" w:hAnsi="Microsoft JhengHei" w:eastAsia="Microsoft JhengHei"/>
-          <w:b w:val="0"/>
-        </w:rPr>
-        <w:t>：</w:t>
-      </w:r>
-      <w:r>
-        <w:rPr>
-          <w:rFonts w:ascii="Consolas" w:hAnsi="Consolas" w:eastAsia="Consolas"/>
-          <w:b w:val="0"/>
-          <w:color w:val="8B0000"/>
-          <w:sz w:val="19"/>
-        </w:rPr>
-        <w:t>scripts/daily_auto_update.bat</w:t>
-      </w:r>
-      <w:r>
-        <w:rPr>
-          <w:rFonts w:ascii="Microsoft JhengHei" w:hAnsi="Microsoft JhengHei" w:eastAsia="Microsoft JhengHei"/>
-          <w:b w:val="0"/>
-        </w:rPr>
-        <w:t>（增量建庫→scores→快照上雲，無人值守+log）</w:t>
-      </w:r>
-      <w:r>
-        <w:t xml:space="preserve"> </w:t>
-      </w:r>
-      <w:r>
-        <w:rPr>
-          <w:rFonts w:ascii="Microsoft JhengHei" w:hAnsi="Microsoft JhengHei" w:eastAsia="Microsoft JhengHei"/>
-          <w:b w:val="0"/>
-        </w:rPr>
-        <w:t xml:space="preserve">已接上 Windows 工作排程 </w:t>
-      </w:r>
-      <w:r>
-        <w:rPr>
-          <w:rFonts w:ascii="Consolas" w:hAnsi="Consolas" w:eastAsia="Consolas"/>
-          <w:b w:val="0"/>
-          <w:color w:val="8B0000"/>
-          <w:sz w:val="19"/>
-        </w:rPr>
-        <w:t>FinMind_DailyUpdate</w:t>
-      </w:r>
-      <w:r>
-        <w:rPr>
-          <w:rFonts w:ascii="Microsoft JhengHei" w:hAnsi="Microsoft JhengHei" w:eastAsia="Microsoft JhengHei"/>
-          <w:b w:val="0"/>
-        </w:rPr>
-        <w:t>（平日 20:30，錯過自動補跑）；</w:t>
-      </w:r>
-      <w:r>
-        <w:rPr>
-          <w:rFonts w:ascii="Consolas" w:hAnsi="Consolas" w:eastAsia="Consolas"/>
-          <w:b w:val="0"/>
-          <w:color w:val="8B0000"/>
-          <w:sz w:val="19"/>
-        </w:rPr>
-        <w:t>scripts/register_daily_task.bat</w:t>
-      </w:r>
-      <w:r>
-        <w:rPr>
-          <w:rFonts w:ascii="Microsoft JhengHei" w:hAnsi="Microsoft JhengHei" w:eastAsia="Microsoft JhengHei"/>
-          <w:b w:val="0"/>
-        </w:rPr>
-        <w:t xml:space="preserve"> 一鍵重註冊（見 §13-A）。</w:t>
-      </w:r>
-    </w:p>
-    <w:p>
-      <w:pPr>
-        <w:pStyle w:val="ListNumber"/>
-      </w:pPr>
-      <w:r>
-        <w:rPr>
-          <w:rFonts w:ascii="Microsoft JhengHei" w:hAnsi="Microsoft JhengHei" w:eastAsia="Microsoft JhengHei"/>
-          <w:b w:val="0"/>
-        </w:rPr>
-        <w:t xml:space="preserve">🔻 </w:t>
-      </w:r>
-      <w:r>
-        <w:rPr>
-          <w:rFonts w:ascii="Microsoft JhengHei" w:hAnsi="Microsoft JhengHei" w:eastAsia="Microsoft JhengHei"/>
-          <w:b/>
-        </w:rPr>
-        <w:t>擴大 universe（優先序調整，見 §14）</w:t>
-      </w:r>
-      <w:r>
-        <w:rPr>
-          <w:rFonts w:ascii="Microsoft JhengHei" w:hAnsi="Microsoft JhengHei" w:eastAsia="Microsoft JhengHei"/>
-          <w:b w:val="0"/>
-        </w:rPr>
-        <w:t xml:space="preserve">：實際工作流程澄清為「手動維護 </w:t>
-      </w:r>
-      <w:r>
-        <w:rPr>
-          <w:rFonts w:ascii="Consolas" w:hAnsi="Consolas" w:eastAsia="Consolas"/>
-          <w:b w:val="0"/>
-          <w:color w:val="8B0000"/>
-          <w:sz w:val="19"/>
-        </w:rPr>
-        <w:t>watchlist.txt</w:t>
-      </w:r>
-      <w:r>
-        <w:rPr>
-          <w:rFonts w:ascii="Microsoft JhengHei" w:hAnsi="Microsoft JhengHei" w:eastAsia="Microsoft JhengHei"/>
-          <w:b w:val="0"/>
-        </w:rPr>
-        <w:t xml:space="preserve"> →</w:t>
-      </w:r>
-      <w:r>
-        <w:t xml:space="preserve"> </w:t>
-      </w:r>
-      <w:r>
-        <w:rPr>
-          <w:rFonts w:ascii="Microsoft JhengHei" w:hAnsi="Microsoft JhengHei" w:eastAsia="Microsoft JhengHei"/>
-          <w:b w:val="0"/>
-        </w:rPr>
-        <w:t>深度分析 → 交易」，非全市場即時掃描，本項急迫性降低。若未來要重啟：FinMind 跨股批次查詢</w:t>
-      </w:r>
-      <w:r>
-        <w:t xml:space="preserve"> </w:t>
-      </w:r>
-      <w:r>
-        <w:rPr>
-          <w:rFonts w:ascii="Microsoft JhengHei" w:hAnsi="Microsoft JhengHei" w:eastAsia="Microsoft JhengHei"/>
-          <w:b w:val="0"/>
-        </w:rPr>
-        <w:t xml:space="preserve">（不帶 </w:t>
-      </w:r>
-      <w:r>
-        <w:rPr>
-          <w:rFonts w:ascii="Consolas" w:hAnsi="Consolas" w:eastAsia="Consolas"/>
-          <w:b w:val="0"/>
-          <w:color w:val="8B0000"/>
-          <w:sz w:val="19"/>
-        </w:rPr>
-        <w:t>data_id</w:t>
-      </w:r>
-      <w:r>
-        <w:rPr>
-          <w:rFonts w:ascii="Microsoft JhengHei" w:hAnsi="Microsoft JhengHei" w:eastAsia="Microsoft JhengHei"/>
-          <w:b w:val="0"/>
-        </w:rPr>
-        <w:t>）實測為 Sponsor 付費專屬，register 等級用不了；改探 TWSE/TPEx 官方開放資料，</w:t>
-      </w:r>
-      <w:r>
-        <w:t xml:space="preserve"> </w:t>
-      </w:r>
-      <w:r>
-        <w:rPr>
-          <w:rFonts w:ascii="Microsoft JhengHei" w:hAnsi="Microsoft JhengHei" w:eastAsia="Microsoft JhengHei"/>
-          <w:b w:val="0"/>
-        </w:rPr>
-        <w:t>六端點實測全部成功但</w:t>
-      </w:r>
-      <w:r>
-        <w:rPr>
-          <w:rFonts w:ascii="Microsoft JhengHei" w:hAnsi="Microsoft JhengHei" w:eastAsia="Microsoft JhengHei"/>
-          <w:b/>
-        </w:rPr>
-        <w:t>都不支援歷史日期查詢</w:t>
-      </w:r>
-      <w:r>
-        <w:rPr>
-          <w:rFonts w:ascii="Microsoft JhengHei" w:hAnsi="Microsoft JhengHei" w:eastAsia="Microsoft JhengHei"/>
-          <w:b w:val="0"/>
-        </w:rPr>
-        <w:t>，只能逐日累積、不能瞬間回填——已寫成兩層架構</w:t>
-      </w:r>
-      <w:r>
-        <w:t xml:space="preserve"> </w:t>
-      </w:r>
-      <w:r>
-        <w:rPr>
-          <w:rFonts w:ascii="Microsoft JhengHei" w:hAnsi="Microsoft JhengHei" w:eastAsia="Microsoft JhengHei"/>
-          <w:b w:val="0"/>
-        </w:rPr>
-        <w:t>規劃書（</w:t>
-      </w:r>
-      <w:r>
-        <w:rPr>
-          <w:rFonts w:ascii="Consolas" w:hAnsi="Consolas" w:eastAsia="Consolas"/>
-          <w:b w:val="0"/>
-          <w:color w:val="8B0000"/>
-          <w:sz w:val="19"/>
-        </w:rPr>
-        <w:t>docs/全市場擴池規劃書_UniverseExpansion.md</w:t>
-      </w:r>
-      <w:r>
-        <w:rPr>
-          <w:rFonts w:ascii="Microsoft JhengHei" w:hAnsi="Microsoft JhengHei" w:eastAsia="Microsoft JhengHei"/>
-          <w:b w:val="0"/>
-        </w:rPr>
-        <w:t>），關鍵停損點是先用 FinMind 既有歷史</w:t>
-      </w:r>
-      <w:r>
-        <w:t xml:space="preserve"> </w:t>
-      </w:r>
-      <w:r>
-        <w:rPr>
-          <w:rFonts w:ascii="Microsoft JhengHei" w:hAnsi="Microsoft JhengHei" w:eastAsia="Microsoft JhengHei"/>
-          <w:b w:val="0"/>
-        </w:rPr>
-        <w:t>驗證粗篩規則本身有無排序力，通過才值得投入即時資料收集器開發。樣本代表性打折幅度已量化</w:t>
-      </w:r>
-      <w:r>
-        <w:t xml:space="preserve"> </w:t>
-      </w:r>
-      <w:r>
-        <w:rPr>
-          <w:rFonts w:ascii="Microsoft JhengHei" w:hAnsi="Microsoft JhengHei" w:eastAsia="Microsoft JhengHei"/>
-          <w:b w:val="0"/>
-        </w:rPr>
-        <w:t>（見第4項），相關係數篩選規則無效，逐檔訊噪比篩選列為獨立未來研究項，暫不併入近期交付。</w:t>
-      </w:r>
-      <w:r>
-        <w:t xml:space="preserve"> </w:t>
-      </w:r>
-      <w:r>
-        <w:rPr>
-          <w:rFonts w:ascii="Microsoft JhengHei" w:hAnsi="Microsoft JhengHei" w:eastAsia="Microsoft JhengHei"/>
-          <w:b/>
-        </w:rPr>
-        <w:t>→ 2026-07-15 更新：Phase 2 停損點已通過</w:t>
-      </w:r>
-      <w:r>
-        <w:rPr>
-          <w:rFonts w:ascii="Microsoft JhengHei" w:hAnsi="Microsoft JhengHei" w:eastAsia="Microsoft JhengHei"/>
-          <w:b w:val="0"/>
-        </w:rPr>
-        <w:t>（改用 TEJ Pro 批次匯出直接升級為全市場 1,952 檔</w:t>
-      </w:r>
-      <w:r>
-        <w:t xml:space="preserve"> </w:t>
-      </w:r>
-      <w:r>
-        <w:rPr>
-          <w:rFonts w:ascii="Microsoft JhengHei" w:hAnsi="Microsoft JhengHei" w:eastAsia="Microsoft JhengHei"/>
-          <w:b w:val="0"/>
-        </w:rPr>
-        <w:t>驗證，見 §15）——粗篩定案 L1（20日均成交額≥10M＋上市滿年）+ L2（value_pct&gt;90 且 營收YoY≤0），</w:t>
-      </w:r>
-      <w:r>
-        <w:t xml:space="preserve"> </w:t>
-      </w:r>
-      <w:r>
-        <w:rPr>
-          <w:rFonts w:ascii="Microsoft JhengHei" w:hAnsi="Microsoft JhengHei" w:eastAsia="Microsoft JhengHei"/>
-          <w:b w:val="0"/>
-        </w:rPr>
-        <w:t>預期產出 ~700–810 檔候選池；價值陷阱結案（跌刀＋慘業佔桶雙成因），產業中性化列為生產估值</w:t>
-      </w:r>
-      <w:r>
-        <w:t xml:space="preserve"> </w:t>
-      </w:r>
-      <w:r>
-        <w:rPr>
-          <w:rFonts w:ascii="Microsoft JhengHei" w:hAnsi="Microsoft JhengHei" w:eastAsia="Microsoft JhengHei"/>
-          <w:b w:val="0"/>
-        </w:rPr>
-        <w:t>重修頭號候選。</w:t>
-      </w:r>
-      <w:r>
-        <w:rPr>
-          <w:rFonts w:ascii="Microsoft JhengHei" w:hAnsi="Microsoft JhengHei" w:eastAsia="Microsoft JhengHei"/>
-          <w:b/>
-        </w:rPr>
-        <w:t>下一步 = 規劃書 Phase 1（TWSE/TPEx 每日快照收集器，逐日累積）</w:t>
-      </w:r>
-      <w:r>
-        <w:rPr>
-          <w:rFonts w:ascii="Microsoft JhengHei" w:hAnsi="Microsoft JhengHei" w:eastAsia="Microsoft JhengHei"/>
-          <w:b w:val="0"/>
-        </w:rPr>
-        <w:t>。</w:t>
-      </w:r>
-    </w:p>
-    <w:p>
-      <w:pPr>
-        <w:pStyle w:val="ListNumber"/>
-      </w:pPr>
-      <w:r>
-        <w:rPr>
-          <w:rFonts w:ascii="Microsoft JhengHei" w:hAnsi="Microsoft JhengHei" w:eastAsia="Microsoft JhengHei"/>
-          <w:b w:val="0"/>
-        </w:rPr>
-        <w:t xml:space="preserve">✅ </w:t>
-      </w:r>
-      <w:r>
-        <w:rPr>
-          <w:rFonts w:ascii="Microsoft JhengHei" w:hAnsi="Microsoft JhengHei" w:eastAsia="Microsoft JhengHei"/>
-          <w:b/>
-        </w:rPr>
-        <w:t>相對強弱 RS（v4.4 完成）</w:t>
-      </w:r>
-      <w:r>
-        <w:rPr>
-          <w:rFonts w:ascii="Microsoft JhengHei" w:hAnsi="Microsoft JhengHei" w:eastAsia="Microsoft JhengHei"/>
-          <w:b w:val="0"/>
-        </w:rPr>
-        <w:t>：以「個股 3/6 月動能 − 0050 同期」疊加進動能面（±8 有界），過 A/B 篩選</w:t>
-      </w:r>
-      <w:r>
-        <w:t xml:space="preserve"> </w:t>
-      </w:r>
-      <w:r>
-        <w:rPr>
-          <w:rFonts w:ascii="Microsoft JhengHei" w:hAnsi="Microsoft JhengHei" w:eastAsia="Microsoft JhengHei"/>
-          <w:b w:val="0"/>
-        </w:rPr>
-        <w:t>（動能單因子多空 +2.81→+3.00%、2022 綜合 −0.95→−0.44%）後</w:t>
-      </w:r>
-      <w:r>
-        <w:rPr>
-          <w:rFonts w:ascii="Microsoft JhengHei" w:hAnsi="Microsoft JhengHei" w:eastAsia="Microsoft JhengHei"/>
-          <w:b/>
-        </w:rPr>
-        <w:t>預設開啟</w:t>
-      </w:r>
-      <w:r>
-        <w:rPr>
-          <w:rFonts w:ascii="Microsoft JhengHei" w:hAnsi="Microsoft JhengHei" w:eastAsia="Microsoft JhengHei"/>
-          <w:b w:val="0"/>
-        </w:rPr>
-        <w:t>，live 路徑同步接線（見 §13-B）。</w:t>
-      </w:r>
-    </w:p>
-    <w:p>
-      <w:pPr>
-        <w:pStyle w:val="ListNumber"/>
-      </w:pPr>
-      <w:r>
-        <w:rPr>
-          <w:rFonts w:ascii="Microsoft JhengHei" w:hAnsi="Microsoft JhengHei" w:eastAsia="Microsoft JhengHei"/>
-          <w:b w:val="0"/>
-        </w:rPr>
-        <w:t xml:space="preserve">✅ </w:t>
-      </w:r>
-      <w:r>
-        <w:rPr>
-          <w:rFonts w:ascii="Microsoft JhengHei" w:hAnsi="Microsoft JhengHei" w:eastAsia="Microsoft JhengHei"/>
-          <w:b/>
-        </w:rPr>
-        <w:t>綜合分有效性複核（v4.4 完成）</w:t>
-      </w:r>
-      <w:r>
-        <w:rPr>
-          <w:rFonts w:ascii="Microsoft JhengHei" w:hAnsi="Microsoft JhengHei" w:eastAsia="Microsoft JhengHei"/>
-          <w:b w:val="0"/>
-        </w:rPr>
-        <w:t>：scores 以新配置重建，</w:t>
-      </w:r>
-      <w:r>
-        <w:rPr>
-          <w:rFonts w:ascii="Consolas" w:hAnsi="Consolas" w:eastAsia="Consolas"/>
-          <w:b w:val="0"/>
-          <w:color w:val="8B0000"/>
-          <w:sz w:val="19"/>
-        </w:rPr>
-        <w:t>weights_version</w:t>
-      </w:r>
-      <w:r>
-        <w:rPr>
-          <w:rFonts w:ascii="Microsoft JhengHei" w:hAnsi="Microsoft JhengHei" w:eastAsia="Microsoft JhengHei"/>
-          <w:b w:val="0"/>
-        </w:rPr>
-        <w:t xml:space="preserve"> 雜湊已納入訊號層版本；</w:t>
-      </w:r>
-      <w:r>
-        <w:t xml:space="preserve"> </w:t>
-      </w:r>
-      <w:r>
-        <w:rPr>
-          <w:rFonts w:ascii="Microsoft JhengHei" w:hAnsi="Microsoft JhengHei" w:eastAsia="Microsoft JhengHei"/>
-          <w:b w:val="0"/>
-        </w:rPr>
-        <w:t>三模式基線全過——階梯單調性 +1.00/+0.90/+1.00、Rank IC +0.067/+0.055/+0.059（見 §13-D）。日後權重/訊號改版後仍應重跑。</w:t>
-      </w:r>
-    </w:p>
-    <w:p>
-      <w:pPr>
-        <w:pStyle w:val="ListNumber"/>
-      </w:pPr>
-      <w:r>
-        <w:rPr>
-          <w:rFonts w:ascii="Microsoft JhengHei" w:hAnsi="Microsoft JhengHei" w:eastAsia="Microsoft JhengHei"/>
-          <w:b w:val="0"/>
-        </w:rPr>
-        <w:t xml:space="preserve">✅ </w:t>
-      </w:r>
-      <w:r>
-        <w:rPr>
-          <w:rFonts w:ascii="Microsoft JhengHei" w:hAnsi="Microsoft JhengHei" w:eastAsia="Microsoft JhengHei"/>
-          <w:b/>
-        </w:rPr>
-        <w:t>估值面訊號重修（v4.4 完成）</w:t>
-      </w:r>
-      <w:r>
-        <w:rPr>
-          <w:rFonts w:ascii="Microsoft JhengHei" w:hAnsi="Microsoft JhengHei" w:eastAsia="Microsoft JhengHei"/>
-          <w:b w:val="0"/>
-        </w:rPr>
-        <w:t>：診斷為「訊號品質」問題（位階成分多頭反向 IC −0.021、PEG 成分 +0.055）</w:t>
-      </w:r>
-      <w:r>
-        <w:t xml:space="preserve"> </w:t>
-      </w:r>
-      <w:r>
-        <w:rPr>
-          <w:rFonts w:ascii="Microsoft JhengHei" w:hAnsi="Microsoft JhengHei" w:eastAsia="Microsoft JhengHei"/>
-          <w:b w:val="0"/>
-        </w:rPr>
-        <w:t xml:space="preserve">→ PEG/位階混合 55/45 重修為 </w:t>
-      </w:r>
-      <w:r>
-        <w:rPr>
-          <w:rFonts w:ascii="Microsoft JhengHei" w:hAnsi="Microsoft JhengHei" w:eastAsia="Microsoft JhengHei"/>
-          <w:b/>
-        </w:rPr>
-        <w:t>85/15</w:t>
-      </w:r>
-      <w:r>
-        <w:rPr>
-          <w:rFonts w:ascii="Microsoft JhengHei" w:hAnsi="Microsoft JhengHei" w:eastAsia="Microsoft JhengHei"/>
-          <w:b w:val="0"/>
-        </w:rPr>
-        <w:t>，權重維持 0.08；估值留一貢獻 −0.12%→</w:t>
-      </w:r>
-      <w:r>
-        <w:rPr>
-          <w:rFonts w:ascii="Microsoft JhengHei" w:hAnsi="Microsoft JhengHei" w:eastAsia="Microsoft JhengHei"/>
-          <w:b/>
-        </w:rPr>
-        <w:t>+0.11% 轉正</w:t>
-      </w:r>
-      <w:r>
-        <w:rPr>
-          <w:rFonts w:ascii="Microsoft JhengHei" w:hAnsi="Microsoft JhengHei" w:eastAsia="Microsoft JhengHei"/>
-          <w:b w:val="0"/>
-        </w:rPr>
-        <w:t>（見 §13-C）。</w:t>
-      </w:r>
-      <w:r>
-        <w:t xml:space="preserve"> </w:t>
-      </w:r>
-      <w:r>
-        <w:rPr>
-          <w:rFonts w:ascii="Microsoft JhengHei" w:hAnsi="Microsoft JhengHei" w:eastAsia="Microsoft JhengHei"/>
-          <w:b w:val="0"/>
-        </w:rPr>
-        <w:t>後續候選：EV/EBITDA、真·產業相對估值（需跨股資訊，可在 score_store 層做）。</w:t>
-      </w:r>
-    </w:p>
-    <w:p>
-      <w:pPr>
-        <w:pStyle w:val="ListNumber"/>
-      </w:pPr>
-      <w:r>
-        <w:rPr>
-          <w:rFonts w:ascii="Microsoft JhengHei" w:hAnsi="Microsoft JhengHei" w:eastAsia="Microsoft JhengHei"/>
-          <w:b w:val="0"/>
-        </w:rPr>
-        <w:t xml:space="preserve">✅ </w:t>
-      </w:r>
-      <w:r>
-        <w:rPr>
-          <w:rFonts w:ascii="Microsoft JhengHei" w:hAnsi="Microsoft JhengHei" w:eastAsia="Microsoft JhengHei"/>
-          <w:b/>
-        </w:rPr>
-        <w:t>已算未計分訊號接線（v4.4 完成）</w:t>
-      </w:r>
-      <w:r>
-        <w:rPr>
-          <w:rFonts w:ascii="Microsoft JhengHei" w:hAnsi="Microsoft JhengHei" w:eastAsia="Microsoft JhengHei"/>
-          <w:b w:val="0"/>
-        </w:rPr>
-        <w:t xml:space="preserve">：五個候選逐一過 </w:t>
-      </w:r>
-      <w:r>
-        <w:rPr>
-          <w:rFonts w:ascii="Consolas" w:hAnsi="Consolas" w:eastAsia="Consolas"/>
-          <w:b w:val="0"/>
-          <w:color w:val="8B0000"/>
-          <w:sz w:val="19"/>
-        </w:rPr>
-        <w:t>factor_experiments.py</w:t>
-      </w:r>
-      <w:r>
-        <w:rPr>
-          <w:rFonts w:ascii="Microsoft JhengHei" w:hAnsi="Microsoft JhengHei" w:eastAsia="Microsoft JhengHei"/>
-          <w:b w:val="0"/>
-        </w:rPr>
-        <w:t xml:space="preserve"> A/B——</w:t>
-      </w:r>
-      <w:r>
-        <w:rPr>
-          <w:rFonts w:ascii="Microsoft JhengHei" w:hAnsi="Microsoft JhengHei" w:eastAsia="Microsoft JhengHei"/>
-          <w:b/>
-        </w:rPr>
-        <w:t>資產週轉率採用</w:t>
-      </w:r>
-      <w:r>
-        <w:t xml:space="preserve"> </w:t>
-      </w:r>
-      <w:r>
-        <w:rPr>
-          <w:rFonts w:ascii="Microsoft JhengHei" w:hAnsi="Microsoft JhengHei" w:eastAsia="Microsoft JhengHei"/>
-          <w:b w:val="0"/>
-        </w:rPr>
-        <w:t>（基本面單因子 +1.51→+2.05%），完整 KD／布林 %B／OBV 趨勢</w:t>
-      </w:r>
-      <w:r>
-        <w:rPr>
-          <w:rFonts w:ascii="Microsoft JhengHei" w:hAnsi="Microsoft JhengHei" w:eastAsia="Microsoft JhengHei"/>
-          <w:b/>
-        </w:rPr>
-        <w:t>未過篩不啟用</w:t>
-      </w:r>
-      <w:r>
-        <w:rPr>
-          <w:rFonts w:ascii="Microsoft JhengHei" w:hAnsi="Microsoft JhengHei" w:eastAsia="Microsoft JhengHei"/>
-          <w:b w:val="0"/>
-        </w:rPr>
-        <w:t>（程式碼與開關保留，見 §13-B）。</w:t>
-      </w:r>
-    </w:p>
-    <w:p>
-      <w:pPr>
-        <w:pStyle w:val="ListNumber"/>
-      </w:pPr>
-      <w:r>
-        <w:rPr>
-          <w:rFonts w:ascii="Microsoft JhengHei" w:hAnsi="Microsoft JhengHei" w:eastAsia="Microsoft JhengHei"/>
-          <w:b/>
-        </w:rPr>
-        <w:t>交易成本與流動性</w:t>
-      </w:r>
-      <w:r>
-        <w:rPr>
-          <w:rFonts w:ascii="Microsoft JhengHei" w:hAnsi="Microsoft JhengHei" w:eastAsia="Microsoft JhengHei"/>
-          <w:b w:val="0"/>
-        </w:rPr>
-        <w:t>：加入手續費/稅/滑價與最小成交量過濾，讓回測更貼近可交易性。</w:t>
+          <w:color w:val="404040"/>
+          <w:sz w:val="19"/>
+        </w:rPr>
+        <w:t>Windows 工作排程全自動</w:t>
+      </w:r>
+      <w:r>
+        <w:rPr>
+          <w:rFonts w:ascii="Microsoft JhengHei" w:hAnsi="Microsoft JhengHei" w:eastAsia="Microsoft JhengHei"/>
+          <w:b w:val="0"/>
+          <w:color w:val="404040"/>
+          <w:sz w:val="19"/>
+        </w:rPr>
+        <w:t>（平日 20:30 增量→scores→上雲）。</w:t>
       </w:r>
     </w:p>
     <w:p>
@@ -28050,7 +29427,957 @@
           <w:rFonts w:ascii="Microsoft JhengHei" w:hAnsi="Microsoft JhengHei" w:eastAsia="Microsoft JhengHei"/>
           <w:b w:val="0"/>
         </w:rPr>
-        <w:t>20. 🧰 附錄：使用指南、調參入口與檔案地圖</w:t>
+        <w:t>20. 🔮 未來優化藍圖 (Next Steps)</w:t>
+      </w:r>
+    </w:p>
+    <w:p>
+      <w:pPr>
+        <w:pStyle w:val="ListNumber"/>
+      </w:pPr>
+      <w:r>
+        <w:rPr>
+          <w:rFonts w:ascii="Microsoft JhengHei" w:hAnsi="Microsoft JhengHei" w:eastAsia="Microsoft JhengHei"/>
+          <w:b w:val="0"/>
+        </w:rPr>
+        <w:t xml:space="preserve">✅ </w:t>
+      </w:r>
+      <w:r>
+        <w:rPr>
+          <w:rFonts w:ascii="Microsoft JhengHei" w:hAnsi="Microsoft JhengHei" w:eastAsia="Microsoft JhengHei"/>
+          <w:b/>
+        </w:rPr>
+        <w:t>資料層完整度稽核（v4.2 完成）</w:t>
+      </w:r>
+      <w:r>
+        <w:rPr>
+          <w:rFonts w:ascii="Microsoft JhengHei" w:hAnsi="Microsoft JhengHei" w:eastAsia="Microsoft JhengHei"/>
+          <w:b w:val="0"/>
+        </w:rPr>
+        <w:t>：結論</w:t>
+      </w:r>
+      <w:r>
+        <w:rPr>
+          <w:rFonts w:ascii="Microsoft JhengHei" w:hAnsi="Microsoft JhengHei" w:eastAsia="Microsoft JhengHei"/>
+          <w:b/>
+        </w:rPr>
+        <w:t>推翻原假設</w:t>
+      </w:r>
+      <w:r>
+        <w:rPr>
+          <w:rFonts w:ascii="Microsoft JhengHei" w:hAnsi="Microsoft JhengHei" w:eastAsia="Microsoft JhengHei"/>
+          <w:b w:val="0"/>
+        </w:rPr>
+        <w:t>——資料層乾淨（45 檔 × 8 資料集無缺漏），</w:t>
+      </w:r>
+      <w:r>
+        <w:t xml:space="preserve"> </w:t>
+      </w:r>
+      <w:r>
+        <w:rPr>
+          <w:rFonts w:ascii="Microsoft JhengHei" w:hAnsi="Microsoft JhengHei" w:eastAsia="Microsoft JhengHei"/>
+          <w:b w:val="0"/>
+        </w:rPr>
+        <w:t>composite 偏低的根因在 whale 計分設計。已衍生完成 whale 重構、權重重配、Regime 濾網（見 §11）。</w:t>
+      </w:r>
+      <w:r>
+        <w:t xml:space="preserve"> </w:t>
+      </w:r>
+      <w:r>
+        <w:rPr>
+          <w:rFonts w:ascii="Microsoft JhengHei" w:hAnsi="Microsoft JhengHei" w:eastAsia="Microsoft JhengHei"/>
+          <w:b w:val="0"/>
+        </w:rPr>
+        <w:t xml:space="preserve">稽核工具 </w:t>
+      </w:r>
+      <w:r>
+        <w:rPr>
+          <w:rFonts w:ascii="Consolas" w:hAnsi="Consolas" w:eastAsia="Consolas"/>
+          <w:b w:val="0"/>
+          <w:color w:val="8B0000"/>
+          <w:sz w:val="19"/>
+        </w:rPr>
+        <w:t>audit_data_completeness.py</w:t>
+      </w:r>
+      <w:r>
+        <w:rPr>
+          <w:rFonts w:ascii="Microsoft JhengHei" w:hAnsi="Microsoft JhengHei" w:eastAsia="Microsoft JhengHei"/>
+          <w:b w:val="0"/>
+        </w:rPr>
+        <w:t xml:space="preserve"> 常駐，日後 0 API 隨時複檢。</w:t>
+      </w:r>
+    </w:p>
+    <w:p>
+      <w:pPr>
+        <w:pStyle w:val="ListNumber"/>
+      </w:pPr>
+      <w:r>
+        <w:rPr>
+          <w:rFonts w:ascii="Microsoft JhengHei" w:hAnsi="Microsoft JhengHei" w:eastAsia="Microsoft JhengHei"/>
+          <w:b w:val="0"/>
+        </w:rPr>
+        <w:t xml:space="preserve">✅ </w:t>
+      </w:r>
+      <w:r>
+        <w:rPr>
+          <w:rFonts w:ascii="Microsoft JhengHei" w:hAnsi="Microsoft JhengHei" w:eastAsia="Microsoft JhengHei"/>
+          <w:b/>
+        </w:rPr>
+        <w:t>部署到 Streamlit Community Cloud</w:t>
+      </w:r>
+      <w:r>
+        <w:rPr>
+          <w:rFonts w:ascii="Microsoft JhengHei" w:hAnsi="Microsoft JhengHei" w:eastAsia="Microsoft JhengHei"/>
+          <w:b w:val="0"/>
+        </w:rPr>
+        <w:t>：repo 已接上 GitHub、</w:t>
+      </w:r>
+      <w:r>
+        <w:rPr>
+          <w:rFonts w:ascii="Consolas" w:hAnsi="Consolas" w:eastAsia="Consolas"/>
+          <w:b w:val="0"/>
+          <w:color w:val="8B0000"/>
+          <w:sz w:val="19"/>
+        </w:rPr>
+        <w:t>cloud_cache/Scores</w:t>
+      </w:r>
+      <w:r>
+        <w:rPr>
+          <w:rFonts w:ascii="Microsoft JhengHei" w:hAnsi="Microsoft JhengHei" w:eastAsia="Microsoft JhengHei"/>
+          <w:b w:val="0"/>
+        </w:rPr>
+        <w:t xml:space="preserve"> 快照與部署資產齊備</w:t>
+      </w:r>
+      <w:r>
+        <w:t xml:space="preserve"> </w:t>
+      </w:r>
+      <w:r>
+        <w:rPr>
+          <w:rFonts w:ascii="Microsoft JhengHei" w:hAnsi="Microsoft JhengHei" w:eastAsia="Microsoft JhengHei"/>
+          <w:b w:val="0"/>
+        </w:rPr>
+        <w:t xml:space="preserve">（依 </w:t>
+      </w:r>
+      <w:r>
+        <w:rPr>
+          <w:rFonts w:ascii="Consolas" w:hAnsi="Consolas" w:eastAsia="Consolas"/>
+          <w:b w:val="0"/>
+          <w:color w:val="8B0000"/>
+          <w:sz w:val="19"/>
+        </w:rPr>
+        <w:t>DEPLOY_streamlit_cloud.md</w:t>
+      </w:r>
+      <w:r>
+        <w:rPr>
+          <w:rFonts w:ascii="Microsoft JhengHei" w:hAnsi="Microsoft JhengHei" w:eastAsia="Microsoft JhengHei"/>
+          <w:b w:val="0"/>
+        </w:rPr>
+        <w:t>）。</w:t>
+      </w:r>
+    </w:p>
+    <w:p>
+      <w:pPr>
+        <w:pStyle w:val="ListNumber"/>
+      </w:pPr>
+      <w:r>
+        <w:rPr>
+          <w:rFonts w:ascii="Microsoft JhengHei" w:hAnsi="Microsoft JhengHei" w:eastAsia="Microsoft JhengHei"/>
+          <w:b w:val="0"/>
+        </w:rPr>
+        <w:t xml:space="preserve">✅ </w:t>
+      </w:r>
+      <w:r>
+        <w:rPr>
+          <w:rFonts w:ascii="Microsoft JhengHei" w:hAnsi="Microsoft JhengHei" w:eastAsia="Microsoft JhengHei"/>
+          <w:b/>
+        </w:rPr>
+        <w:t>bear 段評級閘門 + Regime 冷卻期穩健化（v4.3 完成）</w:t>
+      </w:r>
+      <w:r>
+        <w:rPr>
+          <w:rFonts w:ascii="Microsoft JhengHei" w:hAnsi="Microsoft JhengHei" w:eastAsia="Microsoft JhengHei"/>
+          <w:b w:val="0"/>
+        </w:rPr>
+        <w:t>：評級門檻吃 regime、K-of-M 冷卻期修掉</w:t>
+      </w:r>
+      <w:r>
+        <w:t xml:space="preserve"> </w:t>
+      </w:r>
+      <w:r>
+        <w:rPr>
+          <w:rFonts w:ascii="Microsoft JhengHei" w:hAnsi="Microsoft JhengHei" w:eastAsia="Microsoft JhengHei"/>
+          <w:b w:val="0"/>
+        </w:rPr>
+        <w:t>whipsaw 與滯後（見 §12）。轉強期已用對稱實驗驗證不需特別處理。</w:t>
+      </w:r>
+    </w:p>
+    <w:p>
+      <w:pPr>
+        <w:pStyle w:val="ListNumber"/>
+      </w:pPr>
+      <w:r>
+        <w:rPr>
+          <w:rFonts w:ascii="Microsoft JhengHei" w:hAnsi="Microsoft JhengHei" w:eastAsia="Microsoft JhengHei"/>
+          <w:b w:val="0"/>
+        </w:rPr>
+        <w:t xml:space="preserve">✅ </w:t>
+      </w:r>
+      <w:r>
+        <w:rPr>
+          <w:rFonts w:ascii="Microsoft JhengHei" w:hAnsi="Microsoft JhengHei" w:eastAsia="Microsoft JhengHei"/>
+          <w:b/>
+        </w:rPr>
+        <w:t>樣本代表性（打折幅度已量化，v4.4）</w:t>
+      </w:r>
+      <w:r>
+        <w:rPr>
+          <w:rFonts w:ascii="Microsoft JhengHei" w:hAnsi="Microsoft JhengHei" w:eastAsia="Microsoft JhengHei"/>
+          <w:b w:val="0"/>
+        </w:rPr>
+        <w:t>：用本機已快取的 76 檔母體（0 API）跑 20 次隨機 45 檔</w:t>
+      </w:r>
+      <w:r>
+        <w:t xml:space="preserve"> </w:t>
+      </w:r>
+      <w:r>
+        <w:rPr>
+          <w:rFonts w:ascii="Microsoft JhengHei" w:hAnsi="Microsoft JhengHei" w:eastAsia="Microsoft JhengHei"/>
+          <w:b w:val="0"/>
+        </w:rPr>
+        <w:t xml:space="preserve">抽樣 + </w:t>
+      </w:r>
+      <w:r>
+        <w:rPr>
+          <w:rFonts w:ascii="Consolas" w:hAnsi="Consolas" w:eastAsia="Consolas"/>
+          <w:b w:val="0"/>
+          <w:color w:val="8B0000"/>
+          <w:sz w:val="19"/>
+        </w:rPr>
+        <w:t>cycle_robustness</w:t>
+      </w:r>
+      <w:r>
+        <w:rPr>
+          <w:rFonts w:ascii="Microsoft JhengHei" w:hAnsi="Microsoft JhengHei" w:eastAsia="Microsoft JhengHei"/>
+          <w:b w:val="0"/>
+        </w:rPr>
+        <w:t>（</w:t>
+      </w:r>
+      <w:r>
+        <w:rPr>
+          <w:rFonts w:ascii="Consolas" w:hAnsi="Consolas" w:eastAsia="Consolas"/>
+          <w:b w:val="0"/>
+          <w:color w:val="8B0000"/>
+          <w:sz w:val="19"/>
+        </w:rPr>
+        <w:t>scripts/sample_representativeness.py</w:t>
+      </w:r>
+      <w:r>
+        <w:rPr>
+          <w:rFonts w:ascii="Microsoft JhengHei" w:hAnsi="Microsoft JhengHei" w:eastAsia="Microsoft JhengHei"/>
+          <w:b w:val="0"/>
+        </w:rPr>
+        <w:t>），量化 §12-D 的懷疑：</w:t>
+      </w:r>
+      <w:r>
+        <w:t xml:space="preserve"> </w:t>
+      </w:r>
+      <w:r>
+        <w:rPr>
+          <w:rFonts w:ascii="Microsoft JhengHei" w:hAnsi="Microsoft JhengHei" w:eastAsia="Microsoft JhengHei"/>
+          <w:b/>
+        </w:rPr>
+        <w:t>2022 空頭段 20 次中有 4 次（20%）排序力翻負</w:t>
+      </w:r>
+      <w:r>
+        <w:rPr>
+          <w:rFonts w:ascii="Microsoft JhengHei" w:hAnsi="Microsoft JhengHei" w:eastAsia="Microsoft JhengHei"/>
+          <w:b w:val="0"/>
+        </w:rPr>
+        <w:t>，2021/2023–25 兩段則 20 次全數保持正值——</w:t>
+      </w:r>
+      <w:r>
+        <w:t xml:space="preserve"> </w:t>
+      </w:r>
+      <w:r>
+        <w:rPr>
+          <w:rFonts w:ascii="Microsoft JhengHei" w:hAnsi="Microsoft JhengHei" w:eastAsia="Microsoft JhengHei"/>
+          <w:b w:val="0"/>
+        </w:rPr>
+        <w:t>脆弱點只在空頭段。但</w:t>
+      </w:r>
+      <w:r>
+        <w:rPr>
+          <w:rFonts w:ascii="Microsoft JhengHei" w:hAnsi="Microsoft JhengHei" w:eastAsia="Microsoft JhengHei"/>
+          <w:b/>
+        </w:rPr>
+        <w:t>平均兩兩相關係數幾乎不能預測失效</w:t>
+      </w:r>
+      <w:r>
+        <w:rPr>
+          <w:rFonts w:ascii="Microsoft JhengHei" w:hAnsi="Microsoft JhengHei" w:eastAsia="Microsoft JhengHei"/>
+          <w:b w:val="0"/>
+        </w:rPr>
+        <w:t>（與 2022 排序力的相關僅 0.08，</w:t>
+      </w:r>
+      <w:r>
+        <w:t xml:space="preserve"> </w:t>
+      </w:r>
+      <w:r>
+        <w:rPr>
+          <w:rFonts w:ascii="Microsoft JhengHei" w:hAnsi="Microsoft JhengHei" w:eastAsia="Microsoft JhengHei"/>
+          <w:b w:val="0"/>
+        </w:rPr>
+        <w:t>失效組與成功組的相關係數區間完全重疊）；貪婪選出的最低相關 45 檔（相關係數 0.173，</w:t>
+      </w:r>
+      <w:r>
+        <w:t xml:space="preserve"> </w:t>
+      </w:r>
+      <w:r>
+        <w:rPr>
+          <w:rFonts w:ascii="Microsoft JhengHei" w:hAnsi="Microsoft JhengHei" w:eastAsia="Microsoft JhengHei"/>
+          <w:b w:val="0"/>
+        </w:rPr>
+        <w:t>明顯低於原始池的 0.227）雖未失效，但表現也沒有優於隨機抽樣的平均值，不能證明「相關係數篩選」</w:t>
+      </w:r>
+      <w:r>
+        <w:t xml:space="preserve"> </w:t>
+      </w:r>
+      <w:r>
+        <w:rPr>
+          <w:rFonts w:ascii="Microsoft JhengHei" w:hAnsi="Microsoft JhengHei" w:eastAsia="Microsoft JhengHei"/>
+          <w:b w:val="0"/>
+        </w:rPr>
+        <w:t>有效。</w:t>
+      </w:r>
+      <w:r>
+        <w:rPr>
+          <w:rFonts w:ascii="Microsoft JhengHei" w:hAnsi="Microsoft JhengHei" w:eastAsia="Microsoft JhengHei"/>
+          <w:b/>
+        </w:rPr>
+        <w:t>結論</w:t>
+      </w:r>
+      <w:r>
+        <w:rPr>
+          <w:rFonts w:ascii="Microsoft JhengHei" w:hAnsi="Microsoft JhengHei" w:eastAsia="Microsoft JhengHei"/>
+          <w:b w:val="0"/>
+        </w:rPr>
+        <w:t>：驅動失效的不是股票池整體分散化程度，而是抽到哪幾檔股票的特定雜訊——</w:t>
+      </w:r>
+      <w:r>
+        <w:t xml:space="preserve"> </w:t>
+      </w:r>
+      <w:r>
+        <w:rPr>
+          <w:rFonts w:ascii="Microsoft JhengHei" w:hAnsi="Microsoft JhengHei" w:eastAsia="Microsoft JhengHei"/>
+          <w:b w:val="0"/>
+        </w:rPr>
+        <w:t>相關係數篩選規則救不了擴池，需另尋門路（如逐檔篩選「空頭段訊噪比」而非整體相關性）。</w:t>
+      </w:r>
+      <w:r>
+        <w:t xml:space="preserve"> </w:t>
+      </w:r>
+      <w:r>
+        <w:rPr>
+          <w:rFonts w:ascii="Microsoft JhengHei" w:hAnsi="Microsoft JhengHei" w:eastAsia="Microsoft JhengHei"/>
+          <w:b w:val="0"/>
+        </w:rPr>
+        <w:t xml:space="preserve">完整數據見 </w:t>
+      </w:r>
+      <w:r>
+        <w:rPr>
+          <w:rFonts w:ascii="Consolas" w:hAnsi="Consolas" w:eastAsia="Consolas"/>
+          <w:b w:val="0"/>
+          <w:color w:val="8B0000"/>
+          <w:sz w:val="19"/>
+        </w:rPr>
+        <w:t>scripts/sample_representativeness_result.csv</w:t>
+      </w:r>
+      <w:r>
+        <w:rPr>
+          <w:rFonts w:ascii="Microsoft JhengHei" w:hAnsi="Microsoft JhengHei" w:eastAsia="Microsoft JhengHei"/>
+          <w:b w:val="0"/>
+        </w:rPr>
+        <w:t>。</w:t>
+      </w:r>
+    </w:p>
+    <w:p>
+      <w:pPr>
+        <w:pStyle w:val="ListNumber"/>
+      </w:pPr>
+      <w:r>
+        <w:rPr>
+          <w:rFonts w:ascii="Microsoft JhengHei" w:hAnsi="Microsoft JhengHei" w:eastAsia="Microsoft JhengHei"/>
+          <w:b w:val="0"/>
+        </w:rPr>
+        <w:t xml:space="preserve">✅ </w:t>
+      </w:r>
+      <w:r>
+        <w:rPr>
+          <w:rFonts w:ascii="Microsoft JhengHei" w:hAnsi="Microsoft JhengHei" w:eastAsia="Microsoft JhengHei"/>
+          <w:b/>
+        </w:rPr>
+        <w:t>自動化每日更新（v4.4 完成）</w:t>
+      </w:r>
+      <w:r>
+        <w:rPr>
+          <w:rFonts w:ascii="Microsoft JhengHei" w:hAnsi="Microsoft JhengHei" w:eastAsia="Microsoft JhengHei"/>
+          <w:b w:val="0"/>
+        </w:rPr>
+        <w:t>：</w:t>
+      </w:r>
+      <w:r>
+        <w:rPr>
+          <w:rFonts w:ascii="Consolas" w:hAnsi="Consolas" w:eastAsia="Consolas"/>
+          <w:b w:val="0"/>
+          <w:color w:val="8B0000"/>
+          <w:sz w:val="19"/>
+        </w:rPr>
+        <w:t>scripts/daily_auto_update.bat</w:t>
+      </w:r>
+      <w:r>
+        <w:rPr>
+          <w:rFonts w:ascii="Microsoft JhengHei" w:hAnsi="Microsoft JhengHei" w:eastAsia="Microsoft JhengHei"/>
+          <w:b w:val="0"/>
+        </w:rPr>
+        <w:t>（增量建庫→scores→快照上雲，無人值守+log）</w:t>
+      </w:r>
+      <w:r>
+        <w:t xml:space="preserve"> </w:t>
+      </w:r>
+      <w:r>
+        <w:rPr>
+          <w:rFonts w:ascii="Microsoft JhengHei" w:hAnsi="Microsoft JhengHei" w:eastAsia="Microsoft JhengHei"/>
+          <w:b w:val="0"/>
+        </w:rPr>
+        <w:t xml:space="preserve">已接上 Windows 工作排程 </w:t>
+      </w:r>
+      <w:r>
+        <w:rPr>
+          <w:rFonts w:ascii="Consolas" w:hAnsi="Consolas" w:eastAsia="Consolas"/>
+          <w:b w:val="0"/>
+          <w:color w:val="8B0000"/>
+          <w:sz w:val="19"/>
+        </w:rPr>
+        <w:t>FinMind_DailyUpdate</w:t>
+      </w:r>
+      <w:r>
+        <w:rPr>
+          <w:rFonts w:ascii="Microsoft JhengHei" w:hAnsi="Microsoft JhengHei" w:eastAsia="Microsoft JhengHei"/>
+          <w:b w:val="0"/>
+        </w:rPr>
+        <w:t>（平日 20:30，錯過自動補跑）；</w:t>
+      </w:r>
+      <w:r>
+        <w:rPr>
+          <w:rFonts w:ascii="Consolas" w:hAnsi="Consolas" w:eastAsia="Consolas"/>
+          <w:b w:val="0"/>
+          <w:color w:val="8B0000"/>
+          <w:sz w:val="19"/>
+        </w:rPr>
+        <w:t>scripts/register_daily_task.bat</w:t>
+      </w:r>
+      <w:r>
+        <w:rPr>
+          <w:rFonts w:ascii="Microsoft JhengHei" w:hAnsi="Microsoft JhengHei" w:eastAsia="Microsoft JhengHei"/>
+          <w:b w:val="0"/>
+        </w:rPr>
+        <w:t xml:space="preserve"> 一鍵重註冊（見 §13-A）。</w:t>
+      </w:r>
+    </w:p>
+    <w:p>
+      <w:pPr>
+        <w:pStyle w:val="ListNumber"/>
+      </w:pPr>
+      <w:r>
+        <w:rPr>
+          <w:rFonts w:ascii="Microsoft JhengHei" w:hAnsi="Microsoft JhengHei" w:eastAsia="Microsoft JhengHei"/>
+          <w:b w:val="0"/>
+        </w:rPr>
+        <w:t xml:space="preserve">🔻 </w:t>
+      </w:r>
+      <w:r>
+        <w:rPr>
+          <w:rFonts w:ascii="Microsoft JhengHei" w:hAnsi="Microsoft JhengHei" w:eastAsia="Microsoft JhengHei"/>
+          <w:b/>
+        </w:rPr>
+        <w:t>擴大 universe（優先序調整，見 §14）</w:t>
+      </w:r>
+      <w:r>
+        <w:rPr>
+          <w:rFonts w:ascii="Microsoft JhengHei" w:hAnsi="Microsoft JhengHei" w:eastAsia="Microsoft JhengHei"/>
+          <w:b w:val="0"/>
+        </w:rPr>
+        <w:t xml:space="preserve">：實際工作流程澄清為「手動維護 </w:t>
+      </w:r>
+      <w:r>
+        <w:rPr>
+          <w:rFonts w:ascii="Consolas" w:hAnsi="Consolas" w:eastAsia="Consolas"/>
+          <w:b w:val="0"/>
+          <w:color w:val="8B0000"/>
+          <w:sz w:val="19"/>
+        </w:rPr>
+        <w:t>watchlist.txt</w:t>
+      </w:r>
+      <w:r>
+        <w:rPr>
+          <w:rFonts w:ascii="Microsoft JhengHei" w:hAnsi="Microsoft JhengHei" w:eastAsia="Microsoft JhengHei"/>
+          <w:b w:val="0"/>
+        </w:rPr>
+        <w:t xml:space="preserve"> →</w:t>
+      </w:r>
+      <w:r>
+        <w:t xml:space="preserve"> </w:t>
+      </w:r>
+      <w:r>
+        <w:rPr>
+          <w:rFonts w:ascii="Microsoft JhengHei" w:hAnsi="Microsoft JhengHei" w:eastAsia="Microsoft JhengHei"/>
+          <w:b w:val="0"/>
+        </w:rPr>
+        <w:t>深度分析 → 交易」，非全市場即時掃描，本項急迫性降低。若未來要重啟：FinMind 跨股批次查詢</w:t>
+      </w:r>
+      <w:r>
+        <w:t xml:space="preserve"> </w:t>
+      </w:r>
+      <w:r>
+        <w:rPr>
+          <w:rFonts w:ascii="Microsoft JhengHei" w:hAnsi="Microsoft JhengHei" w:eastAsia="Microsoft JhengHei"/>
+          <w:b w:val="0"/>
+        </w:rPr>
+        <w:t xml:space="preserve">（不帶 </w:t>
+      </w:r>
+      <w:r>
+        <w:rPr>
+          <w:rFonts w:ascii="Consolas" w:hAnsi="Consolas" w:eastAsia="Consolas"/>
+          <w:b w:val="0"/>
+          <w:color w:val="8B0000"/>
+          <w:sz w:val="19"/>
+        </w:rPr>
+        <w:t>data_id</w:t>
+      </w:r>
+      <w:r>
+        <w:rPr>
+          <w:rFonts w:ascii="Microsoft JhengHei" w:hAnsi="Microsoft JhengHei" w:eastAsia="Microsoft JhengHei"/>
+          <w:b w:val="0"/>
+        </w:rPr>
+        <w:t>）實測為 Sponsor 付費專屬，register 等級用不了；改探 TWSE/TPEx 官方開放資料，</w:t>
+      </w:r>
+      <w:r>
+        <w:t xml:space="preserve"> </w:t>
+      </w:r>
+      <w:r>
+        <w:rPr>
+          <w:rFonts w:ascii="Microsoft JhengHei" w:hAnsi="Microsoft JhengHei" w:eastAsia="Microsoft JhengHei"/>
+          <w:b w:val="0"/>
+        </w:rPr>
+        <w:t>六端點實測全部成功但</w:t>
+      </w:r>
+      <w:r>
+        <w:rPr>
+          <w:rFonts w:ascii="Microsoft JhengHei" w:hAnsi="Microsoft JhengHei" w:eastAsia="Microsoft JhengHei"/>
+          <w:b/>
+        </w:rPr>
+        <w:t>都不支援歷史日期查詢</w:t>
+      </w:r>
+      <w:r>
+        <w:rPr>
+          <w:rFonts w:ascii="Microsoft JhengHei" w:hAnsi="Microsoft JhengHei" w:eastAsia="Microsoft JhengHei"/>
+          <w:b w:val="0"/>
+        </w:rPr>
+        <w:t>，只能逐日累積、不能瞬間回填——已寫成兩層架構</w:t>
+      </w:r>
+      <w:r>
+        <w:t xml:space="preserve"> </w:t>
+      </w:r>
+      <w:r>
+        <w:rPr>
+          <w:rFonts w:ascii="Microsoft JhengHei" w:hAnsi="Microsoft JhengHei" w:eastAsia="Microsoft JhengHei"/>
+          <w:b w:val="0"/>
+        </w:rPr>
+        <w:t>規劃書（</w:t>
+      </w:r>
+      <w:r>
+        <w:rPr>
+          <w:rFonts w:ascii="Consolas" w:hAnsi="Consolas" w:eastAsia="Consolas"/>
+          <w:b w:val="0"/>
+          <w:color w:val="8B0000"/>
+          <w:sz w:val="19"/>
+        </w:rPr>
+        <w:t>docs/全市場擴池規劃書_UniverseExpansion.md</w:t>
+      </w:r>
+      <w:r>
+        <w:rPr>
+          <w:rFonts w:ascii="Microsoft JhengHei" w:hAnsi="Microsoft JhengHei" w:eastAsia="Microsoft JhengHei"/>
+          <w:b w:val="0"/>
+        </w:rPr>
+        <w:t>），關鍵停損點是先用 FinMind 既有歷史</w:t>
+      </w:r>
+      <w:r>
+        <w:t xml:space="preserve"> </w:t>
+      </w:r>
+      <w:r>
+        <w:rPr>
+          <w:rFonts w:ascii="Microsoft JhengHei" w:hAnsi="Microsoft JhengHei" w:eastAsia="Microsoft JhengHei"/>
+          <w:b w:val="0"/>
+        </w:rPr>
+        <w:t>驗證粗篩規則本身有無排序力，通過才值得投入即時資料收集器開發。樣本代表性打折幅度已量化</w:t>
+      </w:r>
+      <w:r>
+        <w:t xml:space="preserve"> </w:t>
+      </w:r>
+      <w:r>
+        <w:rPr>
+          <w:rFonts w:ascii="Microsoft JhengHei" w:hAnsi="Microsoft JhengHei" w:eastAsia="Microsoft JhengHei"/>
+          <w:b w:val="0"/>
+        </w:rPr>
+        <w:t>（見第4項），相關係數篩選規則無效，逐檔訊噪比篩選列為獨立未來研究項，暫不併入近期交付。</w:t>
+      </w:r>
+      <w:r>
+        <w:t xml:space="preserve"> </w:t>
+      </w:r>
+      <w:r>
+        <w:rPr>
+          <w:rFonts w:ascii="Microsoft JhengHei" w:hAnsi="Microsoft JhengHei" w:eastAsia="Microsoft JhengHei"/>
+          <w:b/>
+        </w:rPr>
+        <w:t>→ 2026-07-15 更新：Phase 2 停損點已通過</w:t>
+      </w:r>
+      <w:r>
+        <w:rPr>
+          <w:rFonts w:ascii="Microsoft JhengHei" w:hAnsi="Microsoft JhengHei" w:eastAsia="Microsoft JhengHei"/>
+          <w:b w:val="0"/>
+        </w:rPr>
+        <w:t>（改用 TEJ Pro 批次匯出直接升級為全市場 1,952 檔</w:t>
+      </w:r>
+      <w:r>
+        <w:t xml:space="preserve"> </w:t>
+      </w:r>
+      <w:r>
+        <w:rPr>
+          <w:rFonts w:ascii="Microsoft JhengHei" w:hAnsi="Microsoft JhengHei" w:eastAsia="Microsoft JhengHei"/>
+          <w:b w:val="0"/>
+        </w:rPr>
+        <w:t>驗證，見 §15）——粗篩定案 L1（20日均成交額≥10M＋上市滿年）+ L2（value_pct&gt;90 且 營收YoY≤0），</w:t>
+      </w:r>
+      <w:r>
+        <w:t xml:space="preserve"> </w:t>
+      </w:r>
+      <w:r>
+        <w:rPr>
+          <w:rFonts w:ascii="Microsoft JhengHei" w:hAnsi="Microsoft JhengHei" w:eastAsia="Microsoft JhengHei"/>
+          <w:b w:val="0"/>
+        </w:rPr>
+        <w:t>預期產出 ~700–810 檔候選池；價值陷阱結案（跌刀＋慘業佔桶雙成因），產業中性化列為生產估值</w:t>
+      </w:r>
+      <w:r>
+        <w:t xml:space="preserve"> </w:t>
+      </w:r>
+      <w:r>
+        <w:rPr>
+          <w:rFonts w:ascii="Microsoft JhengHei" w:hAnsi="Microsoft JhengHei" w:eastAsia="Microsoft JhengHei"/>
+          <w:b w:val="0"/>
+        </w:rPr>
+        <w:t>重修頭號候選。</w:t>
+      </w:r>
+      <w:r>
+        <w:rPr>
+          <w:rFonts w:ascii="Microsoft JhengHei" w:hAnsi="Microsoft JhengHei" w:eastAsia="Microsoft JhengHei"/>
+          <w:b/>
+        </w:rPr>
+        <w:t>下一步 = 規劃書 Phase 1（TWSE/TPEx 每日快照收集器，逐日累積）</w:t>
+      </w:r>
+      <w:r>
+        <w:rPr>
+          <w:rFonts w:ascii="Microsoft JhengHei" w:hAnsi="Microsoft JhengHei" w:eastAsia="Microsoft JhengHei"/>
+          <w:b w:val="0"/>
+        </w:rPr>
+        <w:t>。</w:t>
+      </w:r>
+    </w:p>
+    <w:p>
+      <w:pPr>
+        <w:pStyle w:val="ListNumber"/>
+      </w:pPr>
+      <w:r>
+        <w:rPr>
+          <w:rFonts w:ascii="Microsoft JhengHei" w:hAnsi="Microsoft JhengHei" w:eastAsia="Microsoft JhengHei"/>
+          <w:b w:val="0"/>
+        </w:rPr>
+        <w:t xml:space="preserve">✅ </w:t>
+      </w:r>
+      <w:r>
+        <w:rPr>
+          <w:rFonts w:ascii="Microsoft JhengHei" w:hAnsi="Microsoft JhengHei" w:eastAsia="Microsoft JhengHei"/>
+          <w:b/>
+        </w:rPr>
+        <w:t>相對強弱 RS（v4.4 完成）</w:t>
+      </w:r>
+      <w:r>
+        <w:rPr>
+          <w:rFonts w:ascii="Microsoft JhengHei" w:hAnsi="Microsoft JhengHei" w:eastAsia="Microsoft JhengHei"/>
+          <w:b w:val="0"/>
+        </w:rPr>
+        <w:t>：以「個股 3/6 月動能 − 0050 同期」疊加進動能面（±8 有界），過 A/B 篩選</w:t>
+      </w:r>
+      <w:r>
+        <w:t xml:space="preserve"> </w:t>
+      </w:r>
+      <w:r>
+        <w:rPr>
+          <w:rFonts w:ascii="Microsoft JhengHei" w:hAnsi="Microsoft JhengHei" w:eastAsia="Microsoft JhengHei"/>
+          <w:b w:val="0"/>
+        </w:rPr>
+        <w:t>（動能單因子多空 +2.81→+3.00%、2022 綜合 −0.95→−0.44%）後</w:t>
+      </w:r>
+      <w:r>
+        <w:rPr>
+          <w:rFonts w:ascii="Microsoft JhengHei" w:hAnsi="Microsoft JhengHei" w:eastAsia="Microsoft JhengHei"/>
+          <w:b/>
+        </w:rPr>
+        <w:t>預設開啟</w:t>
+      </w:r>
+      <w:r>
+        <w:rPr>
+          <w:rFonts w:ascii="Microsoft JhengHei" w:hAnsi="Microsoft JhengHei" w:eastAsia="Microsoft JhengHei"/>
+          <w:b w:val="0"/>
+        </w:rPr>
+        <w:t>，live 路徑同步接線（見 §13-B）。</w:t>
+      </w:r>
+    </w:p>
+    <w:p>
+      <w:pPr>
+        <w:pStyle w:val="ListNumber"/>
+      </w:pPr>
+      <w:r>
+        <w:rPr>
+          <w:rFonts w:ascii="Microsoft JhengHei" w:hAnsi="Microsoft JhengHei" w:eastAsia="Microsoft JhengHei"/>
+          <w:b w:val="0"/>
+        </w:rPr>
+        <w:t xml:space="preserve">✅ </w:t>
+      </w:r>
+      <w:r>
+        <w:rPr>
+          <w:rFonts w:ascii="Microsoft JhengHei" w:hAnsi="Microsoft JhengHei" w:eastAsia="Microsoft JhengHei"/>
+          <w:b/>
+        </w:rPr>
+        <w:t>綜合分有效性複核（v4.4 完成）</w:t>
+      </w:r>
+      <w:r>
+        <w:rPr>
+          <w:rFonts w:ascii="Microsoft JhengHei" w:hAnsi="Microsoft JhengHei" w:eastAsia="Microsoft JhengHei"/>
+          <w:b w:val="0"/>
+        </w:rPr>
+        <w:t>：scores 以新配置重建，</w:t>
+      </w:r>
+      <w:r>
+        <w:rPr>
+          <w:rFonts w:ascii="Consolas" w:hAnsi="Consolas" w:eastAsia="Consolas"/>
+          <w:b w:val="0"/>
+          <w:color w:val="8B0000"/>
+          <w:sz w:val="19"/>
+        </w:rPr>
+        <w:t>weights_version</w:t>
+      </w:r>
+      <w:r>
+        <w:rPr>
+          <w:rFonts w:ascii="Microsoft JhengHei" w:hAnsi="Microsoft JhengHei" w:eastAsia="Microsoft JhengHei"/>
+          <w:b w:val="0"/>
+        </w:rPr>
+        <w:t xml:space="preserve"> 雜湊已納入訊號層版本；</w:t>
+      </w:r>
+      <w:r>
+        <w:t xml:space="preserve"> </w:t>
+      </w:r>
+      <w:r>
+        <w:rPr>
+          <w:rFonts w:ascii="Microsoft JhengHei" w:hAnsi="Microsoft JhengHei" w:eastAsia="Microsoft JhengHei"/>
+          <w:b w:val="0"/>
+        </w:rPr>
+        <w:t>三模式基線全過——階梯單調性 +1.00/+0.90/+1.00、Rank IC +0.067/+0.055/+0.059（見 §13-D）。日後權重/訊號改版後仍應重跑。</w:t>
+      </w:r>
+    </w:p>
+    <w:p>
+      <w:pPr>
+        <w:pStyle w:val="ListNumber"/>
+      </w:pPr>
+      <w:r>
+        <w:rPr>
+          <w:rFonts w:ascii="Microsoft JhengHei" w:hAnsi="Microsoft JhengHei" w:eastAsia="Microsoft JhengHei"/>
+          <w:b w:val="0"/>
+        </w:rPr>
+        <w:t xml:space="preserve">✅ </w:t>
+      </w:r>
+      <w:r>
+        <w:rPr>
+          <w:rFonts w:ascii="Microsoft JhengHei" w:hAnsi="Microsoft JhengHei" w:eastAsia="Microsoft JhengHei"/>
+          <w:b/>
+        </w:rPr>
+        <w:t>估值面訊號重修（v4.4 完成）</w:t>
+      </w:r>
+      <w:r>
+        <w:rPr>
+          <w:rFonts w:ascii="Microsoft JhengHei" w:hAnsi="Microsoft JhengHei" w:eastAsia="Microsoft JhengHei"/>
+          <w:b w:val="0"/>
+        </w:rPr>
+        <w:t>：診斷為「訊號品質」問題（位階成分多頭反向 IC −0.021、PEG 成分 +0.055）</w:t>
+      </w:r>
+      <w:r>
+        <w:t xml:space="preserve"> </w:t>
+      </w:r>
+      <w:r>
+        <w:rPr>
+          <w:rFonts w:ascii="Microsoft JhengHei" w:hAnsi="Microsoft JhengHei" w:eastAsia="Microsoft JhengHei"/>
+          <w:b w:val="0"/>
+        </w:rPr>
+        <w:t xml:space="preserve">→ PEG/位階混合 55/45 重修為 </w:t>
+      </w:r>
+      <w:r>
+        <w:rPr>
+          <w:rFonts w:ascii="Microsoft JhengHei" w:hAnsi="Microsoft JhengHei" w:eastAsia="Microsoft JhengHei"/>
+          <w:b/>
+        </w:rPr>
+        <w:t>85/15</w:t>
+      </w:r>
+      <w:r>
+        <w:rPr>
+          <w:rFonts w:ascii="Microsoft JhengHei" w:hAnsi="Microsoft JhengHei" w:eastAsia="Microsoft JhengHei"/>
+          <w:b w:val="0"/>
+        </w:rPr>
+        <w:t>，權重維持 0.08；估值留一貢獻 −0.12%→</w:t>
+      </w:r>
+      <w:r>
+        <w:rPr>
+          <w:rFonts w:ascii="Microsoft JhengHei" w:hAnsi="Microsoft JhengHei" w:eastAsia="Microsoft JhengHei"/>
+          <w:b/>
+        </w:rPr>
+        <w:t>+0.11% 轉正</w:t>
+      </w:r>
+      <w:r>
+        <w:rPr>
+          <w:rFonts w:ascii="Microsoft JhengHei" w:hAnsi="Microsoft JhengHei" w:eastAsia="Microsoft JhengHei"/>
+          <w:b w:val="0"/>
+        </w:rPr>
+        <w:t>（見 §13-C）。</w:t>
+      </w:r>
+      <w:r>
+        <w:t xml:space="preserve"> </w:t>
+      </w:r>
+      <w:r>
+        <w:rPr>
+          <w:rFonts w:ascii="Microsoft JhengHei" w:hAnsi="Microsoft JhengHei" w:eastAsia="Microsoft JhengHei"/>
+          <w:b w:val="0"/>
+        </w:rPr>
+        <w:t>後續候選：EV/EBITDA、真·產業相對估值（需跨股資訊，可在 score_store 層做）。</w:t>
+      </w:r>
+    </w:p>
+    <w:p>
+      <w:pPr>
+        <w:pStyle w:val="ListNumber"/>
+      </w:pPr>
+      <w:r>
+        <w:rPr>
+          <w:rFonts w:ascii="Microsoft JhengHei" w:hAnsi="Microsoft JhengHei" w:eastAsia="Microsoft JhengHei"/>
+          <w:b w:val="0"/>
+        </w:rPr>
+        <w:t xml:space="preserve">✅ </w:t>
+      </w:r>
+      <w:r>
+        <w:rPr>
+          <w:rFonts w:ascii="Microsoft JhengHei" w:hAnsi="Microsoft JhengHei" w:eastAsia="Microsoft JhengHei"/>
+          <w:b/>
+        </w:rPr>
+        <w:t>已算未計分訊號接線（v4.4 完成）</w:t>
+      </w:r>
+      <w:r>
+        <w:rPr>
+          <w:rFonts w:ascii="Microsoft JhengHei" w:hAnsi="Microsoft JhengHei" w:eastAsia="Microsoft JhengHei"/>
+          <w:b w:val="0"/>
+        </w:rPr>
+        <w:t xml:space="preserve">：五個候選逐一過 </w:t>
+      </w:r>
+      <w:r>
+        <w:rPr>
+          <w:rFonts w:ascii="Consolas" w:hAnsi="Consolas" w:eastAsia="Consolas"/>
+          <w:b w:val="0"/>
+          <w:color w:val="8B0000"/>
+          <w:sz w:val="19"/>
+        </w:rPr>
+        <w:t>factor_experiments.py</w:t>
+      </w:r>
+      <w:r>
+        <w:rPr>
+          <w:rFonts w:ascii="Microsoft JhengHei" w:hAnsi="Microsoft JhengHei" w:eastAsia="Microsoft JhengHei"/>
+          <w:b w:val="0"/>
+        </w:rPr>
+        <w:t xml:space="preserve"> A/B——</w:t>
+      </w:r>
+      <w:r>
+        <w:rPr>
+          <w:rFonts w:ascii="Microsoft JhengHei" w:hAnsi="Microsoft JhengHei" w:eastAsia="Microsoft JhengHei"/>
+          <w:b/>
+        </w:rPr>
+        <w:t>資產週轉率採用</w:t>
+      </w:r>
+      <w:r>
+        <w:t xml:space="preserve"> </w:t>
+      </w:r>
+      <w:r>
+        <w:rPr>
+          <w:rFonts w:ascii="Microsoft JhengHei" w:hAnsi="Microsoft JhengHei" w:eastAsia="Microsoft JhengHei"/>
+          <w:b w:val="0"/>
+        </w:rPr>
+        <w:t>（基本面單因子 +1.51→+2.05%），完整 KD／布林 %B／OBV 趨勢</w:t>
+      </w:r>
+      <w:r>
+        <w:rPr>
+          <w:rFonts w:ascii="Microsoft JhengHei" w:hAnsi="Microsoft JhengHei" w:eastAsia="Microsoft JhengHei"/>
+          <w:b/>
+        </w:rPr>
+        <w:t>未過篩不啟用</w:t>
+      </w:r>
+      <w:r>
+        <w:rPr>
+          <w:rFonts w:ascii="Microsoft JhengHei" w:hAnsi="Microsoft JhengHei" w:eastAsia="Microsoft JhengHei"/>
+          <w:b w:val="0"/>
+        </w:rPr>
+        <w:t>（程式碼與開關保留，見 §13-B）。</w:t>
+      </w:r>
+    </w:p>
+    <w:p>
+      <w:pPr>
+        <w:pStyle w:val="ListNumber"/>
+      </w:pPr>
+      <w:r>
+        <w:rPr>
+          <w:rFonts w:ascii="Microsoft JhengHei" w:hAnsi="Microsoft JhengHei" w:eastAsia="Microsoft JhengHei"/>
+          <w:b/>
+        </w:rPr>
+        <w:t>交易成本與流動性</w:t>
+      </w:r>
+      <w:r>
+        <w:rPr>
+          <w:rFonts w:ascii="Microsoft JhengHei" w:hAnsi="Microsoft JhengHei" w:eastAsia="Microsoft JhengHei"/>
+          <w:b w:val="0"/>
+        </w:rPr>
+        <w:t>：加入手續費/稅/滑價與最小成交量過濾，讓回測更貼近可交易性。</w:t>
+      </w:r>
+    </w:p>
+    <w:p>
+      <w:pPr>
+        <w:spacing w:after="120"/>
+        <w:pBdr>
+          <w:bottom w:val="single" w:sz="6" w:space="1" w:color="999999"/>
+        </w:pBdr>
+      </w:pPr>
+    </w:p>
+    <w:p>
+      <w:pPr>
+        <w:pStyle w:val="Heading2"/>
+      </w:pPr>
+      <w:r>
+        <w:rPr>
+          <w:rFonts w:ascii="Microsoft JhengHei" w:hAnsi="Microsoft JhengHei" w:eastAsia="Microsoft JhengHei"/>
+          <w:b w:val="0"/>
+        </w:rPr>
+        <w:t>21. 🧰 附錄：使用指南、調參入口與檔案地圖</w:t>
       </w:r>
     </w:p>
     <w:p>

--- a/docs/開發日誌_DevLog.docx
+++ b/docs/開發日誌_DevLog.docx
@@ -88,7 +88,7 @@
           <w:color w:val="404040"/>
           <w:sz w:val="19"/>
         </w:rPr>
-        <w:t xml:space="preserve">：v4.4　｜　</w:t>
+        <w:t xml:space="preserve">：v4.6　｜　</w:t>
       </w:r>
       <w:r>
         <w:rPr>
@@ -911,6 +911,201 @@
           <w:sz w:val="19"/>
         </w:rPr>
         <w:t>（2021 +3.05% / 2022 +0.16% / 2023–25 +3.27%）；scores 重建後三模式分位數階梯全數單調遞增。</w:t>
+      </w:r>
+      <w:r>
+        <w:br/>
+      </w:r>
+      <w:r>
+        <w:rPr>
+          <w:rFonts w:ascii="Microsoft JhengHei" w:hAnsi="Microsoft JhengHei" w:eastAsia="Microsoft JhengHei"/>
+          <w:b/>
+          <w:color w:val="404040"/>
+          <w:sz w:val="19"/>
+        </w:rPr>
+        <w:t>v4.5 新增</w:t>
+      </w:r>
+      <w:r>
+        <w:rPr>
+          <w:rFonts w:ascii="Microsoft JhengHei" w:hAnsi="Microsoft JhengHei" w:eastAsia="Microsoft JhengHei"/>
+          <w:b w:val="0"/>
+          <w:color w:val="404040"/>
+          <w:sz w:val="19"/>
+        </w:rPr>
+        <w:t>：估值面</w:t>
+      </w:r>
+      <w:r>
+        <w:rPr>
+          <w:rFonts w:ascii="Microsoft JhengHei" w:hAnsi="Microsoft JhengHei" w:eastAsia="Microsoft JhengHei"/>
+          <w:b/>
+          <w:color w:val="404040"/>
+          <w:sz w:val="19"/>
+        </w:rPr>
+        <w:t>產業中性化</w:t>
+      </w:r>
+      <w:r>
+        <w:rPr>
+          <w:rFonts w:ascii="Microsoft JhengHei" w:hAnsi="Microsoft JhengHei" w:eastAsia="Microsoft JhengHei"/>
+          <w:b w:val="0"/>
+          <w:color w:val="404040"/>
+          <w:sz w:val="19"/>
+        </w:rPr>
+        <w:t>（雙閘門）＋ 全市場每日快照收集器上線（§16）；</w:t>
+      </w:r>
+      <w:r>
+        <w:rPr>
+          <w:rFonts w:ascii="Microsoft JhengHei" w:hAnsi="Microsoft JhengHei" w:eastAsia="Microsoft JhengHei"/>
+          <w:b/>
+          <w:color w:val="404040"/>
+          <w:sz w:val="19"/>
+        </w:rPr>
+        <w:t>去FinMind化</w:t>
+      </w:r>
+      <w:r>
+        <w:rPr>
+          <w:rFonts w:ascii="Microsoft JhengHei" w:hAnsi="Microsoft JhengHei" w:eastAsia="Microsoft JhengHei"/>
+          <w:b w:val="0"/>
+          <w:color w:val="404040"/>
+          <w:sz w:val="19"/>
+        </w:rPr>
+        <w:t>收官（§17）。</w:t>
+      </w:r>
+      <w:r>
+        <w:br/>
+      </w:r>
+      <w:r>
+        <w:rPr>
+          <w:rFonts w:ascii="Microsoft JhengHei" w:hAnsi="Microsoft JhengHei" w:eastAsia="Microsoft JhengHei"/>
+          <w:b/>
+          <w:color w:val="404040"/>
+          <w:sz w:val="19"/>
+        </w:rPr>
+        <w:t>v4.6 新增</w:t>
+      </w:r>
+      <w:r>
+        <w:rPr>
+          <w:rFonts w:ascii="Microsoft JhengHei" w:hAnsi="Microsoft JhengHei" w:eastAsia="Microsoft JhengHei"/>
+          <w:b w:val="0"/>
+          <w:color w:val="404040"/>
+          <w:sz w:val="19"/>
+        </w:rPr>
+        <w:t>：</w:t>
+      </w:r>
+      <w:r>
+        <w:rPr>
+          <w:rFonts w:ascii="Microsoft JhengHei" w:hAnsi="Microsoft JhengHei" w:eastAsia="Microsoft JhengHei"/>
+          <w:b/>
+          <w:color w:val="404040"/>
+          <w:sz w:val="19"/>
+        </w:rPr>
+        <w:t>新驗證量尺</w:t>
+      </w:r>
+      <w:r>
+        <w:rPr>
+          <w:rFonts w:ascii="Microsoft JhengHei" w:hAnsi="Microsoft JhengHei" w:eastAsia="Microsoft JhengHei"/>
+          <w:b w:val="0"/>
+          <w:color w:val="404040"/>
+          <w:sz w:val="19"/>
+        </w:rPr>
+        <w:t>（</w:t>
+      </w:r>
+      <w:r>
+        <w:rPr>
+          <w:rFonts w:ascii="Consolas" w:hAnsi="Consolas" w:eastAsia="Consolas"/>
+          <w:b w:val="0"/>
+          <w:color w:val="8B0000"/>
+          <w:sz w:val="19"/>
+        </w:rPr>
+        <w:t>alpha_gate_lab.py</w:t>
+      </w:r>
+      <w:r>
+        <w:rPr>
+          <w:rFonts w:ascii="Microsoft JhengHei" w:hAnsi="Microsoft JhengHei" w:eastAsia="Microsoft JhengHei"/>
+          <w:b w:val="0"/>
+          <w:color w:val="404040"/>
+          <w:sz w:val="19"/>
+        </w:rPr>
+        <w:t>：L1 寬池每期中位 651 檔 × Rank IC(t)/LS10/分位階梯/細分位 ×</w:t>
+      </w:r>
+      <w:r>
+        <w:br/>
+      </w:r>
+      <w:r>
+        <w:rPr>
+          <w:rFonts w:ascii="Microsoft JhengHei" w:hAnsi="Microsoft JhengHei" w:eastAsia="Microsoft JhengHei"/>
+          <w:b w:val="0"/>
+          <w:color w:val="404040"/>
+          <w:sz w:val="19"/>
+        </w:rPr>
+        <w:t>2005–2018 封存段）；</w:t>
+      </w:r>
+      <w:r>
+        <w:rPr>
+          <w:rFonts w:ascii="Microsoft JhengHei" w:hAnsi="Microsoft JhengHei" w:eastAsia="Microsoft JhengHei"/>
+          <w:b/>
+          <w:color w:val="404040"/>
+          <w:sz w:val="19"/>
+        </w:rPr>
+        <w:t>C2 排序分</w:t>
+      </w:r>
+      <w:r>
+        <w:rPr>
+          <w:rFonts w:ascii="Microsoft JhengHei" w:hAnsi="Microsoft JhengHei" w:eastAsia="Microsoft JhengHei"/>
+          <w:b w:val="0"/>
+          <w:color w:val="404040"/>
+          <w:sz w:val="19"/>
+        </w:rPr>
+        <w:t>（產業內估值＋營收YoY水位＋52週高點−20日動能反轉）</w:t>
+      </w:r>
+      <w:r>
+        <w:rPr>
+          <w:rFonts w:ascii="Microsoft JhengHei" w:hAnsi="Microsoft JhengHei" w:eastAsia="Microsoft JhengHei"/>
+          <w:b/>
+          <w:color w:val="404040"/>
+          <w:sz w:val="19"/>
+        </w:rPr>
+        <w:t>六時代 IC 全正</w:t>
+      </w:r>
+      <w:r>
+        <w:br/>
+      </w:r>
+      <w:r>
+        <w:rPr>
+          <w:rFonts w:ascii="Microsoft JhengHei" w:hAnsi="Microsoft JhengHei" w:eastAsia="Microsoft JhengHei"/>
+          <w:b w:val="0"/>
+          <w:color w:val="404040"/>
+          <w:sz w:val="19"/>
+        </w:rPr>
+        <w:t>（+0.052~+0.093，t 2.5~7.3）過封存段一次性複驗，接線 shortlist 排序——舊 5F 排序寬池 IC≈0 證實為雜訊，</w:t>
+      </w:r>
+      <w:r>
+        <w:br/>
+      </w:r>
+      <w:r>
+        <w:rPr>
+          <w:rFonts w:ascii="Microsoft JhengHei" w:hAnsi="Microsoft JhengHei" w:eastAsia="Microsoft JhengHei"/>
+          <w:b w:val="0"/>
+          <w:color w:val="404040"/>
+          <w:sz w:val="19"/>
+        </w:rPr>
+        <w:t>僅保留聯集召回；同場發現</w:t>
+      </w:r>
+      <w:r>
+        <w:rPr>
+          <w:rFonts w:ascii="Microsoft JhengHei" w:hAnsi="Microsoft JhengHei" w:eastAsia="Microsoft JhengHei"/>
+          <w:b/>
+          <w:color w:val="404040"/>
+          <w:sz w:val="19"/>
+        </w:rPr>
+        <w:t>動能因子方向是 pool-dependent</w:t>
+      </w:r>
+      <w:r>
+        <w:rPr>
+          <w:rFonts w:ascii="Microsoft JhengHei" w:hAnsi="Microsoft JhengHei" w:eastAsia="Microsoft JhengHei"/>
+          <w:b w:val="0"/>
+          <w:color w:val="404040"/>
+          <w:sz w:val="19"/>
+        </w:rPr>
+        <w:t>（寬池反轉 vs 官方池續強），解開 §18 謎底。</w:t>
       </w:r>
     </w:p>
     <w:p>
@@ -1165,6 +1360,19 @@
           <w:color w:val="1F4E79"/>
         </w:rPr>
         <w:t>2026-07-17 研究筆記 — 20日短線動能濾網實驗：因子歸因、兩階段選股、正式閘門複驗（未採用）</w:t>
+      </w:r>
+    </w:p>
+    <w:p>
+      <w:pPr>
+        <w:pStyle w:val="ListNumber"/>
+      </w:pPr>
+      <w:r>
+        <w:rPr>
+          <w:rFonts w:ascii="Microsoft JhengHei" w:hAnsi="Microsoft JhengHei" w:eastAsia="Microsoft JhengHei"/>
+          <w:b w:val="0"/>
+          <w:color w:val="1F4E79"/>
+        </w:rPr>
+        <w:t>v4.6 — 新驗證量尺（擴池 Alpha Gate）與 C2 排序分接線生產</w:t>
       </w:r>
     </w:p>
     <w:p>
@@ -28309,6 +28517,49 @@
         </w:rPr>
         <w:t>next-5 的細分位差，而非 45 檔 q=1/3 的粗粒度切法），否則官方閘門測不出這類機制的真實邊際貢獻。</w:t>
       </w:r>
+      <w:r>
+        <w:t xml:space="preserve"> </w:t>
+      </w:r>
+      <w:r>
+        <w:rPr>
+          <w:rFonts w:ascii="Microsoft JhengHei" w:hAnsi="Microsoft JhengHei" w:eastAsia="Microsoft JhengHei"/>
+          <w:b/>
+        </w:rPr>
+        <w:t>→ 2026-07-17 已解決</w:t>
+      </w:r>
+      <w:r>
+        <w:rPr>
+          <w:rFonts w:ascii="Microsoft JhengHei" w:hAnsi="Microsoft JhengHei" w:eastAsia="Microsoft JhengHei"/>
+          <w:b w:val="0"/>
+        </w:rPr>
+        <w:t xml:space="preserve">：新量尺 </w:t>
+      </w:r>
+      <w:r>
+        <w:rPr>
+          <w:rFonts w:ascii="Consolas" w:hAnsi="Consolas" w:eastAsia="Consolas"/>
+          <w:b w:val="0"/>
+          <w:color w:val="8B0000"/>
+          <w:sz w:val="19"/>
+        </w:rPr>
+        <w:t>alpha_gate_lab.py</w:t>
+      </w:r>
+      <w:r>
+        <w:rPr>
+          <w:rFonts w:ascii="Microsoft JhengHei" w:hAnsi="Microsoft JhengHei" w:eastAsia="Microsoft JhengHei"/>
+          <w:b w:val="0"/>
+        </w:rPr>
+        <w:t xml:space="preserve"> 補上細分位量測（top10−next15）並升級到寬池母體，</w:t>
+      </w:r>
+      <w:r>
+        <w:t xml:space="preserve"> </w:t>
+      </w:r>
+      <w:r>
+        <w:rPr>
+          <w:rFonts w:ascii="Microsoft JhengHei" w:hAnsi="Microsoft JhengHei" w:eastAsia="Microsoft JhengHei"/>
+          <w:b w:val="0"/>
+        </w:rPr>
+        <w:t>同場解開本節謎底——動能因子方向是 pool-dependent（寬池反轉），見 §19。</w:t>
+      </w:r>
     </w:p>
     <w:p>
       <w:pPr>
@@ -28327,7 +28578,2505 @@
           <w:rFonts w:ascii="Microsoft JhengHei" w:hAnsi="Microsoft JhengHei" w:eastAsia="Microsoft JhengHei"/>
           <w:b w:val="0"/>
         </w:rPr>
-        <w:t>19. 📈 關鍵指標演進總表</w:t>
+        <w:t>19. 🏆 v4.6 — 新驗證量尺（擴池 Alpha Gate）與 C2 排序分接線生產（2026-07-17）</w:t>
+      </w:r>
+    </w:p>
+    <w:p>
+      <w:r>
+        <w:rPr>
+          <w:rFonts w:ascii="Microsoft JhengHei" w:hAnsi="Microsoft JhengHei" w:eastAsia="Microsoft JhengHei"/>
+          <w:b w:val="0"/>
+        </w:rPr>
+        <w:t>§18 的結案暴露了量尺極限（45 檔池 + q=1/3 量不出窄子集機制與小幅排序力差異），因此本輪</w:t>
+      </w:r>
+      <w:r>
+        <w:t xml:space="preserve"> </w:t>
+      </w:r>
+      <w:r>
+        <w:rPr>
+          <w:rFonts w:ascii="Microsoft JhengHei" w:hAnsi="Microsoft JhengHei" w:eastAsia="Microsoft JhengHei"/>
+          <w:b/>
+        </w:rPr>
+        <w:t>先升級量尺、再找 alpha</w:t>
+      </w:r>
+      <w:r>
+        <w:rPr>
+          <w:rFonts w:ascii="Microsoft JhengHei" w:hAnsi="Microsoft JhengHei" w:eastAsia="Microsoft JhengHei"/>
+          <w:b w:val="0"/>
+        </w:rPr>
+        <w:t>。全程 0 API（obs_dump_full + tej_cache 本機資料），研究在 scratch 實驗室</w:t>
+      </w:r>
+      <w:r>
+        <w:t xml:space="preserve"> </w:t>
+      </w:r>
+      <w:r>
+        <w:rPr>
+          <w:rFonts w:ascii="Consolas" w:hAnsi="Consolas" w:eastAsia="Consolas"/>
+          <w:b w:val="0"/>
+          <w:color w:val="8B0000"/>
+          <w:sz w:val="19"/>
+        </w:rPr>
+        <w:t>scripts/alpha_gate_lab.py</w:t>
+      </w:r>
+      <w:r>
+        <w:rPr>
+          <w:rFonts w:ascii="Microsoft JhengHei" w:hAnsi="Microsoft JhengHei" w:eastAsia="Microsoft JhengHei"/>
+          <w:b w:val="0"/>
+        </w:rPr>
+        <w:t xml:space="preserve"> 完成；生產接線只動粗篩三腳本（見 E 段），</w:t>
+      </w:r>
+      <w:r>
+        <w:rPr>
+          <w:rFonts w:ascii="Microsoft JhengHei" w:hAnsi="Microsoft JhengHei" w:eastAsia="Microsoft JhengHei"/>
+          <w:b/>
+        </w:rPr>
+        <w:t>官方閘門與五維引擎零異動</w:t>
+      </w:r>
+      <w:r>
+        <w:t xml:space="preserve"> </w:t>
+      </w:r>
+      <w:r>
+        <w:rPr>
+          <w:rFonts w:ascii="Microsoft JhengHei" w:hAnsi="Microsoft JhengHei" w:eastAsia="Microsoft JhengHei"/>
+          <w:b w:val="0"/>
+        </w:rPr>
+        <w:t>（</w:t>
+      </w:r>
+      <w:r>
+        <w:rPr>
+          <w:rFonts w:ascii="Consolas" w:hAnsi="Consolas" w:eastAsia="Consolas"/>
+          <w:b w:val="0"/>
+          <w:color w:val="8B0000"/>
+          <w:sz w:val="19"/>
+        </w:rPr>
+        <w:t>core/scoring_manager.py</w:t>
+      </w:r>
+      <w:r>
+        <w:rPr>
+          <w:rFonts w:ascii="Microsoft JhengHei" w:hAnsi="Microsoft JhengHei" w:eastAsia="Microsoft JhengHei"/>
+          <w:b w:val="0"/>
+        </w:rPr>
+        <w:t>、</w:t>
+      </w:r>
+      <w:r>
+        <w:rPr>
+          <w:rFonts w:ascii="Consolas" w:hAnsi="Consolas" w:eastAsia="Consolas"/>
+          <w:b w:val="0"/>
+          <w:color w:val="8B0000"/>
+          <w:sz w:val="19"/>
+        </w:rPr>
+        <w:t>core/backtest.py</w:t>
+      </w:r>
+      <w:r>
+        <w:rPr>
+          <w:rFonts w:ascii="Microsoft JhengHei" w:hAnsi="Microsoft JhengHei" w:eastAsia="Microsoft JhengHei"/>
+          <w:b w:val="0"/>
+        </w:rPr>
+        <w:t>、</w:t>
+      </w:r>
+      <w:r>
+        <w:rPr>
+          <w:rFonts w:ascii="Consolas" w:hAnsi="Consolas" w:eastAsia="Consolas"/>
+          <w:b w:val="0"/>
+          <w:color w:val="8B0000"/>
+          <w:sz w:val="19"/>
+        </w:rPr>
+        <w:t>factor_experiments.py</w:t>
+      </w:r>
+      <w:r>
+        <w:rPr>
+          <w:rFonts w:ascii="Microsoft JhengHei" w:hAnsi="Microsoft JhengHei" w:eastAsia="Microsoft JhengHei"/>
+          <w:b w:val="0"/>
+        </w:rPr>
+        <w:t xml:space="preserve"> 不變）。</w:t>
+      </w:r>
+    </w:p>
+    <w:p>
+      <w:pPr>
+        <w:pStyle w:val="Heading3"/>
+      </w:pPr>
+      <w:r>
+        <w:rPr>
+          <w:rFonts w:ascii="Microsoft JhengHei" w:hAnsi="Microsoft JhengHei" w:eastAsia="Microsoft JhengHei"/>
+          <w:b w:val="0"/>
+        </w:rPr>
+        <w:t>A. 新量尺規格（</w:t>
+      </w:r>
+      <w:r>
+        <w:rPr>
+          <w:rFonts w:ascii="Microsoft JhengHei" w:hAnsi="Microsoft JhengHei" w:eastAsia="Microsoft JhengHei"/>
+          <w:b w:val="0"/>
+          <w:color w:val="8B0000"/>
+          <w:sz w:val="19"/>
+        </w:rPr>
+        <w:t>alpha_gate_lab.py</w:t>
+      </w:r>
+      <w:r>
+        <w:rPr>
+          <w:rFonts w:ascii="Microsoft JhengHei" w:hAnsi="Microsoft JhengHei" w:eastAsia="Microsoft JhengHei"/>
+          <w:b w:val="0"/>
+        </w:rPr>
+        <w:t>）</w:t>
+      </w:r>
+    </w:p>
+    <w:tbl>
+      <w:tblPr>
+        <w:tblStyle w:val="TableGrid"/>
+        <w:tblW w:type="auto" w:w="0"/>
+        <w:tblLook w:firstColumn="1" w:firstRow="1" w:lastColumn="0" w:lastRow="0" w:noHBand="0" w:noVBand="1" w:val="04A0"/>
+      </w:tblPr>
+      <w:tblGrid>
+        <w:gridCol w:w="2880"/>
+        <w:gridCol w:w="2880"/>
+        <w:gridCol w:w="2880"/>
+      </w:tblGrid>
+      <w:tr>
+        <w:tc>
+          <w:tcPr>
+            <w:tcW w:type="dxa" w:w="2880"/>
+          </w:tcPr>
+          <w:p>
+            <w:r>
+              <w:rPr>
+                <w:b/>
+              </w:rPr>
+            </w:r>
+            <w:r>
+              <w:rPr>
+                <w:rFonts w:ascii="Microsoft JhengHei" w:hAnsi="Microsoft JhengHei" w:eastAsia="Microsoft JhengHei"/>
+                <w:b/>
+                <w:sz w:val="19"/>
+              </w:rPr>
+              <w:t>面向</w:t>
+            </w:r>
+          </w:p>
+        </w:tc>
+        <w:tc>
+          <w:tcPr>
+            <w:tcW w:type="dxa" w:w="2880"/>
+          </w:tcPr>
+          <w:p>
+            <w:r>
+              <w:rPr>
+                <w:b/>
+              </w:rPr>
+            </w:r>
+            <w:r>
+              <w:rPr>
+                <w:rFonts w:ascii="Microsoft JhengHei" w:hAnsi="Microsoft JhengHei" w:eastAsia="Microsoft JhengHei"/>
+                <w:b/>
+                <w:sz w:val="19"/>
+              </w:rPr>
+              <w:t>官方閘門（factor_experiments.py）</w:t>
+            </w:r>
+          </w:p>
+        </w:tc>
+        <w:tc>
+          <w:tcPr>
+            <w:tcW w:type="dxa" w:w="2880"/>
+          </w:tcPr>
+          <w:p>
+            <w:r>
+              <w:rPr>
+                <w:b/>
+              </w:rPr>
+            </w:r>
+            <w:r>
+              <w:rPr>
+                <w:rFonts w:ascii="Microsoft JhengHei" w:hAnsi="Microsoft JhengHei" w:eastAsia="Microsoft JhengHei"/>
+                <w:b/>
+                <w:sz w:val="19"/>
+              </w:rPr>
+              <w:t>新量尺（alpha gate）</w:t>
+            </w:r>
+          </w:p>
+        </w:tc>
+      </w:tr>
+      <w:tr>
+        <w:tc>
+          <w:tcPr>
+            <w:tcW w:type="dxa" w:w="2880"/>
+          </w:tcPr>
+          <w:p>
+            <w:r/>
+            <w:r>
+              <w:rPr>
+                <w:rFonts w:ascii="Microsoft JhengHei" w:hAnsi="Microsoft JhengHei" w:eastAsia="Microsoft JhengHei"/>
+                <w:b w:val="0"/>
+                <w:sz w:val="19"/>
+              </w:rPr>
+              <w:t>母體</w:t>
+            </w:r>
+          </w:p>
+        </w:tc>
+        <w:tc>
+          <w:tcPr>
+            <w:tcW w:type="dxa" w:w="2880"/>
+          </w:tcPr>
+          <w:p>
+            <w:r/>
+            <w:r>
+              <w:rPr>
+                <w:rFonts w:ascii="Microsoft JhengHei" w:hAnsi="Microsoft JhengHei" w:eastAsia="Microsoft JhengHei"/>
+                <w:b w:val="0"/>
+                <w:sz w:val="19"/>
+              </w:rPr>
+              <w:t>45 檔官方池</w:t>
+            </w:r>
+          </w:p>
+        </w:tc>
+        <w:tc>
+          <w:tcPr>
+            <w:tcW w:type="dxa" w:w="2880"/>
+          </w:tcPr>
+          <w:p>
+            <w:r/>
+            <w:r>
+              <w:rPr>
+                <w:rFonts w:ascii="Microsoft JhengHei" w:hAnsi="Microsoft JhengHei" w:eastAsia="Microsoft JhengHei"/>
+                <w:b/>
+                <w:sz w:val="19"/>
+              </w:rPr>
+              <w:t>全市場 L1 可投資池</w:t>
+            </w:r>
+            <w:r>
+              <w:rPr>
+                <w:rFonts w:ascii="Microsoft JhengHei" w:hAnsi="Microsoft JhengHei" w:eastAsia="Microsoft JhengHei"/>
+                <w:b w:val="0"/>
+                <w:sz w:val="19"/>
+              </w:rPr>
+              <w:t>（20日均額≥10M＋上市滿年），每期 347~999 檔（中位 651）</w:t>
+            </w:r>
+          </w:p>
+        </w:tc>
+      </w:tr>
+      <w:tr>
+        <w:tc>
+          <w:tcPr>
+            <w:tcW w:type="dxa" w:w="2880"/>
+          </w:tcPr>
+          <w:p>
+            <w:r/>
+            <w:r>
+              <w:rPr>
+                <w:rFonts w:ascii="Microsoft JhengHei" w:hAnsi="Microsoft JhengHei" w:eastAsia="Microsoft JhengHei"/>
+                <w:b w:val="0"/>
+                <w:sz w:val="19"/>
+              </w:rPr>
+              <w:t>指標</w:t>
+            </w:r>
+          </w:p>
+        </w:tc>
+        <w:tc>
+          <w:tcPr>
+            <w:tcW w:type="dxa" w:w="2880"/>
+          </w:tcPr>
+          <w:p>
+            <w:r/>
+            <w:r>
+              <w:rPr>
+                <w:rFonts w:ascii="Microsoft JhengHei" w:hAnsi="Microsoft JhengHei" w:eastAsia="Microsoft JhengHei"/>
+                <w:b w:val="0"/>
+                <w:sz w:val="19"/>
+              </w:rPr>
+              <w:t>Rank IC、q=1/3 多空</w:t>
+            </w:r>
+          </w:p>
+        </w:tc>
+        <w:tc>
+          <w:tcPr>
+            <w:tcW w:type="dxa" w:w="2880"/>
+          </w:tcPr>
+          <w:p>
+            <w:r/>
+            <w:r>
+              <w:rPr>
+                <w:rFonts w:ascii="Microsoft JhengHei" w:hAnsi="Microsoft JhengHei" w:eastAsia="Microsoft JhengHei"/>
+                <w:b/>
+                <w:sz w:val="19"/>
+              </w:rPr>
+              <w:t>Rank IC（含 t 值）、十分位多空 LS10、五分位階梯單調性、top10−next15 細分位差、對基線正交化殘差 IC</w:t>
+            </w:r>
+          </w:p>
+        </w:tc>
+      </w:tr>
+      <w:tr>
+        <w:tc>
+          <w:tcPr>
+            <w:tcW w:type="dxa" w:w="2880"/>
+          </w:tcPr>
+          <w:p>
+            <w:r/>
+            <w:r>
+              <w:rPr>
+                <w:rFonts w:ascii="Microsoft JhengHei" w:hAnsi="Microsoft JhengHei" w:eastAsia="Microsoft JhengHei"/>
+                <w:b w:val="0"/>
+                <w:sz w:val="19"/>
+              </w:rPr>
+              <w:t>期間</w:t>
+            </w:r>
+          </w:p>
+        </w:tc>
+        <w:tc>
+          <w:tcPr>
+            <w:tcW w:type="dxa" w:w="2880"/>
+          </w:tcPr>
+          <w:p>
+            <w:r/>
+            <w:r>
+              <w:rPr>
+                <w:rFonts w:ascii="Microsoft JhengHei" w:hAnsi="Microsoft JhengHei" w:eastAsia="Microsoft JhengHei"/>
+                <w:b w:val="0"/>
+                <w:sz w:val="19"/>
+              </w:rPr>
+              <w:t>2023–25 全期＋2022 空頭</w:t>
+            </w:r>
+          </w:p>
+        </w:tc>
+        <w:tc>
+          <w:tcPr>
+            <w:tcW w:type="dxa" w:w="2880"/>
+          </w:tcPr>
+          <w:p>
+            <w:r/>
+            <w:r>
+              <w:rPr>
+                <w:rFonts w:ascii="Microsoft JhengHei" w:hAnsi="Microsoft JhengHei" w:eastAsia="Microsoft JhengHei"/>
+                <w:b w:val="0"/>
+                <w:sz w:val="19"/>
+              </w:rPr>
+              <w:t>探索期 2019–21 / 2022 / 2023–25 三段；</w:t>
+            </w:r>
+            <w:r>
+              <w:rPr>
+                <w:rFonts w:ascii="Microsoft JhengHei" w:hAnsi="Microsoft JhengHei" w:eastAsia="Microsoft JhengHei"/>
+                <w:b/>
+                <w:sz w:val="19"/>
+              </w:rPr>
+              <w:t>封存段 2005–2018 三段</w:t>
+            </w:r>
+            <w:r>
+              <w:rPr>
+                <w:rFonts w:ascii="Microsoft JhengHei" w:hAnsi="Microsoft JhengHei" w:eastAsia="Microsoft JhengHei"/>
+                <w:b w:val="0"/>
+                <w:sz w:val="19"/>
+              </w:rPr>
+              <w:t>（只對倖存者跑一次，防 in-sample 配適）</w:t>
+            </w:r>
+          </w:p>
+        </w:tc>
+      </w:tr>
+      <w:tr>
+        <w:tc>
+          <w:tcPr>
+            <w:tcW w:type="dxa" w:w="2880"/>
+          </w:tcPr>
+          <w:p>
+            <w:r/>
+            <w:r>
+              <w:rPr>
+                <w:rFonts w:ascii="Microsoft JhengHei" w:hAnsi="Microsoft JhengHei" w:eastAsia="Microsoft JhengHei"/>
+                <w:b w:val="0"/>
+                <w:sz w:val="19"/>
+              </w:rPr>
+              <w:t>截面</w:t>
+            </w:r>
+          </w:p>
+        </w:tc>
+        <w:tc>
+          <w:tcPr>
+            <w:tcW w:type="dxa" w:w="2880"/>
+          </w:tcPr>
+          <w:p>
+            <w:r/>
+            <w:r>
+              <w:rPr>
+                <w:rFonts w:ascii="Microsoft JhengHei" w:hAnsi="Microsoft JhengHei" w:eastAsia="Microsoft JhengHei"/>
+                <w:b w:val="0"/>
+                <w:sz w:val="19"/>
+              </w:rPr>
+              <w:t>每期 45 點</w:t>
+            </w:r>
+          </w:p>
+        </w:tc>
+        <w:tc>
+          <w:tcPr>
+            <w:tcW w:type="dxa" w:w="2880"/>
+          </w:tcPr>
+          <w:p>
+            <w:r/>
+            <w:r>
+              <w:rPr>
+                <w:rFonts w:ascii="Microsoft JhengHei" w:hAnsi="Microsoft JhengHei" w:eastAsia="Microsoft JhengHei"/>
+                <w:b w:val="0"/>
+                <w:sz w:val="19"/>
+              </w:rPr>
+              <w:t>每期 ~650 點（統計功效 ×14）；2005–2026 共 257 個月度截面、30 萬筆觀測</w:t>
+            </w:r>
+          </w:p>
+        </w:tc>
+      </w:tr>
+    </w:tbl>
+    <w:p/>
+    <w:p>
+      <w:r>
+        <w:rPr>
+          <w:rFonts w:ascii="Microsoft JhengHei" w:hAnsi="Microsoft JhengHei" w:eastAsia="Microsoft JhengHei"/>
+          <w:b w:val="0"/>
+        </w:rPr>
+        <w:t xml:space="preserve">資料基底 = </w:t>
+      </w:r>
+      <w:r>
+        <w:rPr>
+          <w:rFonts w:ascii="Consolas" w:hAnsi="Consolas" w:eastAsia="Consolas"/>
+          <w:b w:val="0"/>
+          <w:color w:val="8B0000"/>
+          <w:sz w:val="19"/>
+        </w:rPr>
+        <w:t>tej_universe_screen_validation.py --dump-obs</w:t>
+      </w:r>
+      <w:r>
+        <w:rPr>
+          <w:rFonts w:ascii="Microsoft JhengHei" w:hAnsi="Microsoft JhengHei" w:eastAsia="Microsoft JhengHei"/>
+          <w:b w:val="0"/>
+        </w:rPr>
+        <w:t xml:space="preserve"> 產出的全歷史觀測 ＋ tej_cache 增補</w:t>
+      </w:r>
+      <w:r>
+        <w:t xml:space="preserve"> </w:t>
+      </w:r>
+      <w:r>
+        <w:rPr>
+          <w:rFonts w:ascii="Microsoft JhengHei" w:hAnsi="Microsoft JhengHei" w:eastAsia="Microsoft JhengHei"/>
+          <w:b w:val="0"/>
+        </w:rPr>
+        <w:t>（產業對照 / TDCC 週頻 / 董監質押 / 籌碼多窗 / 技術代理），公告延遲全部 PIT 對齊</w:t>
+      </w:r>
+      <w:r>
+        <w:t xml:space="preserve"> </w:t>
+      </w:r>
+      <w:r>
+        <w:rPr>
+          <w:rFonts w:ascii="Microsoft JhengHei" w:hAnsi="Microsoft JhengHei" w:eastAsia="Microsoft JhengHei"/>
+          <w:b w:val="0"/>
+        </w:rPr>
+        <w:t>（月營收月底+10d、季報+45d、TDCC+4d、質押月底+15d）。用法：`--build → --report / --regime /</w:t>
+      </w:r>
+      <w:r>
+        <w:t xml:space="preserve"> </w:t>
+      </w:r>
+      <w:r>
+        <w:rPr>
+          <w:rFonts w:ascii="Microsoft JhengHei" w:hAnsi="Microsoft JhengHei" w:eastAsia="Microsoft JhengHei"/>
+          <w:b w:val="0"/>
+        </w:rPr>
+        <w:t>--composite / --holdout`。</w:t>
+      </w:r>
+    </w:p>
+    <w:p>
+      <w:pPr>
+        <w:pStyle w:val="Heading3"/>
+      </w:pPr>
+      <w:r>
+        <w:rPr>
+          <w:rFonts w:ascii="Microsoft JhengHei" w:hAnsi="Microsoft JhengHei" w:eastAsia="Microsoft JhengHei"/>
+          <w:b w:val="0"/>
+        </w:rPr>
+        <w:t>B. 基線體檢：生產 5F composite 的寬池排序力 ≈ 0</w:t>
+      </w:r>
+    </w:p>
+    <w:tbl>
+      <w:tblPr>
+        <w:tblStyle w:val="TableGrid"/>
+        <w:tblW w:type="auto" w:w="0"/>
+        <w:tblLook w:firstColumn="1" w:firstRow="1" w:lastColumn="0" w:lastRow="0" w:noHBand="0" w:noVBand="1" w:val="04A0"/>
+      </w:tblPr>
+      <w:tblGrid>
+        <w:gridCol w:w="1728"/>
+        <w:gridCol w:w="1728"/>
+        <w:gridCol w:w="1728"/>
+        <w:gridCol w:w="1728"/>
+        <w:gridCol w:w="1728"/>
+      </w:tblGrid>
+      <w:tr>
+        <w:tc>
+          <w:tcPr>
+            <w:tcW w:type="dxa" w:w="1728"/>
+          </w:tcPr>
+          <w:p>
+            <w:r>
+              <w:rPr>
+                <w:b/>
+              </w:rPr>
+            </w:r>
+            <w:r>
+              <w:rPr>
+                <w:rFonts w:ascii="Microsoft JhengHei" w:hAnsi="Microsoft JhengHei" w:eastAsia="Microsoft JhengHei"/>
+                <w:b/>
+                <w:sz w:val="19"/>
+              </w:rPr>
+              <w:t>期間</w:t>
+            </w:r>
+          </w:p>
+        </w:tc>
+        <w:tc>
+          <w:tcPr>
+            <w:tcW w:type="dxa" w:w="1728"/>
+          </w:tcPr>
+          <w:p>
+            <w:r>
+              <w:rPr>
+                <w:b/>
+              </w:rPr>
+            </w:r>
+            <w:r>
+              <w:rPr>
+                <w:rFonts w:ascii="Microsoft JhengHei" w:hAnsi="Microsoft JhengHei" w:eastAsia="Microsoft JhengHei"/>
+                <w:b/>
+                <w:sz w:val="19"/>
+              </w:rPr>
+              <w:t>IC</w:t>
+            </w:r>
+          </w:p>
+        </w:tc>
+        <w:tc>
+          <w:tcPr>
+            <w:tcW w:type="dxa" w:w="1728"/>
+          </w:tcPr>
+          <w:p>
+            <w:r>
+              <w:rPr>
+                <w:b/>
+              </w:rPr>
+            </w:r>
+            <w:r>
+              <w:rPr>
+                <w:rFonts w:ascii="Microsoft JhengHei" w:hAnsi="Microsoft JhengHei" w:eastAsia="Microsoft JhengHei"/>
+                <w:b/>
+                <w:sz w:val="19"/>
+              </w:rPr>
+              <w:t>t(IC)</w:t>
+            </w:r>
+          </w:p>
+        </w:tc>
+        <w:tc>
+          <w:tcPr>
+            <w:tcW w:type="dxa" w:w="1728"/>
+          </w:tcPr>
+          <w:p>
+            <w:r>
+              <w:rPr>
+                <w:b/>
+              </w:rPr>
+            </w:r>
+            <w:r>
+              <w:rPr>
+                <w:rFonts w:ascii="Microsoft JhengHei" w:hAnsi="Microsoft JhengHei" w:eastAsia="Microsoft JhengHei"/>
+                <w:b/>
+                <w:sz w:val="19"/>
+              </w:rPr>
+              <w:t>LS10</w:t>
+            </w:r>
+          </w:p>
+        </w:tc>
+        <w:tc>
+          <w:tcPr>
+            <w:tcW w:type="dxa" w:w="1728"/>
+          </w:tcPr>
+          <w:p>
+            <w:r>
+              <w:rPr>
+                <w:b/>
+              </w:rPr>
+            </w:r>
+            <w:r>
+              <w:rPr>
+                <w:rFonts w:ascii="Microsoft JhengHei" w:hAnsi="Microsoft JhengHei" w:eastAsia="Microsoft JhengHei"/>
+                <w:b/>
+                <w:sz w:val="19"/>
+              </w:rPr>
+              <w:t>階梯單調</w:t>
+            </w:r>
+          </w:p>
+        </w:tc>
+      </w:tr>
+      <w:tr>
+        <w:tc>
+          <w:tcPr>
+            <w:tcW w:type="dxa" w:w="1728"/>
+          </w:tcPr>
+          <w:p>
+            <w:r/>
+            <w:r>
+              <w:rPr>
+                <w:rFonts w:ascii="Microsoft JhengHei" w:hAnsi="Microsoft JhengHei" w:eastAsia="Microsoft JhengHei"/>
+                <w:b w:val="0"/>
+                <w:sz w:val="19"/>
+              </w:rPr>
+              <w:t>2019–2021</w:t>
+            </w:r>
+          </w:p>
+        </w:tc>
+        <w:tc>
+          <w:tcPr>
+            <w:tcW w:type="dxa" w:w="1728"/>
+          </w:tcPr>
+          <w:p>
+            <w:r/>
+            <w:r>
+              <w:rPr>
+                <w:rFonts w:ascii="Microsoft JhengHei" w:hAnsi="Microsoft JhengHei" w:eastAsia="Microsoft JhengHei"/>
+                <w:b w:val="0"/>
+                <w:sz w:val="19"/>
+              </w:rPr>
+              <w:t>−0.009</w:t>
+            </w:r>
+          </w:p>
+        </w:tc>
+        <w:tc>
+          <w:tcPr>
+            <w:tcW w:type="dxa" w:w="1728"/>
+          </w:tcPr>
+          <w:p>
+            <w:r/>
+            <w:r>
+              <w:rPr>
+                <w:rFonts w:ascii="Microsoft JhengHei" w:hAnsi="Microsoft JhengHei" w:eastAsia="Microsoft JhengHei"/>
+                <w:b w:val="0"/>
+                <w:sz w:val="19"/>
+              </w:rPr>
+              <w:t>−0.45</w:t>
+            </w:r>
+          </w:p>
+        </w:tc>
+        <w:tc>
+          <w:tcPr>
+            <w:tcW w:type="dxa" w:w="1728"/>
+          </w:tcPr>
+          <w:p>
+            <w:r/>
+            <w:r>
+              <w:rPr>
+                <w:rFonts w:ascii="Microsoft JhengHei" w:hAnsi="Microsoft JhengHei" w:eastAsia="Microsoft JhengHei"/>
+                <w:b w:val="0"/>
+                <w:sz w:val="19"/>
+              </w:rPr>
+              <w:t>+1.15%</w:t>
+            </w:r>
+          </w:p>
+        </w:tc>
+        <w:tc>
+          <w:tcPr>
+            <w:tcW w:type="dxa" w:w="1728"/>
+          </w:tcPr>
+          <w:p>
+            <w:r/>
+            <w:r>
+              <w:rPr>
+                <w:rFonts w:ascii="Microsoft JhengHei" w:hAnsi="Microsoft JhengHei" w:eastAsia="Microsoft JhengHei"/>
+                <w:b w:val="0"/>
+                <w:sz w:val="19"/>
+              </w:rPr>
+              <w:t>+0.70</w:t>
+            </w:r>
+          </w:p>
+        </w:tc>
+      </w:tr>
+      <w:tr>
+        <w:tc>
+          <w:tcPr>
+            <w:tcW w:type="dxa" w:w="1728"/>
+          </w:tcPr>
+          <w:p>
+            <w:r/>
+            <w:r>
+              <w:rPr>
+                <w:rFonts w:ascii="Microsoft JhengHei" w:hAnsi="Microsoft JhengHei" w:eastAsia="Microsoft JhengHei"/>
+                <w:b w:val="0"/>
+                <w:sz w:val="19"/>
+              </w:rPr>
+              <w:t>2022 空頭</w:t>
+            </w:r>
+          </w:p>
+        </w:tc>
+        <w:tc>
+          <w:tcPr>
+            <w:tcW w:type="dxa" w:w="1728"/>
+          </w:tcPr>
+          <w:p>
+            <w:r/>
+            <w:r>
+              <w:rPr>
+                <w:rFonts w:ascii="Microsoft JhengHei" w:hAnsi="Microsoft JhengHei" w:eastAsia="Microsoft JhengHei"/>
+                <w:b w:val="0"/>
+                <w:sz w:val="19"/>
+              </w:rPr>
+              <w:t>−0.043</w:t>
+            </w:r>
+          </w:p>
+        </w:tc>
+        <w:tc>
+          <w:tcPr>
+            <w:tcW w:type="dxa" w:w="1728"/>
+          </w:tcPr>
+          <w:p>
+            <w:r/>
+            <w:r>
+              <w:rPr>
+                <w:rFonts w:ascii="Microsoft JhengHei" w:hAnsi="Microsoft JhengHei" w:eastAsia="Microsoft JhengHei"/>
+                <w:b w:val="0"/>
+                <w:sz w:val="19"/>
+              </w:rPr>
+              <w:t>−0.94</w:t>
+            </w:r>
+          </w:p>
+        </w:tc>
+        <w:tc>
+          <w:tcPr>
+            <w:tcW w:type="dxa" w:w="1728"/>
+          </w:tcPr>
+          <w:p>
+            <w:r/>
+            <w:r>
+              <w:rPr>
+                <w:rFonts w:ascii="Microsoft JhengHei" w:hAnsi="Microsoft JhengHei" w:eastAsia="Microsoft JhengHei"/>
+                <w:b w:val="0"/>
+                <w:sz w:val="19"/>
+              </w:rPr>
+              <w:t>−0.77%</w:t>
+            </w:r>
+          </w:p>
+        </w:tc>
+        <w:tc>
+          <w:tcPr>
+            <w:tcW w:type="dxa" w:w="1728"/>
+          </w:tcPr>
+          <w:p>
+            <w:r/>
+            <w:r>
+              <w:rPr>
+                <w:rFonts w:ascii="Microsoft JhengHei" w:hAnsi="Microsoft JhengHei" w:eastAsia="Microsoft JhengHei"/>
+                <w:b w:val="0"/>
+                <w:sz w:val="19"/>
+              </w:rPr>
+              <w:t>−0.90</w:t>
+            </w:r>
+          </w:p>
+        </w:tc>
+      </w:tr>
+      <w:tr>
+        <w:tc>
+          <w:tcPr>
+            <w:tcW w:type="dxa" w:w="1728"/>
+          </w:tcPr>
+          <w:p>
+            <w:r/>
+            <w:r>
+              <w:rPr>
+                <w:rFonts w:ascii="Microsoft JhengHei" w:hAnsi="Microsoft JhengHei" w:eastAsia="Microsoft JhengHei"/>
+                <w:b w:val="0"/>
+                <w:sz w:val="19"/>
+              </w:rPr>
+              <w:t>2023–2025</w:t>
+            </w:r>
+          </w:p>
+        </w:tc>
+        <w:tc>
+          <w:tcPr>
+            <w:tcW w:type="dxa" w:w="1728"/>
+          </w:tcPr>
+          <w:p>
+            <w:r/>
+            <w:r>
+              <w:rPr>
+                <w:rFonts w:ascii="Microsoft JhengHei" w:hAnsi="Microsoft JhengHei" w:eastAsia="Microsoft JhengHei"/>
+                <w:b w:val="0"/>
+                <w:sz w:val="19"/>
+              </w:rPr>
+              <w:t>+0.013</w:t>
+            </w:r>
+          </w:p>
+        </w:tc>
+        <w:tc>
+          <w:tcPr>
+            <w:tcW w:type="dxa" w:w="1728"/>
+          </w:tcPr>
+          <w:p>
+            <w:r/>
+            <w:r>
+              <w:rPr>
+                <w:rFonts w:ascii="Microsoft JhengHei" w:hAnsi="Microsoft JhengHei" w:eastAsia="Microsoft JhengHei"/>
+                <w:b w:val="0"/>
+                <w:sz w:val="19"/>
+              </w:rPr>
+              <w:t>+0.91</w:t>
+            </w:r>
+          </w:p>
+        </w:tc>
+        <w:tc>
+          <w:tcPr>
+            <w:tcW w:type="dxa" w:w="1728"/>
+          </w:tcPr>
+          <w:p>
+            <w:r/>
+            <w:r>
+              <w:rPr>
+                <w:rFonts w:ascii="Microsoft JhengHei" w:hAnsi="Microsoft JhengHei" w:eastAsia="Microsoft JhengHei"/>
+                <w:b w:val="0"/>
+                <w:sz w:val="19"/>
+              </w:rPr>
+              <w:t>+1.04%</w:t>
+            </w:r>
+          </w:p>
+        </w:tc>
+        <w:tc>
+          <w:tcPr>
+            <w:tcW w:type="dxa" w:w="1728"/>
+          </w:tcPr>
+          <w:p>
+            <w:r/>
+            <w:r>
+              <w:rPr>
+                <w:rFonts w:ascii="Microsoft JhengHei" w:hAnsi="Microsoft JhengHei" w:eastAsia="Microsoft JhengHei"/>
+                <w:b w:val="0"/>
+                <w:sz w:val="19"/>
+              </w:rPr>
+              <w:t>+1.00</w:t>
+            </w:r>
+          </w:p>
+        </w:tc>
+      </w:tr>
+      <w:tr>
+        <w:tc>
+          <w:tcPr>
+            <w:tcW w:type="dxa" w:w="1728"/>
+          </w:tcPr>
+          <w:p>
+            <w:r/>
+            <w:r>
+              <w:rPr>
+                <w:rFonts w:ascii="Microsoft JhengHei" w:hAnsi="Microsoft JhengHei" w:eastAsia="Microsoft JhengHei"/>
+                <w:b/>
+                <w:sz w:val="19"/>
+              </w:rPr>
+              <w:t>2019–2025 全期</w:t>
+            </w:r>
+          </w:p>
+        </w:tc>
+        <w:tc>
+          <w:tcPr>
+            <w:tcW w:type="dxa" w:w="1728"/>
+          </w:tcPr>
+          <w:p>
+            <w:r/>
+            <w:r>
+              <w:rPr>
+                <w:rFonts w:ascii="Microsoft JhengHei" w:hAnsi="Microsoft JhengHei" w:eastAsia="Microsoft JhengHei"/>
+                <w:b/>
+                <w:sz w:val="19"/>
+              </w:rPr>
+              <w:t>−0.005</w:t>
+            </w:r>
+          </w:p>
+        </w:tc>
+        <w:tc>
+          <w:tcPr>
+            <w:tcW w:type="dxa" w:w="1728"/>
+          </w:tcPr>
+          <w:p>
+            <w:r/>
+            <w:r>
+              <w:rPr>
+                <w:rFonts w:ascii="Microsoft JhengHei" w:hAnsi="Microsoft JhengHei" w:eastAsia="Microsoft JhengHei"/>
+                <w:b/>
+                <w:sz w:val="19"/>
+              </w:rPr>
+              <w:t>−0.37</w:t>
+            </w:r>
+          </w:p>
+        </w:tc>
+        <w:tc>
+          <w:tcPr>
+            <w:tcW w:type="dxa" w:w="1728"/>
+          </w:tcPr>
+          <w:p>
+            <w:r/>
+            <w:r>
+              <w:rPr>
+                <w:rFonts w:ascii="Microsoft JhengHei" w:hAnsi="Microsoft JhengHei" w:eastAsia="Microsoft JhengHei"/>
+                <w:b w:val="0"/>
+                <w:sz w:val="19"/>
+              </w:rPr>
+              <w:t>+0.83%</w:t>
+            </w:r>
+          </w:p>
+        </w:tc>
+        <w:tc>
+          <w:tcPr>
+            <w:tcW w:type="dxa" w:w="1728"/>
+          </w:tcPr>
+          <w:p>
+            <w:r/>
+            <w:r>
+              <w:rPr>
+                <w:rFonts w:ascii="Microsoft JhengHei" w:hAnsi="Microsoft JhengHei" w:eastAsia="Microsoft JhengHei"/>
+                <w:b w:val="0"/>
+                <w:sz w:val="19"/>
+              </w:rPr>
+              <w:t>+0.70</w:t>
+            </w:r>
+          </w:p>
+        </w:tc>
+      </w:tr>
+    </w:tbl>
+    <w:p/>
+    <w:p>
+      <w:r>
+        <w:rPr>
+          <w:rFonts w:ascii="Microsoft JhengHei" w:hAnsi="Microsoft JhengHei" w:eastAsia="Microsoft JhengHei"/>
+          <w:b w:val="0"/>
+        </w:rPr>
+        <w:t>**5F 等權 composite 只驗證過「召回」（聯集圈人，§16-C），從未驗證過「排序」——本次證實其寬池排序</w:t>
+      </w:r>
+      <w:r>
+        <w:t xml:space="preserve"> </w:t>
+      </w:r>
+      <w:r>
+        <w:rPr>
+          <w:rFonts w:ascii="Microsoft JhengHei" w:hAnsi="Microsoft JhengHei" w:eastAsia="Microsoft JhengHei"/>
+          <w:b w:val="0"/>
+        </w:rPr>
+        <w:t>基本是雜訊**，shortlist 由高往低瀏覽的順序沒有資訊量。這是本輪最重要的體檢發現。</w:t>
+      </w:r>
+    </w:p>
+    <w:p>
+      <w:pPr>
+        <w:pStyle w:val="Heading3"/>
+      </w:pPr>
+      <w:r>
+        <w:rPr>
+          <w:rFonts w:ascii="Microsoft JhengHei" w:hAnsi="Microsoft JhengHei" w:eastAsia="Microsoft JhengHei"/>
+          <w:b w:val="0"/>
+        </w:rPr>
+        <w:t>C. 26 因子掃描的三大發現</w:t>
+      </w:r>
+    </w:p>
+    <w:p>
+      <w:r>
+        <w:rPr>
+          <w:rFonts w:ascii="Microsoft JhengHei" w:hAnsi="Microsoft JhengHei" w:eastAsia="Microsoft JhengHei"/>
+          <w:b w:val="0"/>
+        </w:rPr>
+        <w:t>對 26 個候選因子（基線成分、動能視野、技術代理、籌碼多窗、TDCC、質押、營收、品質）逐一過新量尺</w:t>
+      </w:r>
+      <w:r>
+        <w:t xml:space="preserve"> </w:t>
+      </w:r>
+      <w:r>
+        <w:rPr>
+          <w:rFonts w:ascii="Microsoft JhengHei" w:hAnsi="Microsoft JhengHei" w:eastAsia="Microsoft JhengHei"/>
+          <w:b w:val="0"/>
+        </w:rPr>
+        <w:t>（三期 × IC/t/LS10/單調/細分位/殘差 IC），加 regime 分段（bull 65 期 / bear 19 期）：</w:t>
+      </w:r>
+    </w:p>
+    <w:p>
+      <w:pPr>
+        <w:pStyle w:val="ListNumber"/>
+      </w:pPr>
+      <w:r>
+        <w:rPr>
+          <w:rFonts w:ascii="Microsoft JhengHei" w:hAnsi="Microsoft JhengHei" w:eastAsia="Microsoft JhengHei"/>
+          <w:b/>
+        </w:rPr>
+        <w:t>動能因子方向是 pool-dependent（§18 謎底）</w:t>
+      </w:r>
+      <w:r>
+        <w:rPr>
+          <w:rFonts w:ascii="Microsoft JhengHei" w:hAnsi="Microsoft JhengHei" w:eastAsia="Microsoft JhengHei"/>
+          <w:b w:val="0"/>
+        </w:rPr>
+        <w:t>：20 日動能在寬池三期 IC 全負（−0.049/−0.109/−0.015，</w:t>
+      </w:r>
+      <w:r>
+        <w:t xml:space="preserve"> </w:t>
+      </w:r>
+      <w:r>
+        <w:rPr>
+          <w:rFonts w:ascii="Microsoft JhengHei" w:hAnsi="Microsoft JhengHei" w:eastAsia="Microsoft JhengHei"/>
+          <w:b w:val="0"/>
+        </w:rPr>
+        <w:t>殘差 t −3.0/−2.3/−2.3），bull/bear 兩態皆負——</w:t>
+      </w:r>
+      <w:r>
+        <w:rPr>
+          <w:rFonts w:ascii="Microsoft JhengHei" w:hAnsi="Microsoft JhengHei" w:eastAsia="Microsoft JhengHei"/>
+          <w:b/>
+        </w:rPr>
+        <w:t>全市場短線贏家均值回歸（反轉因子）</w:t>
+      </w:r>
+      <w:r>
+        <w:rPr>
+          <w:rFonts w:ascii="Microsoft JhengHei" w:hAnsi="Microsoft JhengHei" w:eastAsia="Microsoft JhengHei"/>
+          <w:b w:val="0"/>
+        </w:rPr>
+        <w:t>，與官方</w:t>
+      </w:r>
+      <w:r>
+        <w:t xml:space="preserve"> </w:t>
+      </w:r>
+      <w:r>
+        <w:rPr>
+          <w:rFonts w:ascii="Microsoft JhengHei" w:hAnsi="Microsoft JhengHei" w:eastAsia="Microsoft JhengHei"/>
+          <w:b w:val="0"/>
+        </w:rPr>
+        <w:t>45 檔優質池「動能最強」完全相反。RSI14/布林%B/均線偏離等技術代理同向全負（超買=反指標）。</w:t>
+      </w:r>
+      <w:r>
+        <w:t xml:space="preserve"> </w:t>
+      </w:r>
+      <w:r>
+        <w:rPr>
+          <w:rFonts w:ascii="Microsoft JhengHei" w:hAnsi="Microsoft JhengHei" w:eastAsia="Microsoft JhengHei"/>
+          <w:b w:val="0"/>
+        </w:rPr>
+        <w:t>因子結論</w:t>
+      </w:r>
+      <w:r>
+        <w:rPr>
+          <w:rFonts w:ascii="Microsoft JhengHei" w:hAnsi="Microsoft JhengHei" w:eastAsia="Microsoft JhengHei"/>
+          <w:b/>
+        </w:rPr>
+        <w:t>不可跨池移植</w:t>
+      </w:r>
+      <w:r>
+        <w:rPr>
+          <w:rFonts w:ascii="Microsoft JhengHei" w:hAnsi="Microsoft JhengHei" w:eastAsia="Microsoft JhengHei"/>
+          <w:b w:val="0"/>
+        </w:rPr>
+        <w:t>。</w:t>
+      </w:r>
+    </w:p>
+    <w:p>
+      <w:pPr>
+        <w:pStyle w:val="ListNumber"/>
+      </w:pPr>
+      <w:r>
+        <w:rPr>
+          <w:rFonts w:ascii="Microsoft JhengHei" w:hAnsi="Microsoft JhengHei" w:eastAsia="Microsoft JhengHei"/>
+          <w:b/>
+        </w:rPr>
+        <w:t>籌碼短窗假說被否定</w:t>
+      </w:r>
+      <w:r>
+        <w:rPr>
+          <w:rFonts w:ascii="Microsoft JhengHei" w:hAnsi="Microsoft JhengHei" w:eastAsia="Microsoft JhengHei"/>
+          <w:b w:val="0"/>
+        </w:rPr>
+        <w:t xml:space="preserve">：§18 推測籌碼滯後應縮短窗口，實測 chip5/chip10 比 chip20 </w:t>
+      </w:r>
+      <w:r>
+        <w:rPr>
+          <w:rFonts w:ascii="Microsoft JhengHei" w:hAnsi="Microsoft JhengHei" w:eastAsia="Microsoft JhengHei"/>
+          <w:b/>
+        </w:rPr>
+        <w:t>更負</w:t>
+      </w:r>
+      <w:r>
+        <w:t xml:space="preserve"> </w:t>
+      </w:r>
+      <w:r>
+        <w:rPr>
+          <w:rFonts w:ascii="Microsoft JhengHei" w:hAnsi="Microsoft JhengHei" w:eastAsia="Microsoft JhengHei"/>
+          <w:b w:val="0"/>
+        </w:rPr>
+        <w:t>（法人短線追價），chip60 才轉正——修法是</w:t>
+      </w:r>
+      <w:r>
+        <w:rPr>
+          <w:rFonts w:ascii="Microsoft JhengHei" w:hAnsi="Microsoft JhengHei" w:eastAsia="Microsoft JhengHei"/>
+          <w:b/>
+        </w:rPr>
+        <w:t>拉長</w:t>
+      </w:r>
+      <w:r>
+        <w:rPr>
+          <w:rFonts w:ascii="Microsoft JhengHei" w:hAnsi="Microsoft JhengHei" w:eastAsia="Microsoft JhengHei"/>
+          <w:b w:val="0"/>
+        </w:rPr>
+        <w:t>窗口，不是縮短。</w:t>
+      </w:r>
+    </w:p>
+    <w:p>
+      <w:pPr>
+        <w:pStyle w:val="ListNumber"/>
+      </w:pPr>
+      <w:r>
+        <w:rPr>
+          <w:rFonts w:ascii="Microsoft JhengHei" w:hAnsi="Microsoft JhengHei" w:eastAsia="Microsoft JhengHei"/>
+          <w:b/>
+        </w:rPr>
+        <w:t>倖存者結構</w:t>
+      </w:r>
+      <w:r>
+        <w:rPr>
+          <w:rFonts w:ascii="Microsoft JhengHei" w:hAnsi="Microsoft JhengHei" w:eastAsia="Microsoft JhengHei"/>
+          <w:b w:val="0"/>
+        </w:rPr>
+        <w:t>：全天候塊 = 產業內估值位階、營收 YoY 水位、ROE/獲利穩定（bull/bear 皆正）；</w:t>
+      </w:r>
+      <w:r>
+        <w:t xml:space="preserve"> </w:t>
+      </w:r>
+      <w:r>
+        <w:rPr>
+          <w:rFonts w:ascii="Microsoft JhengHei" w:hAnsi="Microsoft JhengHei" w:eastAsia="Microsoft JhengHei"/>
+          <w:b w:val="0"/>
+        </w:rPr>
+        <w:t>多頭限定塊 = 52 週高點接近度（bull IC +0.038 / bear −0.007）、股東人數 12 週變化（</w:t>
+      </w:r>
+      <w:r>
+        <w:rPr>
+          <w:rFonts w:ascii="Microsoft JhengHei" w:hAnsi="Microsoft JhengHei" w:eastAsia="Microsoft JhengHei"/>
+          <w:b/>
+        </w:rPr>
+        <w:t>負向</w:t>
+      </w:r>
+      <w:r>
+        <w:rPr>
+          <w:rFonts w:ascii="Microsoft JhengHei" w:hAnsi="Microsoft JhengHei" w:eastAsia="Microsoft JhengHei"/>
+          <w:b w:val="0"/>
+        </w:rPr>
+        <w:t>，</w:t>
+      </w:r>
+      <w:r>
+        <w:t xml:space="preserve"> </w:t>
+      </w:r>
+      <w:r>
+        <w:rPr>
+          <w:rFonts w:ascii="Microsoft JhengHei" w:hAnsi="Microsoft JhengHei" w:eastAsia="Microsoft JhengHei"/>
+          <w:b w:val="0"/>
+        </w:rPr>
+        <w:t>bull t −5.4，散戶湧入=反指標）、低波動；質押比 3 月變化負向（質押增=壞消息，19–21/2022 顯著）。</w:t>
+      </w:r>
+      <w:r>
+        <w:t xml:space="preserve"> </w:t>
+      </w:r>
+      <w:r>
+        <w:rPr>
+          <w:rFonts w:ascii="Microsoft JhengHei" w:hAnsi="Microsoft JhengHei" w:eastAsia="Microsoft JhengHei"/>
+          <w:b w:val="0"/>
+        </w:rPr>
+        <w:t>TDCC/質押/ROE 因資料僅 2019+，無法過封存段，</w:t>
+      </w:r>
+      <w:r>
+        <w:rPr>
+          <w:rFonts w:ascii="Microsoft JhengHei" w:hAnsi="Microsoft JhengHei" w:eastAsia="Microsoft JhengHei"/>
+          <w:b/>
+        </w:rPr>
+        <w:t>列為次級信心候選留實驗室</w:t>
+      </w:r>
+      <w:r>
+        <w:rPr>
+          <w:rFonts w:ascii="Microsoft JhengHei" w:hAnsi="Microsoft JhengHei" w:eastAsia="Microsoft JhengHei"/>
+          <w:b w:val="0"/>
+        </w:rPr>
+        <w:t>。</w:t>
+      </w:r>
+    </w:p>
+    <w:p>
+      <w:pPr>
+        <w:pStyle w:val="Heading3"/>
+      </w:pPr>
+      <w:r>
+        <w:rPr>
+          <w:rFonts w:ascii="Microsoft JhengHei" w:hAnsi="Microsoft JhengHei" w:eastAsia="Microsoft JhengHei"/>
+          <w:b w:val="0"/>
+        </w:rPr>
+        <w:t>D. 候選綜合分與封存段複驗 — C2 勝出</w:t>
+      </w:r>
+    </w:p>
+    <w:p>
+      <w:r>
+        <w:rPr>
+          <w:rFonts w:ascii="Microsoft JhengHei" w:hAnsi="Microsoft JhengHei" w:eastAsia="Microsoft JhengHei"/>
+          <w:b w:val="0"/>
+        </w:rPr>
+        <w:t>依倖存者預先註冊四個候選（池內百分位等權，反向因子取 100−pct），對照基線 5F。探索期</w:t>
+      </w:r>
+      <w:r>
+        <w:t xml:space="preserve"> </w:t>
+      </w:r>
+      <w:r>
+        <w:rPr>
+          <w:rFonts w:ascii="Microsoft JhengHei" w:hAnsi="Microsoft JhengHei" w:eastAsia="Microsoft JhengHei"/>
+          <w:b w:val="0"/>
+        </w:rPr>
+        <w:t>（C4 regime 切換無增益，捨棄；C1=C2 拿掉 52W 高點，略弱）後，</w:t>
+      </w:r>
+      <w:r>
+        <w:rPr>
+          <w:rFonts w:ascii="Microsoft JhengHei" w:hAnsi="Microsoft JhengHei" w:eastAsia="Microsoft JhengHei"/>
+          <w:b/>
+        </w:rPr>
+        <w:t>封存段 2005–2018 一次性複驗</w:t>
+      </w:r>
+      <w:r>
+        <w:rPr>
+          <w:rFonts w:ascii="Microsoft JhengHei" w:hAnsi="Microsoft JhengHei" w:eastAsia="Microsoft JhengHei"/>
+          <w:b w:val="0"/>
+        </w:rPr>
+        <w:t>：</w:t>
+      </w:r>
+    </w:p>
+    <w:tbl>
+      <w:tblPr>
+        <w:tblStyle w:val="TableGrid"/>
+        <w:tblW w:type="auto" w:w="0"/>
+        <w:tblLook w:firstColumn="1" w:firstRow="1" w:lastColumn="0" w:lastRow="0" w:noHBand="0" w:noVBand="1" w:val="04A0"/>
+      </w:tblPr>
+      <w:tblGrid>
+        <w:gridCol w:w="1728"/>
+        <w:gridCol w:w="1728"/>
+        <w:gridCol w:w="1728"/>
+        <w:gridCol w:w="1728"/>
+        <w:gridCol w:w="1728"/>
+      </w:tblGrid>
+      <w:tr>
+        <w:tc>
+          <w:tcPr>
+            <w:tcW w:type="dxa" w:w="1728"/>
+          </w:tcPr>
+          <w:p>
+            <w:r>
+              <w:rPr>
+                <w:b/>
+              </w:rPr>
+            </w:r>
+            <w:r>
+              <w:rPr>
+                <w:rFonts w:ascii="Microsoft JhengHei" w:hAnsi="Microsoft JhengHei" w:eastAsia="Microsoft JhengHei"/>
+                <w:b/>
+                <w:sz w:val="19"/>
+              </w:rPr>
+              <w:t>時代</w:t>
+            </w:r>
+          </w:p>
+        </w:tc>
+        <w:tc>
+          <w:tcPr>
+            <w:tcW w:type="dxa" w:w="1728"/>
+          </w:tcPr>
+          <w:p>
+            <w:r>
+              <w:rPr>
+                <w:b/>
+              </w:rPr>
+            </w:r>
+            <w:r>
+              <w:rPr>
+                <w:rFonts w:ascii="Microsoft JhengHei" w:hAnsi="Microsoft JhengHei" w:eastAsia="Microsoft JhengHei"/>
+                <w:b/>
+                <w:sz w:val="19"/>
+              </w:rPr>
+              <w:t>C2 IC</w:t>
+            </w:r>
+          </w:p>
+        </w:tc>
+        <w:tc>
+          <w:tcPr>
+            <w:tcW w:type="dxa" w:w="1728"/>
+          </w:tcPr>
+          <w:p>
+            <w:r>
+              <w:rPr>
+                <w:b/>
+              </w:rPr>
+            </w:r>
+            <w:r>
+              <w:rPr>
+                <w:rFonts w:ascii="Microsoft JhengHei" w:hAnsi="Microsoft JhengHei" w:eastAsia="Microsoft JhengHei"/>
+                <w:b/>
+                <w:sz w:val="19"/>
+              </w:rPr>
+              <w:t>t</w:t>
+            </w:r>
+          </w:p>
+        </w:tc>
+        <w:tc>
+          <w:tcPr>
+            <w:tcW w:type="dxa" w:w="1728"/>
+          </w:tcPr>
+          <w:p>
+            <w:r>
+              <w:rPr>
+                <w:b/>
+              </w:rPr>
+            </w:r>
+            <w:r>
+              <w:rPr>
+                <w:rFonts w:ascii="Microsoft JhengHei" w:hAnsi="Microsoft JhengHei" w:eastAsia="Microsoft JhengHei"/>
+                <w:b/>
+                <w:sz w:val="19"/>
+              </w:rPr>
+              <w:t>LS10</w:t>
+            </w:r>
+          </w:p>
+        </w:tc>
+        <w:tc>
+          <w:tcPr>
+            <w:tcW w:type="dxa" w:w="1728"/>
+          </w:tcPr>
+          <w:p>
+            <w:r>
+              <w:rPr>
+                <w:b/>
+              </w:rPr>
+            </w:r>
+            <w:r>
+              <w:rPr>
+                <w:rFonts w:ascii="Microsoft JhengHei" w:hAnsi="Microsoft JhengHei" w:eastAsia="Microsoft JhengHei"/>
+                <w:b/>
+                <w:sz w:val="19"/>
+              </w:rPr>
+              <w:t>備註</w:t>
+            </w:r>
+          </w:p>
+        </w:tc>
+      </w:tr>
+      <w:tr>
+        <w:tc>
+          <w:tcPr>
+            <w:tcW w:type="dxa" w:w="1728"/>
+          </w:tcPr>
+          <w:p>
+            <w:r/>
+            <w:r>
+              <w:rPr>
+                <w:rFonts w:ascii="Microsoft JhengHei" w:hAnsi="Microsoft JhengHei" w:eastAsia="Microsoft JhengHei"/>
+                <w:b w:val="0"/>
+                <w:sz w:val="19"/>
+              </w:rPr>
+              <w:t>2005–2009（封存，含海嘯）</w:t>
+            </w:r>
+          </w:p>
+        </w:tc>
+        <w:tc>
+          <w:tcPr>
+            <w:tcW w:type="dxa" w:w="1728"/>
+          </w:tcPr>
+          <w:p>
+            <w:r/>
+            <w:r>
+              <w:rPr>
+                <w:rFonts w:ascii="Microsoft JhengHei" w:hAnsi="Microsoft JhengHei" w:eastAsia="Microsoft JhengHei"/>
+                <w:b w:val="0"/>
+                <w:sz w:val="19"/>
+              </w:rPr>
+              <w:t>+0.052</w:t>
+            </w:r>
+          </w:p>
+        </w:tc>
+        <w:tc>
+          <w:tcPr>
+            <w:tcW w:type="dxa" w:w="1728"/>
+          </w:tcPr>
+          <w:p>
+            <w:r/>
+            <w:r>
+              <w:rPr>
+                <w:rFonts w:ascii="Microsoft JhengHei" w:hAnsi="Microsoft JhengHei" w:eastAsia="Microsoft JhengHei"/>
+                <w:b w:val="0"/>
+                <w:sz w:val="19"/>
+              </w:rPr>
+              <w:t>3.7</w:t>
+            </w:r>
+          </w:p>
+        </w:tc>
+        <w:tc>
+          <w:tcPr>
+            <w:tcW w:type="dxa" w:w="1728"/>
+          </w:tcPr>
+          <w:p>
+            <w:r/>
+            <w:r>
+              <w:rPr>
+                <w:rFonts w:ascii="Microsoft JhengHei" w:hAnsi="Microsoft JhengHei" w:eastAsia="Microsoft JhengHei"/>
+                <w:b w:val="0"/>
+                <w:sz w:val="19"/>
+              </w:rPr>
+              <w:t>+1.39%</w:t>
+            </w:r>
+          </w:p>
+        </w:tc>
+        <w:tc>
+          <w:tcPr>
+            <w:tcW w:type="dxa" w:w="1728"/>
+          </w:tcPr>
+          <w:p>
+            <w:r/>
+            <w:r>
+              <w:rPr>
+                <w:rFonts w:ascii="Microsoft JhengHei" w:hAnsi="Microsoft JhengHei" w:eastAsia="Microsoft JhengHei"/>
+                <w:b w:val="0"/>
+                <w:sz w:val="19"/>
+              </w:rPr>
+              <w:t>階梯完美單調</w:t>
+            </w:r>
+          </w:p>
+        </w:tc>
+      </w:tr>
+      <w:tr>
+        <w:tc>
+          <w:tcPr>
+            <w:tcW w:type="dxa" w:w="1728"/>
+          </w:tcPr>
+          <w:p>
+            <w:r/>
+            <w:r>
+              <w:rPr>
+                <w:rFonts w:ascii="Microsoft JhengHei" w:hAnsi="Microsoft JhengHei" w:eastAsia="Microsoft JhengHei"/>
+                <w:b w:val="0"/>
+                <w:sz w:val="19"/>
+              </w:rPr>
+              <w:t>2010–2014（封存）</w:t>
+            </w:r>
+          </w:p>
+        </w:tc>
+        <w:tc>
+          <w:tcPr>
+            <w:tcW w:type="dxa" w:w="1728"/>
+          </w:tcPr>
+          <w:p>
+            <w:r/>
+            <w:r>
+              <w:rPr>
+                <w:rFonts w:ascii="Microsoft JhengHei" w:hAnsi="Microsoft JhengHei" w:eastAsia="Microsoft JhengHei"/>
+                <w:b w:val="0"/>
+                <w:sz w:val="19"/>
+              </w:rPr>
+              <w:t>+0.068</w:t>
+            </w:r>
+          </w:p>
+        </w:tc>
+        <w:tc>
+          <w:tcPr>
+            <w:tcW w:type="dxa" w:w="1728"/>
+          </w:tcPr>
+          <w:p>
+            <w:r/>
+            <w:r>
+              <w:rPr>
+                <w:rFonts w:ascii="Microsoft JhengHei" w:hAnsi="Microsoft JhengHei" w:eastAsia="Microsoft JhengHei"/>
+                <w:b w:val="0"/>
+                <w:sz w:val="19"/>
+              </w:rPr>
+              <w:t>4.9</w:t>
+            </w:r>
+          </w:p>
+        </w:tc>
+        <w:tc>
+          <w:tcPr>
+            <w:tcW w:type="dxa" w:w="1728"/>
+          </w:tcPr>
+          <w:p>
+            <w:r/>
+            <w:r>
+              <w:rPr>
+                <w:rFonts w:ascii="Microsoft JhengHei" w:hAnsi="Microsoft JhengHei" w:eastAsia="Microsoft JhengHei"/>
+                <w:b w:val="0"/>
+                <w:sz w:val="19"/>
+              </w:rPr>
+              <w:t>+1.73%</w:t>
+            </w:r>
+          </w:p>
+        </w:tc>
+        <w:tc>
+          <w:tcPr>
+            <w:tcW w:type="dxa" w:w="1728"/>
+          </w:tcPr>
+          <w:p>
+            <w:r/>
+            <w:r>
+              <w:rPr>
+                <w:rFonts w:ascii="Microsoft JhengHei" w:hAnsi="Microsoft JhengHei" w:eastAsia="Microsoft JhengHei"/>
+                <w:b w:val="0"/>
+                <w:sz w:val="19"/>
+              </w:rPr>
+              <w:t>同上</w:t>
+            </w:r>
+          </w:p>
+        </w:tc>
+      </w:tr>
+      <w:tr>
+        <w:tc>
+          <w:tcPr>
+            <w:tcW w:type="dxa" w:w="1728"/>
+          </w:tcPr>
+          <w:p>
+            <w:r/>
+            <w:r>
+              <w:rPr>
+                <w:rFonts w:ascii="Microsoft JhengHei" w:hAnsi="Microsoft JhengHei" w:eastAsia="Microsoft JhengHei"/>
+                <w:b w:val="0"/>
+                <w:sz w:val="19"/>
+              </w:rPr>
+              <w:t>2015–2018（封存）</w:t>
+            </w:r>
+          </w:p>
+        </w:tc>
+        <w:tc>
+          <w:tcPr>
+            <w:tcW w:type="dxa" w:w="1728"/>
+          </w:tcPr>
+          <w:p>
+            <w:r/>
+            <w:r>
+              <w:rPr>
+                <w:rFonts w:ascii="Microsoft JhengHei" w:hAnsi="Microsoft JhengHei" w:eastAsia="Microsoft JhengHei"/>
+                <w:b w:val="0"/>
+                <w:sz w:val="19"/>
+              </w:rPr>
+              <w:t>+0.074</w:t>
+            </w:r>
+          </w:p>
+        </w:tc>
+        <w:tc>
+          <w:tcPr>
+            <w:tcW w:type="dxa" w:w="1728"/>
+          </w:tcPr>
+          <w:p>
+            <w:r/>
+            <w:r>
+              <w:rPr>
+                <w:rFonts w:ascii="Microsoft JhengHei" w:hAnsi="Microsoft JhengHei" w:eastAsia="Microsoft JhengHei"/>
+                <w:b w:val="0"/>
+                <w:sz w:val="19"/>
+              </w:rPr>
+              <w:t>7.3</w:t>
+            </w:r>
+          </w:p>
+        </w:tc>
+        <w:tc>
+          <w:tcPr>
+            <w:tcW w:type="dxa" w:w="1728"/>
+          </w:tcPr>
+          <w:p>
+            <w:r/>
+            <w:r>
+              <w:rPr>
+                <w:rFonts w:ascii="Microsoft JhengHei" w:hAnsi="Microsoft JhengHei" w:eastAsia="Microsoft JhengHei"/>
+                <w:b w:val="0"/>
+                <w:sz w:val="19"/>
+              </w:rPr>
+              <w:t>+1.77%</w:t>
+            </w:r>
+          </w:p>
+        </w:tc>
+        <w:tc>
+          <w:tcPr>
+            <w:tcW w:type="dxa" w:w="1728"/>
+          </w:tcPr>
+          <w:p>
+            <w:r/>
+            <w:r>
+              <w:rPr>
+                <w:rFonts w:ascii="Microsoft JhengHei" w:hAnsi="Microsoft JhengHei" w:eastAsia="Microsoft JhengHei"/>
+                <w:b w:val="0"/>
+                <w:sz w:val="19"/>
+              </w:rPr>
+              <w:t>同上</w:t>
+            </w:r>
+          </w:p>
+        </w:tc>
+      </w:tr>
+      <w:tr>
+        <w:tc>
+          <w:tcPr>
+            <w:tcW w:type="dxa" w:w="1728"/>
+          </w:tcPr>
+          <w:p>
+            <w:r/>
+            <w:r>
+              <w:rPr>
+                <w:rFonts w:ascii="Microsoft JhengHei" w:hAnsi="Microsoft JhengHei" w:eastAsia="Microsoft JhengHei"/>
+                <w:b w:val="0"/>
+                <w:sz w:val="19"/>
+              </w:rPr>
+              <w:t>2019–2021（探索）</w:t>
+            </w:r>
+          </w:p>
+        </w:tc>
+        <w:tc>
+          <w:tcPr>
+            <w:tcW w:type="dxa" w:w="1728"/>
+          </w:tcPr>
+          <w:p>
+            <w:r/>
+            <w:r>
+              <w:rPr>
+                <w:rFonts w:ascii="Microsoft JhengHei" w:hAnsi="Microsoft JhengHei" w:eastAsia="Microsoft JhengHei"/>
+                <w:b w:val="0"/>
+                <w:sz w:val="19"/>
+              </w:rPr>
+              <w:t>+0.054</w:t>
+            </w:r>
+          </w:p>
+        </w:tc>
+        <w:tc>
+          <w:tcPr>
+            <w:tcW w:type="dxa" w:w="1728"/>
+          </w:tcPr>
+          <w:p>
+            <w:r/>
+            <w:r>
+              <w:rPr>
+                <w:rFonts w:ascii="Microsoft JhengHei" w:hAnsi="Microsoft JhengHei" w:eastAsia="Microsoft JhengHei"/>
+                <w:b w:val="0"/>
+                <w:sz w:val="19"/>
+              </w:rPr>
+              <w:t>3.5</w:t>
+            </w:r>
+          </w:p>
+        </w:tc>
+        <w:tc>
+          <w:tcPr>
+            <w:tcW w:type="dxa" w:w="1728"/>
+          </w:tcPr>
+          <w:p>
+            <w:r/>
+            <w:r>
+              <w:rPr>
+                <w:rFonts w:ascii="Microsoft JhengHei" w:hAnsi="Microsoft JhengHei" w:eastAsia="Microsoft JhengHei"/>
+                <w:b w:val="0"/>
+                <w:sz w:val="19"/>
+              </w:rPr>
+              <w:t>+1.06%</w:t>
+            </w:r>
+          </w:p>
+        </w:tc>
+        <w:tc>
+          <w:tcPr>
+            <w:tcW w:type="dxa" w:w="1728"/>
+          </w:tcPr>
+          <w:p>
+            <w:r/>
+          </w:p>
+        </w:tc>
+      </w:tr>
+      <w:tr>
+        <w:tc>
+          <w:tcPr>
+            <w:tcW w:type="dxa" w:w="1728"/>
+          </w:tcPr>
+          <w:p>
+            <w:r/>
+            <w:r>
+              <w:rPr>
+                <w:rFonts w:ascii="Microsoft JhengHei" w:hAnsi="Microsoft JhengHei" w:eastAsia="Microsoft JhengHei"/>
+                <w:b w:val="0"/>
+                <w:sz w:val="19"/>
+              </w:rPr>
+              <w:t>2022 空頭（探索）</w:t>
+            </w:r>
+          </w:p>
+        </w:tc>
+        <w:tc>
+          <w:tcPr>
+            <w:tcW w:type="dxa" w:w="1728"/>
+          </w:tcPr>
+          <w:p>
+            <w:r/>
+            <w:r>
+              <w:rPr>
+                <w:rFonts w:ascii="Microsoft JhengHei" w:hAnsi="Microsoft JhengHei" w:eastAsia="Microsoft JhengHei"/>
+                <w:b/>
+                <w:sz w:val="19"/>
+              </w:rPr>
+              <w:t>+0.093</w:t>
+            </w:r>
+          </w:p>
+        </w:tc>
+        <w:tc>
+          <w:tcPr>
+            <w:tcW w:type="dxa" w:w="1728"/>
+          </w:tcPr>
+          <w:p>
+            <w:r/>
+            <w:r>
+              <w:rPr>
+                <w:rFonts w:ascii="Microsoft JhengHei" w:hAnsi="Microsoft JhengHei" w:eastAsia="Microsoft JhengHei"/>
+                <w:b w:val="0"/>
+                <w:sz w:val="19"/>
+              </w:rPr>
+              <w:t>2.5</w:t>
+            </w:r>
+          </w:p>
+        </w:tc>
+        <w:tc>
+          <w:tcPr>
+            <w:tcW w:type="dxa" w:w="1728"/>
+          </w:tcPr>
+          <w:p>
+            <w:r/>
+            <w:r>
+              <w:rPr>
+                <w:rFonts w:ascii="Microsoft JhengHei" w:hAnsi="Microsoft JhengHei" w:eastAsia="Microsoft JhengHei"/>
+                <w:b/>
+                <w:sz w:val="19"/>
+              </w:rPr>
+              <w:t>+3.28%</w:t>
+            </w:r>
+          </w:p>
+        </w:tc>
+        <w:tc>
+          <w:tcPr>
+            <w:tcW w:type="dxa" w:w="1728"/>
+          </w:tcPr>
+          <w:p>
+            <w:r/>
+            <w:r>
+              <w:rPr>
+                <w:rFonts w:ascii="Microsoft JhengHei" w:hAnsi="Microsoft JhengHei" w:eastAsia="Microsoft JhengHei"/>
+                <w:b w:val="0"/>
+                <w:sz w:val="19"/>
+              </w:rPr>
+              <w:t>空頭年最強＝防禦型排序力</w:t>
+            </w:r>
+          </w:p>
+        </w:tc>
+      </w:tr>
+      <w:tr>
+        <w:tc>
+          <w:tcPr>
+            <w:tcW w:type="dxa" w:w="1728"/>
+          </w:tcPr>
+          <w:p>
+            <w:r/>
+            <w:r>
+              <w:rPr>
+                <w:rFonts w:ascii="Microsoft JhengHei" w:hAnsi="Microsoft JhengHei" w:eastAsia="Microsoft JhengHei"/>
+                <w:b w:val="0"/>
+                <w:sz w:val="19"/>
+              </w:rPr>
+              <w:t>2023–2025（探索）</w:t>
+            </w:r>
+          </w:p>
+        </w:tc>
+        <w:tc>
+          <w:tcPr>
+            <w:tcW w:type="dxa" w:w="1728"/>
+          </w:tcPr>
+          <w:p>
+            <w:r/>
+            <w:r>
+              <w:rPr>
+                <w:rFonts w:ascii="Microsoft JhengHei" w:hAnsi="Microsoft JhengHei" w:eastAsia="Microsoft JhengHei"/>
+                <w:b w:val="0"/>
+                <w:sz w:val="19"/>
+              </w:rPr>
+              <w:t>+0.057</w:t>
+            </w:r>
+          </w:p>
+        </w:tc>
+        <w:tc>
+          <w:tcPr>
+            <w:tcW w:type="dxa" w:w="1728"/>
+          </w:tcPr>
+          <w:p>
+            <w:r/>
+            <w:r>
+              <w:rPr>
+                <w:rFonts w:ascii="Microsoft JhengHei" w:hAnsi="Microsoft JhengHei" w:eastAsia="Microsoft JhengHei"/>
+                <w:b w:val="0"/>
+                <w:sz w:val="19"/>
+              </w:rPr>
+              <w:t>4.6</w:t>
+            </w:r>
+          </w:p>
+        </w:tc>
+        <w:tc>
+          <w:tcPr>
+            <w:tcW w:type="dxa" w:w="1728"/>
+          </w:tcPr>
+          <w:p>
+            <w:r/>
+            <w:r>
+              <w:rPr>
+                <w:rFonts w:ascii="Microsoft JhengHei" w:hAnsi="Microsoft JhengHei" w:eastAsia="Microsoft JhengHei"/>
+                <w:b w:val="0"/>
+                <w:sz w:val="19"/>
+              </w:rPr>
+              <w:t>+0.98%</w:t>
+            </w:r>
+          </w:p>
+        </w:tc>
+        <w:tc>
+          <w:tcPr>
+            <w:tcW w:type="dxa" w:w="1728"/>
+          </w:tcPr>
+          <w:p>
+            <w:r/>
+          </w:p>
+        </w:tc>
+      </w:tr>
+    </w:tbl>
+    <w:p/>
+    <w:p>
+      <w:r>
+        <w:rPr>
+          <w:rFonts w:ascii="Microsoft JhengHei" w:hAnsi="Microsoft JhengHei" w:eastAsia="Microsoft JhengHei"/>
+          <w:b/>
+        </w:rPr>
+        <w:t>C2 ＝ pct(產業內估值位階) ＋ pct(營收YoY水位) ＋ pct(52週高點接近度) ＋ (100−pct(20日動能))，等權</w:t>
+      </w:r>
+      <w:r>
+        <w:rPr>
+          <w:rFonts w:ascii="Microsoft JhengHei" w:hAnsi="Microsoft JhengHei" w:eastAsia="Microsoft JhengHei"/>
+          <w:b w:val="0"/>
+        </w:rPr>
+        <w:t>。</w:t>
+      </w:r>
+      <w:r>
+        <w:t xml:space="preserve"> </w:t>
+      </w:r>
+      <w:r>
+        <w:rPr>
+          <w:rFonts w:ascii="Microsoft JhengHei" w:hAnsi="Microsoft JhengHei" w:eastAsia="Microsoft JhengHei"/>
+          <w:b w:val="0"/>
+        </w:rPr>
+        <w:t>六時代 IC 全正、t 2.5~7.3、五分位階梯近乎全程完美單調——21 年、~650 檔寬池、PIT 安全的一致排序力，</w:t>
+      </w:r>
+      <w:r>
+        <w:t xml:space="preserve"> </w:t>
+      </w:r>
+      <w:r>
+        <w:rPr>
+          <w:rFonts w:ascii="Microsoft JhengHei" w:hAnsi="Microsoft JhengHei" w:eastAsia="Microsoft JhengHei"/>
+          <w:b w:val="0"/>
+        </w:rPr>
+        <w:t>不是集中持股效果（§18 教訓的正面版本）。C3（＋ROE −股東人數增 −波動）探索期更強（全期 IC +0.082）</w:t>
+      </w:r>
+      <w:r>
+        <w:t xml:space="preserve"> </w:t>
+      </w:r>
+      <w:r>
+        <w:rPr>
+          <w:rFonts w:ascii="Microsoft JhengHei" w:hAnsi="Microsoft JhengHei" w:eastAsia="Microsoft JhengHei"/>
+          <w:b w:val="0"/>
+        </w:rPr>
+        <w:t>但成分僅 2019+、無法過封存段，</w:t>
+      </w:r>
+      <w:r>
+        <w:rPr>
+          <w:rFonts w:ascii="Microsoft JhengHei" w:hAnsi="Microsoft JhengHei" w:eastAsia="Microsoft JhengHei"/>
+          <w:b/>
+        </w:rPr>
+        <w:t>留實驗室</w:t>
+      </w:r>
+      <w:r>
+        <w:rPr>
+          <w:rFonts w:ascii="Microsoft JhengHei" w:hAnsi="Microsoft JhengHei" w:eastAsia="Microsoft JhengHei"/>
+          <w:b w:val="0"/>
+        </w:rPr>
+        <w:t>：下一個極端空頭年的穩健性未證，系統 Core 走最穩健的 C2。</w:t>
+      </w:r>
+    </w:p>
+    <w:p>
+      <w:r>
+        <w:rPr>
+          <w:rFonts w:ascii="Microsoft JhengHei" w:hAnsi="Microsoft JhengHei" w:eastAsia="Microsoft JhengHei"/>
+          <w:b/>
+        </w:rPr>
+        <w:t>誠實邊界</w:t>
+      </w:r>
+      <w:r>
+        <w:rPr>
+          <w:rFonts w:ascii="Microsoft JhengHei" w:hAnsi="Microsoft JhengHei" w:eastAsia="Microsoft JhengHei"/>
+          <w:b w:val="0"/>
+        </w:rPr>
+        <w:t>：①C2 的 top10−next15 ≈ 0——alpha 是寬幅的（十分位層級、每邊 65 檔），**不能拿來從</w:t>
+      </w:r>
+      <w:r>
+        <w:t xml:space="preserve"> </w:t>
+      </w:r>
+      <w:r>
+        <w:rPr>
+          <w:rFonts w:ascii="Microsoft JhengHei" w:hAnsi="Microsoft JhengHei" w:eastAsia="Microsoft JhengHei"/>
+          <w:b w:val="0"/>
+        </w:rPr>
+        <w:t>15 檔挑 10 檔**，用途是 shortlist 排序與池傾斜，不是集中選股；②IC 是市場中性排序力，未扣成本、</w:t>
+      </w:r>
+      <w:r>
+        <w:t xml:space="preserve"> </w:t>
+      </w:r>
+      <w:r>
+        <w:rPr>
+          <w:rFonts w:ascii="Microsoft JhengHei" w:hAnsi="Microsoft JhengHei" w:eastAsia="Microsoft JhengHei"/>
+          <w:b w:val="0"/>
+        </w:rPr>
+        <w:t>未做組合層回測；③2026 YTD（僅 5 期）動能行情下 C2 +0.038 仍正但 5F 短暫反彈，樣本不足僅供健康檢查。</w:t>
+      </w:r>
+    </w:p>
+    <w:p>
+      <w:pPr>
+        <w:pStyle w:val="Heading3"/>
+      </w:pPr>
+      <w:r>
+        <w:rPr>
+          <w:rFonts w:ascii="Microsoft JhengHei" w:hAnsi="Microsoft JhengHei" w:eastAsia="Microsoft JhengHei"/>
+          <w:b w:val="0"/>
+        </w:rPr>
+        <w:t>E. C2 接線生產與歷史重生</w:t>
+      </w:r>
+    </w:p>
+    <w:p>
+      <w:pPr>
+        <w:pStyle w:val="ListBullet"/>
+      </w:pPr>
+      <w:r>
+        <w:rPr>
+          <w:rFonts w:ascii="Consolas" w:hAnsi="Consolas" w:eastAsia="Consolas"/>
+          <w:b w:val="0"/>
+          <w:color w:val="8B0000"/>
+          <w:sz w:val="19"/>
+        </w:rPr>
+        <w:t>universe_screen_daily.py</w:t>
+      </w:r>
+      <w:r>
+        <w:rPr>
+          <w:rFonts w:ascii="Microsoft JhengHei" w:hAnsi="Microsoft JhengHei" w:eastAsia="Microsoft JhengHei"/>
+          <w:b w:val="0"/>
+        </w:rPr>
+        <w:t xml:space="preserve">：shortlist 新增 </w:t>
+      </w:r>
+      <w:r>
+        <w:rPr>
+          <w:rFonts w:ascii="Consolas" w:hAnsi="Consolas" w:eastAsia="Consolas"/>
+          <w:b w:val="0"/>
+          <w:color w:val="8B0000"/>
+          <w:sz w:val="19"/>
+        </w:rPr>
+        <w:t>c2_score</w:t>
+      </w:r>
+      <w:r>
+        <w:rPr>
+          <w:rFonts w:ascii="Microsoft JhengHei" w:hAnsi="Microsoft JhengHei" w:eastAsia="Microsoft JhengHei"/>
+          <w:b w:val="0"/>
+        </w:rPr>
+        <w:t xml:space="preserve"> 並以其排序；</w:t>
+      </w:r>
+      <w:r>
+        <w:rPr>
+          <w:rFonts w:ascii="Microsoft JhengHei" w:hAnsi="Microsoft JhengHei" w:eastAsia="Microsoft JhengHei"/>
+          <w:b/>
+        </w:rPr>
+        <w:t>聯集圈人仍用 5F</w:t>
+      </w:r>
+      <w:r>
+        <w:rPr>
+          <w:rFonts w:ascii="Microsoft JhengHei" w:hAnsi="Microsoft JhengHei" w:eastAsia="Microsoft JhengHei"/>
+          <w:b w:val="0"/>
+        </w:rPr>
+        <w:t>（召回已驗，</w:t>
+      </w:r>
+    </w:p>
+    <w:p>
+      <w:r>
+        <w:rPr>
+          <w:rFonts w:ascii="Microsoft JhengHei" w:hAnsi="Microsoft JhengHei" w:eastAsia="Microsoft JhengHei"/>
+          <w:b w:val="0"/>
+        </w:rPr>
+        <w:t>不動）；</w:t>
+      </w:r>
+      <w:r>
+        <w:rPr>
+          <w:rFonts w:ascii="Consolas" w:hAnsi="Consolas" w:eastAsia="Consolas"/>
+          <w:b w:val="0"/>
+          <w:color w:val="8B0000"/>
+          <w:sz w:val="19"/>
+        </w:rPr>
+        <w:t>composite</w:t>
+      </w:r>
+      <w:r>
+        <w:rPr>
+          <w:rFonts w:ascii="Microsoft JhengHei" w:hAnsi="Microsoft JhengHei" w:eastAsia="Microsoft JhengHei"/>
+          <w:b w:val="0"/>
+        </w:rPr>
+        <w:t xml:space="preserve"> 欄保留供對照。</w:t>
+      </w:r>
+      <w:r>
+        <w:rPr>
+          <w:rFonts w:ascii="Consolas" w:hAnsi="Consolas" w:eastAsia="Consolas"/>
+          <w:b w:val="0"/>
+          <w:color w:val="8B0000"/>
+          <w:sz w:val="19"/>
+        </w:rPr>
+        <w:t>universe_screen_backfill.py</w:t>
+      </w:r>
+      <w:r>
+        <w:rPr>
+          <w:rFonts w:ascii="Microsoft JhengHei" w:hAnsi="Microsoft JhengHei" w:eastAsia="Microsoft JhengHei"/>
+          <w:b w:val="0"/>
+        </w:rPr>
+        <w:t xml:space="preserve"> 同款公式維持重放 parity；</w:t>
+      </w:r>
+      <w:r>
+        <w:t xml:space="preserve"> </w:t>
+      </w:r>
+      <w:r>
+        <w:rPr>
+          <w:rFonts w:ascii="Consolas" w:hAnsi="Consolas" w:eastAsia="Consolas"/>
+          <w:b w:val="0"/>
+          <w:color w:val="8B0000"/>
+          <w:sz w:val="19"/>
+        </w:rPr>
+        <w:t>universe_digest.py</w:t>
+      </w:r>
+      <w:r>
+        <w:rPr>
+          <w:rFonts w:ascii="Microsoft JhengHei" w:hAnsi="Microsoft JhengHei" w:eastAsia="Microsoft JhengHei"/>
+          <w:b w:val="0"/>
+        </w:rPr>
+        <w:t xml:space="preserve"> 排序欄自動偵測（舊檔回退 composite）。</w:t>
+      </w:r>
+    </w:p>
+    <w:p>
+      <w:pPr>
+        <w:pStyle w:val="ListBullet"/>
+      </w:pPr>
+      <w:r>
+        <w:rPr>
+          <w:rFonts w:ascii="Microsoft JhengHei" w:hAnsi="Microsoft JhengHei" w:eastAsia="Microsoft JhengHei"/>
+          <w:b w:val="0"/>
+        </w:rPr>
+        <w:t>隔離實測（scratchpad out-dir，未動正式輸出）：918 池 → 477 shortlist；c2 公式複算最大誤差 1e-14、</w:t>
+      </w:r>
+    </w:p>
+    <w:p>
+      <w:r>
+        <w:rPr>
+          <w:rFonts w:ascii="Microsoft JhengHei" w:hAnsi="Microsoft JhengHei" w:eastAsia="Microsoft JhengHei"/>
+          <w:b w:val="0"/>
+        </w:rPr>
+        <w:t>排序嚴格單調、</w:t>
+      </w:r>
+      <w:r>
+        <w:rPr>
+          <w:rFonts w:ascii="Microsoft JhengHei" w:hAnsi="Microsoft JhengHei" w:eastAsia="Microsoft JhengHei"/>
+          <w:b/>
+        </w:rPr>
+        <w:t>成員與 5F 版完全一致（477/477，只換排序不換池子）</w:t>
+      </w:r>
+      <w:r>
+        <w:rPr>
+          <w:rFonts w:ascii="Microsoft JhengHei" w:hAnsi="Microsoft JhengHei" w:eastAsia="Microsoft JhengHei"/>
+          <w:b w:val="0"/>
+        </w:rPr>
+        <w:t xml:space="preserve">；top10 與 5F 重疊 </w:t>
+      </w:r>
+      <w:r>
+        <w:rPr>
+          <w:rFonts w:ascii="Microsoft JhengHei" w:hAnsi="Microsoft JhengHei" w:eastAsia="Microsoft JhengHei"/>
+          <w:b/>
+        </w:rPr>
+        <w:t>0/10</w:t>
+      </w:r>
+      <w:r>
+        <w:t xml:space="preserve"> </w:t>
+      </w:r>
+      <w:r>
+        <w:rPr>
+          <w:rFonts w:ascii="Microsoft JhengHei" w:hAnsi="Microsoft JhengHei" w:eastAsia="Microsoft JhengHei"/>
+          <w:b w:val="0"/>
+        </w:rPr>
+        <w:t>——C2 前段是「便宜＋營收成長＋近高點但短線未噴」型，動能股全數後移。</w:t>
+      </w:r>
+    </w:p>
+    <w:p>
+      <w:pPr>
+        <w:pStyle w:val="ListBullet"/>
+      </w:pPr>
+      <w:r>
+        <w:rPr>
+          <w:rFonts w:ascii="Microsoft JhengHei" w:hAnsi="Microsoft JhengHei" w:eastAsia="Microsoft JhengHei"/>
+          <w:b/>
+        </w:rPr>
+        <w:t>2026 歷史重生</w:t>
+      </w:r>
+      <w:r>
+        <w:rPr>
+          <w:rFonts w:ascii="Microsoft JhengHei" w:hAnsi="Microsoft JhengHei" w:eastAsia="Microsoft JhengHei"/>
+          <w:b w:val="0"/>
+        </w:rPr>
+        <w:t>：備份後清空 127 個 shortlist 檔 → backfill 重放，127/127 檔 c2 完整、排序單調，</w:t>
+      </w:r>
+    </w:p>
+    <w:p>
+      <w:r>
+        <w:rPr>
+          <w:rFonts w:ascii="Microsoft JhengHei" w:hAnsi="Microsoft JhengHei" w:eastAsia="Microsoft JhengHei"/>
+          <w:b w:val="0"/>
+        </w:rPr>
+        <w:t>成員 parity vs 舊檔平均 0.00%（最大單日 0.21%，即既知 live/重放 99.8% parity）——排程首跑起</w:t>
+      </w:r>
+      <w:r>
+        <w:t xml:space="preserve"> </w:t>
+      </w:r>
+      <w:r>
+        <w:rPr>
+          <w:rFonts w:ascii="Microsoft JhengHei" w:hAnsi="Microsoft JhengHei" w:eastAsia="Microsoft JhengHei"/>
+          <w:b w:val="0"/>
+        </w:rPr>
+        <w:t>「連續在榜」等跨日統計基準一致。切換首日 digest 出現一次性大換血（前 50 新進/掉出各 46 檔）</w:t>
+      </w:r>
+      <w:r>
+        <w:t xml:space="preserve"> </w:t>
+      </w:r>
+      <w:r>
+        <w:rPr>
+          <w:rFonts w:ascii="Microsoft JhengHei" w:hAnsi="Microsoft JhengHei" w:eastAsia="Microsoft JhengHei"/>
+          <w:b w:val="0"/>
+        </w:rPr>
+        <w:t>為排序基準改變的預期現象。</w:t>
+      </w:r>
+    </w:p>
+    <w:p>
+      <w:pPr>
+        <w:pStyle w:val="Heading3"/>
+      </w:pPr>
+      <w:r>
+        <w:rPr>
+          <w:rFonts w:ascii="Microsoft JhengHei" w:hAnsi="Microsoft JhengHei" w:eastAsia="Microsoft JhengHei"/>
+          <w:b w:val="0"/>
+        </w:rPr>
+        <w:t>F. 檔案異動</w:t>
+      </w:r>
+    </w:p>
+    <w:tbl>
+      <w:tblPr>
+        <w:tblStyle w:val="TableGrid"/>
+        <w:tblW w:type="auto" w:w="0"/>
+        <w:tblLook w:firstColumn="1" w:firstRow="1" w:lastColumn="0" w:lastRow="0" w:noHBand="0" w:noVBand="1" w:val="04A0"/>
+      </w:tblPr>
+      <w:tblGrid>
+        <w:gridCol w:w="4320"/>
+        <w:gridCol w:w="4320"/>
+      </w:tblGrid>
+      <w:tr>
+        <w:tc>
+          <w:tcPr>
+            <w:tcW w:type="dxa" w:w="4320"/>
+          </w:tcPr>
+          <w:p>
+            <w:r>
+              <w:rPr>
+                <w:b/>
+              </w:rPr>
+            </w:r>
+            <w:r>
+              <w:rPr>
+                <w:rFonts w:ascii="Microsoft JhengHei" w:hAnsi="Microsoft JhengHei" w:eastAsia="Microsoft JhengHei"/>
+                <w:b/>
+                <w:sz w:val="19"/>
+              </w:rPr>
+              <w:t>檔案</w:t>
+            </w:r>
+          </w:p>
+        </w:tc>
+        <w:tc>
+          <w:tcPr>
+            <w:tcW w:type="dxa" w:w="4320"/>
+          </w:tcPr>
+          <w:p>
+            <w:r>
+              <w:rPr>
+                <w:b/>
+              </w:rPr>
+            </w:r>
+            <w:r>
+              <w:rPr>
+                <w:rFonts w:ascii="Microsoft JhengHei" w:hAnsi="Microsoft JhengHei" w:eastAsia="Microsoft JhengHei"/>
+                <w:b/>
+                <w:sz w:val="19"/>
+              </w:rPr>
+              <w:t>異動</w:t>
+            </w:r>
+          </w:p>
+        </w:tc>
+      </w:tr>
+      <w:tr>
+        <w:tc>
+          <w:tcPr>
+            <w:tcW w:type="dxa" w:w="4320"/>
+          </w:tcPr>
+          <w:p>
+            <w:r/>
+            <w:r>
+              <w:rPr>
+                <w:rFonts w:ascii="Consolas" w:hAnsi="Consolas" w:eastAsia="Consolas"/>
+                <w:b w:val="0"/>
+                <w:color w:val="8B0000"/>
+                <w:sz w:val="19"/>
+              </w:rPr>
+              <w:t>scripts/alpha_gate_lab.py</w:t>
+            </w:r>
+          </w:p>
+        </w:tc>
+        <w:tc>
+          <w:tcPr>
+            <w:tcW w:type="dxa" w:w="4320"/>
+          </w:tcPr>
+          <w:p>
+            <w:r/>
+            <w:r>
+              <w:rPr>
+                <w:rFonts w:ascii="Microsoft JhengHei" w:hAnsi="Microsoft JhengHei" w:eastAsia="Microsoft JhengHei"/>
+                <w:b w:val="0"/>
+                <w:sz w:val="19"/>
+              </w:rPr>
+              <w:t>新增（scratch 實驗室：--build/--report/--regime/--composite/--holdout）</w:t>
+            </w:r>
+          </w:p>
+        </w:tc>
+      </w:tr>
+      <w:tr>
+        <w:tc>
+          <w:tcPr>
+            <w:tcW w:type="dxa" w:w="4320"/>
+          </w:tcPr>
+          <w:p>
+            <w:r/>
+            <w:r>
+              <w:rPr>
+                <w:rFonts w:ascii="Consolas" w:hAnsi="Consolas" w:eastAsia="Consolas"/>
+                <w:b w:val="0"/>
+                <w:color w:val="8B0000"/>
+                <w:sz w:val="19"/>
+              </w:rPr>
+              <w:t>scripts/universe_screen_daily.py</w:t>
+            </w:r>
+          </w:p>
+        </w:tc>
+        <w:tc>
+          <w:tcPr>
+            <w:tcW w:type="dxa" w:w="4320"/>
+          </w:tcPr>
+          <w:p>
+            <w:r/>
+            <w:r>
+              <w:rPr>
+                <w:rFonts w:ascii="Microsoft JhengHei" w:hAnsi="Microsoft JhengHei" w:eastAsia="Microsoft JhengHei"/>
+                <w:b w:val="0"/>
+                <w:sz w:val="19"/>
+              </w:rPr>
+              <w:t xml:space="preserve">shortlist 新增 </w:t>
+            </w:r>
+            <w:r>
+              <w:rPr>
+                <w:rFonts w:ascii="Consolas" w:hAnsi="Consolas" w:eastAsia="Consolas"/>
+                <w:b w:val="0"/>
+                <w:color w:val="8B0000"/>
+                <w:sz w:val="19"/>
+              </w:rPr>
+              <w:t>c2_score</w:t>
+            </w:r>
+            <w:r>
+              <w:rPr>
+                <w:rFonts w:ascii="Microsoft JhengHei" w:hAnsi="Microsoft JhengHei" w:eastAsia="Microsoft JhengHei"/>
+                <w:b w:val="0"/>
+                <w:sz w:val="19"/>
+              </w:rPr>
+              <w:t xml:space="preserve"> 排序（聯集/召回不變，composite 留對照）</w:t>
+            </w:r>
+          </w:p>
+        </w:tc>
+      </w:tr>
+      <w:tr>
+        <w:tc>
+          <w:tcPr>
+            <w:tcW w:type="dxa" w:w="4320"/>
+          </w:tcPr>
+          <w:p>
+            <w:r/>
+            <w:r>
+              <w:rPr>
+                <w:rFonts w:ascii="Consolas" w:hAnsi="Consolas" w:eastAsia="Consolas"/>
+                <w:b w:val="0"/>
+                <w:color w:val="8B0000"/>
+                <w:sz w:val="19"/>
+              </w:rPr>
+              <w:t>scripts/universe_screen_backfill.py</w:t>
+            </w:r>
+          </w:p>
+        </w:tc>
+        <w:tc>
+          <w:tcPr>
+            <w:tcW w:type="dxa" w:w="4320"/>
+          </w:tcPr>
+          <w:p>
+            <w:r/>
+            <w:r>
+              <w:rPr>
+                <w:rFonts w:ascii="Microsoft JhengHei" w:hAnsi="Microsoft JhengHei" w:eastAsia="Microsoft JhengHei"/>
+                <w:b w:val="0"/>
+                <w:sz w:val="19"/>
+              </w:rPr>
+              <w:t>同款 c2_score，歷史重放 parity</w:t>
+            </w:r>
+          </w:p>
+        </w:tc>
+      </w:tr>
+      <w:tr>
+        <w:tc>
+          <w:tcPr>
+            <w:tcW w:type="dxa" w:w="4320"/>
+          </w:tcPr>
+          <w:p>
+            <w:r/>
+            <w:r>
+              <w:rPr>
+                <w:rFonts w:ascii="Consolas" w:hAnsi="Consolas" w:eastAsia="Consolas"/>
+                <w:b w:val="0"/>
+                <w:color w:val="8B0000"/>
+                <w:sz w:val="19"/>
+              </w:rPr>
+              <w:t>scripts/universe_digest.py</w:t>
+            </w:r>
+          </w:p>
+        </w:tc>
+        <w:tc>
+          <w:tcPr>
+            <w:tcW w:type="dxa" w:w="4320"/>
+          </w:tcPr>
+          <w:p>
+            <w:r/>
+            <w:r>
+              <w:rPr>
+                <w:rFonts w:ascii="Microsoft JhengHei" w:hAnsi="Microsoft JhengHei" w:eastAsia="Microsoft JhengHei"/>
+                <w:b w:val="0"/>
+                <w:sz w:val="19"/>
+              </w:rPr>
+              <w:t>排序欄自動偵測（c2_score → composite 回退），表格欄名動態</w:t>
+            </w:r>
+          </w:p>
+        </w:tc>
+      </w:tr>
+      <w:tr>
+        <w:tc>
+          <w:tcPr>
+            <w:tcW w:type="dxa" w:w="4320"/>
+          </w:tcPr>
+          <w:p>
+            <w:r/>
+            <w:r>
+              <w:rPr>
+                <w:rFonts w:ascii="Consolas" w:hAnsi="Consolas" w:eastAsia="Consolas"/>
+                <w:b w:val="0"/>
+                <w:color w:val="8B0000"/>
+                <w:sz w:val="19"/>
+              </w:rPr>
+              <w:t>outputs/universe_pool/shortlist_2026-*.csv</w:t>
+            </w:r>
+          </w:p>
+        </w:tc>
+        <w:tc>
+          <w:tcPr>
+            <w:tcW w:type="dxa" w:w="4320"/>
+          </w:tcPr>
+          <w:p>
+            <w:r/>
+            <w:r>
+              <w:rPr>
+                <w:rFonts w:ascii="Microsoft JhengHei" w:hAnsi="Microsoft JhengHei" w:eastAsia="Microsoft JhengHei"/>
+                <w:b w:val="0"/>
+                <w:sz w:val="19"/>
+              </w:rPr>
+              <w:t>127 檔清空重生為 c2 格式</w:t>
+            </w:r>
+          </w:p>
+        </w:tc>
+      </w:tr>
+      <w:tr>
+        <w:tc>
+          <w:tcPr>
+            <w:tcW w:type="dxa" w:w="4320"/>
+          </w:tcPr>
+          <w:p>
+            <w:r/>
+            <w:r>
+              <w:rPr>
+                <w:rFonts w:ascii="Consolas" w:hAnsi="Consolas" w:eastAsia="Consolas"/>
+                <w:b w:val="0"/>
+                <w:color w:val="8B0000"/>
+                <w:sz w:val="19"/>
+              </w:rPr>
+              <w:t>core/*</w:t>
+            </w:r>
+            <w:r>
+              <w:rPr>
+                <w:rFonts w:ascii="Microsoft JhengHei" w:hAnsi="Microsoft JhengHei" w:eastAsia="Microsoft JhengHei"/>
+                <w:b w:val="0"/>
+                <w:sz w:val="19"/>
+              </w:rPr>
+              <w:t>、</w:t>
+            </w:r>
+            <w:r>
+              <w:rPr>
+                <w:rFonts w:ascii="Consolas" w:hAnsi="Consolas" w:eastAsia="Consolas"/>
+                <w:b w:val="0"/>
+                <w:color w:val="8B0000"/>
+                <w:sz w:val="19"/>
+              </w:rPr>
+              <w:t>factor_experiments.py</w:t>
+            </w:r>
+          </w:p>
+        </w:tc>
+        <w:tc>
+          <w:tcPr>
+            <w:tcW w:type="dxa" w:w="4320"/>
+          </w:tcPr>
+          <w:p>
+            <w:r/>
+            <w:r>
+              <w:rPr>
+                <w:rFonts w:ascii="Microsoft JhengHei" w:hAnsi="Microsoft JhengHei" w:eastAsia="Microsoft JhengHei"/>
+                <w:b/>
+                <w:sz w:val="19"/>
+              </w:rPr>
+              <w:t>零異動</w:t>
+            </w:r>
+            <w:r>
+              <w:rPr>
+                <w:rFonts w:ascii="Microsoft JhengHei" w:hAnsi="Microsoft JhengHei" w:eastAsia="Microsoft JhengHei"/>
+                <w:b w:val="0"/>
+                <w:sz w:val="19"/>
+              </w:rPr>
+              <w:t>（官方閘門獨立性維持）</w:t>
+            </w:r>
+          </w:p>
+        </w:tc>
+      </w:tr>
+    </w:tbl>
+    <w:p/>
+    <w:p>
+      <w:pPr>
+        <w:spacing w:after="120"/>
+        <w:pBdr>
+          <w:bottom w:val="single" w:sz="6" w:space="1" w:color="999999"/>
+        </w:pBdr>
+      </w:pPr>
+    </w:p>
+    <w:p>
+      <w:pPr>
+        <w:pStyle w:val="Heading2"/>
+      </w:pPr>
+      <w:r>
+        <w:rPr>
+          <w:rFonts w:ascii="Microsoft JhengHei" w:hAnsi="Microsoft JhengHei" w:eastAsia="Microsoft JhengHei"/>
+          <w:b w:val="0"/>
+        </w:rPr>
+        <w:t>20. 📈 關鍵指標演進總表</w:t>
       </w:r>
     </w:p>
     <w:tbl>
@@ -29427,7 +32176,7 @@
           <w:rFonts w:ascii="Microsoft JhengHei" w:hAnsi="Microsoft JhengHei" w:eastAsia="Microsoft JhengHei"/>
           <w:b w:val="0"/>
         </w:rPr>
-        <w:t>20. 🔮 未來優化藍圖 (Next Steps)</w:t>
+        <w:t>21. 🔮 未來優化藍圖 (Next Steps)</w:t>
       </w:r>
     </w:p>
     <w:p>
@@ -30090,6 +32839,43 @@
           <w:b w:val="0"/>
         </w:rPr>
         <w:t>。</w:t>
+      </w:r>
+      <w:r>
+        <w:t xml:space="preserve"> </w:t>
+      </w:r>
+      <w:r>
+        <w:rPr>
+          <w:rFonts w:ascii="Microsoft JhengHei" w:hAnsi="Microsoft JhengHei" w:eastAsia="Microsoft JhengHei"/>
+          <w:b/>
+        </w:rPr>
+        <w:t>→ 2026-07-17 更新：shortlist 排序層完成 alpha 升級</w:t>
+      </w:r>
+      <w:r>
+        <w:rPr>
+          <w:rFonts w:ascii="Microsoft JhengHei" w:hAnsi="Microsoft JhengHei" w:eastAsia="Microsoft JhengHei"/>
+          <w:b w:val="0"/>
+        </w:rPr>
+        <w:t>——新量尺證實 5F 排序為雜訊（僅保留召回），</w:t>
+      </w:r>
+      <w:r>
+        <w:t xml:space="preserve"> </w:t>
+      </w:r>
+      <w:r>
+        <w:rPr>
+          <w:rFonts w:ascii="Microsoft JhengHei" w:hAnsi="Microsoft JhengHei" w:eastAsia="Microsoft JhengHei"/>
+          <w:b w:val="0"/>
+        </w:rPr>
+        <w:t>改用 C2 排序分（六時代全正過 2005–2018 封存段，見 §19）；C3（＋品質/大戶集中/低波）留實驗室</w:t>
+      </w:r>
+      <w:r>
+        <w:t xml:space="preserve"> </w:t>
+      </w:r>
+      <w:r>
+        <w:rPr>
+          <w:rFonts w:ascii="Microsoft JhengHei" w:hAnsi="Microsoft JhengHei" w:eastAsia="Microsoft JhengHei"/>
+          <w:b w:val="0"/>
+        </w:rPr>
+        <w:t>待更長資料驗證極端空頭穩健性。</w:t>
       </w:r>
     </w:p>
     <w:p>
@@ -30377,7 +33163,7 @@
           <w:rFonts w:ascii="Microsoft JhengHei" w:hAnsi="Microsoft JhengHei" w:eastAsia="Microsoft JhengHei"/>
           <w:b w:val="0"/>
         </w:rPr>
-        <w:t>21. 🧰 附錄：使用指南、調參入口與檔案地圖</w:t>
+        <w:t>22. 🧰 附錄：使用指南、調參入口與檔案地圖</w:t>
       </w:r>
     </w:p>
     <w:p>
